--- a/相關說明文件/全國技能競賽_商務軟體設計_56th賽後講義.docx
+++ b/相關說明文件/全國技能競賽_商務軟體設計_56th賽後講義.docx
@@ -177,8 +177,34 @@
           <w:sz w:val="32"/>
           <w:szCs w:val="40"/>
         </w:rPr>
-        <w:t>年8月版</w:t>
-      </w:r>
+        <w:t>年8</w:t>
+      </w:r>
+      <w:r>
+        <w:rPr>
+          <w:rFonts w:ascii="Microsoft JhengHei UI" w:eastAsia="Microsoft JhengHei UI" w:hAnsi="Microsoft JhengHei UI"/>
+          <w:sz w:val="32"/>
+          <w:szCs w:val="40"/>
+        </w:rPr>
+        <w:t>-</w:t>
+      </w:r>
+      <w:r>
+        <w:rPr>
+          <w:rFonts w:ascii="Microsoft JhengHei UI" w:eastAsia="Microsoft JhengHei UI" w:hAnsi="Microsoft JhengHei UI" w:hint="eastAsia"/>
+          <w:sz w:val="32"/>
+          <w:szCs w:val="40"/>
+        </w:rPr>
+        <w:t>9</w:t>
+      </w:r>
+      <w:r>
+        <w:rPr>
+          <w:rFonts w:ascii="Microsoft JhengHei UI" w:eastAsia="Microsoft JhengHei UI" w:hAnsi="Microsoft JhengHei UI" w:hint="eastAsia"/>
+          <w:sz w:val="32"/>
+          <w:szCs w:val="40"/>
+        </w:rPr>
+        <w:t>月版</w:t>
+      </w:r>
+      <w:bookmarkStart w:id="0" w:name="_GoBack"/>
+      <w:bookmarkEnd w:id="0"/>
     </w:p>
     <w:p>
       <w:pPr>
@@ -12010,8 +12036,8 @@
         </w:rPr>
         <w:drawing>
           <wp:inline distT="0" distB="0" distL="0" distR="0" wp14:anchorId="435D6725" wp14:editId="799B83D3">
-            <wp:extent cx="5274310" cy="1041620"/>
-            <wp:effectExtent l="0" t="0" r="2540" b="6350"/>
+            <wp:extent cx="4048696" cy="1041400"/>
+            <wp:effectExtent l="0" t="0" r="9525" b="6350"/>
             <wp:docPr id="19" name="Picture 19"/>
             <wp:cNvGraphicFramePr>
               <a:graphicFrameLocks xmlns:a="http://schemas.openxmlformats.org/drawingml/2006/main" noChangeAspect="1"/>
@@ -12025,13 +12051,13 @@
                   </pic:nvPicPr>
                   <pic:blipFill rotWithShape="1">
                     <a:blip r:embed="rId17"/>
-                    <a:srcRect b="76367"/>
+                    <a:srcRect l="23221" b="76367"/>
                     <a:stretch/>
                   </pic:blipFill>
                   <pic:spPr bwMode="auto">
                     <a:xfrm>
                       <a:off x="0" y="0"/>
-                      <a:ext cx="5274310" cy="1041620"/>
+                      <a:ext cx="4417433" cy="1136246"/>
                     </a:xfrm>
                     <a:prstGeom prst="rect">
                       <a:avLst/>
@@ -12067,6 +12093,13 @@
         </w:rPr>
         <w:t>(4) 匯出資料庫</w:t>
       </w:r>
+      <w:r>
+        <w:rPr>
+          <w:rFonts w:ascii="Microsoft JhengHei UI" w:eastAsia="Microsoft JhengHei UI" w:hAnsi="Microsoft JhengHei UI" w:hint="eastAsia"/>
+          <w:szCs w:val="26"/>
+        </w:rPr>
+        <w:t>注意事項</w:t>
+      </w:r>
     </w:p>
     <w:p>
       <w:pPr>
@@ -12076,13 +12109,42 @@
           <w:szCs w:val="26"/>
         </w:rPr>
       </w:pPr>
+      <w:r>
+        <w:rPr>
+          <w:rFonts w:ascii="Microsoft JhengHei UI" w:eastAsia="Microsoft JhengHei UI" w:hAnsi="Microsoft JhengHei UI" w:hint="eastAsia"/>
+          <w:szCs w:val="26"/>
+        </w:rPr>
+        <w:t>命名請一定要遵循試題規範，且記得將副檔名改為</w:t>
+      </w:r>
+      <w:r>
+        <w:rPr>
+          <w:rFonts w:ascii="Microsoft JhengHei UI" w:eastAsia="Microsoft JhengHei UI" w:hAnsi="Microsoft JhengHei UI"/>
+          <w:szCs w:val="26"/>
+        </w:rPr>
+        <w:t>.</w:t>
+      </w:r>
+      <w:proofErr w:type="spellStart"/>
+      <w:r>
+        <w:rPr>
+          <w:rFonts w:ascii="Microsoft JhengHei UI" w:eastAsia="Microsoft JhengHei UI" w:hAnsi="Microsoft JhengHei UI"/>
+          <w:szCs w:val="26"/>
+        </w:rPr>
+        <w:t>bak</w:t>
+      </w:r>
+      <w:proofErr w:type="spellEnd"/>
+      <w:r>
+        <w:rPr>
+          <w:rFonts w:ascii="Microsoft JhengHei UI" w:eastAsia="Microsoft JhengHei UI" w:hAnsi="Microsoft JhengHei UI" w:hint="eastAsia"/>
+          <w:szCs w:val="26"/>
+        </w:rPr>
+        <w:t>。</w:t>
+      </w:r>
     </w:p>
     <w:p>
       <w:pPr>
         <w:widowControl/>
         <w:rPr>
           <w:rFonts w:ascii="Microsoft JhengHei UI" w:eastAsia="Microsoft JhengHei UI" w:hAnsi="Microsoft JhengHei UI"/>
-          <w:sz w:val="28"/>
           <w:szCs w:val="26"/>
         </w:rPr>
       </w:pPr>
@@ -12184,8 +12246,8 @@
         </w:rPr>
         <w:drawing>
           <wp:inline distT="0" distB="0" distL="0" distR="0" wp14:anchorId="0389F3E1" wp14:editId="5E5DA15B">
-            <wp:extent cx="2470129" cy="2226366"/>
-            <wp:effectExtent l="19050" t="19050" r="26035" b="21590"/>
+            <wp:extent cx="1931993" cy="1741336"/>
+            <wp:effectExtent l="19050" t="19050" r="11430" b="11430"/>
             <wp:docPr id="10" name="Picture 10"/>
             <wp:cNvGraphicFramePr>
               <a:graphicFrameLocks xmlns:a="http://schemas.openxmlformats.org/drawingml/2006/main" noChangeAspect="1"/>
@@ -12206,7 +12268,7 @@
                   <pic:spPr>
                     <a:xfrm>
                       <a:off x="0" y="0"/>
-                      <a:ext cx="2497986" cy="2251474"/>
+                      <a:ext cx="2013815" cy="1815083"/>
                     </a:xfrm>
                     <a:prstGeom prst="rect">
                       <a:avLst/>
@@ -12271,7 +12333,6 @@
                 <w:szCs w:val="19"/>
                 <w:highlight w:val="white"/>
               </w:rPr>
-              <w:lastRenderedPageBreak/>
               <w:t>create</w:t>
             </w:r>
             <w:r>
@@ -12354,22 +12415,6 @@
           <w:szCs w:val="26"/>
         </w:rPr>
       </w:pPr>
-    </w:p>
-    <w:p>
-      <w:pPr>
-        <w:widowControl/>
-        <w:rPr>
-          <w:rFonts w:ascii="Microsoft JhengHei UI" w:eastAsia="Microsoft JhengHei UI" w:hAnsi="Microsoft JhengHei UI"/>
-          <w:szCs w:val="26"/>
-        </w:rPr>
-      </w:pPr>
-      <w:r>
-        <w:rPr>
-          <w:rFonts w:ascii="Microsoft JhengHei UI" w:eastAsia="Microsoft JhengHei UI" w:hAnsi="Microsoft JhengHei UI"/>
-          <w:szCs w:val="26"/>
-        </w:rPr>
-        <w:br w:type="page"/>
-      </w:r>
     </w:p>
     <w:p>
       <w:pPr>
@@ -20034,16 +20079,16 @@
       <w:tblPr>
         <w:tblStyle w:val="TableGrid"/>
         <w:tblW w:w="0" w:type="auto"/>
-        <w:tblInd w:w="840" w:type="dxa"/>
+        <w:tblInd w:w="-5" w:type="dxa"/>
         <w:tblLook w:val="04A0" w:firstRow="1" w:lastRow="0" w:firstColumn="1" w:lastColumn="0" w:noHBand="0" w:noVBand="1"/>
       </w:tblPr>
       <w:tblGrid>
-        <w:gridCol w:w="7456"/>
+        <w:gridCol w:w="8301"/>
       </w:tblGrid>
       <w:tr>
         <w:tc>
           <w:tcPr>
-            <w:tcW w:w="8296" w:type="dxa"/>
+            <w:tcW w:w="8301" w:type="dxa"/>
           </w:tcPr>
           <w:p>
             <w:pPr>
@@ -20637,20 +20682,6 @@
           <w:szCs w:val="26"/>
         </w:rPr>
       </w:pPr>
-      <w:r>
-        <w:rPr>
-          <w:rFonts w:ascii="Microsoft JhengHei UI" w:eastAsia="Microsoft JhengHei UI" w:hAnsi="Microsoft JhengHei UI"/>
-          <w:szCs w:val="26"/>
-        </w:rPr>
-        <w:tab/>
-      </w:r>
-      <w:r>
-        <w:rPr>
-          <w:rFonts w:ascii="Microsoft JhengHei UI" w:eastAsia="Microsoft JhengHei UI" w:hAnsi="Microsoft JhengHei UI"/>
-          <w:szCs w:val="26"/>
-        </w:rPr>
-        <w:tab/>
-      </w:r>
       <w:r>
         <w:rPr>
           <w:rFonts w:ascii="Microsoft JhengHei UI" w:eastAsia="Microsoft JhengHei UI" w:hAnsi="Microsoft JhengHei UI"/>
@@ -20933,7 +20964,44 @@
           <w:rFonts w:ascii="Microsoft JhengHei UI" w:eastAsia="Microsoft JhengHei UI" w:hAnsi="Microsoft JhengHei UI" w:hint="eastAsia"/>
           <w:szCs w:val="26"/>
         </w:rPr>
-        <w:t>在這個部分需要注意一下，雖然我們使用套件提供的C#方法來進行資料庫操作，</w:t>
+        <w:t>在這個部分需要注意一下，雖然我們使用</w:t>
+      </w:r>
+      <w:r>
+        <w:rPr>
+          <w:rFonts w:ascii="Microsoft JhengHei UI" w:eastAsia="Microsoft JhengHei UI" w:hAnsi="Microsoft JhengHei UI" w:hint="eastAsia"/>
+          <w:szCs w:val="26"/>
+        </w:rPr>
+        <w:t>實體資料模型</w:t>
+      </w:r>
+      <w:r>
+        <w:rPr>
+          <w:rFonts w:ascii="Microsoft JhengHei UI" w:eastAsia="Microsoft JhengHei UI" w:hAnsi="Microsoft JhengHei UI" w:hint="eastAsia"/>
+          <w:szCs w:val="26"/>
+        </w:rPr>
+        <w:t>套件提供的</w:t>
+      </w:r>
+      <w:proofErr w:type="spellStart"/>
+      <w:r>
+        <w:rPr>
+          <w:rFonts w:ascii="Microsoft JhengHei UI" w:eastAsia="Microsoft JhengHei UI" w:hAnsi="Microsoft JhengHei UI"/>
+          <w:szCs w:val="26"/>
+        </w:rPr>
+        <w:t>Linq</w:t>
+      </w:r>
+      <w:proofErr w:type="spellEnd"/>
+      <w:r>
+        <w:rPr>
+          <w:rFonts w:ascii="Microsoft JhengHei UI" w:eastAsia="Microsoft JhengHei UI" w:hAnsi="Microsoft JhengHei UI" w:hint="eastAsia"/>
+          <w:szCs w:val="26"/>
+        </w:rPr>
+        <w:t>語法</w:t>
+      </w:r>
+      <w:r>
+        <w:rPr>
+          <w:rFonts w:ascii="Microsoft JhengHei UI" w:eastAsia="Microsoft JhengHei UI" w:hAnsi="Microsoft JhengHei UI" w:hint="eastAsia"/>
+          <w:szCs w:val="26"/>
+        </w:rPr>
+        <w:t>方法來進行資料庫操作，</w:t>
       </w:r>
       <w:r>
         <w:rPr>
@@ -21001,6 +21069,14 @@
           <w:szCs w:val="26"/>
         </w:rPr>
       </w:pPr>
+      <w:r>
+        <w:rPr>
+          <w:rFonts w:ascii="Microsoft JhengHei UI" w:eastAsia="Microsoft JhengHei UI" w:hAnsi="Microsoft JhengHei UI" w:hint="eastAsia"/>
+          <w:szCs w:val="26"/>
+          <w:shd w:val="pct15" w:color="auto" w:fill="FFFFFF"/>
+        </w:rPr>
+        <w:t>註：只有資料庫操作才會轉成SQL語法</w:t>
+      </w:r>
       <w:r>
         <w:rPr>
           <w:rFonts w:ascii="Microsoft JhengHei UI" w:eastAsia="Microsoft JhengHei UI" w:hAnsi="Microsoft JhengHei UI"/>
@@ -22433,14 +22509,21 @@
           <w:rFonts w:ascii="Microsoft JhengHei UI" w:eastAsia="Microsoft JhengHei UI" w:hAnsi="Microsoft JhengHei UI"/>
           <w:szCs w:val="26"/>
         </w:rPr>
-        <w:t>oftware Application 1, 2</w:t>
-      </w:r>
-      <w:r>
-        <w:rPr>
-          <w:rFonts w:ascii="Microsoft JhengHei UI" w:eastAsia="Microsoft JhengHei UI" w:hAnsi="Microsoft JhengHei UI" w:hint="eastAsia"/>
-          <w:szCs w:val="26"/>
-        </w:rPr>
-        <w:t>標準答案，該專案內容包含了各種競賽可能用到的語法。</w:t>
+        <w:t>oftware Application 1</w:t>
+      </w:r>
+      <w:r>
+        <w:rPr>
+          <w:rFonts w:ascii="Microsoft JhengHei UI" w:eastAsia="Microsoft JhengHei UI" w:hAnsi="Microsoft JhengHei UI" w:hint="eastAsia"/>
+          <w:szCs w:val="26"/>
+        </w:rPr>
+        <w:t>範例</w:t>
+      </w:r>
+      <w:r>
+        <w:rPr>
+          <w:rFonts w:ascii="Microsoft JhengHei UI" w:eastAsia="Microsoft JhengHei UI" w:hAnsi="Microsoft JhengHei UI" w:hint="eastAsia"/>
+          <w:szCs w:val="26"/>
+        </w:rPr>
+        <w:t>，該專案內容包含了各種競賽可能用到的語法。</w:t>
       </w:r>
     </w:p>
     <w:p>
@@ -22484,7 +22567,7 @@
           <w:sz w:val="26"/>
           <w:szCs w:val="26"/>
         </w:rPr>
-        <w:t xml:space="preserve"> — 關於</w:t>
+        <w:t xml:space="preserve"> —</w:t>
       </w:r>
       <w:r>
         <w:rPr>
@@ -22492,8 +22575,9 @@
           <w:sz w:val="26"/>
           <w:szCs w:val="26"/>
         </w:rPr>
-        <w:t>資料庫的</w:t>
-      </w:r>
+        <w:t xml:space="preserve"> </w:t>
+      </w:r>
+      <w:proofErr w:type="spellStart"/>
       <w:r>
         <w:rPr>
           <w:rFonts w:ascii="Microsoft JhengHei UI" w:eastAsia="Microsoft JhengHei UI" w:hAnsi="Microsoft JhengHei UI" w:hint="eastAsia"/>
@@ -22508,39 +22592,32 @@
           <w:sz w:val="26"/>
           <w:szCs w:val="26"/>
         </w:rPr>
-        <w:t>ambda Expression</w:t>
-      </w:r>
+        <w:t>inq</w:t>
+      </w:r>
+      <w:proofErr w:type="spellEnd"/>
       <w:r>
         <w:rPr>
           <w:rFonts w:ascii="Microsoft JhengHei UI" w:eastAsia="Microsoft JhengHei UI" w:hAnsi="Microsoft JhengHei UI" w:hint="eastAsia"/>
           <w:sz w:val="26"/>
           <w:szCs w:val="26"/>
         </w:rPr>
-        <w:t>（La</w:t>
-      </w:r>
-      <w:r>
-        <w:rPr>
-          <w:rFonts w:ascii="Microsoft JhengHei UI" w:eastAsia="Microsoft JhengHei UI" w:hAnsi="Microsoft JhengHei UI"/>
+        <w:t>語法</w:t>
+      </w:r>
+      <w:r>
+        <w:rPr>
+          <w:rFonts w:ascii="Microsoft JhengHei UI" w:eastAsia="Microsoft JhengHei UI" w:hAnsi="Microsoft JhengHei UI" w:hint="eastAsia"/>
           <w:sz w:val="26"/>
           <w:szCs w:val="26"/>
         </w:rPr>
-        <w:t>mbda</w:t>
-      </w:r>
-      <w:r>
-        <w:rPr>
-          <w:rFonts w:ascii="Microsoft JhengHei UI" w:eastAsia="Microsoft JhengHei UI" w:hAnsi="Microsoft JhengHei UI" w:hint="eastAsia"/>
+        <w:t>與La</w:t>
+      </w:r>
+      <w:r>
+        <w:rPr>
+          <w:rFonts w:ascii="Microsoft JhengHei UI" w:eastAsia="Microsoft JhengHei UI" w:hAnsi="Microsoft JhengHei UI"/>
           <w:sz w:val="26"/>
           <w:szCs w:val="26"/>
         </w:rPr>
-        <w:t>敘述</w:t>
-      </w:r>
-      <w:r>
-        <w:rPr>
-          <w:rFonts w:ascii="Microsoft JhengHei UI" w:eastAsia="Microsoft JhengHei UI" w:hAnsi="Microsoft JhengHei UI" w:hint="eastAsia"/>
-          <w:sz w:val="26"/>
-          <w:szCs w:val="26"/>
-        </w:rPr>
-        <w:t>式）</w:t>
+        <w:t>mbda Expression</w:t>
       </w:r>
     </w:p>
     <w:p>
@@ -22556,7 +22633,74 @@
           <w:rFonts w:ascii="Microsoft JhengHei UI" w:eastAsia="Microsoft JhengHei UI" w:hAnsi="Microsoft JhengHei UI" w:hint="eastAsia"/>
           <w:szCs w:val="26"/>
         </w:rPr>
-        <w:t>實體資料模型的運用皆使用L</w:t>
+        <w:t>資料庫操作大部分使用</w:t>
+      </w:r>
+      <w:proofErr w:type="spellStart"/>
+      <w:r>
+        <w:rPr>
+          <w:rFonts w:ascii="Microsoft JhengHei UI" w:eastAsia="Microsoft JhengHei UI" w:hAnsi="Microsoft JhengHei UI" w:hint="eastAsia"/>
+          <w:szCs w:val="26"/>
+        </w:rPr>
+        <w:t>L</w:t>
+      </w:r>
+      <w:r>
+        <w:rPr>
+          <w:rFonts w:ascii="Microsoft JhengHei UI" w:eastAsia="Microsoft JhengHei UI" w:hAnsi="Microsoft JhengHei UI"/>
+          <w:szCs w:val="26"/>
+        </w:rPr>
+        <w:t>inq</w:t>
+      </w:r>
+      <w:proofErr w:type="spellEnd"/>
+      <w:r>
+        <w:rPr>
+          <w:rFonts w:ascii="Microsoft JhengHei UI" w:eastAsia="Microsoft JhengHei UI" w:hAnsi="Microsoft JhengHei UI" w:hint="eastAsia"/>
+          <w:szCs w:val="26"/>
+        </w:rPr>
+        <w:t>語法</w:t>
+      </w:r>
+      <w:r>
+        <w:rPr>
+          <w:rFonts w:ascii="Microsoft JhengHei UI" w:eastAsia="Microsoft JhengHei UI" w:hAnsi="Microsoft JhengHei UI" w:hint="eastAsia"/>
+          <w:szCs w:val="26"/>
+        </w:rPr>
+        <w:t>，而</w:t>
+      </w:r>
+      <w:proofErr w:type="spellStart"/>
+      <w:r>
+        <w:rPr>
+          <w:rFonts w:ascii="Microsoft JhengHei UI" w:eastAsia="Microsoft JhengHei UI" w:hAnsi="Microsoft JhengHei UI" w:hint="eastAsia"/>
+          <w:szCs w:val="26"/>
+        </w:rPr>
+        <w:t>L</w:t>
+      </w:r>
+      <w:r>
+        <w:rPr>
+          <w:rFonts w:ascii="Microsoft JhengHei UI" w:eastAsia="Microsoft JhengHei UI" w:hAnsi="Microsoft JhengHei UI"/>
+          <w:szCs w:val="26"/>
+        </w:rPr>
+        <w:t>inq</w:t>
+      </w:r>
+      <w:proofErr w:type="spellEnd"/>
+      <w:r>
+        <w:rPr>
+          <w:rFonts w:ascii="Microsoft JhengHei UI" w:eastAsia="Microsoft JhengHei UI" w:hAnsi="Microsoft JhengHei UI" w:hint="eastAsia"/>
+          <w:szCs w:val="26"/>
+        </w:rPr>
+        <w:t>內</w:t>
+      </w:r>
+      <w:r>
+        <w:rPr>
+          <w:rFonts w:ascii="Microsoft JhengHei UI" w:eastAsia="Microsoft JhengHei UI" w:hAnsi="Microsoft JhengHei UI" w:hint="eastAsia"/>
+          <w:szCs w:val="26"/>
+        </w:rPr>
+        <w:t>常搭配</w:t>
+      </w:r>
+      <w:r>
+        <w:rPr>
+          <w:rFonts w:ascii="Microsoft JhengHei UI" w:eastAsia="Microsoft JhengHei UI" w:hAnsi="Microsoft JhengHei UI" w:hint="eastAsia"/>
+          <w:szCs w:val="26"/>
+        </w:rPr>
+        <w:t>L</w:t>
       </w:r>
       <w:r>
         <w:rPr>
@@ -22584,7 +22728,51 @@
           <w:rFonts w:ascii="Microsoft JhengHei UI" w:eastAsia="Microsoft JhengHei UI" w:hAnsi="Microsoft JhengHei UI" w:hint="eastAsia"/>
           <w:szCs w:val="26"/>
         </w:rPr>
-        <w:t>來進行，</w:t>
+        <w:t>來</w:t>
+      </w:r>
+      <w:r>
+        <w:rPr>
+          <w:rFonts w:ascii="Microsoft JhengHei UI" w:eastAsia="Microsoft JhengHei UI" w:hAnsi="Microsoft JhengHei UI" w:hint="eastAsia"/>
+          <w:szCs w:val="26"/>
+        </w:rPr>
+        <w:t>進行運算</w:t>
+      </w:r>
+      <w:r>
+        <w:rPr>
+          <w:rFonts w:ascii="Microsoft JhengHei UI" w:eastAsia="Microsoft JhengHei UI" w:hAnsi="Microsoft JhengHei UI" w:hint="eastAsia"/>
+          <w:szCs w:val="26"/>
+        </w:rPr>
+        <w:t>（也可以使用</w:t>
+      </w:r>
+      <w:r>
+        <w:rPr>
+          <w:rFonts w:ascii="Microsoft JhengHei UI" w:eastAsia="Microsoft JhengHei UI" w:hAnsi="Microsoft JhengHei UI" w:hint="eastAsia"/>
+          <w:b/>
+          <w:szCs w:val="26"/>
+        </w:rPr>
+        <w:t>Q</w:t>
+      </w:r>
+      <w:r>
+        <w:rPr>
+          <w:rFonts w:ascii="Microsoft JhengHei UI" w:eastAsia="Microsoft JhengHei UI" w:hAnsi="Microsoft JhengHei UI"/>
+          <w:b/>
+          <w:szCs w:val="26"/>
+        </w:rPr>
+        <w:t>uery Syntax</w:t>
+      </w:r>
+      <w:r>
+        <w:rPr>
+          <w:rFonts w:ascii="Microsoft JhengHei UI" w:eastAsia="Microsoft JhengHei UI" w:hAnsi="Microsoft JhengHei UI" w:hint="eastAsia"/>
+          <w:szCs w:val="26"/>
+        </w:rPr>
+        <w:t>）</w:t>
+      </w:r>
+      <w:r>
+        <w:rPr>
+          <w:rFonts w:ascii="Microsoft JhengHei UI" w:eastAsia="Microsoft JhengHei UI" w:hAnsi="Microsoft JhengHei UI" w:hint="eastAsia"/>
+          <w:szCs w:val="26"/>
+        </w:rPr>
+        <w:t>，</w:t>
       </w:r>
       <w:r>
         <w:rPr>
@@ -22617,13 +22805,49 @@
                 <w:szCs w:val="18"/>
               </w:rPr>
             </w:pPr>
+            <w:proofErr w:type="gramStart"/>
             <w:r>
               <w:rPr>
                 <w:rFonts w:ascii="Cascadia Code" w:eastAsia="Microsoft JhengHei UI" w:hAnsi="Cascadia Code"/>
                 <w:sz w:val="18"/>
                 <w:szCs w:val="18"/>
               </w:rPr>
-              <w:t>.Function(</w:t>
+              <w:t>.</w:t>
+            </w:r>
+            <w:proofErr w:type="spellStart"/>
+            <w:r>
+              <w:rPr>
+                <w:rFonts w:ascii="Cascadia Code" w:eastAsia="Microsoft JhengHei UI" w:hAnsi="Cascadia Code" w:hint="eastAsia"/>
+                <w:sz w:val="18"/>
+                <w:szCs w:val="18"/>
+              </w:rPr>
+              <w:t>L</w:t>
+            </w:r>
+            <w:r>
+              <w:rPr>
+                <w:rFonts w:ascii="Cascadia Code" w:eastAsia="Microsoft JhengHei UI" w:hAnsi="Cascadia Code"/>
+                <w:sz w:val="18"/>
+                <w:szCs w:val="18"/>
+              </w:rPr>
+              <w:t>inq</w:t>
+            </w:r>
+            <w:r>
+              <w:rPr>
+                <w:rFonts w:ascii="Cascadia Code" w:eastAsia="Microsoft JhengHei UI" w:hAnsi="Cascadia Code"/>
+                <w:sz w:val="18"/>
+                <w:szCs w:val="18"/>
+              </w:rPr>
+              <w:t>Function</w:t>
+            </w:r>
+            <w:proofErr w:type="spellEnd"/>
+            <w:proofErr w:type="gramEnd"/>
+            <w:r>
+              <w:rPr>
+                <w:rFonts w:ascii="Cascadia Code" w:eastAsia="Microsoft JhengHei UI" w:hAnsi="Cascadia Code"/>
+                <w:sz w:val="18"/>
+                <w:szCs w:val="18"/>
+              </w:rPr>
+              <w:t>(</w:t>
             </w:r>
             <w:r>
               <w:rPr>
@@ -22681,7 +22905,7 @@
       <w:pPr>
         <w:widowControl/>
         <w:rPr>
-          <w:rFonts w:ascii="Microsoft JhengHei UI" w:eastAsia="Microsoft JhengHei UI" w:hAnsi="Microsoft JhengHei UI"/>
+          <w:rFonts w:ascii="Microsoft JhengHei UI" w:eastAsia="Microsoft JhengHei UI" w:hAnsi="Microsoft JhengHei UI" w:hint="eastAsia"/>
           <w:szCs w:val="26"/>
         </w:rPr>
       </w:pPr>
@@ -22718,35 +22942,44 @@
           <w:rFonts w:ascii="Microsoft JhengHei UI" w:eastAsia="Microsoft JhengHei UI" w:hAnsi="Microsoft JhengHei UI" w:hint="eastAsia"/>
           <w:szCs w:val="26"/>
         </w:rPr>
-        <w:t>式進行運算。C#語法本身也有很多功能使用L</w:t>
-      </w:r>
-      <w:r>
-        <w:rPr>
-          <w:rFonts w:ascii="Microsoft JhengHei UI" w:eastAsia="Microsoft JhengHei UI" w:hAnsi="Microsoft JhengHei UI"/>
-          <w:szCs w:val="26"/>
-        </w:rPr>
-        <w:t>ambda</w:t>
-      </w:r>
-      <w:r>
-        <w:rPr>
-          <w:rFonts w:ascii="Microsoft JhengHei UI" w:eastAsia="Microsoft JhengHei UI" w:hAnsi="Microsoft JhengHei UI" w:hint="eastAsia"/>
-          <w:szCs w:val="26"/>
-        </w:rPr>
-        <w:t>表達式，但和資料庫的Lambda還是有一些功能上的區別，</w:t>
-      </w:r>
-      <w:r>
-        <w:rPr>
-          <w:rFonts w:ascii="Microsoft JhengHei UI" w:eastAsia="Microsoft JhengHei UI" w:hAnsi="Microsoft JhengHei UI" w:hint="eastAsia"/>
-          <w:szCs w:val="26"/>
-        </w:rPr>
-        <w:t>建議</w:t>
-      </w:r>
-      <w:r>
-        <w:rPr>
-          <w:rFonts w:ascii="Microsoft JhengHei UI" w:eastAsia="Microsoft JhengHei UI" w:hAnsi="Microsoft JhengHei UI" w:hint="eastAsia"/>
-          <w:szCs w:val="26"/>
-        </w:rPr>
-        <w:t>自行研究。</w:t>
+        <w:t>式進行運算。</w:t>
+      </w:r>
+      <w:r>
+        <w:rPr>
+          <w:rFonts w:ascii="Microsoft JhengHei UI" w:eastAsia="Microsoft JhengHei UI" w:hAnsi="Microsoft JhengHei UI" w:hint="eastAsia"/>
+          <w:szCs w:val="26"/>
+        </w:rPr>
+        <w:t>C#本身也有其他方法使用</w:t>
+      </w:r>
+      <w:proofErr w:type="spellStart"/>
+      <w:r>
+        <w:rPr>
+          <w:rFonts w:ascii="Microsoft JhengHei UI" w:eastAsia="Microsoft JhengHei UI" w:hAnsi="Microsoft JhengHei UI" w:hint="eastAsia"/>
+          <w:szCs w:val="26"/>
+        </w:rPr>
+        <w:t>L</w:t>
+      </w:r>
+      <w:r>
+        <w:rPr>
+          <w:rFonts w:ascii="Microsoft JhengHei UI" w:eastAsia="Microsoft JhengHei UI" w:hAnsi="Microsoft JhengHei UI"/>
+          <w:szCs w:val="26"/>
+        </w:rPr>
+        <w:t>inq</w:t>
+      </w:r>
+      <w:proofErr w:type="spellEnd"/>
+      <w:r>
+        <w:rPr>
+          <w:rFonts w:ascii="Microsoft JhengHei UI" w:eastAsia="Microsoft JhengHei UI" w:hAnsi="Microsoft JhengHei UI" w:hint="eastAsia"/>
+          <w:szCs w:val="26"/>
+        </w:rPr>
+        <w:t>語法，但更自由，</w:t>
+      </w:r>
+      <w:r>
+        <w:rPr>
+          <w:rFonts w:ascii="Microsoft JhengHei UI" w:eastAsia="Microsoft JhengHei UI" w:hAnsi="Microsoft JhengHei UI" w:hint="eastAsia"/>
+          <w:szCs w:val="26"/>
+        </w:rPr>
+        <w:t>因為不需要考慮使否可以轉成SQL語法。</w:t>
       </w:r>
     </w:p>
     <w:p>
@@ -23719,15 +23952,6 @@
         </w:rPr>
         <w:t>。接著，我們更改指定資料，最後在儲存回資料庫。</w:t>
       </w:r>
-    </w:p>
-    <w:p>
-      <w:pPr>
-        <w:widowControl/>
-        <w:rPr>
-          <w:rFonts w:ascii="Microsoft JhengHei UI" w:eastAsia="Microsoft JhengHei UI" w:hAnsi="Microsoft JhengHei UI"/>
-          <w:szCs w:val="26"/>
-        </w:rPr>
-      </w:pPr>
       <w:r>
         <w:rPr>
           <w:rFonts w:ascii="Microsoft JhengHei UI" w:eastAsia="Microsoft JhengHei UI" w:hAnsi="Microsoft JhengHei UI"/>
@@ -24220,7 +24444,7 @@
             <w:pPr>
               <w:pStyle w:val="HTMLPreformatted"/>
               <w:rPr>
-                <w:rFonts w:ascii="Cascadia Mono" w:hAnsi="Cascadia Mono" w:cs="Cascadia Mono" w:hint="eastAsia"/>
+                <w:rFonts w:ascii="Cascadia Mono" w:hAnsi="Cascadia Mono" w:cs="Cascadia Mono"/>
                 <w:color w:val="000000"/>
                 <w:sz w:val="18"/>
                 <w:szCs w:val="18"/>
@@ -24812,7 +25036,7 @@
               <w:widowControl/>
               <w:spacing w:line="480" w:lineRule="exact"/>
               <w:rPr>
-                <w:rFonts w:ascii="Microsoft JhengHei UI" w:eastAsia="Microsoft JhengHei UI" w:hAnsi="Microsoft JhengHei UI" w:hint="eastAsia"/>
+                <w:rFonts w:ascii="Microsoft JhengHei UI" w:eastAsia="Microsoft JhengHei UI" w:hAnsi="Microsoft JhengHei UI"/>
                 <w:szCs w:val="26"/>
               </w:rPr>
             </w:pPr>
@@ -24962,7 +25186,7 @@
           <w:sz w:val="26"/>
           <w:szCs w:val="26"/>
         </w:rPr>
-        <w:t>(1) 物件導向</w:t>
+        <w:t>(1)</w:t>
       </w:r>
       <w:r>
         <w:rPr>
@@ -24970,7 +25194,7 @@
           <w:sz w:val="26"/>
           <w:szCs w:val="26"/>
         </w:rPr>
-        <w:t>與</w:t>
+        <w:t xml:space="preserve"> </w:t>
       </w:r>
       <w:r>
         <w:rPr>
@@ -25002,7 +25226,7 @@
         <w:widowControl/>
         <w:ind w:firstLine="480"/>
         <w:rPr>
-          <w:rFonts w:ascii="Microsoft JhengHei UI" w:eastAsia="Microsoft JhengHei UI" w:hAnsi="Microsoft JhengHei UI" w:hint="eastAsia"/>
+          <w:rFonts w:ascii="Microsoft JhengHei UI" w:eastAsia="Microsoft JhengHei UI" w:hAnsi="Microsoft JhengHei UI"/>
           <w:szCs w:val="26"/>
         </w:rPr>
       </w:pPr>
@@ -25034,8 +25258,6 @@
         </w:rPr>
         <w:t>、</w:t>
       </w:r>
-      <w:bookmarkStart w:id="0" w:name="_GoBack"/>
-      <w:bookmarkEnd w:id="0"/>
       <w:r>
         <w:rPr>
           <w:rFonts w:ascii="Microsoft JhengHei UI" w:eastAsia="Microsoft JhengHei UI" w:hAnsi="Microsoft JhengHei UI" w:hint="eastAsia"/>
@@ -25208,14 +25430,28 @@
           <w:rFonts w:ascii="Microsoft JhengHei UI" w:eastAsia="Microsoft JhengHei UI" w:hAnsi="Microsoft JhengHei UI" w:hint="eastAsia"/>
           <w:szCs w:val="26"/>
         </w:rPr>
-        <w:t>靜態實例參考是競賽中常用的技術。甚麼是靜態實例參考？簡單來說，就是建立一個保存類別自身唯一instance的實作。</w:t>
+        <w:t>靜態實例參考是競賽中常用的技術。甚麼是靜態實例參考？簡單來說，就是建立一個保存類別自身唯一instance的實作</w:t>
+      </w:r>
+      <w:r>
+        <w:rPr>
+          <w:rFonts w:ascii="Microsoft JhengHei UI" w:eastAsia="Microsoft JhengHei UI" w:hAnsi="Microsoft JhengHei UI" w:hint="eastAsia"/>
+          <w:szCs w:val="26"/>
+        </w:rPr>
+        <w:t>（非嚴謹）</w:t>
+      </w:r>
+      <w:r>
+        <w:rPr>
+          <w:rFonts w:ascii="Microsoft JhengHei UI" w:eastAsia="Microsoft JhengHei UI" w:hAnsi="Microsoft JhengHei UI" w:hint="eastAsia"/>
+          <w:szCs w:val="26"/>
+        </w:rPr>
+        <w:t>。</w:t>
       </w:r>
     </w:p>
     <w:p>
       <w:pPr>
         <w:widowControl/>
         <w:rPr>
-          <w:rFonts w:ascii="Microsoft JhengHei UI" w:eastAsia="Microsoft JhengHei UI" w:hAnsi="Microsoft JhengHei UI" w:hint="eastAsia"/>
+          <w:rFonts w:ascii="Microsoft JhengHei UI" w:eastAsia="Microsoft JhengHei UI" w:hAnsi="Microsoft JhengHei UI"/>
           <w:szCs w:val="26"/>
         </w:rPr>
       </w:pPr>
@@ -25303,7 +25539,7 @@
             <w:pPr>
               <w:widowControl/>
               <w:rPr>
-                <w:rFonts w:ascii="Microsoft JhengHei UI" w:eastAsia="Microsoft JhengHei UI" w:hAnsi="Microsoft JhengHei UI" w:hint="eastAsia"/>
+                <w:rFonts w:ascii="Microsoft JhengHei UI" w:eastAsia="Microsoft JhengHei UI" w:hAnsi="Microsoft JhengHei UI"/>
                 <w:szCs w:val="26"/>
               </w:rPr>
             </w:pPr>
@@ -25441,7 +25677,7 @@
             <w:pPr>
               <w:widowControl/>
               <w:rPr>
-                <w:rFonts w:ascii="Microsoft JhengHei UI" w:eastAsia="Microsoft JhengHei UI" w:hAnsi="Microsoft JhengHei UI" w:hint="eastAsia"/>
+                <w:rFonts w:ascii="Microsoft JhengHei UI" w:eastAsia="Microsoft JhengHei UI" w:hAnsi="Microsoft JhengHei UI"/>
                 <w:szCs w:val="26"/>
               </w:rPr>
             </w:pPr>
@@ -25557,7 +25793,7 @@
             <w:pPr>
               <w:widowControl/>
               <w:rPr>
-                <w:rFonts w:ascii="Microsoft JhengHei UI" w:eastAsia="Microsoft JhengHei UI" w:hAnsi="Microsoft JhengHei UI" w:hint="eastAsia"/>
+                <w:rFonts w:ascii="Microsoft JhengHei UI" w:eastAsia="Microsoft JhengHei UI" w:hAnsi="Microsoft JhengHei UI"/>
                 <w:szCs w:val="26"/>
               </w:rPr>
             </w:pPr>
@@ -25628,7 +25864,7 @@
       <w:pPr>
         <w:widowControl/>
         <w:rPr>
-          <w:rFonts w:ascii="Microsoft JhengHei UI" w:eastAsia="Microsoft JhengHei UI" w:hAnsi="Microsoft JhengHei UI" w:hint="eastAsia"/>
+          <w:rFonts w:ascii="Microsoft JhengHei UI" w:eastAsia="Microsoft JhengHei UI" w:hAnsi="Microsoft JhengHei UI"/>
           <w:szCs w:val="26"/>
           <w:shd w:val="pct15" w:color="auto" w:fill="FFFFFF"/>
         </w:rPr>
@@ -25649,6 +25885,8421 @@
         </w:rPr>
         <w:t>，講義只有簡單帶過。</w:t>
       </w:r>
+    </w:p>
+    <w:p>
+      <w:pPr>
+        <w:widowControl/>
+        <w:rPr>
+          <w:rFonts w:ascii="Microsoft JhengHei UI" w:eastAsia="Microsoft JhengHei UI" w:hAnsi="Microsoft JhengHei UI"/>
+          <w:szCs w:val="26"/>
+        </w:rPr>
+      </w:pPr>
+      <w:r>
+        <w:rPr>
+          <w:rFonts w:ascii="Microsoft JhengHei UI" w:eastAsia="Microsoft JhengHei UI" w:hAnsi="Microsoft JhengHei UI" w:hint="eastAsia"/>
+          <w:szCs w:val="26"/>
+        </w:rPr>
+        <w:t>範例說明：</w:t>
+      </w:r>
+      <w:proofErr w:type="spellStart"/>
+      <w:r>
+        <w:rPr>
+          <w:rFonts w:ascii="Microsoft JhengHei UI" w:eastAsia="Microsoft JhengHei UI" w:hAnsi="Microsoft JhengHei UI" w:hint="eastAsia"/>
+          <w:szCs w:val="26"/>
+        </w:rPr>
+        <w:t>SetLogin</w:t>
+      </w:r>
+      <w:proofErr w:type="spellEnd"/>
+      <w:r>
+        <w:rPr>
+          <w:rFonts w:ascii="Microsoft JhengHei UI" w:eastAsia="Microsoft JhengHei UI" w:hAnsi="Microsoft JhengHei UI" w:hint="eastAsia"/>
+          <w:szCs w:val="26"/>
+        </w:rPr>
+        <w:t>是Form1的</w:t>
+      </w:r>
+      <w:r>
+        <w:rPr>
+          <w:rFonts w:ascii="Microsoft JhengHei UI" w:eastAsia="Microsoft JhengHei UI" w:hAnsi="Microsoft JhengHei UI" w:hint="eastAsia"/>
+          <w:b/>
+          <w:szCs w:val="26"/>
+        </w:rPr>
+        <w:t>非靜態方法</w:t>
+      </w:r>
+      <w:r>
+        <w:rPr>
+          <w:rFonts w:ascii="Microsoft JhengHei UI" w:eastAsia="Microsoft JhengHei UI" w:hAnsi="Microsoft JhengHei UI" w:hint="eastAsia"/>
+          <w:szCs w:val="26"/>
+        </w:rPr>
+        <w:t>，所以不能直接使用Form1.SetLogin呼叫，而必須先取得一個 Form1 物件才能使用。但在這個情況下，</w:t>
+      </w:r>
+      <w:r>
+        <w:rPr>
+          <w:rFonts w:ascii="Microsoft JhengHei UI" w:eastAsia="Microsoft JhengHei UI" w:hAnsi="Microsoft JhengHei UI" w:hint="eastAsia"/>
+          <w:b/>
+          <w:szCs w:val="26"/>
+        </w:rPr>
+        <w:t>我們不是要建立一個新的 Form1</w:t>
+      </w:r>
+      <w:r>
+        <w:rPr>
+          <w:rFonts w:ascii="Microsoft JhengHei UI" w:eastAsia="Microsoft JhengHei UI" w:hAnsi="Microsoft JhengHei UI" w:hint="eastAsia"/>
+          <w:szCs w:val="26"/>
+        </w:rPr>
+        <w:t>，而是要操作</w:t>
+      </w:r>
+      <w:r>
+        <w:rPr>
+          <w:rFonts w:ascii="Microsoft JhengHei UI" w:eastAsia="Microsoft JhengHei UI" w:hAnsi="Microsoft JhengHei UI" w:hint="eastAsia"/>
+          <w:b/>
+          <w:szCs w:val="26"/>
+        </w:rPr>
+        <w:t>目前已經存在</w:t>
+      </w:r>
+      <w:r>
+        <w:rPr>
+          <w:rFonts w:ascii="Microsoft JhengHei UI" w:eastAsia="Microsoft JhengHei UI" w:hAnsi="Microsoft JhengHei UI" w:hint="eastAsia"/>
+          <w:szCs w:val="26"/>
+        </w:rPr>
+        <w:t>、</w:t>
+      </w:r>
+      <w:r>
+        <w:rPr>
+          <w:rFonts w:ascii="Microsoft JhengHei UI" w:eastAsia="Microsoft JhengHei UI" w:hAnsi="Microsoft JhengHei UI" w:hint="eastAsia"/>
+          <w:b/>
+          <w:szCs w:val="26"/>
+        </w:rPr>
+        <w:t>正在使用的</w:t>
+      </w:r>
+      <w:r>
+        <w:rPr>
+          <w:rFonts w:ascii="Microsoft JhengHei UI" w:eastAsia="Microsoft JhengHei UI" w:hAnsi="Microsoft JhengHei UI" w:hint="eastAsia"/>
+          <w:szCs w:val="26"/>
+        </w:rPr>
+        <w:t>Form1。因此，我們可以在 Form1 類別中建立一個 static 變數 instance，並在 Form 載入時讓它指向目前的 Form1</w:t>
+      </w:r>
+      <w:r>
+        <w:rPr>
+          <w:rFonts w:ascii="Microsoft JhengHei UI" w:eastAsia="Microsoft JhengHei UI" w:hAnsi="Microsoft JhengHei UI" w:hint="eastAsia"/>
+          <w:szCs w:val="26"/>
+        </w:rPr>
+        <w:t>。</w:t>
+      </w:r>
+    </w:p>
+    <w:p>
+      <w:pPr>
+        <w:widowControl/>
+        <w:rPr>
+          <w:rFonts w:ascii="Microsoft JhengHei UI" w:eastAsia="Microsoft JhengHei UI" w:hAnsi="Microsoft JhengHei UI"/>
+          <w:sz w:val="26"/>
+          <w:szCs w:val="26"/>
+        </w:rPr>
+      </w:pPr>
+      <w:r>
+        <w:rPr>
+          <w:rFonts w:ascii="Microsoft JhengHei UI" w:eastAsia="Microsoft JhengHei UI" w:hAnsi="Microsoft JhengHei UI" w:hint="eastAsia"/>
+          <w:sz w:val="26"/>
+          <w:szCs w:val="26"/>
+        </w:rPr>
+        <w:lastRenderedPageBreak/>
+        <w:t>(2)</w:t>
+      </w:r>
+      <w:r>
+        <w:rPr>
+          <w:rFonts w:ascii="Microsoft JhengHei UI" w:eastAsia="Microsoft JhengHei UI" w:hAnsi="Microsoft JhengHei UI" w:hint="eastAsia"/>
+          <w:sz w:val="26"/>
+          <w:szCs w:val="26"/>
+        </w:rPr>
+        <w:t xml:space="preserve"> </w:t>
+      </w:r>
+      <w:r>
+        <w:rPr>
+          <w:rFonts w:ascii="Microsoft JhengHei UI" w:eastAsia="Microsoft JhengHei UI" w:hAnsi="Microsoft JhengHei UI" w:hint="eastAsia"/>
+          <w:sz w:val="26"/>
+          <w:szCs w:val="26"/>
+        </w:rPr>
+        <w:t>定義物件時</w:t>
+      </w:r>
+      <w:r>
+        <w:rPr>
+          <w:rFonts w:ascii="Microsoft JhengHei UI" w:eastAsia="Microsoft JhengHei UI" w:hAnsi="Microsoft JhengHei UI" w:hint="eastAsia"/>
+          <w:sz w:val="26"/>
+          <w:szCs w:val="26"/>
+        </w:rPr>
+        <w:t>傳遞參數</w:t>
+      </w:r>
+    </w:p>
+    <w:p>
+      <w:pPr>
+        <w:widowControl/>
+        <w:rPr>
+          <w:rFonts w:ascii="Microsoft JhengHei UI" w:eastAsia="Microsoft JhengHei UI" w:hAnsi="Microsoft JhengHei UI"/>
+          <w:szCs w:val="26"/>
+        </w:rPr>
+      </w:pPr>
+      <w:r>
+        <w:rPr>
+          <w:rFonts w:ascii="Microsoft JhengHei UI" w:eastAsia="Microsoft JhengHei UI" w:hAnsi="Microsoft JhengHei UI" w:hint="eastAsia"/>
+          <w:szCs w:val="26"/>
+        </w:rPr>
+        <w:t>大家都知道，調用方法可以傳遞參數，但其實透過類別定義物件時也可以。</w:t>
+      </w:r>
+    </w:p>
+    <w:p>
+      <w:pPr>
+        <w:widowControl/>
+        <w:rPr>
+          <w:rFonts w:ascii="Microsoft JhengHei UI" w:eastAsia="Microsoft JhengHei UI" w:hAnsi="Microsoft JhengHei UI"/>
+          <w:szCs w:val="26"/>
+        </w:rPr>
+      </w:pPr>
+      <w:r>
+        <w:rPr>
+          <w:rFonts w:ascii="Microsoft JhengHei UI" w:eastAsia="Microsoft JhengHei UI" w:hAnsi="Microsoft JhengHei UI" w:hint="eastAsia"/>
+          <w:szCs w:val="26"/>
+        </w:rPr>
+        <w:t>範例：</w:t>
+      </w:r>
+    </w:p>
+    <w:tbl>
+      <w:tblPr>
+        <w:tblStyle w:val="TableGrid"/>
+        <w:tblW w:w="0" w:type="auto"/>
+        <w:tblLook w:val="04A0" w:firstRow="1" w:lastRow="0" w:firstColumn="1" w:lastColumn="0" w:noHBand="0" w:noVBand="1"/>
+      </w:tblPr>
+      <w:tblGrid>
+        <w:gridCol w:w="8296"/>
+      </w:tblGrid>
+      <w:tr>
+        <w:tc>
+          <w:tcPr>
+            <w:tcW w:w="8296" w:type="dxa"/>
+          </w:tcPr>
+          <w:p>
+            <w:pPr>
+              <w:widowControl/>
+              <w:tabs>
+                <w:tab w:val="left" w:pos="916"/>
+                <w:tab w:val="left" w:pos="1832"/>
+                <w:tab w:val="left" w:pos="2748"/>
+                <w:tab w:val="left" w:pos="3664"/>
+                <w:tab w:val="left" w:pos="4580"/>
+                <w:tab w:val="left" w:pos="5496"/>
+                <w:tab w:val="left" w:pos="6412"/>
+                <w:tab w:val="left" w:pos="7328"/>
+                <w:tab w:val="left" w:pos="8244"/>
+                <w:tab w:val="left" w:pos="9160"/>
+                <w:tab w:val="left" w:pos="10076"/>
+                <w:tab w:val="left" w:pos="10992"/>
+                <w:tab w:val="left" w:pos="11908"/>
+                <w:tab w:val="left" w:pos="12824"/>
+                <w:tab w:val="left" w:pos="13740"/>
+                <w:tab w:val="left" w:pos="14656"/>
+              </w:tabs>
+              <w:rPr>
+                <w:rFonts w:ascii="Cascadia Mono" w:eastAsia="Times New Roman" w:hAnsi="Cascadia Mono" w:cs="Cascadia Mono"/>
+                <w:color w:val="000000"/>
+                <w:kern w:val="0"/>
+                <w:sz w:val="18"/>
+                <w:szCs w:val="18"/>
+              </w:rPr>
+            </w:pPr>
+            <w:r>
+              <w:rPr>
+                <w:rFonts w:ascii="Cascadia Mono" w:eastAsia="Times New Roman" w:hAnsi="Cascadia Mono" w:cs="Cascadia Mono"/>
+                <w:color w:val="0000FF"/>
+                <w:kern w:val="0"/>
+                <w:sz w:val="18"/>
+                <w:szCs w:val="18"/>
+              </w:rPr>
+              <w:t>private</w:t>
+            </w:r>
+            <w:r>
+              <w:rPr>
+                <w:rFonts w:ascii="Cascadia Mono" w:eastAsia="Times New Roman" w:hAnsi="Cascadia Mono" w:cs="Cascadia Mono"/>
+                <w:color w:val="000000"/>
+                <w:kern w:val="0"/>
+                <w:sz w:val="18"/>
+                <w:szCs w:val="18"/>
+              </w:rPr>
+              <w:t xml:space="preserve"> </w:t>
+            </w:r>
+            <w:proofErr w:type="spellStart"/>
+            <w:r>
+              <w:rPr>
+                <w:rFonts w:ascii="Cascadia Mono" w:eastAsia="Times New Roman" w:hAnsi="Cascadia Mono" w:cs="Cascadia Mono"/>
+                <w:color w:val="0000FF"/>
+                <w:kern w:val="0"/>
+                <w:sz w:val="18"/>
+                <w:szCs w:val="18"/>
+              </w:rPr>
+              <w:t>readonly</w:t>
+            </w:r>
+            <w:proofErr w:type="spellEnd"/>
+            <w:r>
+              <w:rPr>
+                <w:rFonts w:ascii="Cascadia Mono" w:eastAsia="Times New Roman" w:hAnsi="Cascadia Mono" w:cs="Cascadia Mono"/>
+                <w:color w:val="000000"/>
+                <w:kern w:val="0"/>
+                <w:sz w:val="18"/>
+                <w:szCs w:val="18"/>
+              </w:rPr>
+              <w:t xml:space="preserve"> </w:t>
+            </w:r>
+            <w:proofErr w:type="spellStart"/>
+            <w:r>
+              <w:rPr>
+                <w:rFonts w:ascii="Cascadia Mono" w:eastAsia="Times New Roman" w:hAnsi="Cascadia Mono" w:cs="Cascadia Mono"/>
+                <w:color w:val="2B91AF"/>
+                <w:kern w:val="0"/>
+                <w:sz w:val="18"/>
+                <w:szCs w:val="18"/>
+              </w:rPr>
+              <w:t>Guid</w:t>
+            </w:r>
+            <w:proofErr w:type="spellEnd"/>
+            <w:r>
+              <w:rPr>
+                <w:rFonts w:ascii="Cascadia Mono" w:eastAsia="Times New Roman" w:hAnsi="Cascadia Mono" w:cs="Cascadia Mono"/>
+                <w:color w:val="000000"/>
+                <w:kern w:val="0"/>
+                <w:sz w:val="18"/>
+                <w:szCs w:val="18"/>
+              </w:rPr>
+              <w:t xml:space="preserve"> _</w:t>
+            </w:r>
+            <w:proofErr w:type="spellStart"/>
+            <w:r>
+              <w:rPr>
+                <w:rFonts w:ascii="Cascadia Mono" w:eastAsia="Times New Roman" w:hAnsi="Cascadia Mono" w:cs="Cascadia Mono"/>
+                <w:color w:val="000000"/>
+                <w:kern w:val="0"/>
+                <w:sz w:val="18"/>
+                <w:szCs w:val="18"/>
+              </w:rPr>
+              <w:t>DetailId</w:t>
+            </w:r>
+            <w:proofErr w:type="spellEnd"/>
+            <w:r>
+              <w:rPr>
+                <w:rFonts w:ascii="Cascadia Mono" w:eastAsia="Times New Roman" w:hAnsi="Cascadia Mono" w:cs="Cascadia Mono"/>
+                <w:color w:val="000000"/>
+                <w:kern w:val="0"/>
+                <w:sz w:val="18"/>
+                <w:szCs w:val="18"/>
+              </w:rPr>
+              <w:t>;</w:t>
+            </w:r>
+          </w:p>
+          <w:p>
+            <w:pPr>
+              <w:widowControl/>
+              <w:tabs>
+                <w:tab w:val="left" w:pos="916"/>
+                <w:tab w:val="left" w:pos="1832"/>
+                <w:tab w:val="left" w:pos="2748"/>
+                <w:tab w:val="left" w:pos="3664"/>
+                <w:tab w:val="left" w:pos="4580"/>
+                <w:tab w:val="left" w:pos="5496"/>
+                <w:tab w:val="left" w:pos="6412"/>
+                <w:tab w:val="left" w:pos="7328"/>
+                <w:tab w:val="left" w:pos="8244"/>
+                <w:tab w:val="left" w:pos="9160"/>
+                <w:tab w:val="left" w:pos="10076"/>
+                <w:tab w:val="left" w:pos="10992"/>
+                <w:tab w:val="left" w:pos="11908"/>
+                <w:tab w:val="left" w:pos="12824"/>
+                <w:tab w:val="left" w:pos="13740"/>
+                <w:tab w:val="left" w:pos="14656"/>
+              </w:tabs>
+              <w:rPr>
+                <w:rFonts w:ascii="Cascadia Mono" w:eastAsia="Times New Roman" w:hAnsi="Cascadia Mono" w:cs="Cascadia Mono"/>
+                <w:color w:val="000000"/>
+                <w:kern w:val="0"/>
+                <w:sz w:val="18"/>
+                <w:szCs w:val="18"/>
+              </w:rPr>
+            </w:pPr>
+          </w:p>
+          <w:p>
+            <w:pPr>
+              <w:widowControl/>
+              <w:tabs>
+                <w:tab w:val="left" w:pos="916"/>
+                <w:tab w:val="left" w:pos="1832"/>
+                <w:tab w:val="left" w:pos="2748"/>
+                <w:tab w:val="left" w:pos="3664"/>
+                <w:tab w:val="left" w:pos="4580"/>
+                <w:tab w:val="left" w:pos="5496"/>
+                <w:tab w:val="left" w:pos="6412"/>
+                <w:tab w:val="left" w:pos="7328"/>
+                <w:tab w:val="left" w:pos="8244"/>
+                <w:tab w:val="left" w:pos="9160"/>
+                <w:tab w:val="left" w:pos="10076"/>
+                <w:tab w:val="left" w:pos="10992"/>
+                <w:tab w:val="left" w:pos="11908"/>
+                <w:tab w:val="left" w:pos="12824"/>
+                <w:tab w:val="left" w:pos="13740"/>
+                <w:tab w:val="left" w:pos="14656"/>
+              </w:tabs>
+              <w:rPr>
+                <w:rFonts w:ascii="Cascadia Mono" w:eastAsia="Times New Roman" w:hAnsi="Cascadia Mono" w:cs="Cascadia Mono"/>
+                <w:color w:val="000000"/>
+                <w:kern w:val="0"/>
+                <w:sz w:val="18"/>
+                <w:szCs w:val="18"/>
+              </w:rPr>
+            </w:pPr>
+            <w:r>
+              <w:rPr>
+                <w:rFonts w:ascii="Cascadia Mono" w:eastAsia="Times New Roman" w:hAnsi="Cascadia Mono" w:cs="Cascadia Mono"/>
+                <w:color w:val="0000FF"/>
+                <w:kern w:val="0"/>
+                <w:sz w:val="18"/>
+                <w:szCs w:val="18"/>
+              </w:rPr>
+              <w:t>public</w:t>
+            </w:r>
+            <w:r>
+              <w:rPr>
+                <w:rFonts w:ascii="Cascadia Mono" w:eastAsia="Times New Roman" w:hAnsi="Cascadia Mono" w:cs="Cascadia Mono"/>
+                <w:color w:val="000000"/>
+                <w:kern w:val="0"/>
+                <w:sz w:val="18"/>
+                <w:szCs w:val="18"/>
+              </w:rPr>
+              <w:t xml:space="preserve"> </w:t>
+            </w:r>
+            <w:proofErr w:type="spellStart"/>
+            <w:proofErr w:type="gramStart"/>
+            <w:r>
+              <w:rPr>
+                <w:rFonts w:ascii="Cascadia Mono" w:eastAsia="Times New Roman" w:hAnsi="Cascadia Mono" w:cs="Cascadia Mono"/>
+                <w:color w:val="2B91AF"/>
+                <w:kern w:val="0"/>
+                <w:sz w:val="18"/>
+                <w:szCs w:val="18"/>
+              </w:rPr>
+              <w:t>DetailReviewForm</w:t>
+            </w:r>
+            <w:proofErr w:type="spellEnd"/>
+            <w:r>
+              <w:rPr>
+                <w:rFonts w:ascii="Cascadia Mono" w:eastAsia="Times New Roman" w:hAnsi="Cascadia Mono" w:cs="Cascadia Mono"/>
+                <w:color w:val="000000"/>
+                <w:kern w:val="0"/>
+                <w:sz w:val="18"/>
+                <w:szCs w:val="18"/>
+              </w:rPr>
+              <w:t>(</w:t>
+            </w:r>
+            <w:proofErr w:type="spellStart"/>
+            <w:proofErr w:type="gramEnd"/>
+            <w:r>
+              <w:rPr>
+                <w:rFonts w:ascii="Cascadia Mono" w:eastAsia="Times New Roman" w:hAnsi="Cascadia Mono" w:cs="Cascadia Mono"/>
+                <w:color w:val="2B91AF"/>
+                <w:kern w:val="0"/>
+                <w:sz w:val="18"/>
+                <w:szCs w:val="18"/>
+              </w:rPr>
+              <w:t>Guid</w:t>
+            </w:r>
+            <w:proofErr w:type="spellEnd"/>
+            <w:r>
+              <w:rPr>
+                <w:rFonts w:ascii="Cascadia Mono" w:eastAsia="Times New Roman" w:hAnsi="Cascadia Mono" w:cs="Cascadia Mono"/>
+                <w:color w:val="000000"/>
+                <w:kern w:val="0"/>
+                <w:sz w:val="18"/>
+                <w:szCs w:val="18"/>
+              </w:rPr>
+              <w:t xml:space="preserve"> </w:t>
+            </w:r>
+            <w:proofErr w:type="spellStart"/>
+            <w:r>
+              <w:rPr>
+                <w:rFonts w:ascii="Cascadia Mono" w:eastAsia="Times New Roman" w:hAnsi="Cascadia Mono" w:cs="Cascadia Mono"/>
+                <w:color w:val="1F377F"/>
+                <w:kern w:val="0"/>
+                <w:sz w:val="18"/>
+                <w:szCs w:val="18"/>
+              </w:rPr>
+              <w:t>DetailId</w:t>
+            </w:r>
+            <w:proofErr w:type="spellEnd"/>
+            <w:r>
+              <w:rPr>
+                <w:rFonts w:ascii="Cascadia Mono" w:eastAsia="Times New Roman" w:hAnsi="Cascadia Mono" w:cs="Cascadia Mono"/>
+                <w:color w:val="000000"/>
+                <w:kern w:val="0"/>
+                <w:sz w:val="18"/>
+                <w:szCs w:val="18"/>
+              </w:rPr>
+              <w:t>) {</w:t>
+            </w:r>
+          </w:p>
+          <w:p>
+            <w:pPr>
+              <w:widowControl/>
+              <w:tabs>
+                <w:tab w:val="left" w:pos="916"/>
+                <w:tab w:val="left" w:pos="1832"/>
+                <w:tab w:val="left" w:pos="2748"/>
+                <w:tab w:val="left" w:pos="3664"/>
+                <w:tab w:val="left" w:pos="4580"/>
+                <w:tab w:val="left" w:pos="5496"/>
+                <w:tab w:val="left" w:pos="6412"/>
+                <w:tab w:val="left" w:pos="7328"/>
+                <w:tab w:val="left" w:pos="8244"/>
+                <w:tab w:val="left" w:pos="9160"/>
+                <w:tab w:val="left" w:pos="10076"/>
+                <w:tab w:val="left" w:pos="10992"/>
+                <w:tab w:val="left" w:pos="11908"/>
+                <w:tab w:val="left" w:pos="12824"/>
+                <w:tab w:val="left" w:pos="13740"/>
+                <w:tab w:val="left" w:pos="14656"/>
+              </w:tabs>
+              <w:rPr>
+                <w:rFonts w:ascii="Cascadia Mono" w:eastAsia="Times New Roman" w:hAnsi="Cascadia Mono" w:cs="Cascadia Mono"/>
+                <w:color w:val="000000"/>
+                <w:kern w:val="0"/>
+                <w:sz w:val="18"/>
+                <w:szCs w:val="18"/>
+              </w:rPr>
+            </w:pPr>
+            <w:r>
+              <w:rPr>
+                <w:rFonts w:ascii="Cascadia Mono" w:eastAsia="Times New Roman" w:hAnsi="Cascadia Mono" w:cs="Cascadia Mono"/>
+                <w:color w:val="000000"/>
+                <w:kern w:val="0"/>
+                <w:sz w:val="18"/>
+                <w:szCs w:val="18"/>
+              </w:rPr>
+              <w:t xml:space="preserve">    </w:t>
+            </w:r>
+            <w:proofErr w:type="spellStart"/>
+            <w:proofErr w:type="gramStart"/>
+            <w:r>
+              <w:rPr>
+                <w:rFonts w:ascii="Cascadia Mono" w:eastAsia="Times New Roman" w:hAnsi="Cascadia Mono" w:cs="Cascadia Mono"/>
+                <w:color w:val="74531F"/>
+                <w:kern w:val="0"/>
+                <w:sz w:val="18"/>
+                <w:szCs w:val="18"/>
+              </w:rPr>
+              <w:t>InitializeComponent</w:t>
+            </w:r>
+            <w:proofErr w:type="spellEnd"/>
+            <w:r>
+              <w:rPr>
+                <w:rFonts w:ascii="Cascadia Mono" w:eastAsia="Times New Roman" w:hAnsi="Cascadia Mono" w:cs="Cascadia Mono"/>
+                <w:color w:val="000000"/>
+                <w:kern w:val="0"/>
+                <w:sz w:val="18"/>
+                <w:szCs w:val="18"/>
+              </w:rPr>
+              <w:t>(</w:t>
+            </w:r>
+            <w:proofErr w:type="gramEnd"/>
+            <w:r>
+              <w:rPr>
+                <w:rFonts w:ascii="Cascadia Mono" w:eastAsia="Times New Roman" w:hAnsi="Cascadia Mono" w:cs="Cascadia Mono"/>
+                <w:color w:val="000000"/>
+                <w:kern w:val="0"/>
+                <w:sz w:val="18"/>
+                <w:szCs w:val="18"/>
+              </w:rPr>
+              <w:t>);</w:t>
+            </w:r>
+          </w:p>
+          <w:p>
+            <w:pPr>
+              <w:widowControl/>
+              <w:tabs>
+                <w:tab w:val="left" w:pos="916"/>
+                <w:tab w:val="left" w:pos="1832"/>
+                <w:tab w:val="left" w:pos="2748"/>
+                <w:tab w:val="left" w:pos="3664"/>
+                <w:tab w:val="left" w:pos="4580"/>
+                <w:tab w:val="left" w:pos="5496"/>
+                <w:tab w:val="left" w:pos="6412"/>
+                <w:tab w:val="left" w:pos="7328"/>
+                <w:tab w:val="left" w:pos="8244"/>
+                <w:tab w:val="left" w:pos="9160"/>
+                <w:tab w:val="left" w:pos="10076"/>
+                <w:tab w:val="left" w:pos="10992"/>
+                <w:tab w:val="left" w:pos="11908"/>
+                <w:tab w:val="left" w:pos="12824"/>
+                <w:tab w:val="left" w:pos="13740"/>
+                <w:tab w:val="left" w:pos="14656"/>
+              </w:tabs>
+              <w:rPr>
+                <w:rFonts w:ascii="Cascadia Mono" w:eastAsia="Times New Roman" w:hAnsi="Cascadia Mono" w:cs="Cascadia Mono"/>
+                <w:color w:val="000000"/>
+                <w:kern w:val="0"/>
+                <w:sz w:val="18"/>
+                <w:szCs w:val="18"/>
+              </w:rPr>
+            </w:pPr>
+          </w:p>
+          <w:p>
+            <w:pPr>
+              <w:widowControl/>
+              <w:tabs>
+                <w:tab w:val="left" w:pos="916"/>
+                <w:tab w:val="left" w:pos="1832"/>
+                <w:tab w:val="left" w:pos="2748"/>
+                <w:tab w:val="left" w:pos="3664"/>
+                <w:tab w:val="left" w:pos="4580"/>
+                <w:tab w:val="left" w:pos="5496"/>
+                <w:tab w:val="left" w:pos="6412"/>
+                <w:tab w:val="left" w:pos="7328"/>
+                <w:tab w:val="left" w:pos="8244"/>
+                <w:tab w:val="left" w:pos="9160"/>
+                <w:tab w:val="left" w:pos="10076"/>
+                <w:tab w:val="left" w:pos="10992"/>
+                <w:tab w:val="left" w:pos="11908"/>
+                <w:tab w:val="left" w:pos="12824"/>
+                <w:tab w:val="left" w:pos="13740"/>
+                <w:tab w:val="left" w:pos="14656"/>
+              </w:tabs>
+              <w:rPr>
+                <w:rFonts w:ascii="Cascadia Mono" w:eastAsia="Times New Roman" w:hAnsi="Cascadia Mono" w:cs="Cascadia Mono"/>
+                <w:color w:val="000000"/>
+                <w:kern w:val="0"/>
+                <w:sz w:val="18"/>
+                <w:szCs w:val="18"/>
+              </w:rPr>
+            </w:pPr>
+            <w:r>
+              <w:rPr>
+                <w:rFonts w:ascii="Cascadia Mono" w:eastAsia="Times New Roman" w:hAnsi="Cascadia Mono" w:cs="Cascadia Mono"/>
+                <w:color w:val="000000"/>
+                <w:kern w:val="0"/>
+                <w:sz w:val="18"/>
+                <w:szCs w:val="18"/>
+              </w:rPr>
+              <w:t xml:space="preserve">    _</w:t>
+            </w:r>
+            <w:proofErr w:type="spellStart"/>
+            <w:r>
+              <w:rPr>
+                <w:rFonts w:ascii="Cascadia Mono" w:eastAsia="Times New Roman" w:hAnsi="Cascadia Mono" w:cs="Cascadia Mono"/>
+                <w:color w:val="000000"/>
+                <w:kern w:val="0"/>
+                <w:sz w:val="18"/>
+                <w:szCs w:val="18"/>
+              </w:rPr>
+              <w:t>DetailId</w:t>
+            </w:r>
+            <w:proofErr w:type="spellEnd"/>
+            <w:r>
+              <w:rPr>
+                <w:rFonts w:ascii="Cascadia Mono" w:eastAsia="Times New Roman" w:hAnsi="Cascadia Mono" w:cs="Cascadia Mono"/>
+                <w:color w:val="000000"/>
+                <w:kern w:val="0"/>
+                <w:sz w:val="18"/>
+                <w:szCs w:val="18"/>
+              </w:rPr>
+              <w:t xml:space="preserve"> = </w:t>
+            </w:r>
+            <w:proofErr w:type="spellStart"/>
+            <w:r>
+              <w:rPr>
+                <w:rFonts w:ascii="Cascadia Mono" w:eastAsia="Times New Roman" w:hAnsi="Cascadia Mono" w:cs="Cascadia Mono"/>
+                <w:color w:val="1F377F"/>
+                <w:kern w:val="0"/>
+                <w:sz w:val="18"/>
+                <w:szCs w:val="18"/>
+              </w:rPr>
+              <w:t>DetailId</w:t>
+            </w:r>
+            <w:proofErr w:type="spellEnd"/>
+            <w:r>
+              <w:rPr>
+                <w:rFonts w:ascii="Cascadia Mono" w:eastAsia="Times New Roman" w:hAnsi="Cascadia Mono" w:cs="Cascadia Mono"/>
+                <w:color w:val="000000"/>
+                <w:kern w:val="0"/>
+                <w:sz w:val="18"/>
+                <w:szCs w:val="18"/>
+              </w:rPr>
+              <w:t>;</w:t>
+            </w:r>
+          </w:p>
+          <w:p>
+            <w:pPr>
+              <w:widowControl/>
+              <w:tabs>
+                <w:tab w:val="left" w:pos="916"/>
+                <w:tab w:val="left" w:pos="1832"/>
+                <w:tab w:val="left" w:pos="2748"/>
+                <w:tab w:val="left" w:pos="3664"/>
+                <w:tab w:val="left" w:pos="4580"/>
+                <w:tab w:val="left" w:pos="5496"/>
+                <w:tab w:val="left" w:pos="6412"/>
+                <w:tab w:val="left" w:pos="7328"/>
+                <w:tab w:val="left" w:pos="8244"/>
+                <w:tab w:val="left" w:pos="9160"/>
+                <w:tab w:val="left" w:pos="10076"/>
+                <w:tab w:val="left" w:pos="10992"/>
+                <w:tab w:val="left" w:pos="11908"/>
+                <w:tab w:val="left" w:pos="12824"/>
+                <w:tab w:val="left" w:pos="13740"/>
+                <w:tab w:val="left" w:pos="14656"/>
+              </w:tabs>
+              <w:rPr>
+                <w:rFonts w:ascii="Cascadia Mono" w:eastAsia="Times New Roman" w:hAnsi="Cascadia Mono" w:cs="Cascadia Mono" w:hint="eastAsia"/>
+                <w:color w:val="000000"/>
+                <w:kern w:val="0"/>
+                <w:sz w:val="18"/>
+                <w:szCs w:val="18"/>
+              </w:rPr>
+            </w:pPr>
+            <w:r>
+              <w:rPr>
+                <w:rFonts w:ascii="Cascadia Mono" w:eastAsia="Times New Roman" w:hAnsi="Cascadia Mono" w:cs="Cascadia Mono"/>
+                <w:color w:val="000000"/>
+                <w:kern w:val="0"/>
+                <w:sz w:val="18"/>
+                <w:szCs w:val="18"/>
+              </w:rPr>
+              <w:t>}</w:t>
+            </w:r>
+          </w:p>
+        </w:tc>
+      </w:tr>
+    </w:tbl>
+    <w:p>
+      <w:pPr>
+        <w:widowControl/>
+        <w:rPr>
+          <w:rFonts w:ascii="Microsoft JhengHei UI" w:eastAsia="Microsoft JhengHei UI" w:hAnsi="Microsoft JhengHei UI"/>
+          <w:szCs w:val="26"/>
+        </w:rPr>
+      </w:pPr>
+      <w:r>
+        <w:rPr>
+          <w:rFonts w:ascii="Microsoft JhengHei UI" w:eastAsia="Microsoft JhengHei UI" w:hAnsi="Microsoft JhengHei UI" w:hint="eastAsia"/>
+          <w:szCs w:val="26"/>
+        </w:rPr>
+        <w:t>說明：傳遞</w:t>
+      </w:r>
+      <w:proofErr w:type="spellStart"/>
+      <w:r>
+        <w:rPr>
+          <w:rFonts w:ascii="Microsoft JhengHei UI" w:eastAsia="Microsoft JhengHei UI" w:hAnsi="Microsoft JhengHei UI" w:hint="eastAsia"/>
+          <w:szCs w:val="26"/>
+        </w:rPr>
+        <w:t>D</w:t>
+      </w:r>
+      <w:r>
+        <w:rPr>
+          <w:rFonts w:ascii="Microsoft JhengHei UI" w:eastAsia="Microsoft JhengHei UI" w:hAnsi="Microsoft JhengHei UI"/>
+          <w:szCs w:val="26"/>
+        </w:rPr>
+        <w:t>etailId</w:t>
+      </w:r>
+      <w:proofErr w:type="spellEnd"/>
+      <w:r>
+        <w:rPr>
+          <w:rFonts w:ascii="Microsoft JhengHei UI" w:eastAsia="Microsoft JhengHei UI" w:hAnsi="Microsoft JhengHei UI" w:hint="eastAsia"/>
+          <w:szCs w:val="26"/>
+        </w:rPr>
+        <w:t>資料到</w:t>
+      </w:r>
+      <w:proofErr w:type="spellStart"/>
+      <w:r>
+        <w:rPr>
+          <w:rFonts w:ascii="Microsoft JhengHei UI" w:eastAsia="Microsoft JhengHei UI" w:hAnsi="Microsoft JhengHei UI" w:hint="eastAsia"/>
+          <w:szCs w:val="26"/>
+        </w:rPr>
+        <w:t>D</w:t>
+      </w:r>
+      <w:r>
+        <w:rPr>
+          <w:rFonts w:ascii="Microsoft JhengHei UI" w:eastAsia="Microsoft JhengHei UI" w:hAnsi="Microsoft JhengHei UI"/>
+          <w:szCs w:val="26"/>
+        </w:rPr>
+        <w:t>etailReviewForm</w:t>
+      </w:r>
+      <w:proofErr w:type="spellEnd"/>
+      <w:r>
+        <w:rPr>
+          <w:rFonts w:ascii="Microsoft JhengHei UI" w:eastAsia="Microsoft JhengHei UI" w:hAnsi="Microsoft JhengHei UI" w:hint="eastAsia"/>
+          <w:szCs w:val="26"/>
+        </w:rPr>
+        <w:t>中使用。</w:t>
+      </w:r>
+    </w:p>
+    <w:p>
+      <w:pPr>
+        <w:widowControl/>
+        <w:rPr>
+          <w:rFonts w:ascii="Microsoft JhengHei UI" w:eastAsia="Microsoft JhengHei UI" w:hAnsi="Microsoft JhengHei UI"/>
+          <w:sz w:val="26"/>
+          <w:szCs w:val="26"/>
+        </w:rPr>
+      </w:pPr>
+      <w:r>
+        <w:rPr>
+          <w:rFonts w:ascii="Microsoft JhengHei UI" w:eastAsia="Microsoft JhengHei UI" w:hAnsi="Microsoft JhengHei UI" w:hint="eastAsia"/>
+          <w:sz w:val="26"/>
+          <w:szCs w:val="26"/>
+        </w:rPr>
+        <w:t>(3) 自製對話框</w:t>
+      </w:r>
+    </w:p>
+    <w:p>
+      <w:pPr>
+        <w:widowControl/>
+        <w:rPr>
+          <w:rFonts w:ascii="Microsoft JhengHei UI" w:eastAsia="Microsoft JhengHei UI" w:hAnsi="Microsoft JhengHei UI"/>
+          <w:szCs w:val="26"/>
+        </w:rPr>
+      </w:pPr>
+      <w:r>
+        <w:rPr>
+          <w:rFonts w:ascii="Microsoft JhengHei UI" w:eastAsia="Microsoft JhengHei UI" w:hAnsi="Microsoft JhengHei UI" w:hint="eastAsia"/>
+          <w:szCs w:val="26"/>
+        </w:rPr>
+        <w:t>自製對話框</w:t>
+      </w:r>
+      <w:r>
+        <w:rPr>
+          <w:rFonts w:ascii="Microsoft JhengHei UI" w:eastAsia="Microsoft JhengHei UI" w:hAnsi="Microsoft JhengHei UI" w:hint="eastAsia"/>
+          <w:szCs w:val="26"/>
+        </w:rPr>
+        <w:t>是透過</w:t>
+      </w:r>
+      <w:r>
+        <w:rPr>
+          <w:rFonts w:ascii="Microsoft JhengHei UI" w:eastAsia="Microsoft JhengHei UI" w:hAnsi="Microsoft JhengHei UI" w:hint="eastAsia"/>
+          <w:szCs w:val="26"/>
+        </w:rPr>
+        <w:t>自行製作</w:t>
+      </w:r>
+      <w:r>
+        <w:rPr>
+          <w:rFonts w:ascii="Microsoft JhengHei UI" w:eastAsia="Microsoft JhengHei UI" w:hAnsi="Microsoft JhengHei UI" w:hint="eastAsia"/>
+          <w:szCs w:val="26"/>
+        </w:rPr>
+        <w:t>額外的</w:t>
+      </w:r>
+      <w:r>
+        <w:rPr>
+          <w:rFonts w:ascii="Microsoft JhengHei UI" w:eastAsia="Microsoft JhengHei UI" w:hAnsi="Microsoft JhengHei UI" w:hint="eastAsia"/>
+          <w:szCs w:val="26"/>
+        </w:rPr>
+        <w:t>表單視窗（F</w:t>
+      </w:r>
+      <w:r>
+        <w:rPr>
+          <w:rFonts w:ascii="Microsoft JhengHei UI" w:eastAsia="Microsoft JhengHei UI" w:hAnsi="Microsoft JhengHei UI"/>
+          <w:szCs w:val="26"/>
+        </w:rPr>
+        <w:t>orm</w:t>
+      </w:r>
+      <w:r>
+        <w:rPr>
+          <w:rFonts w:ascii="Microsoft JhengHei UI" w:eastAsia="Microsoft JhengHei UI" w:hAnsi="Microsoft JhengHei UI" w:hint="eastAsia"/>
+          <w:szCs w:val="26"/>
+        </w:rPr>
+        <w:t>）</w:t>
+      </w:r>
+      <w:r>
+        <w:rPr>
+          <w:rFonts w:ascii="Microsoft JhengHei UI" w:eastAsia="Microsoft JhengHei UI" w:hAnsi="Microsoft JhengHei UI" w:hint="eastAsia"/>
+          <w:szCs w:val="26"/>
+        </w:rPr>
+        <w:t>來實現。</w:t>
+      </w:r>
+      <w:r>
+        <w:rPr>
+          <w:rFonts w:ascii="Microsoft JhengHei UI" w:eastAsia="Microsoft JhengHei UI" w:hAnsi="Microsoft JhengHei UI" w:hint="eastAsia"/>
+          <w:szCs w:val="26"/>
+        </w:rPr>
+        <w:t>對話框特別的點是，他並不是透過r</w:t>
+      </w:r>
+      <w:r>
+        <w:rPr>
+          <w:rFonts w:ascii="Microsoft JhengHei UI" w:eastAsia="Microsoft JhengHei UI" w:hAnsi="Microsoft JhengHei UI"/>
+          <w:szCs w:val="26"/>
+        </w:rPr>
+        <w:t>eturn</w:t>
+      </w:r>
+      <w:r>
+        <w:rPr>
+          <w:rFonts w:ascii="Microsoft JhengHei UI" w:eastAsia="Microsoft JhengHei UI" w:hAnsi="Microsoft JhengHei UI" w:hint="eastAsia"/>
+          <w:szCs w:val="26"/>
+        </w:rPr>
+        <w:t>來回傳結果，而是透過</w:t>
+      </w:r>
+      <w:proofErr w:type="spellStart"/>
+      <w:r>
+        <w:rPr>
+          <w:rFonts w:ascii="Microsoft JhengHei UI" w:eastAsia="Microsoft JhengHei UI" w:hAnsi="Microsoft JhengHei UI"/>
+          <w:szCs w:val="26"/>
+        </w:rPr>
+        <w:t>DialogResult</w:t>
+      </w:r>
+      <w:proofErr w:type="spellEnd"/>
+      <w:r>
+        <w:rPr>
+          <w:rFonts w:ascii="Microsoft JhengHei UI" w:eastAsia="Microsoft JhengHei UI" w:hAnsi="Microsoft JhengHei UI" w:hint="eastAsia"/>
+          <w:szCs w:val="26"/>
+        </w:rPr>
+        <w:t>來決定</w:t>
+      </w:r>
+      <w:r>
+        <w:rPr>
+          <w:rFonts w:ascii="Microsoft JhengHei UI" w:eastAsia="Microsoft JhengHei UI" w:hAnsi="Microsoft JhengHei UI" w:hint="eastAsia"/>
+          <w:szCs w:val="26"/>
+        </w:rPr>
+        <w:t>。</w:t>
+      </w:r>
+    </w:p>
+    <w:p>
+      <w:pPr>
+        <w:widowControl/>
+        <w:rPr>
+          <w:rFonts w:ascii="Microsoft JhengHei UI" w:eastAsia="Microsoft JhengHei UI" w:hAnsi="Microsoft JhengHei UI"/>
+          <w:szCs w:val="26"/>
+        </w:rPr>
+      </w:pPr>
+      <w:r>
+        <w:rPr>
+          <w:rFonts w:ascii="Microsoft JhengHei UI" w:eastAsia="Microsoft JhengHei UI" w:hAnsi="Microsoft JhengHei UI" w:hint="eastAsia"/>
+          <w:szCs w:val="26"/>
+        </w:rPr>
+        <w:t>範例：</w:t>
+      </w:r>
+    </w:p>
+    <w:tbl>
+      <w:tblPr>
+        <w:tblStyle w:val="TableGrid"/>
+        <w:tblW w:w="0" w:type="auto"/>
+        <w:tblLook w:val="04A0" w:firstRow="1" w:lastRow="0" w:firstColumn="1" w:lastColumn="0" w:noHBand="0" w:noVBand="1"/>
+      </w:tblPr>
+      <w:tblGrid>
+        <w:gridCol w:w="8296"/>
+      </w:tblGrid>
+      <w:tr>
+        <w:tc>
+          <w:tcPr>
+            <w:tcW w:w="8296" w:type="dxa"/>
+          </w:tcPr>
+          <w:p>
+            <w:pPr>
+              <w:widowControl/>
+              <w:tabs>
+                <w:tab w:val="left" w:pos="916"/>
+                <w:tab w:val="left" w:pos="1832"/>
+                <w:tab w:val="left" w:pos="2748"/>
+                <w:tab w:val="left" w:pos="3664"/>
+                <w:tab w:val="left" w:pos="4580"/>
+                <w:tab w:val="left" w:pos="5496"/>
+                <w:tab w:val="left" w:pos="6412"/>
+                <w:tab w:val="left" w:pos="7328"/>
+                <w:tab w:val="left" w:pos="8244"/>
+                <w:tab w:val="left" w:pos="9160"/>
+                <w:tab w:val="left" w:pos="10076"/>
+                <w:tab w:val="left" w:pos="10992"/>
+                <w:tab w:val="left" w:pos="11908"/>
+                <w:tab w:val="left" w:pos="12824"/>
+                <w:tab w:val="left" w:pos="13740"/>
+                <w:tab w:val="left" w:pos="14656"/>
+              </w:tabs>
+              <w:rPr>
+                <w:rFonts w:ascii="Cascadia Mono" w:eastAsia="Times New Roman" w:hAnsi="Cascadia Mono" w:cs="Cascadia Mono"/>
+                <w:color w:val="000000"/>
+                <w:kern w:val="0"/>
+                <w:sz w:val="18"/>
+                <w:szCs w:val="18"/>
+              </w:rPr>
+            </w:pPr>
+            <w:r>
+              <w:rPr>
+                <w:rFonts w:ascii="Cascadia Mono" w:eastAsia="Times New Roman" w:hAnsi="Cascadia Mono" w:cs="Cascadia Mono"/>
+                <w:color w:val="0000FF"/>
+                <w:kern w:val="0"/>
+                <w:sz w:val="18"/>
+                <w:szCs w:val="18"/>
+              </w:rPr>
+              <w:t>private</w:t>
+            </w:r>
+            <w:r>
+              <w:rPr>
+                <w:rFonts w:ascii="Cascadia Mono" w:eastAsia="Times New Roman" w:hAnsi="Cascadia Mono" w:cs="Cascadia Mono"/>
+                <w:color w:val="000000"/>
+                <w:kern w:val="0"/>
+                <w:sz w:val="18"/>
+                <w:szCs w:val="18"/>
+              </w:rPr>
+              <w:t xml:space="preserve"> </w:t>
+            </w:r>
+            <w:r>
+              <w:rPr>
+                <w:rFonts w:ascii="Cascadia Mono" w:eastAsia="Times New Roman" w:hAnsi="Cascadia Mono" w:cs="Cascadia Mono"/>
+                <w:color w:val="0000FF"/>
+                <w:kern w:val="0"/>
+                <w:sz w:val="18"/>
+                <w:szCs w:val="18"/>
+              </w:rPr>
+              <w:t>async</w:t>
+            </w:r>
+            <w:r>
+              <w:rPr>
+                <w:rFonts w:ascii="Cascadia Mono" w:eastAsia="Times New Roman" w:hAnsi="Cascadia Mono" w:cs="Cascadia Mono"/>
+                <w:color w:val="000000"/>
+                <w:kern w:val="0"/>
+                <w:sz w:val="18"/>
+                <w:szCs w:val="18"/>
+              </w:rPr>
+              <w:t xml:space="preserve"> </w:t>
+            </w:r>
+            <w:r>
+              <w:rPr>
+                <w:rFonts w:ascii="Cascadia Mono" w:eastAsia="Times New Roman" w:hAnsi="Cascadia Mono" w:cs="Cascadia Mono"/>
+                <w:color w:val="0000FF"/>
+                <w:kern w:val="0"/>
+                <w:sz w:val="18"/>
+                <w:szCs w:val="18"/>
+              </w:rPr>
+              <w:t>void</w:t>
+            </w:r>
+            <w:r>
+              <w:rPr>
+                <w:rFonts w:ascii="Cascadia Mono" w:eastAsia="Times New Roman" w:hAnsi="Cascadia Mono" w:cs="Cascadia Mono"/>
+                <w:color w:val="000000"/>
+                <w:kern w:val="0"/>
+                <w:sz w:val="18"/>
+                <w:szCs w:val="18"/>
+              </w:rPr>
+              <w:t xml:space="preserve"> </w:t>
+            </w:r>
+            <w:proofErr w:type="spellStart"/>
+            <w:r>
+              <w:rPr>
+                <w:rFonts w:ascii="Cascadia Mono" w:eastAsia="Times New Roman" w:hAnsi="Cascadia Mono" w:cs="Cascadia Mono"/>
+                <w:color w:val="74531F"/>
+                <w:kern w:val="0"/>
+                <w:sz w:val="18"/>
+                <w:szCs w:val="18"/>
+              </w:rPr>
+              <w:t>btnReturn_</w:t>
+            </w:r>
+            <w:proofErr w:type="gramStart"/>
+            <w:r>
+              <w:rPr>
+                <w:rFonts w:ascii="Cascadia Mono" w:eastAsia="Times New Roman" w:hAnsi="Cascadia Mono" w:cs="Cascadia Mono"/>
+                <w:color w:val="74531F"/>
+                <w:kern w:val="0"/>
+                <w:sz w:val="18"/>
+                <w:szCs w:val="18"/>
+              </w:rPr>
+              <w:t>Click</w:t>
+            </w:r>
+            <w:proofErr w:type="spellEnd"/>
+            <w:r>
+              <w:rPr>
+                <w:rFonts w:ascii="Cascadia Mono" w:eastAsia="Times New Roman" w:hAnsi="Cascadia Mono" w:cs="Cascadia Mono"/>
+                <w:color w:val="000000"/>
+                <w:kern w:val="0"/>
+                <w:sz w:val="18"/>
+                <w:szCs w:val="18"/>
+              </w:rPr>
+              <w:t>(</w:t>
+            </w:r>
+            <w:proofErr w:type="gramEnd"/>
+            <w:r>
+              <w:rPr>
+                <w:rFonts w:ascii="Cascadia Mono" w:eastAsia="Times New Roman" w:hAnsi="Cascadia Mono" w:cs="Cascadia Mono"/>
+                <w:color w:val="0000FF"/>
+                <w:kern w:val="0"/>
+                <w:sz w:val="18"/>
+                <w:szCs w:val="18"/>
+              </w:rPr>
+              <w:t>object</w:t>
+            </w:r>
+            <w:r>
+              <w:rPr>
+                <w:rFonts w:ascii="Cascadia Mono" w:eastAsia="Times New Roman" w:hAnsi="Cascadia Mono" w:cs="Cascadia Mono"/>
+                <w:color w:val="000000"/>
+                <w:kern w:val="0"/>
+                <w:sz w:val="18"/>
+                <w:szCs w:val="18"/>
+              </w:rPr>
+              <w:t xml:space="preserve"> </w:t>
+            </w:r>
+            <w:r>
+              <w:rPr>
+                <w:rFonts w:ascii="Cascadia Mono" w:eastAsia="Times New Roman" w:hAnsi="Cascadia Mono" w:cs="Cascadia Mono"/>
+                <w:color w:val="1F377F"/>
+                <w:kern w:val="0"/>
+                <w:sz w:val="18"/>
+                <w:szCs w:val="18"/>
+              </w:rPr>
+              <w:t>sender</w:t>
+            </w:r>
+            <w:r>
+              <w:rPr>
+                <w:rFonts w:ascii="Cascadia Mono" w:eastAsia="Times New Roman" w:hAnsi="Cascadia Mono" w:cs="Cascadia Mono"/>
+                <w:color w:val="000000"/>
+                <w:kern w:val="0"/>
+                <w:sz w:val="18"/>
+                <w:szCs w:val="18"/>
+              </w:rPr>
+              <w:t xml:space="preserve">, </w:t>
+            </w:r>
+            <w:proofErr w:type="spellStart"/>
+            <w:r>
+              <w:rPr>
+                <w:rFonts w:ascii="Cascadia Mono" w:eastAsia="Times New Roman" w:hAnsi="Cascadia Mono" w:cs="Cascadia Mono"/>
+                <w:color w:val="2B91AF"/>
+                <w:kern w:val="0"/>
+                <w:sz w:val="18"/>
+                <w:szCs w:val="18"/>
+              </w:rPr>
+              <w:t>EventArgs</w:t>
+            </w:r>
+            <w:proofErr w:type="spellEnd"/>
+            <w:r>
+              <w:rPr>
+                <w:rFonts w:ascii="Cascadia Mono" w:eastAsia="Times New Roman" w:hAnsi="Cascadia Mono" w:cs="Cascadia Mono"/>
+                <w:color w:val="000000"/>
+                <w:kern w:val="0"/>
+                <w:sz w:val="18"/>
+                <w:szCs w:val="18"/>
+              </w:rPr>
+              <w:t xml:space="preserve"> </w:t>
+            </w:r>
+            <w:r>
+              <w:rPr>
+                <w:rFonts w:ascii="Cascadia Mono" w:eastAsia="Times New Roman" w:hAnsi="Cascadia Mono" w:cs="Cascadia Mono"/>
+                <w:color w:val="1F377F"/>
+                <w:kern w:val="0"/>
+                <w:sz w:val="18"/>
+                <w:szCs w:val="18"/>
+              </w:rPr>
+              <w:t>e</w:t>
+            </w:r>
+            <w:r>
+              <w:rPr>
+                <w:rFonts w:ascii="Cascadia Mono" w:eastAsia="Times New Roman" w:hAnsi="Cascadia Mono" w:cs="Cascadia Mono"/>
+                <w:color w:val="000000"/>
+                <w:kern w:val="0"/>
+                <w:sz w:val="18"/>
+                <w:szCs w:val="18"/>
+              </w:rPr>
+              <w:t>) {</w:t>
+            </w:r>
+          </w:p>
+          <w:p>
+            <w:pPr>
+              <w:widowControl/>
+              <w:tabs>
+                <w:tab w:val="left" w:pos="916"/>
+                <w:tab w:val="left" w:pos="1832"/>
+                <w:tab w:val="left" w:pos="2748"/>
+                <w:tab w:val="left" w:pos="3664"/>
+                <w:tab w:val="left" w:pos="4580"/>
+                <w:tab w:val="left" w:pos="5496"/>
+                <w:tab w:val="left" w:pos="6412"/>
+                <w:tab w:val="left" w:pos="7328"/>
+                <w:tab w:val="left" w:pos="8244"/>
+                <w:tab w:val="left" w:pos="9160"/>
+                <w:tab w:val="left" w:pos="10076"/>
+                <w:tab w:val="left" w:pos="10992"/>
+                <w:tab w:val="left" w:pos="11908"/>
+                <w:tab w:val="left" w:pos="12824"/>
+                <w:tab w:val="left" w:pos="13740"/>
+                <w:tab w:val="left" w:pos="14656"/>
+              </w:tabs>
+              <w:rPr>
+                <w:rFonts w:ascii="Cascadia Mono" w:eastAsia="Times New Roman" w:hAnsi="Cascadia Mono" w:cs="Cascadia Mono"/>
+                <w:color w:val="000000"/>
+                <w:kern w:val="0"/>
+                <w:sz w:val="18"/>
+                <w:szCs w:val="18"/>
+              </w:rPr>
+            </w:pPr>
+            <w:r>
+              <w:rPr>
+                <w:rFonts w:asciiTheme="minorEastAsia" w:hAnsiTheme="minorEastAsia" w:cs="Cascadia Mono" w:hint="eastAsia"/>
+                <w:color w:val="000000"/>
+                <w:kern w:val="0"/>
+                <w:sz w:val="18"/>
+                <w:szCs w:val="18"/>
+              </w:rPr>
+              <w:t xml:space="preserve">    </w:t>
+            </w:r>
+            <w:proofErr w:type="spellStart"/>
+            <w:r>
+              <w:rPr>
+                <w:rFonts w:ascii="Cascadia Mono" w:eastAsia="Times New Roman" w:hAnsi="Cascadia Mono" w:cs="Cascadia Mono"/>
+                <w:color w:val="000000"/>
+                <w:kern w:val="0"/>
+                <w:sz w:val="18"/>
+                <w:szCs w:val="18"/>
+              </w:rPr>
+              <w:t>DialogResult</w:t>
+            </w:r>
+            <w:proofErr w:type="spellEnd"/>
+            <w:r>
+              <w:rPr>
+                <w:rFonts w:ascii="Cascadia Mono" w:eastAsia="Times New Roman" w:hAnsi="Cascadia Mono" w:cs="Cascadia Mono"/>
+                <w:color w:val="000000"/>
+                <w:kern w:val="0"/>
+                <w:sz w:val="18"/>
+                <w:szCs w:val="18"/>
+              </w:rPr>
+              <w:t xml:space="preserve"> = </w:t>
+            </w:r>
+            <w:proofErr w:type="spellStart"/>
+            <w:r>
+              <w:rPr>
+                <w:rFonts w:ascii="Cascadia Mono" w:eastAsia="Times New Roman" w:hAnsi="Cascadia Mono" w:cs="Cascadia Mono"/>
+                <w:color w:val="2B91AF"/>
+                <w:kern w:val="0"/>
+                <w:sz w:val="18"/>
+                <w:szCs w:val="18"/>
+              </w:rPr>
+              <w:t>DialogResult</w:t>
+            </w:r>
+            <w:r>
+              <w:rPr>
+                <w:rFonts w:ascii="Cascadia Mono" w:eastAsia="Times New Roman" w:hAnsi="Cascadia Mono" w:cs="Cascadia Mono"/>
+                <w:color w:val="000000"/>
+                <w:kern w:val="0"/>
+                <w:sz w:val="18"/>
+                <w:szCs w:val="18"/>
+              </w:rPr>
+              <w:t>.</w:t>
+            </w:r>
+            <w:r>
+              <w:rPr>
+                <w:rFonts w:ascii="Cascadia Mono" w:eastAsia="Times New Roman" w:hAnsi="Cascadia Mono" w:cs="Cascadia Mono"/>
+                <w:color w:val="000000"/>
+                <w:kern w:val="0"/>
+                <w:sz w:val="18"/>
+                <w:szCs w:val="18"/>
+              </w:rPr>
+              <w:t>Abort</w:t>
+            </w:r>
+            <w:proofErr w:type="spellEnd"/>
+            <w:r>
+              <w:rPr>
+                <w:rFonts w:ascii="Cascadia Mono" w:eastAsia="Times New Roman" w:hAnsi="Cascadia Mono" w:cs="Cascadia Mono"/>
+                <w:color w:val="000000"/>
+                <w:kern w:val="0"/>
+                <w:sz w:val="18"/>
+                <w:szCs w:val="18"/>
+              </w:rPr>
+              <w:t>;</w:t>
+            </w:r>
+          </w:p>
+          <w:p>
+            <w:pPr>
+              <w:widowControl/>
+              <w:tabs>
+                <w:tab w:val="left" w:pos="916"/>
+                <w:tab w:val="left" w:pos="1832"/>
+                <w:tab w:val="left" w:pos="2748"/>
+                <w:tab w:val="left" w:pos="3664"/>
+                <w:tab w:val="left" w:pos="4580"/>
+                <w:tab w:val="left" w:pos="5496"/>
+                <w:tab w:val="left" w:pos="6412"/>
+                <w:tab w:val="left" w:pos="7328"/>
+                <w:tab w:val="left" w:pos="8244"/>
+                <w:tab w:val="left" w:pos="9160"/>
+                <w:tab w:val="left" w:pos="10076"/>
+                <w:tab w:val="left" w:pos="10992"/>
+                <w:tab w:val="left" w:pos="11908"/>
+                <w:tab w:val="left" w:pos="12824"/>
+                <w:tab w:val="left" w:pos="13740"/>
+                <w:tab w:val="left" w:pos="14656"/>
+              </w:tabs>
+              <w:rPr>
+                <w:rFonts w:ascii="Cascadia Mono" w:eastAsia="Times New Roman" w:hAnsi="Cascadia Mono" w:cs="Cascadia Mono" w:hint="eastAsia"/>
+                <w:color w:val="000000"/>
+                <w:kern w:val="0"/>
+                <w:sz w:val="18"/>
+                <w:szCs w:val="18"/>
+              </w:rPr>
+            </w:pPr>
+            <w:r>
+              <w:rPr>
+                <w:rFonts w:ascii="Cascadia Mono" w:eastAsia="Times New Roman" w:hAnsi="Cascadia Mono" w:cs="Cascadia Mono"/>
+                <w:color w:val="000000"/>
+                <w:kern w:val="0"/>
+                <w:sz w:val="18"/>
+                <w:szCs w:val="18"/>
+              </w:rPr>
+              <w:t>}</w:t>
+            </w:r>
+          </w:p>
+        </w:tc>
+      </w:tr>
+    </w:tbl>
+    <w:p>
+      <w:pPr>
+        <w:widowControl/>
+        <w:rPr>
+          <w:rFonts w:ascii="Microsoft JhengHei UI" w:eastAsia="Microsoft JhengHei UI" w:hAnsi="Microsoft JhengHei UI"/>
+          <w:szCs w:val="26"/>
+        </w:rPr>
+      </w:pPr>
+      <w:r>
+        <w:rPr>
+          <w:rFonts w:ascii="Microsoft JhengHei UI" w:eastAsia="Microsoft JhengHei UI" w:hAnsi="Microsoft JhengHei UI" w:hint="eastAsia"/>
+          <w:szCs w:val="26"/>
+        </w:rPr>
+        <w:t>說明：</w:t>
+      </w:r>
+      <w:r>
+        <w:rPr>
+          <w:rFonts w:ascii="Microsoft JhengHei UI" w:eastAsia="Microsoft JhengHei UI" w:hAnsi="Microsoft JhengHei UI" w:hint="eastAsia"/>
+          <w:szCs w:val="26"/>
+        </w:rPr>
+        <w:t>在事件中</w:t>
+      </w:r>
+      <w:r>
+        <w:rPr>
+          <w:rFonts w:ascii="Microsoft JhengHei UI" w:eastAsia="Microsoft JhengHei UI" w:hAnsi="Microsoft JhengHei UI" w:hint="eastAsia"/>
+          <w:szCs w:val="26"/>
+        </w:rPr>
+        <w:t>設定</w:t>
+      </w:r>
+      <w:proofErr w:type="spellStart"/>
+      <w:r>
+        <w:rPr>
+          <w:rFonts w:ascii="Microsoft JhengHei UI" w:eastAsia="Microsoft JhengHei UI" w:hAnsi="Microsoft JhengHei UI" w:hint="eastAsia"/>
+          <w:szCs w:val="26"/>
+        </w:rPr>
+        <w:t>D</w:t>
+      </w:r>
+      <w:r>
+        <w:rPr>
+          <w:rFonts w:ascii="Microsoft JhengHei UI" w:eastAsia="Microsoft JhengHei UI" w:hAnsi="Microsoft JhengHei UI"/>
+          <w:szCs w:val="26"/>
+        </w:rPr>
+        <w:t>ialog</w:t>
+      </w:r>
+      <w:r>
+        <w:rPr>
+          <w:rFonts w:ascii="Microsoft JhengHei UI" w:eastAsia="Microsoft JhengHei UI" w:hAnsi="Microsoft JhengHei UI" w:hint="eastAsia"/>
+          <w:szCs w:val="26"/>
+        </w:rPr>
+        <w:t>R</w:t>
+      </w:r>
+      <w:r>
+        <w:rPr>
+          <w:rFonts w:ascii="Microsoft JhengHei UI" w:eastAsia="Microsoft JhengHei UI" w:hAnsi="Microsoft JhengHei UI"/>
+          <w:szCs w:val="26"/>
+        </w:rPr>
+        <w:t>esult</w:t>
+      </w:r>
+      <w:proofErr w:type="spellEnd"/>
+      <w:r>
+        <w:rPr>
+          <w:rFonts w:ascii="Microsoft JhengHei UI" w:eastAsia="Microsoft JhengHei UI" w:hAnsi="Microsoft JhengHei UI" w:hint="eastAsia"/>
+          <w:szCs w:val="26"/>
+        </w:rPr>
+        <w:t>（</w:t>
+      </w:r>
+      <w:r>
+        <w:rPr>
+          <w:rFonts w:ascii="Microsoft JhengHei UI" w:eastAsia="Microsoft JhengHei UI" w:hAnsi="Microsoft JhengHei UI" w:hint="eastAsia"/>
+          <w:szCs w:val="26"/>
+        </w:rPr>
+        <w:t>然後</w:t>
+      </w:r>
+      <w:r>
+        <w:rPr>
+          <w:rFonts w:ascii="Microsoft JhengHei UI" w:eastAsia="Microsoft JhengHei UI" w:hAnsi="Microsoft JhengHei UI" w:hint="eastAsia"/>
+          <w:szCs w:val="26"/>
+        </w:rPr>
+        <w:t>此表單會自動結束生命週期）。</w:t>
+      </w:r>
+    </w:p>
+    <w:tbl>
+      <w:tblPr>
+        <w:tblStyle w:val="TableGrid"/>
+        <w:tblW w:w="0" w:type="auto"/>
+        <w:tblLook w:val="04A0" w:firstRow="1" w:lastRow="0" w:firstColumn="1" w:lastColumn="0" w:noHBand="0" w:noVBand="1"/>
+      </w:tblPr>
+      <w:tblGrid>
+        <w:gridCol w:w="8296"/>
+      </w:tblGrid>
+      <w:tr>
+        <w:tc>
+          <w:tcPr>
+            <w:tcW w:w="8296" w:type="dxa"/>
+          </w:tcPr>
+          <w:p>
+            <w:pPr>
+              <w:widowControl/>
+              <w:tabs>
+                <w:tab w:val="left" w:pos="916"/>
+                <w:tab w:val="left" w:pos="1832"/>
+                <w:tab w:val="left" w:pos="2748"/>
+                <w:tab w:val="left" w:pos="3664"/>
+                <w:tab w:val="left" w:pos="4580"/>
+                <w:tab w:val="left" w:pos="5496"/>
+                <w:tab w:val="left" w:pos="6412"/>
+                <w:tab w:val="left" w:pos="7328"/>
+                <w:tab w:val="left" w:pos="8244"/>
+                <w:tab w:val="left" w:pos="9160"/>
+                <w:tab w:val="left" w:pos="10076"/>
+                <w:tab w:val="left" w:pos="10992"/>
+                <w:tab w:val="left" w:pos="11908"/>
+                <w:tab w:val="left" w:pos="12824"/>
+                <w:tab w:val="left" w:pos="13740"/>
+                <w:tab w:val="left" w:pos="14656"/>
+              </w:tabs>
+              <w:rPr>
+                <w:rFonts w:ascii="Cascadia Mono" w:eastAsia="Times New Roman" w:hAnsi="Cascadia Mono" w:cs="Cascadia Mono"/>
+                <w:color w:val="000000"/>
+                <w:kern w:val="0"/>
+                <w:sz w:val="18"/>
+                <w:szCs w:val="18"/>
+              </w:rPr>
+            </w:pPr>
+            <w:r>
+              <w:rPr>
+                <w:rFonts w:ascii="Cascadia Mono" w:eastAsia="Times New Roman" w:hAnsi="Cascadia Mono" w:cs="Cascadia Mono"/>
+                <w:color w:val="0000FF"/>
+                <w:kern w:val="0"/>
+                <w:sz w:val="18"/>
+                <w:szCs w:val="18"/>
+              </w:rPr>
+              <w:t>using</w:t>
+            </w:r>
+            <w:r>
+              <w:rPr>
+                <w:rFonts w:ascii="Cascadia Mono" w:eastAsia="Times New Roman" w:hAnsi="Cascadia Mono" w:cs="Cascadia Mono"/>
+                <w:color w:val="000000"/>
+                <w:kern w:val="0"/>
+                <w:sz w:val="18"/>
+                <w:szCs w:val="18"/>
+              </w:rPr>
+              <w:t xml:space="preserve"> (</w:t>
+            </w:r>
+            <w:r>
+              <w:rPr>
+                <w:rFonts w:ascii="Cascadia Mono" w:eastAsia="Times New Roman" w:hAnsi="Cascadia Mono" w:cs="Cascadia Mono"/>
+                <w:color w:val="0000FF"/>
+                <w:kern w:val="0"/>
+                <w:sz w:val="18"/>
+                <w:szCs w:val="18"/>
+              </w:rPr>
+              <w:t>var</w:t>
+            </w:r>
+            <w:r>
+              <w:rPr>
+                <w:rFonts w:ascii="Cascadia Mono" w:eastAsia="Times New Roman" w:hAnsi="Cascadia Mono" w:cs="Cascadia Mono"/>
+                <w:color w:val="000000"/>
+                <w:kern w:val="0"/>
+                <w:sz w:val="18"/>
+                <w:szCs w:val="18"/>
+              </w:rPr>
+              <w:t xml:space="preserve"> </w:t>
+            </w:r>
+            <w:proofErr w:type="spellStart"/>
+            <w:r>
+              <w:rPr>
+                <w:rFonts w:ascii="Cascadia Mono" w:eastAsia="Times New Roman" w:hAnsi="Cascadia Mono" w:cs="Cascadia Mono"/>
+                <w:color w:val="1F377F"/>
+                <w:kern w:val="0"/>
+                <w:sz w:val="18"/>
+                <w:szCs w:val="18"/>
+              </w:rPr>
+              <w:t>diag</w:t>
+            </w:r>
+            <w:proofErr w:type="spellEnd"/>
+            <w:r>
+              <w:rPr>
+                <w:rFonts w:ascii="Cascadia Mono" w:eastAsia="Times New Roman" w:hAnsi="Cascadia Mono" w:cs="Cascadia Mono"/>
+                <w:color w:val="000000"/>
+                <w:kern w:val="0"/>
+                <w:sz w:val="18"/>
+                <w:szCs w:val="18"/>
+              </w:rPr>
+              <w:t xml:space="preserve"> = </w:t>
+            </w:r>
+            <w:r>
+              <w:rPr>
+                <w:rFonts w:ascii="Cascadia Mono" w:eastAsia="Times New Roman" w:hAnsi="Cascadia Mono" w:cs="Cascadia Mono"/>
+                <w:color w:val="0000FF"/>
+                <w:kern w:val="0"/>
+                <w:sz w:val="18"/>
+                <w:szCs w:val="18"/>
+              </w:rPr>
+              <w:t>new</w:t>
+            </w:r>
+            <w:r>
+              <w:rPr>
+                <w:rFonts w:ascii="Cascadia Mono" w:eastAsia="Times New Roman" w:hAnsi="Cascadia Mono" w:cs="Cascadia Mono"/>
+                <w:color w:val="000000"/>
+                <w:kern w:val="0"/>
+                <w:sz w:val="18"/>
+                <w:szCs w:val="18"/>
+              </w:rPr>
+              <w:t xml:space="preserve"> </w:t>
+            </w:r>
+            <w:proofErr w:type="spellStart"/>
+            <w:r>
+              <w:rPr>
+                <w:rFonts w:ascii="Cascadia Mono" w:eastAsia="Times New Roman" w:hAnsi="Cascadia Mono" w:cs="Cascadia Mono"/>
+                <w:color w:val="2B91AF"/>
+                <w:kern w:val="0"/>
+                <w:sz w:val="18"/>
+                <w:szCs w:val="18"/>
+              </w:rPr>
+              <w:t>DetailReviewForm</w:t>
+            </w:r>
+            <w:proofErr w:type="spellEnd"/>
+            <w:r>
+              <w:rPr>
+                <w:rFonts w:ascii="Cascadia Mono" w:eastAsia="Times New Roman" w:hAnsi="Cascadia Mono" w:cs="Cascadia Mono"/>
+                <w:color w:val="000000"/>
+                <w:kern w:val="0"/>
+                <w:sz w:val="18"/>
+                <w:szCs w:val="18"/>
+              </w:rPr>
+              <w:t>(</w:t>
+            </w:r>
+            <w:proofErr w:type="spellStart"/>
+            <w:r>
+              <w:rPr>
+                <w:rFonts w:ascii="Cascadia Mono" w:eastAsia="Times New Roman" w:hAnsi="Cascadia Mono" w:cs="Cascadia Mono"/>
+                <w:color w:val="1F377F"/>
+                <w:kern w:val="0"/>
+                <w:sz w:val="18"/>
+                <w:szCs w:val="18"/>
+              </w:rPr>
+              <w:t>detailId</w:t>
+            </w:r>
+            <w:proofErr w:type="spellEnd"/>
+            <w:r>
+              <w:rPr>
+                <w:rFonts w:ascii="Cascadia Mono" w:eastAsia="Times New Roman" w:hAnsi="Cascadia Mono" w:cs="Cascadia Mono"/>
+                <w:color w:val="000000"/>
+                <w:kern w:val="0"/>
+                <w:sz w:val="18"/>
+                <w:szCs w:val="18"/>
+              </w:rPr>
+              <w:t>)) {</w:t>
+            </w:r>
+          </w:p>
+          <w:p>
+            <w:pPr>
+              <w:widowControl/>
+              <w:tabs>
+                <w:tab w:val="left" w:pos="916"/>
+                <w:tab w:val="left" w:pos="1832"/>
+                <w:tab w:val="left" w:pos="2748"/>
+                <w:tab w:val="left" w:pos="3664"/>
+                <w:tab w:val="left" w:pos="4580"/>
+                <w:tab w:val="left" w:pos="5496"/>
+                <w:tab w:val="left" w:pos="6412"/>
+                <w:tab w:val="left" w:pos="7328"/>
+                <w:tab w:val="left" w:pos="8244"/>
+                <w:tab w:val="left" w:pos="9160"/>
+                <w:tab w:val="left" w:pos="10076"/>
+                <w:tab w:val="left" w:pos="10992"/>
+                <w:tab w:val="left" w:pos="11908"/>
+                <w:tab w:val="left" w:pos="12824"/>
+                <w:tab w:val="left" w:pos="13740"/>
+                <w:tab w:val="left" w:pos="14656"/>
+              </w:tabs>
+              <w:rPr>
+                <w:rFonts w:ascii="Cascadia Mono" w:eastAsia="Times New Roman" w:hAnsi="Cascadia Mono" w:cs="Cascadia Mono"/>
+                <w:color w:val="000000"/>
+                <w:kern w:val="0"/>
+                <w:sz w:val="18"/>
+                <w:szCs w:val="18"/>
+              </w:rPr>
+            </w:pPr>
+            <w:r>
+              <w:rPr>
+                <w:rFonts w:ascii="Cascadia Mono" w:eastAsia="Times New Roman" w:hAnsi="Cascadia Mono" w:cs="Cascadia Mono"/>
+                <w:color w:val="000000"/>
+                <w:kern w:val="0"/>
+                <w:sz w:val="18"/>
+                <w:szCs w:val="18"/>
+              </w:rPr>
+              <w:t xml:space="preserve">    </w:t>
+            </w:r>
+            <w:r>
+              <w:rPr>
+                <w:rFonts w:ascii="Cascadia Mono" w:eastAsia="Times New Roman" w:hAnsi="Cascadia Mono" w:cs="Cascadia Mono"/>
+                <w:color w:val="8F08C4"/>
+                <w:kern w:val="0"/>
+                <w:sz w:val="18"/>
+                <w:szCs w:val="18"/>
+              </w:rPr>
+              <w:t>if</w:t>
+            </w:r>
+            <w:r>
+              <w:rPr>
+                <w:rFonts w:ascii="Cascadia Mono" w:eastAsia="Times New Roman" w:hAnsi="Cascadia Mono" w:cs="Cascadia Mono"/>
+                <w:color w:val="000000"/>
+                <w:kern w:val="0"/>
+                <w:sz w:val="18"/>
+                <w:szCs w:val="18"/>
+              </w:rPr>
+              <w:t xml:space="preserve"> (</w:t>
+            </w:r>
+            <w:proofErr w:type="spellStart"/>
+            <w:proofErr w:type="gramStart"/>
+            <w:r>
+              <w:rPr>
+                <w:rFonts w:ascii="Cascadia Mono" w:eastAsia="Times New Roman" w:hAnsi="Cascadia Mono" w:cs="Cascadia Mono"/>
+                <w:color w:val="1F377F"/>
+                <w:kern w:val="0"/>
+                <w:sz w:val="18"/>
+                <w:szCs w:val="18"/>
+              </w:rPr>
+              <w:t>diag</w:t>
+            </w:r>
+            <w:r>
+              <w:rPr>
+                <w:rFonts w:ascii="Cascadia Mono" w:eastAsia="Times New Roman" w:hAnsi="Cascadia Mono" w:cs="Cascadia Mono"/>
+                <w:color w:val="000000"/>
+                <w:kern w:val="0"/>
+                <w:sz w:val="18"/>
+                <w:szCs w:val="18"/>
+              </w:rPr>
+              <w:t>.</w:t>
+            </w:r>
+            <w:r>
+              <w:rPr>
+                <w:rFonts w:ascii="Cascadia Mono" w:eastAsia="Times New Roman" w:hAnsi="Cascadia Mono" w:cs="Cascadia Mono"/>
+                <w:color w:val="74531F"/>
+                <w:kern w:val="0"/>
+                <w:sz w:val="18"/>
+                <w:szCs w:val="18"/>
+              </w:rPr>
+              <w:t>ShowDialog</w:t>
+            </w:r>
+            <w:proofErr w:type="spellEnd"/>
+            <w:proofErr w:type="gramEnd"/>
+            <w:r>
+              <w:rPr>
+                <w:rFonts w:ascii="Cascadia Mono" w:eastAsia="Times New Roman" w:hAnsi="Cascadia Mono" w:cs="Cascadia Mono"/>
+                <w:color w:val="000000"/>
+                <w:kern w:val="0"/>
+                <w:sz w:val="18"/>
+                <w:szCs w:val="18"/>
+              </w:rPr>
+              <w:t xml:space="preserve">() == </w:t>
+            </w:r>
+            <w:proofErr w:type="spellStart"/>
+            <w:r>
+              <w:rPr>
+                <w:rFonts w:ascii="Cascadia Mono" w:eastAsia="Times New Roman" w:hAnsi="Cascadia Mono" w:cs="Cascadia Mono"/>
+                <w:color w:val="2B91AF"/>
+                <w:kern w:val="0"/>
+                <w:sz w:val="18"/>
+                <w:szCs w:val="18"/>
+              </w:rPr>
+              <w:t>DialogResult</w:t>
+            </w:r>
+            <w:r>
+              <w:rPr>
+                <w:rFonts w:ascii="Cascadia Mono" w:eastAsia="Times New Roman" w:hAnsi="Cascadia Mono" w:cs="Cascadia Mono"/>
+                <w:color w:val="000000"/>
+                <w:kern w:val="0"/>
+                <w:sz w:val="18"/>
+                <w:szCs w:val="18"/>
+              </w:rPr>
+              <w:t>.Abort</w:t>
+            </w:r>
+            <w:proofErr w:type="spellEnd"/>
+            <w:r>
+              <w:rPr>
+                <w:rFonts w:ascii="Cascadia Mono" w:eastAsia="Times New Roman" w:hAnsi="Cascadia Mono" w:cs="Cascadia Mono"/>
+                <w:color w:val="000000"/>
+                <w:kern w:val="0"/>
+                <w:sz w:val="18"/>
+                <w:szCs w:val="18"/>
+              </w:rPr>
+              <w:t>) {</w:t>
+            </w:r>
+          </w:p>
+          <w:p>
+            <w:pPr>
+              <w:widowControl/>
+              <w:tabs>
+                <w:tab w:val="left" w:pos="916"/>
+                <w:tab w:val="left" w:pos="1832"/>
+                <w:tab w:val="left" w:pos="2748"/>
+                <w:tab w:val="left" w:pos="3664"/>
+                <w:tab w:val="left" w:pos="4580"/>
+                <w:tab w:val="left" w:pos="5496"/>
+                <w:tab w:val="left" w:pos="6412"/>
+                <w:tab w:val="left" w:pos="7328"/>
+                <w:tab w:val="left" w:pos="8244"/>
+                <w:tab w:val="left" w:pos="9160"/>
+                <w:tab w:val="left" w:pos="10076"/>
+                <w:tab w:val="left" w:pos="10992"/>
+                <w:tab w:val="left" w:pos="11908"/>
+                <w:tab w:val="left" w:pos="12824"/>
+                <w:tab w:val="left" w:pos="13740"/>
+                <w:tab w:val="left" w:pos="14656"/>
+              </w:tabs>
+              <w:rPr>
+                <w:rFonts w:ascii="Cascadia Mono" w:eastAsia="Times New Roman" w:hAnsi="Cascadia Mono" w:cs="Cascadia Mono"/>
+                <w:color w:val="000000"/>
+                <w:kern w:val="0"/>
+                <w:sz w:val="18"/>
+                <w:szCs w:val="18"/>
+              </w:rPr>
+            </w:pPr>
+            <w:r>
+              <w:rPr>
+                <w:rFonts w:ascii="Cascadia Mono" w:eastAsia="Times New Roman" w:hAnsi="Cascadia Mono" w:cs="Cascadia Mono"/>
+                <w:color w:val="000000"/>
+                <w:kern w:val="0"/>
+                <w:sz w:val="18"/>
+                <w:szCs w:val="18"/>
+              </w:rPr>
+              <w:t xml:space="preserve">        </w:t>
+            </w:r>
+            <w:r>
+              <w:rPr>
+                <w:rFonts w:ascii="Cascadia Mono" w:eastAsia="Times New Roman" w:hAnsi="Cascadia Mono" w:cs="Cascadia Mono"/>
+                <w:color w:val="008000"/>
+                <w:kern w:val="0"/>
+                <w:sz w:val="18"/>
+                <w:szCs w:val="18"/>
+              </w:rPr>
+              <w:t>// ...</w:t>
+            </w:r>
+          </w:p>
+          <w:p>
+            <w:pPr>
+              <w:widowControl/>
+              <w:tabs>
+                <w:tab w:val="left" w:pos="916"/>
+                <w:tab w:val="left" w:pos="1832"/>
+                <w:tab w:val="left" w:pos="2748"/>
+                <w:tab w:val="left" w:pos="3664"/>
+                <w:tab w:val="left" w:pos="4580"/>
+                <w:tab w:val="left" w:pos="5496"/>
+                <w:tab w:val="left" w:pos="6412"/>
+                <w:tab w:val="left" w:pos="7328"/>
+                <w:tab w:val="left" w:pos="8244"/>
+                <w:tab w:val="left" w:pos="9160"/>
+                <w:tab w:val="left" w:pos="10076"/>
+                <w:tab w:val="left" w:pos="10992"/>
+                <w:tab w:val="left" w:pos="11908"/>
+                <w:tab w:val="left" w:pos="12824"/>
+                <w:tab w:val="left" w:pos="13740"/>
+                <w:tab w:val="left" w:pos="14656"/>
+              </w:tabs>
+              <w:rPr>
+                <w:rFonts w:ascii="Cascadia Mono" w:eastAsia="Times New Roman" w:hAnsi="Cascadia Mono" w:cs="Cascadia Mono"/>
+                <w:color w:val="000000"/>
+                <w:kern w:val="0"/>
+                <w:sz w:val="18"/>
+                <w:szCs w:val="18"/>
+              </w:rPr>
+            </w:pPr>
+            <w:r>
+              <w:rPr>
+                <w:rFonts w:ascii="Cascadia Mono" w:eastAsia="Times New Roman" w:hAnsi="Cascadia Mono" w:cs="Cascadia Mono"/>
+                <w:color w:val="000000"/>
+                <w:kern w:val="0"/>
+                <w:sz w:val="18"/>
+                <w:szCs w:val="18"/>
+              </w:rPr>
+              <w:t xml:space="preserve">    }</w:t>
+            </w:r>
+          </w:p>
+          <w:p>
+            <w:pPr>
+              <w:widowControl/>
+              <w:tabs>
+                <w:tab w:val="left" w:pos="916"/>
+                <w:tab w:val="left" w:pos="1832"/>
+                <w:tab w:val="left" w:pos="2748"/>
+                <w:tab w:val="left" w:pos="3664"/>
+                <w:tab w:val="left" w:pos="4580"/>
+                <w:tab w:val="left" w:pos="5496"/>
+                <w:tab w:val="left" w:pos="6412"/>
+                <w:tab w:val="left" w:pos="7328"/>
+                <w:tab w:val="left" w:pos="8244"/>
+                <w:tab w:val="left" w:pos="9160"/>
+                <w:tab w:val="left" w:pos="10076"/>
+                <w:tab w:val="left" w:pos="10992"/>
+                <w:tab w:val="left" w:pos="11908"/>
+                <w:tab w:val="left" w:pos="12824"/>
+                <w:tab w:val="left" w:pos="13740"/>
+                <w:tab w:val="left" w:pos="14656"/>
+              </w:tabs>
+              <w:rPr>
+                <w:rFonts w:ascii="Cascadia Mono" w:eastAsia="Times New Roman" w:hAnsi="Cascadia Mono" w:cs="Cascadia Mono" w:hint="eastAsia"/>
+                <w:color w:val="000000"/>
+                <w:kern w:val="0"/>
+                <w:sz w:val="18"/>
+                <w:szCs w:val="18"/>
+              </w:rPr>
+            </w:pPr>
+            <w:r>
+              <w:rPr>
+                <w:rFonts w:ascii="Cascadia Mono" w:eastAsia="Times New Roman" w:hAnsi="Cascadia Mono" w:cs="Cascadia Mono"/>
+                <w:color w:val="000000"/>
+                <w:kern w:val="0"/>
+                <w:sz w:val="18"/>
+                <w:szCs w:val="18"/>
+              </w:rPr>
+              <w:t>}</w:t>
+            </w:r>
+          </w:p>
+        </w:tc>
+      </w:tr>
+    </w:tbl>
+    <w:p>
+      <w:pPr>
+        <w:widowControl/>
+        <w:rPr>
+          <w:rFonts w:ascii="Microsoft JhengHei UI" w:eastAsia="Microsoft JhengHei UI" w:hAnsi="Microsoft JhengHei UI" w:hint="eastAsia"/>
+          <w:szCs w:val="26"/>
+        </w:rPr>
+      </w:pPr>
+      <w:r>
+        <w:rPr>
+          <w:rFonts w:ascii="Microsoft JhengHei UI" w:eastAsia="Microsoft JhengHei UI" w:hAnsi="Microsoft JhengHei UI" w:hint="eastAsia"/>
+          <w:szCs w:val="26"/>
+        </w:rPr>
+        <w:t>說明：使用u</w:t>
+      </w:r>
+      <w:r>
+        <w:rPr>
+          <w:rFonts w:ascii="Microsoft JhengHei UI" w:eastAsia="Microsoft JhengHei UI" w:hAnsi="Microsoft JhengHei UI"/>
+          <w:szCs w:val="26"/>
+        </w:rPr>
+        <w:t>sing</w:t>
+      </w:r>
+      <w:r>
+        <w:rPr>
+          <w:rFonts w:ascii="Microsoft JhengHei UI" w:eastAsia="Microsoft JhengHei UI" w:hAnsi="Microsoft JhengHei UI" w:hint="eastAsia"/>
+          <w:szCs w:val="26"/>
+        </w:rPr>
+        <w:t>建立該視窗</w:t>
+      </w:r>
+      <w:r>
+        <w:rPr>
+          <w:rFonts w:ascii="Microsoft JhengHei UI" w:eastAsia="Microsoft JhengHei UI" w:hAnsi="Microsoft JhengHei UI" w:hint="eastAsia"/>
+          <w:szCs w:val="26"/>
+        </w:rPr>
+        <w:t>並傳遞指定參數</w:t>
+      </w:r>
+      <w:r>
+        <w:rPr>
+          <w:rFonts w:ascii="Microsoft JhengHei UI" w:eastAsia="Microsoft JhengHei UI" w:hAnsi="Microsoft JhengHei UI" w:hint="eastAsia"/>
+          <w:szCs w:val="26"/>
+        </w:rPr>
+        <w:t>（也可以使用符合當下的情況的方法）</w:t>
+      </w:r>
+      <w:r>
+        <w:rPr>
+          <w:rFonts w:ascii="Microsoft JhengHei UI" w:eastAsia="Microsoft JhengHei UI" w:hAnsi="Microsoft JhengHei UI" w:hint="eastAsia"/>
+          <w:szCs w:val="26"/>
+        </w:rPr>
+        <w:t>，並使用</w:t>
+      </w:r>
+      <w:proofErr w:type="spellStart"/>
+      <w:r>
+        <w:rPr>
+          <w:rFonts w:ascii="Microsoft JhengHei UI" w:eastAsia="Microsoft JhengHei UI" w:hAnsi="Microsoft JhengHei UI" w:hint="eastAsia"/>
+          <w:szCs w:val="26"/>
+        </w:rPr>
+        <w:t>S</w:t>
+      </w:r>
+      <w:r>
+        <w:rPr>
+          <w:rFonts w:ascii="Microsoft JhengHei UI" w:eastAsia="Microsoft JhengHei UI" w:hAnsi="Microsoft JhengHei UI"/>
+          <w:szCs w:val="26"/>
+        </w:rPr>
+        <w:t>howDialog</w:t>
+      </w:r>
+      <w:proofErr w:type="spellEnd"/>
+      <w:r>
+        <w:rPr>
+          <w:rFonts w:ascii="Microsoft JhengHei UI" w:eastAsia="Microsoft JhengHei UI" w:hAnsi="Microsoft JhengHei UI" w:hint="eastAsia"/>
+          <w:szCs w:val="26"/>
+        </w:rPr>
+        <w:t>方法讓其以對話框模式顯示。該方法有回傳值</w:t>
+      </w:r>
+      <w:r>
+        <w:rPr>
+          <w:rFonts w:ascii="Microsoft JhengHei UI" w:eastAsia="Microsoft JhengHei UI" w:hAnsi="Microsoft JhengHei UI" w:hint="eastAsia"/>
+          <w:szCs w:val="26"/>
+        </w:rPr>
+        <w:t>（</w:t>
+      </w:r>
+      <w:proofErr w:type="spellStart"/>
+      <w:r>
+        <w:rPr>
+          <w:rFonts w:ascii="Microsoft JhengHei UI" w:eastAsia="Microsoft JhengHei UI" w:hAnsi="Microsoft JhengHei UI" w:hint="eastAsia"/>
+          <w:szCs w:val="26"/>
+        </w:rPr>
+        <w:t>D</w:t>
+      </w:r>
+      <w:r>
+        <w:rPr>
+          <w:rFonts w:ascii="Microsoft JhengHei UI" w:eastAsia="Microsoft JhengHei UI" w:hAnsi="Microsoft JhengHei UI"/>
+          <w:szCs w:val="26"/>
+        </w:rPr>
+        <w:t>ialogResult</w:t>
+      </w:r>
+      <w:proofErr w:type="spellEnd"/>
+      <w:r>
+        <w:rPr>
+          <w:rFonts w:ascii="Microsoft JhengHei UI" w:eastAsia="Microsoft JhengHei UI" w:hAnsi="Microsoft JhengHei UI"/>
+          <w:szCs w:val="26"/>
+        </w:rPr>
+        <w:t>）</w:t>
+      </w:r>
+      <w:r>
+        <w:rPr>
+          <w:rFonts w:ascii="Microsoft JhengHei UI" w:eastAsia="Microsoft JhengHei UI" w:hAnsi="Microsoft JhengHei UI" w:hint="eastAsia"/>
+          <w:szCs w:val="26"/>
+        </w:rPr>
+        <w:t>，可以使用這個來判定對話框的結果並執行動作。</w:t>
+      </w:r>
+    </w:p>
+    <w:p>
+      <w:pPr>
+        <w:widowControl/>
+        <w:rPr>
+          <w:rFonts w:ascii="Microsoft JhengHei UI" w:eastAsia="Microsoft JhengHei UI" w:hAnsi="Microsoft JhengHei UI"/>
+          <w:szCs w:val="26"/>
+        </w:rPr>
+      </w:pPr>
+      <w:r>
+        <w:rPr>
+          <w:rFonts w:ascii="Microsoft JhengHei UI" w:eastAsia="Microsoft JhengHei UI" w:hAnsi="Microsoft JhengHei UI" w:hint="eastAsia"/>
+          <w:szCs w:val="26"/>
+        </w:rPr>
+        <w:lastRenderedPageBreak/>
+        <w:t>(4)</w:t>
+      </w:r>
+      <w:r>
+        <w:rPr>
+          <w:rFonts w:ascii="Microsoft JhengHei UI" w:eastAsia="Microsoft JhengHei UI" w:hAnsi="Microsoft JhengHei UI"/>
+          <w:szCs w:val="26"/>
+        </w:rPr>
+        <w:t xml:space="preserve"> Data Grid View</w:t>
+      </w:r>
+    </w:p>
+    <w:p>
+      <w:pPr>
+        <w:widowControl/>
+        <w:rPr>
+          <w:rFonts w:ascii="Microsoft JhengHei UI" w:eastAsia="Microsoft JhengHei UI" w:hAnsi="Microsoft JhengHei UI"/>
+          <w:szCs w:val="26"/>
+        </w:rPr>
+      </w:pPr>
+      <w:r>
+        <w:rPr>
+          <w:rFonts w:ascii="Microsoft JhengHei UI" w:eastAsia="Microsoft JhengHei UI" w:hAnsi="Microsoft JhengHei UI" w:hint="eastAsia"/>
+          <w:szCs w:val="26"/>
+        </w:rPr>
+        <w:t>此控制項用於顯示資料列表（競賽中大部分用於顯示資料庫中的資料），以下為</w:t>
+      </w:r>
+      <w:r>
+        <w:rPr>
+          <w:rFonts w:ascii="Microsoft JhengHei UI" w:eastAsia="Microsoft JhengHei UI" w:hAnsi="Microsoft JhengHei UI" w:hint="eastAsia"/>
+          <w:szCs w:val="26"/>
+        </w:rPr>
+        <w:t>最快</w:t>
+      </w:r>
+      <w:r>
+        <w:rPr>
+          <w:rFonts w:ascii="Microsoft JhengHei UI" w:eastAsia="Microsoft JhengHei UI" w:hAnsi="Microsoft JhengHei UI" w:hint="eastAsia"/>
+          <w:szCs w:val="26"/>
+        </w:rPr>
+        <w:t>的資料綁定方式：</w:t>
+      </w:r>
+    </w:p>
+    <w:p>
+      <w:pPr>
+        <w:widowControl/>
+        <w:rPr>
+          <w:rFonts w:ascii="Microsoft JhengHei UI" w:eastAsia="Microsoft JhengHei UI" w:hAnsi="Microsoft JhengHei UI" w:hint="eastAsia"/>
+          <w:szCs w:val="26"/>
+        </w:rPr>
+      </w:pPr>
+      <w:r>
+        <w:rPr>
+          <w:rFonts w:ascii="Microsoft JhengHei UI" w:eastAsia="Microsoft JhengHei UI" w:hAnsi="Microsoft JhengHei UI" w:hint="eastAsia"/>
+          <w:szCs w:val="26"/>
+        </w:rPr>
+        <w:t>S</w:t>
+      </w:r>
+      <w:r>
+        <w:rPr>
+          <w:rFonts w:ascii="Microsoft JhengHei UI" w:eastAsia="Microsoft JhengHei UI" w:hAnsi="Microsoft JhengHei UI"/>
+          <w:szCs w:val="26"/>
+        </w:rPr>
+        <w:t xml:space="preserve">tep 1. </w:t>
+      </w:r>
+      <w:r>
+        <w:rPr>
+          <w:rFonts w:ascii="Microsoft JhengHei UI" w:eastAsia="Microsoft JhengHei UI" w:hAnsi="Microsoft JhengHei UI" w:hint="eastAsia"/>
+          <w:szCs w:val="26"/>
+        </w:rPr>
+        <w:t>點擊</w:t>
+      </w:r>
+      <w:proofErr w:type="spellStart"/>
+      <w:r>
+        <w:rPr>
+          <w:rFonts w:ascii="Microsoft JhengHei UI" w:eastAsia="Microsoft JhengHei UI" w:hAnsi="Microsoft JhengHei UI" w:hint="eastAsia"/>
+          <w:szCs w:val="26"/>
+        </w:rPr>
+        <w:t>Da</w:t>
+      </w:r>
+      <w:r>
+        <w:rPr>
+          <w:rFonts w:ascii="Microsoft JhengHei UI" w:eastAsia="Microsoft JhengHei UI" w:hAnsi="Microsoft JhengHei UI"/>
+          <w:szCs w:val="26"/>
+        </w:rPr>
+        <w:t>taGridView</w:t>
+      </w:r>
+      <w:proofErr w:type="spellEnd"/>
+      <w:r>
+        <w:rPr>
+          <w:rFonts w:ascii="Microsoft JhengHei UI" w:eastAsia="Microsoft JhengHei UI" w:hAnsi="Microsoft JhengHei UI" w:hint="eastAsia"/>
+          <w:szCs w:val="26"/>
+        </w:rPr>
+        <w:t>控制項右上角的小箭頭並點開C</w:t>
+      </w:r>
+      <w:r>
+        <w:rPr>
+          <w:rFonts w:ascii="Microsoft JhengHei UI" w:eastAsia="Microsoft JhengHei UI" w:hAnsi="Microsoft JhengHei UI"/>
+          <w:szCs w:val="26"/>
+        </w:rPr>
+        <w:t>hoose Data Source</w:t>
+      </w:r>
+      <w:r>
+        <w:rPr>
+          <w:rFonts w:ascii="Microsoft JhengHei UI" w:eastAsia="Microsoft JhengHei UI" w:hAnsi="Microsoft JhengHei UI" w:hint="eastAsia"/>
+          <w:szCs w:val="26"/>
+        </w:rPr>
+        <w:t>後，點擊A</w:t>
+      </w:r>
+      <w:r>
+        <w:rPr>
+          <w:rFonts w:ascii="Microsoft JhengHei UI" w:eastAsia="Microsoft JhengHei UI" w:hAnsi="Microsoft JhengHei UI"/>
+          <w:szCs w:val="26"/>
+        </w:rPr>
+        <w:t>dd Project Data</w:t>
+      </w:r>
+      <w:r>
+        <w:rPr>
+          <w:rFonts w:ascii="Microsoft JhengHei UI" w:eastAsia="Microsoft JhengHei UI" w:hAnsi="Microsoft JhengHei UI" w:hint="eastAsia"/>
+          <w:szCs w:val="26"/>
+        </w:rPr>
+        <w:t xml:space="preserve"> </w:t>
+      </w:r>
+      <w:r>
+        <w:rPr>
+          <w:rFonts w:ascii="Microsoft JhengHei UI" w:eastAsia="Microsoft JhengHei UI" w:hAnsi="Microsoft JhengHei UI"/>
+          <w:szCs w:val="26"/>
+        </w:rPr>
+        <w:t>Source</w:t>
+      </w:r>
+      <w:r>
+        <w:rPr>
+          <w:rFonts w:ascii="Microsoft JhengHei UI" w:eastAsia="Microsoft JhengHei UI" w:hAnsi="Microsoft JhengHei UI" w:hint="eastAsia"/>
+          <w:szCs w:val="26"/>
+        </w:rPr>
+        <w:t>，並選擇指定資料庫的資料表。</w:t>
+      </w:r>
+    </w:p>
+    <w:p>
+      <w:pPr>
+        <w:widowControl/>
+        <w:rPr>
+          <w:rFonts w:ascii="Microsoft JhengHei UI" w:eastAsia="Microsoft JhengHei UI" w:hAnsi="Microsoft JhengHei UI"/>
+          <w:szCs w:val="26"/>
+        </w:rPr>
+      </w:pPr>
+      <w:r>
+        <w:rPr>
+          <w:noProof/>
+        </w:rPr>
+        <w:drawing>
+          <wp:inline distT="0" distB="0" distL="0" distR="0">
+            <wp:extent cx="3077210" cy="2926080"/>
+            <wp:effectExtent l="19050" t="19050" r="27940" b="26670"/>
+            <wp:docPr id="21" name="Picture 21"/>
+            <wp:cNvGraphicFramePr>
+              <a:graphicFrameLocks xmlns:a="http://schemas.openxmlformats.org/drawingml/2006/main" noChangeAspect="1"/>
+            </wp:cNvGraphicFramePr>
+            <a:graphic xmlns:a="http://schemas.openxmlformats.org/drawingml/2006/main">
+              <a:graphicData uri="http://schemas.openxmlformats.org/drawingml/2006/picture">
+                <pic:pic xmlns:pic="http://schemas.openxmlformats.org/drawingml/2006/picture">
+                  <pic:nvPicPr>
+                    <pic:cNvPr id="0" name="Picture 1"/>
+                    <pic:cNvPicPr>
+                      <a:picLocks noChangeAspect="1" noChangeArrowheads="1"/>
+                    </pic:cNvPicPr>
+                  </pic:nvPicPr>
+                  <pic:blipFill>
+                    <a:blip r:embed="rId25">
+                      <a:extLst>
+                        <a:ext uri="{28A0092B-C50C-407E-A947-70E740481C1C}">
+                          <a14:useLocalDpi xmlns:a14="http://schemas.microsoft.com/office/drawing/2010/main" val="0"/>
+                        </a:ext>
+                      </a:extLst>
+                    </a:blip>
+                    <a:srcRect/>
+                    <a:stretch>
+                      <a:fillRect/>
+                    </a:stretch>
+                  </pic:blipFill>
+                  <pic:spPr bwMode="auto">
+                    <a:xfrm>
+                      <a:off x="0" y="0"/>
+                      <a:ext cx="3077210" cy="2926080"/>
+                    </a:xfrm>
+                    <a:prstGeom prst="rect">
+                      <a:avLst/>
+                    </a:prstGeom>
+                    <a:noFill/>
+                    <a:ln>
+                      <a:solidFill>
+                        <a:schemeClr val="tx1"/>
+                      </a:solidFill>
+                    </a:ln>
+                  </pic:spPr>
+                </pic:pic>
+              </a:graphicData>
+            </a:graphic>
+          </wp:inline>
+        </w:drawing>
+      </w:r>
+    </w:p>
+    <w:p>
+      <w:pPr>
+        <w:widowControl/>
+        <w:rPr>
+          <w:rFonts w:ascii="Microsoft JhengHei UI" w:eastAsia="Microsoft JhengHei UI" w:hAnsi="Microsoft JhengHei UI"/>
+          <w:szCs w:val="26"/>
+        </w:rPr>
+      </w:pPr>
+      <w:r>
+        <w:rPr>
+          <w:rFonts w:ascii="Microsoft JhengHei UI" w:eastAsia="Microsoft JhengHei UI" w:hAnsi="Microsoft JhengHei UI"/>
+          <w:szCs w:val="26"/>
+        </w:rPr>
+        <w:t xml:space="preserve">Step 2. </w:t>
+      </w:r>
+      <w:r>
+        <w:rPr>
+          <w:rFonts w:ascii="Microsoft JhengHei UI" w:eastAsia="Microsoft JhengHei UI" w:hAnsi="Microsoft JhengHei UI" w:hint="eastAsia"/>
+          <w:szCs w:val="26"/>
+        </w:rPr>
+        <w:t>點擊</w:t>
+      </w:r>
+      <w:proofErr w:type="spellStart"/>
+      <w:r>
+        <w:rPr>
+          <w:rFonts w:ascii="Microsoft JhengHei UI" w:eastAsia="Microsoft JhengHei UI" w:hAnsi="Microsoft JhengHei UI" w:hint="eastAsia"/>
+          <w:szCs w:val="26"/>
+        </w:rPr>
+        <w:t>Da</w:t>
+      </w:r>
+      <w:r>
+        <w:rPr>
+          <w:rFonts w:ascii="Microsoft JhengHei UI" w:eastAsia="Microsoft JhengHei UI" w:hAnsi="Microsoft JhengHei UI"/>
+          <w:szCs w:val="26"/>
+        </w:rPr>
+        <w:t>taGridView</w:t>
+      </w:r>
+      <w:proofErr w:type="spellEnd"/>
+      <w:r>
+        <w:rPr>
+          <w:rFonts w:ascii="Microsoft JhengHei UI" w:eastAsia="Microsoft JhengHei UI" w:hAnsi="Microsoft JhengHei UI" w:hint="eastAsia"/>
+          <w:szCs w:val="26"/>
+        </w:rPr>
+        <w:t>控制項右上角的小箭頭並點開Ed</w:t>
+      </w:r>
+      <w:r>
+        <w:rPr>
+          <w:rFonts w:ascii="Microsoft JhengHei UI" w:eastAsia="Microsoft JhengHei UI" w:hAnsi="Microsoft JhengHei UI"/>
+          <w:szCs w:val="26"/>
+        </w:rPr>
+        <w:t>it Columns</w:t>
+      </w:r>
+      <w:r>
+        <w:rPr>
+          <w:rFonts w:ascii="Microsoft JhengHei UI" w:eastAsia="Microsoft JhengHei UI" w:hAnsi="Microsoft JhengHei UI" w:hint="eastAsia"/>
+          <w:szCs w:val="26"/>
+        </w:rPr>
+        <w:t>，依照題目需求編輯或新增欄位。</w:t>
+      </w:r>
+    </w:p>
+    <w:p>
+      <w:pPr>
+        <w:widowControl/>
+        <w:rPr>
+          <w:rFonts w:ascii="Microsoft JhengHei UI" w:eastAsia="Microsoft JhengHei UI" w:hAnsi="Microsoft JhengHei UI"/>
+          <w:szCs w:val="26"/>
+        </w:rPr>
+      </w:pPr>
+      <w:r>
+        <w:rPr>
+          <w:rFonts w:ascii="Microsoft JhengHei UI" w:eastAsia="Microsoft JhengHei UI" w:hAnsi="Microsoft JhengHei UI"/>
+          <w:szCs w:val="26"/>
+        </w:rPr>
+        <w:drawing>
+          <wp:inline distT="0" distB="0" distL="0" distR="0" wp14:anchorId="08D9D4CD" wp14:editId="7272615F">
+            <wp:extent cx="3461325" cy="2274073"/>
+            <wp:effectExtent l="0" t="0" r="6350" b="0"/>
+            <wp:docPr id="22" name="Picture 22"/>
+            <wp:cNvGraphicFramePr>
+              <a:graphicFrameLocks xmlns:a="http://schemas.openxmlformats.org/drawingml/2006/main" noChangeAspect="1"/>
+            </wp:cNvGraphicFramePr>
+            <a:graphic xmlns:a="http://schemas.openxmlformats.org/drawingml/2006/main">
+              <a:graphicData uri="http://schemas.openxmlformats.org/drawingml/2006/picture">
+                <pic:pic xmlns:pic="http://schemas.openxmlformats.org/drawingml/2006/picture">
+                  <pic:nvPicPr>
+                    <pic:cNvPr id="1" name=""/>
+                    <pic:cNvPicPr/>
+                  </pic:nvPicPr>
+                  <pic:blipFill>
+                    <a:blip r:embed="rId26"/>
+                    <a:stretch>
+                      <a:fillRect/>
+                    </a:stretch>
+                  </pic:blipFill>
+                  <pic:spPr>
+                    <a:xfrm>
+                      <a:off x="0" y="0"/>
+                      <a:ext cx="3634905" cy="2388114"/>
+                    </a:xfrm>
+                    <a:prstGeom prst="rect">
+                      <a:avLst/>
+                    </a:prstGeom>
+                  </pic:spPr>
+                </pic:pic>
+              </a:graphicData>
+            </a:graphic>
+          </wp:inline>
+        </w:drawing>
+      </w:r>
+    </w:p>
+    <w:p>
+      <w:pPr>
+        <w:widowControl/>
+        <w:rPr>
+          <w:rFonts w:ascii="Microsoft JhengHei UI" w:eastAsia="Microsoft JhengHei UI" w:hAnsi="Microsoft JhengHei UI"/>
+          <w:szCs w:val="26"/>
+          <w:shd w:val="pct15" w:color="auto" w:fill="FFFFFF"/>
+        </w:rPr>
+      </w:pPr>
+      <w:r>
+        <w:rPr>
+          <w:rFonts w:ascii="Microsoft JhengHei UI" w:eastAsia="Microsoft JhengHei UI" w:hAnsi="Microsoft JhengHei UI" w:hint="eastAsia"/>
+          <w:szCs w:val="26"/>
+          <w:shd w:val="pct15" w:color="auto" w:fill="FFFFFF"/>
+        </w:rPr>
+        <w:t>*欄位編輯視窗</w:t>
+      </w:r>
+    </w:p>
+    <w:p>
+      <w:pPr>
+        <w:widowControl/>
+        <w:rPr>
+          <w:rFonts w:ascii="Microsoft JhengHei UI" w:eastAsia="Microsoft JhengHei UI" w:hAnsi="Microsoft JhengHei UI"/>
+          <w:szCs w:val="26"/>
+        </w:rPr>
+      </w:pPr>
+      <w:r>
+        <w:rPr>
+          <w:rFonts w:ascii="Microsoft JhengHei UI" w:eastAsia="Microsoft JhengHei UI" w:hAnsi="Microsoft JhengHei UI" w:hint="eastAsia"/>
+          <w:szCs w:val="26"/>
+        </w:rPr>
+        <w:lastRenderedPageBreak/>
+        <w:t>St</w:t>
+      </w:r>
+      <w:r>
+        <w:rPr>
+          <w:rFonts w:ascii="Microsoft JhengHei UI" w:eastAsia="Microsoft JhengHei UI" w:hAnsi="Microsoft JhengHei UI"/>
+          <w:szCs w:val="26"/>
+        </w:rPr>
+        <w:t xml:space="preserve">ep 3. </w:t>
+      </w:r>
+      <w:r>
+        <w:rPr>
+          <w:rFonts w:ascii="Microsoft JhengHei UI" w:eastAsia="Microsoft JhengHei UI" w:hAnsi="Microsoft JhengHei UI" w:hint="eastAsia"/>
+          <w:szCs w:val="26"/>
+        </w:rPr>
+        <w:t>設定所需欄位的</w:t>
+      </w:r>
+      <w:proofErr w:type="spellStart"/>
+      <w:r>
+        <w:rPr>
+          <w:rFonts w:ascii="Microsoft JhengHei UI" w:eastAsia="Microsoft JhengHei UI" w:hAnsi="Microsoft JhengHei UI"/>
+          <w:szCs w:val="26"/>
+        </w:rPr>
+        <w:t>DataPro</w:t>
+      </w:r>
+      <w:r>
+        <w:rPr>
+          <w:rFonts w:ascii="Microsoft JhengHei UI" w:eastAsia="Microsoft JhengHei UI" w:hAnsi="Microsoft JhengHei UI" w:hint="eastAsia"/>
+          <w:szCs w:val="26"/>
+        </w:rPr>
+        <w:t>p</w:t>
+      </w:r>
+      <w:r>
+        <w:rPr>
+          <w:rFonts w:ascii="Microsoft JhengHei UI" w:eastAsia="Microsoft JhengHei UI" w:hAnsi="Microsoft JhengHei UI"/>
+          <w:szCs w:val="26"/>
+        </w:rPr>
+        <w:t>ertyName</w:t>
+      </w:r>
+      <w:proofErr w:type="spellEnd"/>
+    </w:p>
+    <w:p>
+      <w:pPr>
+        <w:widowControl/>
+        <w:rPr>
+          <w:rFonts w:ascii="Microsoft JhengHei UI" w:eastAsia="Microsoft JhengHei UI" w:hAnsi="Microsoft JhengHei UI"/>
+          <w:szCs w:val="26"/>
+        </w:rPr>
+      </w:pPr>
+      <w:r>
+        <w:rPr>
+          <w:rFonts w:ascii="Microsoft JhengHei UI" w:eastAsia="Microsoft JhengHei UI" w:hAnsi="Microsoft JhengHei UI" w:hint="eastAsia"/>
+          <w:szCs w:val="26"/>
+        </w:rPr>
+        <w:t>此值用於後面的資料綁訂做使用，建議跟欄位N</w:t>
+      </w:r>
+      <w:r>
+        <w:rPr>
+          <w:rFonts w:ascii="Microsoft JhengHei UI" w:eastAsia="Microsoft JhengHei UI" w:hAnsi="Microsoft JhengHei UI"/>
+          <w:szCs w:val="26"/>
+        </w:rPr>
+        <w:t>ame</w:t>
+      </w:r>
+      <w:r>
+        <w:rPr>
+          <w:rFonts w:ascii="Microsoft JhengHei UI" w:eastAsia="Microsoft JhengHei UI" w:hAnsi="Microsoft JhengHei UI" w:hint="eastAsia"/>
+          <w:szCs w:val="26"/>
+        </w:rPr>
+        <w:t>一樣（因為代碼提示會有欄位Name，但要注意是欄位的物件名稱，不是顯示名稱）。</w:t>
+      </w:r>
+    </w:p>
+    <w:p>
+      <w:pPr>
+        <w:widowControl/>
+        <w:rPr>
+          <w:rFonts w:ascii="Microsoft JhengHei UI" w:eastAsia="Microsoft JhengHei UI" w:hAnsi="Microsoft JhengHei UI"/>
+          <w:szCs w:val="26"/>
+          <w:shd w:val="pct15" w:color="auto" w:fill="FFFFFF"/>
+        </w:rPr>
+      </w:pPr>
+      <w:r>
+        <w:rPr>
+          <w:noProof/>
+        </w:rPr>
+        <w:drawing>
+          <wp:inline distT="0" distB="0" distL="0" distR="0">
+            <wp:extent cx="3315970" cy="1089025"/>
+            <wp:effectExtent l="19050" t="19050" r="17780" b="15875"/>
+            <wp:docPr id="23" name="Picture 23"/>
+            <wp:cNvGraphicFramePr>
+              <a:graphicFrameLocks xmlns:a="http://schemas.openxmlformats.org/drawingml/2006/main" noChangeAspect="1"/>
+            </wp:cNvGraphicFramePr>
+            <a:graphic xmlns:a="http://schemas.openxmlformats.org/drawingml/2006/main">
+              <a:graphicData uri="http://schemas.openxmlformats.org/drawingml/2006/picture">
+                <pic:pic xmlns:pic="http://schemas.openxmlformats.org/drawingml/2006/picture">
+                  <pic:nvPicPr>
+                    <pic:cNvPr id="0" name="Picture 3"/>
+                    <pic:cNvPicPr>
+                      <a:picLocks noChangeAspect="1" noChangeArrowheads="1"/>
+                    </pic:cNvPicPr>
+                  </pic:nvPicPr>
+                  <pic:blipFill>
+                    <a:blip r:embed="rId27">
+                      <a:extLst>
+                        <a:ext uri="{28A0092B-C50C-407E-A947-70E740481C1C}">
+                          <a14:useLocalDpi xmlns:a14="http://schemas.microsoft.com/office/drawing/2010/main" val="0"/>
+                        </a:ext>
+                      </a:extLst>
+                    </a:blip>
+                    <a:srcRect/>
+                    <a:stretch>
+                      <a:fillRect/>
+                    </a:stretch>
+                  </pic:blipFill>
+                  <pic:spPr bwMode="auto">
+                    <a:xfrm>
+                      <a:off x="0" y="0"/>
+                      <a:ext cx="3315970" cy="1089025"/>
+                    </a:xfrm>
+                    <a:prstGeom prst="rect">
+                      <a:avLst/>
+                    </a:prstGeom>
+                    <a:noFill/>
+                    <a:ln>
+                      <a:solidFill>
+                        <a:schemeClr val="tx1"/>
+                      </a:solidFill>
+                    </a:ln>
+                  </pic:spPr>
+                </pic:pic>
+              </a:graphicData>
+            </a:graphic>
+          </wp:inline>
+        </w:drawing>
+      </w:r>
+    </w:p>
+    <w:p>
+      <w:pPr>
+        <w:widowControl/>
+        <w:rPr>
+          <w:rFonts w:ascii="Microsoft JhengHei UI" w:eastAsia="Microsoft JhengHei UI" w:hAnsi="Microsoft JhengHei UI"/>
+          <w:szCs w:val="26"/>
+        </w:rPr>
+      </w:pPr>
+      <w:r>
+        <w:rPr>
+          <w:rFonts w:ascii="Microsoft JhengHei UI" w:eastAsia="Microsoft JhengHei UI" w:hAnsi="Microsoft JhengHei UI" w:hint="eastAsia"/>
+          <w:szCs w:val="26"/>
+        </w:rPr>
+        <w:t>St</w:t>
+      </w:r>
+      <w:r>
+        <w:rPr>
+          <w:rFonts w:ascii="Microsoft JhengHei UI" w:eastAsia="Microsoft JhengHei UI" w:hAnsi="Microsoft JhengHei UI"/>
+          <w:szCs w:val="26"/>
+        </w:rPr>
+        <w:t>ep 4</w:t>
+      </w:r>
+      <w:proofErr w:type="gramStart"/>
+      <w:r>
+        <w:rPr>
+          <w:rFonts w:ascii="Microsoft JhengHei UI" w:eastAsia="Microsoft JhengHei UI" w:hAnsi="Microsoft JhengHei UI"/>
+          <w:szCs w:val="26"/>
+        </w:rPr>
+        <w:t>.</w:t>
+      </w:r>
+      <w:r>
+        <w:rPr>
+          <w:rFonts w:ascii="Microsoft JhengHei UI" w:eastAsia="Microsoft JhengHei UI" w:hAnsi="Microsoft JhengHei UI" w:hint="eastAsia"/>
+          <w:szCs w:val="26"/>
+        </w:rPr>
+        <w:t xml:space="preserve"> </w:t>
+      </w:r>
+      <w:proofErr w:type="gramEnd"/>
+      <w:r>
+        <w:rPr>
+          <w:rFonts w:ascii="Microsoft JhengHei UI" w:eastAsia="Microsoft JhengHei UI" w:hAnsi="Microsoft JhengHei UI" w:hint="eastAsia"/>
+          <w:szCs w:val="26"/>
+        </w:rPr>
+        <w:t>綁定資料</w:t>
+      </w:r>
+    </w:p>
+    <w:p>
+      <w:pPr>
+        <w:widowControl/>
+        <w:rPr>
+          <w:rFonts w:ascii="Microsoft JhengHei UI" w:eastAsia="Microsoft JhengHei UI" w:hAnsi="Microsoft JhengHei UI"/>
+          <w:szCs w:val="26"/>
+        </w:rPr>
+      </w:pPr>
+      <w:r>
+        <w:rPr>
+          <w:rFonts w:ascii="Microsoft JhengHei UI" w:eastAsia="Microsoft JhengHei UI" w:hAnsi="Microsoft JhengHei UI" w:hint="eastAsia"/>
+          <w:szCs w:val="26"/>
+        </w:rPr>
+        <w:t>此部分分為兩種方法，一個是使用虛擬投影（較快速，但後面要更改資料較不容易），另一個是投影模型（較慢，但後面要更改資料容易）。</w:t>
+      </w:r>
+    </w:p>
+    <w:p>
+      <w:pPr>
+        <w:widowControl/>
+        <w:rPr>
+          <w:rFonts w:ascii="Microsoft JhengHei UI" w:eastAsia="Microsoft JhengHei UI" w:hAnsi="Microsoft JhengHei UI"/>
+          <w:b/>
+          <w:szCs w:val="26"/>
+        </w:rPr>
+      </w:pPr>
+      <w:r>
+        <w:rPr>
+          <w:rFonts w:ascii="Microsoft JhengHei UI" w:eastAsia="Microsoft JhengHei UI" w:hAnsi="Microsoft JhengHei UI" w:hint="eastAsia"/>
+          <w:b/>
+          <w:szCs w:val="26"/>
+        </w:rPr>
+        <w:t>方法一、虛擬投影</w:t>
+      </w:r>
+    </w:p>
+    <w:p>
+      <w:pPr>
+        <w:widowControl/>
+        <w:rPr>
+          <w:rFonts w:ascii="Microsoft JhengHei UI" w:eastAsia="Microsoft JhengHei UI" w:hAnsi="Microsoft JhengHei UI"/>
+          <w:szCs w:val="26"/>
+        </w:rPr>
+      </w:pPr>
+      <w:r>
+        <w:rPr>
+          <w:rFonts w:ascii="Microsoft JhengHei UI" w:eastAsia="Microsoft JhengHei UI" w:hAnsi="Microsoft JhengHei UI" w:hint="eastAsia"/>
+          <w:szCs w:val="26"/>
+        </w:rPr>
+        <w:t>此方法建議用於無須更改資料的情況，範例如下：</w:t>
+      </w:r>
+    </w:p>
+    <w:tbl>
+      <w:tblPr>
+        <w:tblStyle w:val="TableGrid"/>
+        <w:tblW w:w="0" w:type="auto"/>
+        <w:tblLook w:val="04A0" w:firstRow="1" w:lastRow="0" w:firstColumn="1" w:lastColumn="0" w:noHBand="0" w:noVBand="1"/>
+      </w:tblPr>
+      <w:tblGrid>
+        <w:gridCol w:w="8296"/>
+      </w:tblGrid>
+      <w:tr>
+        <w:tc>
+          <w:tcPr>
+            <w:tcW w:w="8296" w:type="dxa"/>
+          </w:tcPr>
+          <w:p>
+            <w:pPr>
+              <w:widowControl/>
+              <w:tabs>
+                <w:tab w:val="left" w:pos="916"/>
+                <w:tab w:val="left" w:pos="1832"/>
+                <w:tab w:val="left" w:pos="2748"/>
+                <w:tab w:val="left" w:pos="3664"/>
+                <w:tab w:val="left" w:pos="4580"/>
+                <w:tab w:val="left" w:pos="5496"/>
+                <w:tab w:val="left" w:pos="6412"/>
+                <w:tab w:val="left" w:pos="7328"/>
+                <w:tab w:val="left" w:pos="8244"/>
+                <w:tab w:val="left" w:pos="9160"/>
+                <w:tab w:val="left" w:pos="10076"/>
+                <w:tab w:val="left" w:pos="10992"/>
+                <w:tab w:val="left" w:pos="11908"/>
+                <w:tab w:val="left" w:pos="12824"/>
+                <w:tab w:val="left" w:pos="13740"/>
+                <w:tab w:val="left" w:pos="14656"/>
+              </w:tabs>
+              <w:rPr>
+                <w:rFonts w:ascii="Cascadia Mono" w:eastAsia="Times New Roman" w:hAnsi="Cascadia Mono" w:cs="Cascadia Mono"/>
+                <w:color w:val="000000"/>
+                <w:kern w:val="0"/>
+                <w:sz w:val="18"/>
+                <w:szCs w:val="18"/>
+              </w:rPr>
+            </w:pPr>
+            <w:r>
+              <w:rPr>
+                <w:rFonts w:ascii="Cascadia Mono" w:eastAsia="Times New Roman" w:hAnsi="Cascadia Mono" w:cs="Cascadia Mono"/>
+                <w:color w:val="0000FF"/>
+                <w:kern w:val="0"/>
+                <w:sz w:val="18"/>
+                <w:szCs w:val="18"/>
+              </w:rPr>
+              <w:t>using</w:t>
+            </w:r>
+            <w:r>
+              <w:rPr>
+                <w:rFonts w:ascii="Cascadia Mono" w:eastAsia="Times New Roman" w:hAnsi="Cascadia Mono" w:cs="Cascadia Mono"/>
+                <w:color w:val="000000"/>
+                <w:kern w:val="0"/>
+                <w:sz w:val="18"/>
+                <w:szCs w:val="18"/>
+              </w:rPr>
+              <w:t xml:space="preserve"> (</w:t>
+            </w:r>
+            <w:r>
+              <w:rPr>
+                <w:rFonts w:ascii="Cascadia Mono" w:eastAsia="Times New Roman" w:hAnsi="Cascadia Mono" w:cs="Cascadia Mono"/>
+                <w:color w:val="0000FF"/>
+                <w:kern w:val="0"/>
+                <w:sz w:val="18"/>
+                <w:szCs w:val="18"/>
+              </w:rPr>
+              <w:t>var</w:t>
+            </w:r>
+            <w:r>
+              <w:rPr>
+                <w:rFonts w:ascii="Cascadia Mono" w:eastAsia="Times New Roman" w:hAnsi="Cascadia Mono" w:cs="Cascadia Mono"/>
+                <w:color w:val="000000"/>
+                <w:kern w:val="0"/>
+                <w:sz w:val="18"/>
+                <w:szCs w:val="18"/>
+              </w:rPr>
+              <w:t xml:space="preserve"> </w:t>
+            </w:r>
+            <w:proofErr w:type="spellStart"/>
+            <w:r>
+              <w:rPr>
+                <w:rFonts w:ascii="Cascadia Mono" w:eastAsia="Times New Roman" w:hAnsi="Cascadia Mono" w:cs="Cascadia Mono"/>
+                <w:color w:val="1F377F"/>
+                <w:kern w:val="0"/>
+                <w:sz w:val="18"/>
+                <w:szCs w:val="18"/>
+              </w:rPr>
+              <w:t>db</w:t>
+            </w:r>
+            <w:proofErr w:type="spellEnd"/>
+            <w:r>
+              <w:rPr>
+                <w:rFonts w:ascii="Cascadia Mono" w:eastAsia="Times New Roman" w:hAnsi="Cascadia Mono" w:cs="Cascadia Mono"/>
+                <w:color w:val="000000"/>
+                <w:kern w:val="0"/>
+                <w:sz w:val="18"/>
+                <w:szCs w:val="18"/>
+              </w:rPr>
+              <w:t xml:space="preserve"> = </w:t>
+            </w:r>
+            <w:r>
+              <w:rPr>
+                <w:rFonts w:ascii="Cascadia Mono" w:eastAsia="Times New Roman" w:hAnsi="Cascadia Mono" w:cs="Cascadia Mono"/>
+                <w:color w:val="0000FF"/>
+                <w:kern w:val="0"/>
+                <w:sz w:val="18"/>
+                <w:szCs w:val="18"/>
+              </w:rPr>
+              <w:t>new</w:t>
+            </w:r>
+            <w:r>
+              <w:rPr>
+                <w:rFonts w:ascii="Cascadia Mono" w:eastAsia="Times New Roman" w:hAnsi="Cascadia Mono" w:cs="Cascadia Mono"/>
+                <w:color w:val="000000"/>
+                <w:kern w:val="0"/>
+                <w:sz w:val="18"/>
+                <w:szCs w:val="18"/>
+              </w:rPr>
+              <w:t xml:space="preserve"> </w:t>
+            </w:r>
+            <w:r>
+              <w:rPr>
+                <w:rFonts w:ascii="Cascadia Mono" w:eastAsia="Times New Roman" w:hAnsi="Cascadia Mono" w:cs="Cascadia Mono"/>
+                <w:color w:val="2B91AF"/>
+                <w:kern w:val="0"/>
+                <w:sz w:val="18"/>
+                <w:szCs w:val="18"/>
+              </w:rPr>
+              <w:t>SHLife_A07</w:t>
+            </w:r>
+            <w:proofErr w:type="gramStart"/>
+            <w:r>
+              <w:rPr>
+                <w:rFonts w:ascii="Cascadia Mono" w:eastAsia="Times New Roman" w:hAnsi="Cascadia Mono" w:cs="Cascadia Mono"/>
+                <w:color w:val="2B91AF"/>
+                <w:kern w:val="0"/>
+                <w:sz w:val="18"/>
+                <w:szCs w:val="18"/>
+              </w:rPr>
+              <w:t>Entities</w:t>
+            </w:r>
+            <w:r>
+              <w:rPr>
+                <w:rFonts w:ascii="Cascadia Mono" w:eastAsia="Times New Roman" w:hAnsi="Cascadia Mono" w:cs="Cascadia Mono"/>
+                <w:color w:val="000000"/>
+                <w:kern w:val="0"/>
+                <w:sz w:val="18"/>
+                <w:szCs w:val="18"/>
+              </w:rPr>
+              <w:t>(</w:t>
+            </w:r>
+            <w:proofErr w:type="gramEnd"/>
+            <w:r>
+              <w:rPr>
+                <w:rFonts w:ascii="Cascadia Mono" w:eastAsia="Times New Roman" w:hAnsi="Cascadia Mono" w:cs="Cascadia Mono"/>
+                <w:color w:val="000000"/>
+                <w:kern w:val="0"/>
+                <w:sz w:val="18"/>
+                <w:szCs w:val="18"/>
+              </w:rPr>
+              <w:t>)) {</w:t>
+            </w:r>
+          </w:p>
+          <w:p>
+            <w:pPr>
+              <w:widowControl/>
+              <w:tabs>
+                <w:tab w:val="left" w:pos="916"/>
+                <w:tab w:val="left" w:pos="1832"/>
+                <w:tab w:val="left" w:pos="2748"/>
+                <w:tab w:val="left" w:pos="3664"/>
+                <w:tab w:val="left" w:pos="4580"/>
+                <w:tab w:val="left" w:pos="5496"/>
+                <w:tab w:val="left" w:pos="6412"/>
+                <w:tab w:val="left" w:pos="7328"/>
+                <w:tab w:val="left" w:pos="8244"/>
+                <w:tab w:val="left" w:pos="9160"/>
+                <w:tab w:val="left" w:pos="10076"/>
+                <w:tab w:val="left" w:pos="10992"/>
+                <w:tab w:val="left" w:pos="11908"/>
+                <w:tab w:val="left" w:pos="12824"/>
+                <w:tab w:val="left" w:pos="13740"/>
+                <w:tab w:val="left" w:pos="14656"/>
+              </w:tabs>
+              <w:rPr>
+                <w:rFonts w:ascii="Cascadia Mono" w:eastAsia="Times New Roman" w:hAnsi="Cascadia Mono" w:cs="Cascadia Mono"/>
+                <w:color w:val="000000"/>
+                <w:kern w:val="0"/>
+                <w:sz w:val="18"/>
+                <w:szCs w:val="18"/>
+              </w:rPr>
+            </w:pPr>
+            <w:r>
+              <w:rPr>
+                <w:rFonts w:ascii="Cascadia Mono" w:eastAsia="Times New Roman" w:hAnsi="Cascadia Mono" w:cs="Cascadia Mono"/>
+                <w:color w:val="000000"/>
+                <w:kern w:val="0"/>
+                <w:sz w:val="18"/>
+                <w:szCs w:val="18"/>
+              </w:rPr>
+              <w:t xml:space="preserve">    </w:t>
+            </w:r>
+            <w:r>
+              <w:rPr>
+                <w:rFonts w:ascii="Cascadia Mono" w:eastAsia="Times New Roman" w:hAnsi="Cascadia Mono" w:cs="Cascadia Mono"/>
+                <w:color w:val="0000FF"/>
+                <w:kern w:val="0"/>
+                <w:sz w:val="18"/>
+                <w:szCs w:val="18"/>
+              </w:rPr>
+              <w:t>var</w:t>
+            </w:r>
+            <w:r>
+              <w:rPr>
+                <w:rFonts w:ascii="Cascadia Mono" w:eastAsia="Times New Roman" w:hAnsi="Cascadia Mono" w:cs="Cascadia Mono"/>
+                <w:color w:val="000000"/>
+                <w:kern w:val="0"/>
+                <w:sz w:val="18"/>
+                <w:szCs w:val="18"/>
+              </w:rPr>
+              <w:t xml:space="preserve"> </w:t>
+            </w:r>
+            <w:r>
+              <w:rPr>
+                <w:rFonts w:ascii="Cascadia Mono" w:eastAsia="Times New Roman" w:hAnsi="Cascadia Mono" w:cs="Cascadia Mono"/>
+                <w:color w:val="1F377F"/>
+                <w:kern w:val="0"/>
+                <w:sz w:val="18"/>
+                <w:szCs w:val="18"/>
+              </w:rPr>
+              <w:t>source</w:t>
+            </w:r>
+            <w:r>
+              <w:rPr>
+                <w:rFonts w:ascii="Cascadia Mono" w:eastAsia="Times New Roman" w:hAnsi="Cascadia Mono" w:cs="Cascadia Mono"/>
+                <w:color w:val="000000"/>
+                <w:kern w:val="0"/>
+                <w:sz w:val="18"/>
+                <w:szCs w:val="18"/>
+              </w:rPr>
+              <w:t xml:space="preserve"> = </w:t>
+            </w:r>
+            <w:r>
+              <w:rPr>
+                <w:rFonts w:ascii="Cascadia Mono" w:eastAsia="Times New Roman" w:hAnsi="Cascadia Mono" w:cs="Cascadia Mono"/>
+                <w:color w:val="8F08C4"/>
+                <w:kern w:val="0"/>
+                <w:sz w:val="18"/>
+                <w:szCs w:val="18"/>
+              </w:rPr>
+              <w:t>await</w:t>
+            </w:r>
+            <w:r>
+              <w:rPr>
+                <w:rFonts w:ascii="Cascadia Mono" w:eastAsia="Times New Roman" w:hAnsi="Cascadia Mono" w:cs="Cascadia Mono"/>
+                <w:color w:val="000000"/>
+                <w:kern w:val="0"/>
+                <w:sz w:val="18"/>
+                <w:szCs w:val="18"/>
+              </w:rPr>
+              <w:t xml:space="preserve"> </w:t>
+            </w:r>
+            <w:proofErr w:type="spellStart"/>
+            <w:proofErr w:type="gramStart"/>
+            <w:r>
+              <w:rPr>
+                <w:rFonts w:ascii="Cascadia Mono" w:eastAsia="Times New Roman" w:hAnsi="Cascadia Mono" w:cs="Cascadia Mono"/>
+                <w:color w:val="1F377F"/>
+                <w:kern w:val="0"/>
+                <w:sz w:val="18"/>
+                <w:szCs w:val="18"/>
+              </w:rPr>
+              <w:t>db</w:t>
+            </w:r>
+            <w:r>
+              <w:rPr>
+                <w:rFonts w:ascii="Cascadia Mono" w:eastAsia="Times New Roman" w:hAnsi="Cascadia Mono" w:cs="Cascadia Mono"/>
+                <w:color w:val="000000"/>
+                <w:kern w:val="0"/>
+                <w:sz w:val="18"/>
+                <w:szCs w:val="18"/>
+              </w:rPr>
+              <w:t>.Post.</w:t>
+            </w:r>
+            <w:r>
+              <w:rPr>
+                <w:rFonts w:ascii="Cascadia Mono" w:eastAsia="Times New Roman" w:hAnsi="Cascadia Mono" w:cs="Cascadia Mono"/>
+                <w:color w:val="74531F"/>
+                <w:kern w:val="0"/>
+                <w:sz w:val="18"/>
+                <w:szCs w:val="18"/>
+              </w:rPr>
+              <w:t>ToListAsync</w:t>
+            </w:r>
+            <w:proofErr w:type="spellEnd"/>
+            <w:proofErr w:type="gramEnd"/>
+            <w:r>
+              <w:rPr>
+                <w:rFonts w:ascii="Cascadia Mono" w:eastAsia="Times New Roman" w:hAnsi="Cascadia Mono" w:cs="Cascadia Mono"/>
+                <w:color w:val="000000"/>
+                <w:kern w:val="0"/>
+                <w:sz w:val="18"/>
+                <w:szCs w:val="18"/>
+              </w:rPr>
+              <w:t>();</w:t>
+            </w:r>
+          </w:p>
+          <w:p>
+            <w:pPr>
+              <w:widowControl/>
+              <w:tabs>
+                <w:tab w:val="left" w:pos="916"/>
+                <w:tab w:val="left" w:pos="1832"/>
+                <w:tab w:val="left" w:pos="2748"/>
+                <w:tab w:val="left" w:pos="3664"/>
+                <w:tab w:val="left" w:pos="4580"/>
+                <w:tab w:val="left" w:pos="5496"/>
+                <w:tab w:val="left" w:pos="6412"/>
+                <w:tab w:val="left" w:pos="7328"/>
+                <w:tab w:val="left" w:pos="8244"/>
+                <w:tab w:val="left" w:pos="9160"/>
+                <w:tab w:val="left" w:pos="10076"/>
+                <w:tab w:val="left" w:pos="10992"/>
+                <w:tab w:val="left" w:pos="11908"/>
+                <w:tab w:val="left" w:pos="12824"/>
+                <w:tab w:val="left" w:pos="13740"/>
+                <w:tab w:val="left" w:pos="14656"/>
+              </w:tabs>
+              <w:rPr>
+                <w:rFonts w:ascii="Cascadia Mono" w:eastAsia="Times New Roman" w:hAnsi="Cascadia Mono" w:cs="Cascadia Mono"/>
+                <w:color w:val="000000"/>
+                <w:kern w:val="0"/>
+                <w:sz w:val="18"/>
+                <w:szCs w:val="18"/>
+              </w:rPr>
+            </w:pPr>
+            <w:r>
+              <w:rPr>
+                <w:rFonts w:ascii="Cascadia Mono" w:eastAsia="Times New Roman" w:hAnsi="Cascadia Mono" w:cs="Cascadia Mono"/>
+                <w:color w:val="000000"/>
+                <w:kern w:val="0"/>
+                <w:sz w:val="18"/>
+                <w:szCs w:val="18"/>
+              </w:rPr>
+              <w:t xml:space="preserve">    </w:t>
+            </w:r>
+            <w:proofErr w:type="spellStart"/>
+            <w:r>
+              <w:rPr>
+                <w:rFonts w:ascii="Cascadia Mono" w:eastAsia="Times New Roman" w:hAnsi="Cascadia Mono" w:cs="Cascadia Mono"/>
+                <w:color w:val="000000"/>
+                <w:kern w:val="0"/>
+                <w:sz w:val="18"/>
+                <w:szCs w:val="18"/>
+              </w:rPr>
+              <w:t>dgvPosts.DataSource</w:t>
+            </w:r>
+            <w:proofErr w:type="spellEnd"/>
+            <w:r>
+              <w:rPr>
+                <w:rFonts w:ascii="Cascadia Mono" w:eastAsia="Times New Roman" w:hAnsi="Cascadia Mono" w:cs="Cascadia Mono"/>
+                <w:color w:val="000000"/>
+                <w:kern w:val="0"/>
+                <w:sz w:val="18"/>
+                <w:szCs w:val="18"/>
+              </w:rPr>
+              <w:t xml:space="preserve"> =</w:t>
+            </w:r>
+          </w:p>
+          <w:p>
+            <w:pPr>
+              <w:widowControl/>
+              <w:tabs>
+                <w:tab w:val="left" w:pos="916"/>
+                <w:tab w:val="left" w:pos="1832"/>
+                <w:tab w:val="left" w:pos="2748"/>
+                <w:tab w:val="left" w:pos="3664"/>
+                <w:tab w:val="left" w:pos="4580"/>
+                <w:tab w:val="left" w:pos="5496"/>
+                <w:tab w:val="left" w:pos="6412"/>
+                <w:tab w:val="left" w:pos="7328"/>
+                <w:tab w:val="left" w:pos="8244"/>
+                <w:tab w:val="left" w:pos="9160"/>
+                <w:tab w:val="left" w:pos="10076"/>
+                <w:tab w:val="left" w:pos="10992"/>
+                <w:tab w:val="left" w:pos="11908"/>
+                <w:tab w:val="left" w:pos="12824"/>
+                <w:tab w:val="left" w:pos="13740"/>
+                <w:tab w:val="left" w:pos="14656"/>
+              </w:tabs>
+              <w:rPr>
+                <w:rFonts w:ascii="Cascadia Mono" w:eastAsia="Times New Roman" w:hAnsi="Cascadia Mono" w:cs="Cascadia Mono"/>
+                <w:color w:val="000000"/>
+                <w:kern w:val="0"/>
+                <w:sz w:val="18"/>
+                <w:szCs w:val="18"/>
+              </w:rPr>
+            </w:pPr>
+            <w:r>
+              <w:rPr>
+                <w:rFonts w:ascii="Cascadia Mono" w:eastAsia="Times New Roman" w:hAnsi="Cascadia Mono" w:cs="Cascadia Mono"/>
+                <w:color w:val="000000"/>
+                <w:kern w:val="0"/>
+                <w:sz w:val="18"/>
+                <w:szCs w:val="18"/>
+              </w:rPr>
+              <w:t xml:space="preserve">        </w:t>
+            </w:r>
+            <w:proofErr w:type="spellStart"/>
+            <w:proofErr w:type="gramStart"/>
+            <w:r>
+              <w:rPr>
+                <w:rFonts w:ascii="Cascadia Mono" w:eastAsia="Times New Roman" w:hAnsi="Cascadia Mono" w:cs="Cascadia Mono"/>
+                <w:color w:val="1F377F"/>
+                <w:kern w:val="0"/>
+                <w:sz w:val="18"/>
+                <w:szCs w:val="18"/>
+              </w:rPr>
+              <w:t>source</w:t>
+            </w:r>
+            <w:r>
+              <w:rPr>
+                <w:rFonts w:ascii="Cascadia Mono" w:eastAsia="Times New Roman" w:hAnsi="Cascadia Mono" w:cs="Cascadia Mono"/>
+                <w:color w:val="000000"/>
+                <w:kern w:val="0"/>
+                <w:sz w:val="18"/>
+                <w:szCs w:val="18"/>
+              </w:rPr>
+              <w:t>.</w:t>
+            </w:r>
+            <w:r>
+              <w:rPr>
+                <w:rFonts w:ascii="Cascadia Mono" w:eastAsia="Times New Roman" w:hAnsi="Cascadia Mono" w:cs="Cascadia Mono"/>
+                <w:color w:val="74531F"/>
+                <w:kern w:val="0"/>
+                <w:sz w:val="18"/>
+                <w:szCs w:val="18"/>
+              </w:rPr>
+              <w:t>Select</w:t>
+            </w:r>
+            <w:proofErr w:type="spellEnd"/>
+            <w:proofErr w:type="gramEnd"/>
+            <w:r>
+              <w:rPr>
+                <w:rFonts w:ascii="Cascadia Mono" w:eastAsia="Times New Roman" w:hAnsi="Cascadia Mono" w:cs="Cascadia Mono"/>
+                <w:color w:val="000000"/>
+                <w:kern w:val="0"/>
+                <w:sz w:val="18"/>
+                <w:szCs w:val="18"/>
+              </w:rPr>
+              <w:t>(</w:t>
+            </w:r>
+            <w:r>
+              <w:rPr>
+                <w:rFonts w:ascii="Cascadia Mono" w:eastAsia="Times New Roman" w:hAnsi="Cascadia Mono" w:cs="Cascadia Mono"/>
+                <w:color w:val="1F377F"/>
+                <w:kern w:val="0"/>
+                <w:sz w:val="18"/>
+                <w:szCs w:val="18"/>
+              </w:rPr>
+              <w:t>x</w:t>
+            </w:r>
+            <w:r>
+              <w:rPr>
+                <w:rFonts w:ascii="Cascadia Mono" w:eastAsia="Times New Roman" w:hAnsi="Cascadia Mono" w:cs="Cascadia Mono"/>
+                <w:color w:val="000000"/>
+                <w:kern w:val="0"/>
+                <w:sz w:val="18"/>
+                <w:szCs w:val="18"/>
+              </w:rPr>
+              <w:t xml:space="preserve"> =&gt; </w:t>
+            </w:r>
+            <w:r>
+              <w:rPr>
+                <w:rFonts w:ascii="Cascadia Mono" w:eastAsia="Times New Roman" w:hAnsi="Cascadia Mono" w:cs="Cascadia Mono"/>
+                <w:color w:val="0000FF"/>
+                <w:kern w:val="0"/>
+                <w:sz w:val="18"/>
+                <w:szCs w:val="18"/>
+              </w:rPr>
+              <w:t>new</w:t>
+            </w:r>
+            <w:r>
+              <w:rPr>
+                <w:rFonts w:ascii="Cascadia Mono" w:eastAsia="Times New Roman" w:hAnsi="Cascadia Mono" w:cs="Cascadia Mono"/>
+                <w:color w:val="000000"/>
+                <w:kern w:val="0"/>
+                <w:sz w:val="18"/>
+                <w:szCs w:val="18"/>
+              </w:rPr>
+              <w:t xml:space="preserve"> {</w:t>
+            </w:r>
+          </w:p>
+          <w:p>
+            <w:pPr>
+              <w:widowControl/>
+              <w:tabs>
+                <w:tab w:val="left" w:pos="916"/>
+                <w:tab w:val="left" w:pos="1832"/>
+                <w:tab w:val="left" w:pos="2748"/>
+                <w:tab w:val="left" w:pos="3664"/>
+                <w:tab w:val="left" w:pos="4580"/>
+                <w:tab w:val="left" w:pos="5496"/>
+                <w:tab w:val="left" w:pos="6412"/>
+                <w:tab w:val="left" w:pos="7328"/>
+                <w:tab w:val="left" w:pos="8244"/>
+                <w:tab w:val="left" w:pos="9160"/>
+                <w:tab w:val="left" w:pos="10076"/>
+                <w:tab w:val="left" w:pos="10992"/>
+                <w:tab w:val="left" w:pos="11908"/>
+                <w:tab w:val="left" w:pos="12824"/>
+                <w:tab w:val="left" w:pos="13740"/>
+                <w:tab w:val="left" w:pos="14656"/>
+              </w:tabs>
+              <w:rPr>
+                <w:rFonts w:ascii="Cascadia Mono" w:eastAsia="Times New Roman" w:hAnsi="Cascadia Mono" w:cs="Cascadia Mono"/>
+                <w:color w:val="000000"/>
+                <w:kern w:val="0"/>
+                <w:sz w:val="18"/>
+                <w:szCs w:val="18"/>
+              </w:rPr>
+            </w:pPr>
+            <w:r>
+              <w:rPr>
+                <w:rFonts w:ascii="Cascadia Mono" w:eastAsia="Times New Roman" w:hAnsi="Cascadia Mono" w:cs="Cascadia Mono"/>
+                <w:color w:val="000000"/>
+                <w:kern w:val="0"/>
+                <w:sz w:val="18"/>
+                <w:szCs w:val="18"/>
+              </w:rPr>
+              <w:t xml:space="preserve">            </w:t>
+            </w:r>
+            <w:proofErr w:type="spellStart"/>
+            <w:r>
+              <w:rPr>
+                <w:rFonts w:ascii="Cascadia Mono" w:eastAsia="Times New Roman" w:hAnsi="Cascadia Mono" w:cs="Cascadia Mono"/>
+                <w:color w:val="000000"/>
+                <w:kern w:val="0"/>
+                <w:sz w:val="18"/>
+                <w:szCs w:val="18"/>
+              </w:rPr>
+              <w:t>colPostId</w:t>
+            </w:r>
+            <w:proofErr w:type="spellEnd"/>
+            <w:r>
+              <w:rPr>
+                <w:rFonts w:ascii="Cascadia Mono" w:eastAsia="Times New Roman" w:hAnsi="Cascadia Mono" w:cs="Cascadia Mono"/>
+                <w:color w:val="000000"/>
+                <w:kern w:val="0"/>
+                <w:sz w:val="18"/>
+                <w:szCs w:val="18"/>
+              </w:rPr>
+              <w:t xml:space="preserve"> = </w:t>
+            </w:r>
+            <w:proofErr w:type="spellStart"/>
+            <w:proofErr w:type="gramStart"/>
+            <w:r>
+              <w:rPr>
+                <w:rFonts w:ascii="Cascadia Mono" w:eastAsia="Times New Roman" w:hAnsi="Cascadia Mono" w:cs="Cascadia Mono"/>
+                <w:color w:val="1F377F"/>
+                <w:kern w:val="0"/>
+                <w:sz w:val="18"/>
+                <w:szCs w:val="18"/>
+              </w:rPr>
+              <w:t>x</w:t>
+            </w:r>
+            <w:r>
+              <w:rPr>
+                <w:rFonts w:ascii="Cascadia Mono" w:eastAsia="Times New Roman" w:hAnsi="Cascadia Mono" w:cs="Cascadia Mono"/>
+                <w:color w:val="000000"/>
+                <w:kern w:val="0"/>
+                <w:sz w:val="18"/>
+                <w:szCs w:val="18"/>
+              </w:rPr>
+              <w:t>.PostId</w:t>
+            </w:r>
+            <w:proofErr w:type="spellEnd"/>
+            <w:proofErr w:type="gramEnd"/>
+            <w:r>
+              <w:rPr>
+                <w:rFonts w:ascii="Cascadia Mono" w:eastAsia="Times New Roman" w:hAnsi="Cascadia Mono" w:cs="Cascadia Mono"/>
+                <w:color w:val="000000"/>
+                <w:kern w:val="0"/>
+                <w:sz w:val="18"/>
+                <w:szCs w:val="18"/>
+              </w:rPr>
+              <w:t>,</w:t>
+            </w:r>
+          </w:p>
+          <w:p>
+            <w:pPr>
+              <w:widowControl/>
+              <w:tabs>
+                <w:tab w:val="left" w:pos="916"/>
+                <w:tab w:val="left" w:pos="1832"/>
+                <w:tab w:val="left" w:pos="2748"/>
+                <w:tab w:val="left" w:pos="3664"/>
+                <w:tab w:val="left" w:pos="4580"/>
+                <w:tab w:val="left" w:pos="5496"/>
+                <w:tab w:val="left" w:pos="6412"/>
+                <w:tab w:val="left" w:pos="7328"/>
+                <w:tab w:val="left" w:pos="8244"/>
+                <w:tab w:val="left" w:pos="9160"/>
+                <w:tab w:val="left" w:pos="10076"/>
+                <w:tab w:val="left" w:pos="10992"/>
+                <w:tab w:val="left" w:pos="11908"/>
+                <w:tab w:val="left" w:pos="12824"/>
+                <w:tab w:val="left" w:pos="13740"/>
+                <w:tab w:val="left" w:pos="14656"/>
+              </w:tabs>
+              <w:rPr>
+                <w:rFonts w:ascii="Cascadia Mono" w:eastAsia="Times New Roman" w:hAnsi="Cascadia Mono" w:cs="Cascadia Mono"/>
+                <w:color w:val="000000"/>
+                <w:kern w:val="0"/>
+                <w:sz w:val="18"/>
+                <w:szCs w:val="18"/>
+              </w:rPr>
+            </w:pPr>
+            <w:r>
+              <w:rPr>
+                <w:rFonts w:ascii="Cascadia Mono" w:eastAsia="Times New Roman" w:hAnsi="Cascadia Mono" w:cs="Cascadia Mono"/>
+                <w:color w:val="000000"/>
+                <w:kern w:val="0"/>
+                <w:sz w:val="18"/>
+                <w:szCs w:val="18"/>
+              </w:rPr>
+              <w:t xml:space="preserve">            </w:t>
+            </w:r>
+            <w:proofErr w:type="spellStart"/>
+            <w:r>
+              <w:rPr>
+                <w:rFonts w:ascii="Cascadia Mono" w:eastAsia="Times New Roman" w:hAnsi="Cascadia Mono" w:cs="Cascadia Mono"/>
+                <w:color w:val="000000"/>
+                <w:kern w:val="0"/>
+                <w:sz w:val="18"/>
+                <w:szCs w:val="18"/>
+              </w:rPr>
+              <w:t>colPostNo</w:t>
+            </w:r>
+            <w:proofErr w:type="spellEnd"/>
+            <w:r>
+              <w:rPr>
+                <w:rFonts w:ascii="Cascadia Mono" w:eastAsia="Times New Roman" w:hAnsi="Cascadia Mono" w:cs="Cascadia Mono"/>
+                <w:color w:val="000000"/>
+                <w:kern w:val="0"/>
+                <w:sz w:val="18"/>
+                <w:szCs w:val="18"/>
+              </w:rPr>
+              <w:t xml:space="preserve"> = </w:t>
+            </w:r>
+            <w:proofErr w:type="spellStart"/>
+            <w:proofErr w:type="gramStart"/>
+            <w:r>
+              <w:rPr>
+                <w:rFonts w:ascii="Cascadia Mono" w:eastAsia="Times New Roman" w:hAnsi="Cascadia Mono" w:cs="Cascadia Mono"/>
+                <w:color w:val="1F377F"/>
+                <w:kern w:val="0"/>
+                <w:sz w:val="18"/>
+                <w:szCs w:val="18"/>
+              </w:rPr>
+              <w:t>x</w:t>
+            </w:r>
+            <w:r>
+              <w:rPr>
+                <w:rFonts w:ascii="Cascadia Mono" w:eastAsia="Times New Roman" w:hAnsi="Cascadia Mono" w:cs="Cascadia Mono"/>
+                <w:color w:val="000000"/>
+                <w:kern w:val="0"/>
+                <w:sz w:val="18"/>
+                <w:szCs w:val="18"/>
+              </w:rPr>
+              <w:t>.PostNo</w:t>
+            </w:r>
+            <w:proofErr w:type="spellEnd"/>
+            <w:proofErr w:type="gramEnd"/>
+            <w:r>
+              <w:rPr>
+                <w:rFonts w:ascii="Cascadia Mono" w:eastAsia="Times New Roman" w:hAnsi="Cascadia Mono" w:cs="Cascadia Mono"/>
+                <w:color w:val="000000"/>
+                <w:kern w:val="0"/>
+                <w:sz w:val="18"/>
+                <w:szCs w:val="18"/>
+              </w:rPr>
+              <w:t>,</w:t>
+            </w:r>
+          </w:p>
+          <w:p>
+            <w:pPr>
+              <w:widowControl/>
+              <w:tabs>
+                <w:tab w:val="left" w:pos="916"/>
+                <w:tab w:val="left" w:pos="1832"/>
+                <w:tab w:val="left" w:pos="2748"/>
+                <w:tab w:val="left" w:pos="3664"/>
+                <w:tab w:val="left" w:pos="4580"/>
+                <w:tab w:val="left" w:pos="5496"/>
+                <w:tab w:val="left" w:pos="6412"/>
+                <w:tab w:val="left" w:pos="7328"/>
+                <w:tab w:val="left" w:pos="8244"/>
+                <w:tab w:val="left" w:pos="9160"/>
+                <w:tab w:val="left" w:pos="10076"/>
+                <w:tab w:val="left" w:pos="10992"/>
+                <w:tab w:val="left" w:pos="11908"/>
+                <w:tab w:val="left" w:pos="12824"/>
+                <w:tab w:val="left" w:pos="13740"/>
+                <w:tab w:val="left" w:pos="14656"/>
+              </w:tabs>
+              <w:rPr>
+                <w:rFonts w:ascii="Cascadia Mono" w:eastAsia="Times New Roman" w:hAnsi="Cascadia Mono" w:cs="Cascadia Mono"/>
+                <w:color w:val="000000"/>
+                <w:kern w:val="0"/>
+                <w:sz w:val="18"/>
+                <w:szCs w:val="18"/>
+              </w:rPr>
+            </w:pPr>
+            <w:r>
+              <w:rPr>
+                <w:rFonts w:ascii="Cascadia Mono" w:eastAsia="Times New Roman" w:hAnsi="Cascadia Mono" w:cs="Cascadia Mono"/>
+                <w:color w:val="000000"/>
+                <w:kern w:val="0"/>
+                <w:sz w:val="18"/>
+                <w:szCs w:val="18"/>
+              </w:rPr>
+              <w:t xml:space="preserve">            </w:t>
+            </w:r>
+            <w:proofErr w:type="spellStart"/>
+            <w:r>
+              <w:rPr>
+                <w:rFonts w:ascii="Cascadia Mono" w:eastAsia="Times New Roman" w:hAnsi="Cascadia Mono" w:cs="Cascadia Mono"/>
+                <w:color w:val="000000"/>
+                <w:kern w:val="0"/>
+                <w:sz w:val="18"/>
+                <w:szCs w:val="18"/>
+              </w:rPr>
+              <w:t>colPostNickname</w:t>
+            </w:r>
+            <w:proofErr w:type="spellEnd"/>
+            <w:r>
+              <w:rPr>
+                <w:rFonts w:ascii="Cascadia Mono" w:eastAsia="Times New Roman" w:hAnsi="Cascadia Mono" w:cs="Cascadia Mono"/>
+                <w:color w:val="000000"/>
+                <w:kern w:val="0"/>
+                <w:sz w:val="18"/>
+                <w:szCs w:val="18"/>
+              </w:rPr>
+              <w:t xml:space="preserve"> = </w:t>
+            </w:r>
+            <w:proofErr w:type="spellStart"/>
+            <w:proofErr w:type="gramStart"/>
+            <w:r>
+              <w:rPr>
+                <w:rFonts w:ascii="Cascadia Mono" w:eastAsia="Times New Roman" w:hAnsi="Cascadia Mono" w:cs="Cascadia Mono"/>
+                <w:color w:val="1F377F"/>
+                <w:kern w:val="0"/>
+                <w:sz w:val="18"/>
+                <w:szCs w:val="18"/>
+              </w:rPr>
+              <w:t>x</w:t>
+            </w:r>
+            <w:r>
+              <w:rPr>
+                <w:rFonts w:ascii="Cascadia Mono" w:eastAsia="Times New Roman" w:hAnsi="Cascadia Mono" w:cs="Cascadia Mono"/>
+                <w:color w:val="000000"/>
+                <w:kern w:val="0"/>
+                <w:sz w:val="18"/>
+                <w:szCs w:val="18"/>
+              </w:rPr>
+              <w:t>.Account.Nickname</w:t>
+            </w:r>
+            <w:proofErr w:type="spellEnd"/>
+            <w:proofErr w:type="gramEnd"/>
+            <w:r>
+              <w:rPr>
+                <w:rFonts w:ascii="Cascadia Mono" w:eastAsia="Times New Roman" w:hAnsi="Cascadia Mono" w:cs="Cascadia Mono"/>
+                <w:color w:val="000000"/>
+                <w:kern w:val="0"/>
+                <w:sz w:val="18"/>
+                <w:szCs w:val="18"/>
+              </w:rPr>
+              <w:t>,</w:t>
+            </w:r>
+          </w:p>
+          <w:p>
+            <w:pPr>
+              <w:widowControl/>
+              <w:tabs>
+                <w:tab w:val="left" w:pos="916"/>
+                <w:tab w:val="left" w:pos="1832"/>
+                <w:tab w:val="left" w:pos="2748"/>
+                <w:tab w:val="left" w:pos="3664"/>
+                <w:tab w:val="left" w:pos="4580"/>
+                <w:tab w:val="left" w:pos="5496"/>
+                <w:tab w:val="left" w:pos="6412"/>
+                <w:tab w:val="left" w:pos="7328"/>
+                <w:tab w:val="left" w:pos="8244"/>
+                <w:tab w:val="left" w:pos="9160"/>
+                <w:tab w:val="left" w:pos="10076"/>
+                <w:tab w:val="left" w:pos="10992"/>
+                <w:tab w:val="left" w:pos="11908"/>
+                <w:tab w:val="left" w:pos="12824"/>
+                <w:tab w:val="left" w:pos="13740"/>
+                <w:tab w:val="left" w:pos="14656"/>
+              </w:tabs>
+              <w:rPr>
+                <w:rFonts w:ascii="Cascadia Mono" w:eastAsia="Times New Roman" w:hAnsi="Cascadia Mono" w:cs="Cascadia Mono"/>
+                <w:color w:val="000000"/>
+                <w:kern w:val="0"/>
+                <w:sz w:val="18"/>
+                <w:szCs w:val="18"/>
+              </w:rPr>
+            </w:pPr>
+            <w:r>
+              <w:rPr>
+                <w:rFonts w:ascii="Cascadia Mono" w:eastAsia="Times New Roman" w:hAnsi="Cascadia Mono" w:cs="Cascadia Mono"/>
+                <w:color w:val="000000"/>
+                <w:kern w:val="0"/>
+                <w:sz w:val="18"/>
+                <w:szCs w:val="18"/>
+              </w:rPr>
+              <w:t xml:space="preserve">            </w:t>
+            </w:r>
+            <w:proofErr w:type="spellStart"/>
+            <w:r>
+              <w:rPr>
+                <w:rFonts w:ascii="Cascadia Mono" w:eastAsia="Times New Roman" w:hAnsi="Cascadia Mono" w:cs="Cascadia Mono"/>
+                <w:color w:val="000000"/>
+                <w:kern w:val="0"/>
+                <w:sz w:val="18"/>
+                <w:szCs w:val="18"/>
+              </w:rPr>
+              <w:t>colMessage</w:t>
+            </w:r>
+            <w:proofErr w:type="spellEnd"/>
+            <w:r>
+              <w:rPr>
+                <w:rFonts w:ascii="Cascadia Mono" w:eastAsia="Times New Roman" w:hAnsi="Cascadia Mono" w:cs="Cascadia Mono"/>
+                <w:color w:val="000000"/>
+                <w:kern w:val="0"/>
+                <w:sz w:val="18"/>
+                <w:szCs w:val="18"/>
+              </w:rPr>
+              <w:t xml:space="preserve"> = </w:t>
+            </w:r>
+            <w:r>
+              <w:rPr>
+                <w:rFonts w:ascii="Cascadia Mono" w:eastAsia="Times New Roman" w:hAnsi="Cascadia Mono" w:cs="Cascadia Mono"/>
+                <w:color w:val="74531F"/>
+                <w:kern w:val="0"/>
+                <w:sz w:val="18"/>
+                <w:szCs w:val="18"/>
+              </w:rPr>
+              <w:t>_</w:t>
+            </w:r>
+            <w:proofErr w:type="spellStart"/>
+            <w:proofErr w:type="gramStart"/>
+            <w:r>
+              <w:rPr>
+                <w:rFonts w:ascii="Cascadia Mono" w:eastAsia="Times New Roman" w:hAnsi="Cascadia Mono" w:cs="Cascadia Mono"/>
+                <w:color w:val="74531F"/>
+                <w:kern w:val="0"/>
+                <w:sz w:val="18"/>
+                <w:szCs w:val="18"/>
+              </w:rPr>
+              <w:t>CutString</w:t>
+            </w:r>
+            <w:proofErr w:type="spellEnd"/>
+            <w:r>
+              <w:rPr>
+                <w:rFonts w:ascii="Cascadia Mono" w:eastAsia="Times New Roman" w:hAnsi="Cascadia Mono" w:cs="Cascadia Mono"/>
+                <w:color w:val="000000"/>
+                <w:kern w:val="0"/>
+                <w:sz w:val="18"/>
+                <w:szCs w:val="18"/>
+              </w:rPr>
+              <w:t>(</w:t>
+            </w:r>
+            <w:proofErr w:type="spellStart"/>
+            <w:proofErr w:type="gramEnd"/>
+            <w:r>
+              <w:rPr>
+                <w:rFonts w:ascii="Cascadia Mono" w:eastAsia="Times New Roman" w:hAnsi="Cascadia Mono" w:cs="Cascadia Mono"/>
+                <w:color w:val="1F377F"/>
+                <w:kern w:val="0"/>
+                <w:sz w:val="18"/>
+                <w:szCs w:val="18"/>
+              </w:rPr>
+              <w:t>x</w:t>
+            </w:r>
+            <w:r>
+              <w:rPr>
+                <w:rFonts w:ascii="Cascadia Mono" w:eastAsia="Times New Roman" w:hAnsi="Cascadia Mono" w:cs="Cascadia Mono"/>
+                <w:color w:val="000000"/>
+                <w:kern w:val="0"/>
+                <w:sz w:val="18"/>
+                <w:szCs w:val="18"/>
+              </w:rPr>
+              <w:t>.Message</w:t>
+            </w:r>
+            <w:proofErr w:type="spellEnd"/>
+            <w:r>
+              <w:rPr>
+                <w:rFonts w:ascii="Cascadia Mono" w:eastAsia="Times New Roman" w:hAnsi="Cascadia Mono" w:cs="Cascadia Mono"/>
+                <w:color w:val="000000"/>
+                <w:kern w:val="0"/>
+                <w:sz w:val="18"/>
+                <w:szCs w:val="18"/>
+              </w:rPr>
+              <w:t>, 50),</w:t>
+            </w:r>
+          </w:p>
+          <w:p>
+            <w:pPr>
+              <w:widowControl/>
+              <w:tabs>
+                <w:tab w:val="left" w:pos="916"/>
+                <w:tab w:val="left" w:pos="1832"/>
+                <w:tab w:val="left" w:pos="2748"/>
+                <w:tab w:val="left" w:pos="3664"/>
+                <w:tab w:val="left" w:pos="4580"/>
+                <w:tab w:val="left" w:pos="5496"/>
+                <w:tab w:val="left" w:pos="6412"/>
+                <w:tab w:val="left" w:pos="7328"/>
+                <w:tab w:val="left" w:pos="8244"/>
+                <w:tab w:val="left" w:pos="9160"/>
+                <w:tab w:val="left" w:pos="10076"/>
+                <w:tab w:val="left" w:pos="10992"/>
+                <w:tab w:val="left" w:pos="11908"/>
+                <w:tab w:val="left" w:pos="12824"/>
+                <w:tab w:val="left" w:pos="13740"/>
+                <w:tab w:val="left" w:pos="14656"/>
+              </w:tabs>
+              <w:rPr>
+                <w:rFonts w:ascii="Cascadia Mono" w:eastAsia="Times New Roman" w:hAnsi="Cascadia Mono" w:cs="Cascadia Mono"/>
+                <w:color w:val="000000"/>
+                <w:kern w:val="0"/>
+                <w:sz w:val="18"/>
+                <w:szCs w:val="18"/>
+              </w:rPr>
+            </w:pPr>
+            <w:r>
+              <w:rPr>
+                <w:rFonts w:ascii="Cascadia Mono" w:eastAsia="Times New Roman" w:hAnsi="Cascadia Mono" w:cs="Cascadia Mono"/>
+                <w:color w:val="000000"/>
+                <w:kern w:val="0"/>
+                <w:sz w:val="18"/>
+                <w:szCs w:val="18"/>
+              </w:rPr>
+              <w:t xml:space="preserve">            </w:t>
+            </w:r>
+            <w:proofErr w:type="spellStart"/>
+            <w:r>
+              <w:rPr>
+                <w:rFonts w:ascii="Cascadia Mono" w:eastAsia="Times New Roman" w:hAnsi="Cascadia Mono" w:cs="Cascadia Mono"/>
+                <w:color w:val="000000"/>
+                <w:kern w:val="0"/>
+                <w:sz w:val="18"/>
+                <w:szCs w:val="18"/>
+              </w:rPr>
+              <w:t>colCreation</w:t>
+            </w:r>
+            <w:proofErr w:type="spellEnd"/>
+            <w:r>
+              <w:rPr>
+                <w:rFonts w:ascii="Cascadia Mono" w:eastAsia="Times New Roman" w:hAnsi="Cascadia Mono" w:cs="Cascadia Mono"/>
+                <w:color w:val="000000"/>
+                <w:kern w:val="0"/>
+                <w:sz w:val="18"/>
+                <w:szCs w:val="18"/>
+              </w:rPr>
+              <w:t xml:space="preserve"> = </w:t>
+            </w:r>
+            <w:proofErr w:type="spellStart"/>
+            <w:proofErr w:type="gramStart"/>
+            <w:r>
+              <w:rPr>
+                <w:rFonts w:ascii="Cascadia Mono" w:eastAsia="Times New Roman" w:hAnsi="Cascadia Mono" w:cs="Cascadia Mono"/>
+                <w:color w:val="1F377F"/>
+                <w:kern w:val="0"/>
+                <w:sz w:val="18"/>
+                <w:szCs w:val="18"/>
+              </w:rPr>
+              <w:t>x</w:t>
+            </w:r>
+            <w:r>
+              <w:rPr>
+                <w:rFonts w:ascii="Cascadia Mono" w:eastAsia="Times New Roman" w:hAnsi="Cascadia Mono" w:cs="Cascadia Mono"/>
+                <w:color w:val="000000"/>
+                <w:kern w:val="0"/>
+                <w:sz w:val="18"/>
+                <w:szCs w:val="18"/>
+              </w:rPr>
+              <w:t>.CreateDateTime.</w:t>
+            </w:r>
+            <w:r>
+              <w:rPr>
+                <w:rFonts w:ascii="Cascadia Mono" w:eastAsia="Times New Roman" w:hAnsi="Cascadia Mono" w:cs="Cascadia Mono"/>
+                <w:color w:val="74531F"/>
+                <w:kern w:val="0"/>
+                <w:sz w:val="18"/>
+                <w:szCs w:val="18"/>
+              </w:rPr>
+              <w:t>ToString</w:t>
+            </w:r>
+            <w:proofErr w:type="spellEnd"/>
+            <w:proofErr w:type="gramEnd"/>
+            <w:r>
+              <w:rPr>
+                <w:rFonts w:ascii="Cascadia Mono" w:eastAsia="Times New Roman" w:hAnsi="Cascadia Mono" w:cs="Cascadia Mono"/>
+                <w:color w:val="000000"/>
+                <w:kern w:val="0"/>
+                <w:sz w:val="18"/>
+                <w:szCs w:val="18"/>
+              </w:rPr>
+              <w:t>()</w:t>
+            </w:r>
+          </w:p>
+          <w:p>
+            <w:pPr>
+              <w:widowControl/>
+              <w:tabs>
+                <w:tab w:val="left" w:pos="916"/>
+                <w:tab w:val="left" w:pos="1832"/>
+                <w:tab w:val="left" w:pos="2748"/>
+                <w:tab w:val="left" w:pos="3664"/>
+                <w:tab w:val="left" w:pos="4580"/>
+                <w:tab w:val="left" w:pos="5496"/>
+                <w:tab w:val="left" w:pos="6412"/>
+                <w:tab w:val="left" w:pos="7328"/>
+                <w:tab w:val="left" w:pos="8244"/>
+                <w:tab w:val="left" w:pos="9160"/>
+                <w:tab w:val="left" w:pos="10076"/>
+                <w:tab w:val="left" w:pos="10992"/>
+                <w:tab w:val="left" w:pos="11908"/>
+                <w:tab w:val="left" w:pos="12824"/>
+                <w:tab w:val="left" w:pos="13740"/>
+                <w:tab w:val="left" w:pos="14656"/>
+              </w:tabs>
+              <w:rPr>
+                <w:rFonts w:ascii="Cascadia Mono" w:eastAsia="Times New Roman" w:hAnsi="Cascadia Mono" w:cs="Cascadia Mono"/>
+                <w:color w:val="000000"/>
+                <w:kern w:val="0"/>
+                <w:sz w:val="18"/>
+                <w:szCs w:val="18"/>
+              </w:rPr>
+            </w:pPr>
+            <w:r>
+              <w:rPr>
+                <w:rFonts w:ascii="Cascadia Mono" w:eastAsia="Times New Roman" w:hAnsi="Cascadia Mono" w:cs="Cascadia Mono"/>
+                <w:color w:val="000000"/>
+                <w:kern w:val="0"/>
+                <w:sz w:val="18"/>
+                <w:szCs w:val="18"/>
+              </w:rPr>
+              <w:t xml:space="preserve">        }</w:t>
+            </w:r>
+            <w:proofErr w:type="gramStart"/>
+            <w:r>
+              <w:rPr>
+                <w:rFonts w:ascii="Cascadia Mono" w:eastAsia="Times New Roman" w:hAnsi="Cascadia Mono" w:cs="Cascadia Mono"/>
+                <w:color w:val="000000"/>
+                <w:kern w:val="0"/>
+                <w:sz w:val="18"/>
+                <w:szCs w:val="18"/>
+              </w:rPr>
+              <w:t>).</w:t>
+            </w:r>
+            <w:proofErr w:type="spellStart"/>
+            <w:r>
+              <w:rPr>
+                <w:rFonts w:ascii="Cascadia Mono" w:eastAsia="Times New Roman" w:hAnsi="Cascadia Mono" w:cs="Cascadia Mono"/>
+                <w:color w:val="74531F"/>
+                <w:kern w:val="0"/>
+                <w:sz w:val="18"/>
+                <w:szCs w:val="18"/>
+              </w:rPr>
+              <w:t>ToList</w:t>
+            </w:r>
+            <w:proofErr w:type="spellEnd"/>
+            <w:proofErr w:type="gramEnd"/>
+            <w:r>
+              <w:rPr>
+                <w:rFonts w:ascii="Cascadia Mono" w:eastAsia="Times New Roman" w:hAnsi="Cascadia Mono" w:cs="Cascadia Mono"/>
+                <w:color w:val="000000"/>
+                <w:kern w:val="0"/>
+                <w:sz w:val="18"/>
+                <w:szCs w:val="18"/>
+              </w:rPr>
+              <w:t>();</w:t>
+            </w:r>
+          </w:p>
+          <w:p>
+            <w:pPr>
+              <w:widowControl/>
+              <w:tabs>
+                <w:tab w:val="left" w:pos="916"/>
+                <w:tab w:val="left" w:pos="1832"/>
+                <w:tab w:val="left" w:pos="2748"/>
+                <w:tab w:val="left" w:pos="3664"/>
+                <w:tab w:val="left" w:pos="4580"/>
+                <w:tab w:val="left" w:pos="5496"/>
+                <w:tab w:val="left" w:pos="6412"/>
+                <w:tab w:val="left" w:pos="7328"/>
+                <w:tab w:val="left" w:pos="8244"/>
+                <w:tab w:val="left" w:pos="9160"/>
+                <w:tab w:val="left" w:pos="10076"/>
+                <w:tab w:val="left" w:pos="10992"/>
+                <w:tab w:val="left" w:pos="11908"/>
+                <w:tab w:val="left" w:pos="12824"/>
+                <w:tab w:val="left" w:pos="13740"/>
+                <w:tab w:val="left" w:pos="14656"/>
+              </w:tabs>
+              <w:rPr>
+                <w:rFonts w:ascii="Cascadia Mono" w:eastAsia="Times New Roman" w:hAnsi="Cascadia Mono" w:cs="Cascadia Mono" w:hint="eastAsia"/>
+                <w:color w:val="000000"/>
+                <w:kern w:val="0"/>
+                <w:sz w:val="18"/>
+                <w:szCs w:val="18"/>
+              </w:rPr>
+            </w:pPr>
+            <w:r>
+              <w:rPr>
+                <w:rFonts w:ascii="Cascadia Mono" w:eastAsia="Times New Roman" w:hAnsi="Cascadia Mono" w:cs="Cascadia Mono"/>
+                <w:color w:val="000000"/>
+                <w:kern w:val="0"/>
+                <w:sz w:val="18"/>
+                <w:szCs w:val="18"/>
+              </w:rPr>
+              <w:t>}</w:t>
+            </w:r>
+          </w:p>
+        </w:tc>
+      </w:tr>
+    </w:tbl>
+    <w:p>
+      <w:pPr>
+        <w:widowControl/>
+        <w:rPr>
+          <w:rFonts w:ascii="Microsoft JhengHei UI" w:eastAsia="Microsoft JhengHei UI" w:hAnsi="Microsoft JhengHei UI"/>
+          <w:szCs w:val="26"/>
+        </w:rPr>
+      </w:pPr>
+      <w:r>
+        <w:rPr>
+          <w:rFonts w:ascii="Microsoft JhengHei UI" w:eastAsia="Microsoft JhengHei UI" w:hAnsi="Microsoft JhengHei UI" w:hint="eastAsia"/>
+          <w:szCs w:val="26"/>
+        </w:rPr>
+        <w:t>說明：透過實體資料模型連線並將指定資料整理為List後，透過Select選擇需要的資料。可以把Select裡面的內容理解為我們製作了一個臨時的類別，然後裡面就是變數和值，變數名稱對應到前面所提到的</w:t>
+      </w:r>
+      <w:proofErr w:type="spellStart"/>
+      <w:r>
+        <w:rPr>
+          <w:rFonts w:ascii="Microsoft JhengHei UI" w:eastAsia="Microsoft JhengHei UI" w:hAnsi="Microsoft JhengHei UI" w:hint="eastAsia"/>
+          <w:szCs w:val="26"/>
+        </w:rPr>
+        <w:t>D</w:t>
+      </w:r>
+      <w:r>
+        <w:rPr>
+          <w:rFonts w:ascii="Microsoft JhengHei UI" w:eastAsia="Microsoft JhengHei UI" w:hAnsi="Microsoft JhengHei UI"/>
+          <w:szCs w:val="26"/>
+        </w:rPr>
+        <w:t>ataPropertyName</w:t>
+      </w:r>
+      <w:proofErr w:type="spellEnd"/>
+      <w:r>
+        <w:rPr>
+          <w:rFonts w:ascii="Microsoft JhengHei UI" w:eastAsia="Microsoft JhengHei UI" w:hAnsi="Microsoft JhengHei UI" w:hint="eastAsia"/>
+          <w:szCs w:val="26"/>
+        </w:rPr>
+        <w:t>。</w:t>
+      </w:r>
+    </w:p>
+    <w:p>
+      <w:pPr>
+        <w:widowControl/>
+        <w:rPr>
+          <w:rFonts w:ascii="Microsoft JhengHei UI" w:eastAsia="Microsoft JhengHei UI" w:hAnsi="Microsoft JhengHei UI"/>
+          <w:b/>
+          <w:szCs w:val="24"/>
+        </w:rPr>
+      </w:pPr>
+      <w:r>
+        <w:rPr>
+          <w:rFonts w:ascii="Microsoft JhengHei UI" w:eastAsia="Microsoft JhengHei UI" w:hAnsi="Microsoft JhengHei UI" w:hint="eastAsia"/>
+          <w:b/>
+          <w:szCs w:val="24"/>
+        </w:rPr>
+        <w:lastRenderedPageBreak/>
+        <w:t>重點：為什麼要把</w:t>
+      </w:r>
+      <w:r>
+        <w:rPr>
+          <w:rFonts w:ascii="Microsoft JhengHei UI" w:eastAsia="Microsoft JhengHei UI" w:hAnsi="Microsoft JhengHei UI" w:hint="eastAsia"/>
+          <w:b/>
+          <w:szCs w:val="24"/>
+        </w:rPr>
+        <w:t>搜尋</w:t>
+      </w:r>
+      <w:r>
+        <w:rPr>
+          <w:rFonts w:ascii="Microsoft JhengHei UI" w:eastAsia="Microsoft JhengHei UI" w:hAnsi="Microsoft JhengHei UI" w:hint="eastAsia"/>
+          <w:b/>
+          <w:szCs w:val="24"/>
+        </w:rPr>
+        <w:t>和</w:t>
+      </w:r>
+      <w:r>
+        <w:rPr>
+          <w:rFonts w:ascii="Microsoft JhengHei UI" w:eastAsia="Microsoft JhengHei UI" w:hAnsi="Microsoft JhengHei UI" w:hint="eastAsia"/>
+          <w:b/>
+          <w:szCs w:val="24"/>
+        </w:rPr>
+        <w:t>Select</w:t>
+      </w:r>
+      <w:r>
+        <w:rPr>
+          <w:rFonts w:ascii="Microsoft JhengHei UI" w:eastAsia="Microsoft JhengHei UI" w:hAnsi="Microsoft JhengHei UI" w:hint="eastAsia"/>
+          <w:b/>
+          <w:szCs w:val="24"/>
+        </w:rPr>
+        <w:t>分開?</w:t>
+      </w:r>
+    </w:p>
+    <w:p>
+      <w:pPr>
+        <w:widowControl/>
+        <w:ind w:firstLine="480"/>
+        <w:rPr>
+          <w:rFonts w:ascii="Microsoft JhengHei UI" w:eastAsia="Microsoft JhengHei UI" w:hAnsi="Microsoft JhengHei UI"/>
+          <w:szCs w:val="24"/>
+        </w:rPr>
+      </w:pPr>
+      <w:r>
+        <w:rPr>
+          <w:rFonts w:ascii="Microsoft JhengHei UI" w:eastAsia="Microsoft JhengHei UI" w:hAnsi="Microsoft JhengHei UI" w:hint="eastAsia"/>
+          <w:szCs w:val="24"/>
+        </w:rPr>
+        <w:t>前面有提到，使用 Entity Framework 進行資料庫操作時，LINQ 中的部分操作需要被轉換成 SQL，因此並不是所有 C# 的方法都能直接使用。</w:t>
+      </w:r>
+    </w:p>
+    <w:p>
+      <w:pPr>
+        <w:widowControl/>
+        <w:ind w:firstLine="480"/>
+        <w:rPr>
+          <w:rFonts w:ascii="Microsoft JhengHei UI" w:eastAsia="Microsoft JhengHei UI" w:hAnsi="Microsoft JhengHei UI"/>
+          <w:szCs w:val="24"/>
+        </w:rPr>
+      </w:pPr>
+      <w:r>
+        <w:rPr>
+          <w:rFonts w:ascii="Microsoft JhengHei UI" w:eastAsia="Microsoft JhengHei UI" w:hAnsi="Microsoft JhengHei UI" w:hint="eastAsia"/>
+          <w:szCs w:val="24"/>
+        </w:rPr>
+        <w:t>如果 Select 中需要使用無法轉換成 SQL 的 C# 方法，可以先使用Entity</w:t>
+      </w:r>
+      <w:r>
+        <w:rPr>
+          <w:rFonts w:ascii="Microsoft JhengHei UI" w:eastAsia="Microsoft JhengHei UI" w:hAnsi="Microsoft JhengHei UI" w:hint="eastAsia"/>
+          <w:szCs w:val="24"/>
+        </w:rPr>
+        <w:t xml:space="preserve"> </w:t>
+      </w:r>
+      <w:r>
+        <w:rPr>
+          <w:rFonts w:ascii="Microsoft JhengHei UI" w:eastAsia="Microsoft JhengHei UI" w:hAnsi="Microsoft JhengHei UI" w:hint="eastAsia"/>
+          <w:szCs w:val="24"/>
+        </w:rPr>
+        <w:t>Framework 能夠轉換成 SQL 的條件完成資料搜尋，再使用</w:t>
+      </w:r>
+      <w:proofErr w:type="spellStart"/>
+      <w:r>
+        <w:rPr>
+          <w:rFonts w:ascii="Microsoft JhengHei UI" w:eastAsia="Microsoft JhengHei UI" w:hAnsi="Microsoft JhengHei UI" w:hint="eastAsia"/>
+          <w:szCs w:val="24"/>
+        </w:rPr>
+        <w:t>ToList</w:t>
+      </w:r>
+      <w:proofErr w:type="spellEnd"/>
+      <w:r>
+        <w:rPr>
+          <w:rFonts w:ascii="Microsoft JhengHei UI" w:eastAsia="Microsoft JhengHei UI" w:hAnsi="Microsoft JhengHei UI" w:hint="eastAsia"/>
+          <w:szCs w:val="24"/>
+        </w:rPr>
+        <w:t>將搜尋結果載入C#記憶體，最後再進行Select。</w:t>
+      </w:r>
+    </w:p>
+    <w:p>
+      <w:pPr>
+        <w:widowControl/>
+        <w:rPr>
+          <w:rFonts w:ascii="Microsoft JhengHei UI" w:eastAsia="Microsoft JhengHei UI" w:hAnsi="Microsoft JhengHei UI"/>
+          <w:b/>
+          <w:szCs w:val="24"/>
+        </w:rPr>
+      </w:pPr>
+      <w:r>
+        <w:rPr>
+          <w:rFonts w:ascii="Microsoft JhengHei UI" w:eastAsia="Microsoft JhengHei UI" w:hAnsi="Microsoft JhengHei UI" w:hint="eastAsia"/>
+          <w:b/>
+          <w:szCs w:val="24"/>
+        </w:rPr>
+        <w:t>方法二、V</w:t>
+      </w:r>
+      <w:r>
+        <w:rPr>
+          <w:rFonts w:ascii="Microsoft JhengHei UI" w:eastAsia="Microsoft JhengHei UI" w:hAnsi="Microsoft JhengHei UI"/>
+          <w:b/>
+          <w:szCs w:val="24"/>
+        </w:rPr>
+        <w:t>iew Model</w:t>
+      </w:r>
+      <w:r>
+        <w:rPr>
+          <w:rFonts w:ascii="Microsoft JhengHei UI" w:eastAsia="Microsoft JhengHei UI" w:hAnsi="Microsoft JhengHei UI" w:hint="eastAsia"/>
+          <w:b/>
+          <w:szCs w:val="24"/>
+        </w:rPr>
+        <w:t>（投影模型）</w:t>
+      </w:r>
+    </w:p>
+    <w:p>
+      <w:pPr>
+        <w:widowControl/>
+        <w:rPr>
+          <w:rFonts w:ascii="Microsoft JhengHei UI" w:eastAsia="Microsoft JhengHei UI" w:hAnsi="Microsoft JhengHei UI"/>
+          <w:szCs w:val="24"/>
+        </w:rPr>
+      </w:pPr>
+      <w:r>
+        <w:rPr>
+          <w:rFonts w:ascii="Microsoft JhengHei UI" w:eastAsia="Microsoft JhengHei UI" w:hAnsi="Microsoft JhengHei UI" w:hint="eastAsia"/>
+          <w:szCs w:val="24"/>
+        </w:rPr>
+        <w:t>此方法建議用於後面需要更改資料的情況，範例如下：</w:t>
+      </w:r>
+    </w:p>
+    <w:tbl>
+      <w:tblPr>
+        <w:tblStyle w:val="TableGrid"/>
+        <w:tblW w:w="0" w:type="auto"/>
+        <w:tblLook w:val="04A0" w:firstRow="1" w:lastRow="0" w:firstColumn="1" w:lastColumn="0" w:noHBand="0" w:noVBand="1"/>
+      </w:tblPr>
+      <w:tblGrid>
+        <w:gridCol w:w="8296"/>
+      </w:tblGrid>
+      <w:tr>
+        <w:tc>
+          <w:tcPr>
+            <w:tcW w:w="8296" w:type="dxa"/>
+          </w:tcPr>
+          <w:p>
+            <w:pPr>
+              <w:widowControl/>
+              <w:tabs>
+                <w:tab w:val="left" w:pos="916"/>
+                <w:tab w:val="left" w:pos="1832"/>
+                <w:tab w:val="left" w:pos="2748"/>
+                <w:tab w:val="left" w:pos="3664"/>
+                <w:tab w:val="left" w:pos="4580"/>
+                <w:tab w:val="left" w:pos="5496"/>
+                <w:tab w:val="left" w:pos="6412"/>
+                <w:tab w:val="left" w:pos="7328"/>
+                <w:tab w:val="left" w:pos="8244"/>
+                <w:tab w:val="left" w:pos="9160"/>
+                <w:tab w:val="left" w:pos="10076"/>
+                <w:tab w:val="left" w:pos="10992"/>
+                <w:tab w:val="left" w:pos="11908"/>
+                <w:tab w:val="left" w:pos="12824"/>
+                <w:tab w:val="left" w:pos="13740"/>
+                <w:tab w:val="left" w:pos="14656"/>
+              </w:tabs>
+              <w:rPr>
+                <w:rFonts w:ascii="Cascadia Mono" w:eastAsia="Times New Roman" w:hAnsi="Cascadia Mono" w:cs="Cascadia Mono"/>
+                <w:color w:val="000000"/>
+                <w:kern w:val="0"/>
+                <w:sz w:val="18"/>
+                <w:szCs w:val="18"/>
+              </w:rPr>
+            </w:pPr>
+            <w:r>
+              <w:rPr>
+                <w:rFonts w:ascii="Cascadia Mono" w:eastAsia="Times New Roman" w:hAnsi="Cascadia Mono" w:cs="Cascadia Mono"/>
+                <w:color w:val="0000FF"/>
+                <w:kern w:val="0"/>
+                <w:sz w:val="18"/>
+                <w:szCs w:val="18"/>
+              </w:rPr>
+              <w:t>public</w:t>
+            </w:r>
+            <w:r>
+              <w:rPr>
+                <w:rFonts w:ascii="Cascadia Mono" w:eastAsia="Times New Roman" w:hAnsi="Cascadia Mono" w:cs="Cascadia Mono"/>
+                <w:color w:val="000000"/>
+                <w:kern w:val="0"/>
+                <w:sz w:val="18"/>
+                <w:szCs w:val="18"/>
+              </w:rPr>
+              <w:t xml:space="preserve"> </w:t>
+            </w:r>
+            <w:r>
+              <w:rPr>
+                <w:rFonts w:ascii="Cascadia Mono" w:eastAsia="Times New Roman" w:hAnsi="Cascadia Mono" w:cs="Cascadia Mono"/>
+                <w:color w:val="0000FF"/>
+                <w:kern w:val="0"/>
+                <w:sz w:val="18"/>
+                <w:szCs w:val="18"/>
+              </w:rPr>
+              <w:t>class</w:t>
+            </w:r>
+            <w:r>
+              <w:rPr>
+                <w:rFonts w:ascii="Cascadia Mono" w:eastAsia="Times New Roman" w:hAnsi="Cascadia Mono" w:cs="Cascadia Mono"/>
+                <w:color w:val="000000"/>
+                <w:kern w:val="0"/>
+                <w:sz w:val="18"/>
+                <w:szCs w:val="18"/>
+              </w:rPr>
+              <w:t xml:space="preserve"> </w:t>
+            </w:r>
+            <w:proofErr w:type="spellStart"/>
+            <w:r>
+              <w:rPr>
+                <w:rFonts w:ascii="Cascadia Mono" w:eastAsia="Times New Roman" w:hAnsi="Cascadia Mono" w:cs="Cascadia Mono"/>
+                <w:color w:val="2B91AF"/>
+                <w:kern w:val="0"/>
+                <w:sz w:val="18"/>
+                <w:szCs w:val="18"/>
+              </w:rPr>
+              <w:t>MemberViewModel</w:t>
+            </w:r>
+            <w:proofErr w:type="spellEnd"/>
+            <w:r>
+              <w:rPr>
+                <w:rFonts w:ascii="Cascadia Mono" w:eastAsia="Times New Roman" w:hAnsi="Cascadia Mono" w:cs="Cascadia Mono"/>
+                <w:color w:val="000000"/>
+                <w:kern w:val="0"/>
+                <w:sz w:val="18"/>
+                <w:szCs w:val="18"/>
+              </w:rPr>
+              <w:t xml:space="preserve"> {</w:t>
+            </w:r>
+          </w:p>
+          <w:p>
+            <w:pPr>
+              <w:widowControl/>
+              <w:tabs>
+                <w:tab w:val="left" w:pos="916"/>
+                <w:tab w:val="left" w:pos="1832"/>
+                <w:tab w:val="left" w:pos="2748"/>
+                <w:tab w:val="left" w:pos="3664"/>
+                <w:tab w:val="left" w:pos="4580"/>
+                <w:tab w:val="left" w:pos="5496"/>
+                <w:tab w:val="left" w:pos="6412"/>
+                <w:tab w:val="left" w:pos="7328"/>
+                <w:tab w:val="left" w:pos="8244"/>
+                <w:tab w:val="left" w:pos="9160"/>
+                <w:tab w:val="left" w:pos="10076"/>
+                <w:tab w:val="left" w:pos="10992"/>
+                <w:tab w:val="left" w:pos="11908"/>
+                <w:tab w:val="left" w:pos="12824"/>
+                <w:tab w:val="left" w:pos="13740"/>
+                <w:tab w:val="left" w:pos="14656"/>
+              </w:tabs>
+              <w:rPr>
+                <w:rFonts w:ascii="Cascadia Mono" w:eastAsia="Times New Roman" w:hAnsi="Cascadia Mono" w:cs="Cascadia Mono"/>
+                <w:color w:val="000000"/>
+                <w:kern w:val="0"/>
+                <w:sz w:val="18"/>
+                <w:szCs w:val="18"/>
+              </w:rPr>
+            </w:pPr>
+            <w:r>
+              <w:rPr>
+                <w:rFonts w:ascii="Cascadia Mono" w:eastAsia="Times New Roman" w:hAnsi="Cascadia Mono" w:cs="Cascadia Mono"/>
+                <w:color w:val="000000"/>
+                <w:kern w:val="0"/>
+                <w:sz w:val="18"/>
+                <w:szCs w:val="18"/>
+              </w:rPr>
+              <w:t xml:space="preserve">    </w:t>
+            </w:r>
+            <w:r>
+              <w:rPr>
+                <w:rFonts w:ascii="Cascadia Mono" w:eastAsia="Times New Roman" w:hAnsi="Cascadia Mono" w:cs="Cascadia Mono"/>
+                <w:color w:val="0000FF"/>
+                <w:kern w:val="0"/>
+                <w:sz w:val="18"/>
+                <w:szCs w:val="18"/>
+              </w:rPr>
+              <w:t>public</w:t>
+            </w:r>
+            <w:r>
+              <w:rPr>
+                <w:rFonts w:ascii="Cascadia Mono" w:eastAsia="Times New Roman" w:hAnsi="Cascadia Mono" w:cs="Cascadia Mono"/>
+                <w:color w:val="000000"/>
+                <w:kern w:val="0"/>
+                <w:sz w:val="18"/>
+                <w:szCs w:val="18"/>
+              </w:rPr>
+              <w:t xml:space="preserve"> </w:t>
+            </w:r>
+            <w:proofErr w:type="spellStart"/>
+            <w:r>
+              <w:rPr>
+                <w:rFonts w:ascii="Cascadia Mono" w:eastAsia="Times New Roman" w:hAnsi="Cascadia Mono" w:cs="Cascadia Mono"/>
+                <w:color w:val="2B91AF"/>
+                <w:kern w:val="0"/>
+                <w:sz w:val="18"/>
+                <w:szCs w:val="18"/>
+              </w:rPr>
+              <w:t>Guid</w:t>
+            </w:r>
+            <w:proofErr w:type="spellEnd"/>
+            <w:r>
+              <w:rPr>
+                <w:rFonts w:ascii="Cascadia Mono" w:eastAsia="Times New Roman" w:hAnsi="Cascadia Mono" w:cs="Cascadia Mono"/>
+                <w:color w:val="000000"/>
+                <w:kern w:val="0"/>
+                <w:sz w:val="18"/>
+                <w:szCs w:val="18"/>
+              </w:rPr>
+              <w:t xml:space="preserve"> </w:t>
+            </w:r>
+            <w:proofErr w:type="spellStart"/>
+            <w:r>
+              <w:rPr>
+                <w:rFonts w:ascii="Cascadia Mono" w:eastAsia="Times New Roman" w:hAnsi="Cascadia Mono" w:cs="Cascadia Mono"/>
+                <w:color w:val="000000"/>
+                <w:kern w:val="0"/>
+                <w:sz w:val="18"/>
+                <w:szCs w:val="18"/>
+              </w:rPr>
+              <w:t>colMemberId</w:t>
+            </w:r>
+            <w:proofErr w:type="spellEnd"/>
+            <w:r>
+              <w:rPr>
+                <w:rFonts w:ascii="Cascadia Mono" w:eastAsia="Times New Roman" w:hAnsi="Cascadia Mono" w:cs="Cascadia Mono"/>
+                <w:color w:val="000000"/>
+                <w:kern w:val="0"/>
+                <w:sz w:val="18"/>
+                <w:szCs w:val="18"/>
+              </w:rPr>
+              <w:t xml:space="preserve"> </w:t>
+            </w:r>
+            <w:proofErr w:type="gramStart"/>
+            <w:r>
+              <w:rPr>
+                <w:rFonts w:ascii="Cascadia Mono" w:eastAsia="Times New Roman" w:hAnsi="Cascadia Mono" w:cs="Cascadia Mono"/>
+                <w:color w:val="000000"/>
+                <w:kern w:val="0"/>
+                <w:sz w:val="18"/>
+                <w:szCs w:val="18"/>
+              </w:rPr>
+              <w:t xml:space="preserve">{ </w:t>
+            </w:r>
+            <w:r>
+              <w:rPr>
+                <w:rFonts w:ascii="Cascadia Mono" w:eastAsia="Times New Roman" w:hAnsi="Cascadia Mono" w:cs="Cascadia Mono"/>
+                <w:color w:val="0000FF"/>
+                <w:kern w:val="0"/>
+                <w:sz w:val="18"/>
+                <w:szCs w:val="18"/>
+              </w:rPr>
+              <w:t>get</w:t>
+            </w:r>
+            <w:proofErr w:type="gramEnd"/>
+            <w:r>
+              <w:rPr>
+                <w:rFonts w:ascii="Cascadia Mono" w:eastAsia="Times New Roman" w:hAnsi="Cascadia Mono" w:cs="Cascadia Mono"/>
+                <w:color w:val="000000"/>
+                <w:kern w:val="0"/>
+                <w:sz w:val="18"/>
+                <w:szCs w:val="18"/>
+              </w:rPr>
+              <w:t xml:space="preserve">; </w:t>
+            </w:r>
+            <w:r>
+              <w:rPr>
+                <w:rFonts w:ascii="Cascadia Mono" w:eastAsia="Times New Roman" w:hAnsi="Cascadia Mono" w:cs="Cascadia Mono"/>
+                <w:color w:val="0000FF"/>
+                <w:kern w:val="0"/>
+                <w:sz w:val="18"/>
+                <w:szCs w:val="18"/>
+              </w:rPr>
+              <w:t>set</w:t>
+            </w:r>
+            <w:r>
+              <w:rPr>
+                <w:rFonts w:ascii="Cascadia Mono" w:eastAsia="Times New Roman" w:hAnsi="Cascadia Mono" w:cs="Cascadia Mono"/>
+                <w:color w:val="000000"/>
+                <w:kern w:val="0"/>
+                <w:sz w:val="18"/>
+                <w:szCs w:val="18"/>
+              </w:rPr>
+              <w:t>; }</w:t>
+            </w:r>
+          </w:p>
+          <w:p>
+            <w:pPr>
+              <w:widowControl/>
+              <w:tabs>
+                <w:tab w:val="left" w:pos="916"/>
+                <w:tab w:val="left" w:pos="1832"/>
+                <w:tab w:val="left" w:pos="2748"/>
+                <w:tab w:val="left" w:pos="3664"/>
+                <w:tab w:val="left" w:pos="4580"/>
+                <w:tab w:val="left" w:pos="5496"/>
+                <w:tab w:val="left" w:pos="6412"/>
+                <w:tab w:val="left" w:pos="7328"/>
+                <w:tab w:val="left" w:pos="8244"/>
+                <w:tab w:val="left" w:pos="9160"/>
+                <w:tab w:val="left" w:pos="10076"/>
+                <w:tab w:val="left" w:pos="10992"/>
+                <w:tab w:val="left" w:pos="11908"/>
+                <w:tab w:val="left" w:pos="12824"/>
+                <w:tab w:val="left" w:pos="13740"/>
+                <w:tab w:val="left" w:pos="14656"/>
+              </w:tabs>
+              <w:rPr>
+                <w:rFonts w:ascii="Cascadia Mono" w:eastAsia="Times New Roman" w:hAnsi="Cascadia Mono" w:cs="Cascadia Mono"/>
+                <w:color w:val="000000"/>
+                <w:kern w:val="0"/>
+                <w:sz w:val="18"/>
+                <w:szCs w:val="18"/>
+              </w:rPr>
+            </w:pPr>
+            <w:r>
+              <w:rPr>
+                <w:rFonts w:ascii="Cascadia Mono" w:eastAsia="Times New Roman" w:hAnsi="Cascadia Mono" w:cs="Cascadia Mono"/>
+                <w:color w:val="000000"/>
+                <w:kern w:val="0"/>
+                <w:sz w:val="18"/>
+                <w:szCs w:val="18"/>
+              </w:rPr>
+              <w:t xml:space="preserve">    </w:t>
+            </w:r>
+            <w:r>
+              <w:rPr>
+                <w:rFonts w:ascii="Cascadia Mono" w:eastAsia="Times New Roman" w:hAnsi="Cascadia Mono" w:cs="Cascadia Mono"/>
+                <w:color w:val="0000FF"/>
+                <w:kern w:val="0"/>
+                <w:sz w:val="18"/>
+                <w:szCs w:val="18"/>
+              </w:rPr>
+              <w:t>public</w:t>
+            </w:r>
+            <w:r>
+              <w:rPr>
+                <w:rFonts w:ascii="Cascadia Mono" w:eastAsia="Times New Roman" w:hAnsi="Cascadia Mono" w:cs="Cascadia Mono"/>
+                <w:color w:val="000000"/>
+                <w:kern w:val="0"/>
+                <w:sz w:val="18"/>
+                <w:szCs w:val="18"/>
+              </w:rPr>
+              <w:t xml:space="preserve"> </w:t>
+            </w:r>
+            <w:r>
+              <w:rPr>
+                <w:rFonts w:ascii="Cascadia Mono" w:eastAsia="Times New Roman" w:hAnsi="Cascadia Mono" w:cs="Cascadia Mono"/>
+                <w:color w:val="0000FF"/>
+                <w:kern w:val="0"/>
+                <w:sz w:val="18"/>
+                <w:szCs w:val="18"/>
+              </w:rPr>
+              <w:t>long</w:t>
+            </w:r>
+            <w:r>
+              <w:rPr>
+                <w:rFonts w:ascii="Cascadia Mono" w:eastAsia="Times New Roman" w:hAnsi="Cascadia Mono" w:cs="Cascadia Mono"/>
+                <w:color w:val="000000"/>
+                <w:kern w:val="0"/>
+                <w:sz w:val="18"/>
+                <w:szCs w:val="18"/>
+              </w:rPr>
+              <w:t xml:space="preserve"> </w:t>
+            </w:r>
+            <w:proofErr w:type="spellStart"/>
+            <w:r>
+              <w:rPr>
+                <w:rFonts w:ascii="Cascadia Mono" w:eastAsia="Times New Roman" w:hAnsi="Cascadia Mono" w:cs="Cascadia Mono"/>
+                <w:color w:val="000000"/>
+                <w:kern w:val="0"/>
+                <w:sz w:val="18"/>
+                <w:szCs w:val="18"/>
+              </w:rPr>
+              <w:t>colMemberNo</w:t>
+            </w:r>
+            <w:proofErr w:type="spellEnd"/>
+            <w:r>
+              <w:rPr>
+                <w:rFonts w:ascii="Cascadia Mono" w:eastAsia="Times New Roman" w:hAnsi="Cascadia Mono" w:cs="Cascadia Mono"/>
+                <w:color w:val="000000"/>
+                <w:kern w:val="0"/>
+                <w:sz w:val="18"/>
+                <w:szCs w:val="18"/>
+              </w:rPr>
+              <w:t xml:space="preserve"> </w:t>
+            </w:r>
+            <w:proofErr w:type="gramStart"/>
+            <w:r>
+              <w:rPr>
+                <w:rFonts w:ascii="Cascadia Mono" w:eastAsia="Times New Roman" w:hAnsi="Cascadia Mono" w:cs="Cascadia Mono"/>
+                <w:color w:val="000000"/>
+                <w:kern w:val="0"/>
+                <w:sz w:val="18"/>
+                <w:szCs w:val="18"/>
+              </w:rPr>
+              <w:t xml:space="preserve">{ </w:t>
+            </w:r>
+            <w:r>
+              <w:rPr>
+                <w:rFonts w:ascii="Cascadia Mono" w:eastAsia="Times New Roman" w:hAnsi="Cascadia Mono" w:cs="Cascadia Mono"/>
+                <w:color w:val="0000FF"/>
+                <w:kern w:val="0"/>
+                <w:sz w:val="18"/>
+                <w:szCs w:val="18"/>
+              </w:rPr>
+              <w:t>get</w:t>
+            </w:r>
+            <w:proofErr w:type="gramEnd"/>
+            <w:r>
+              <w:rPr>
+                <w:rFonts w:ascii="Cascadia Mono" w:eastAsia="Times New Roman" w:hAnsi="Cascadia Mono" w:cs="Cascadia Mono"/>
+                <w:color w:val="000000"/>
+                <w:kern w:val="0"/>
+                <w:sz w:val="18"/>
+                <w:szCs w:val="18"/>
+              </w:rPr>
+              <w:t xml:space="preserve">; </w:t>
+            </w:r>
+            <w:r>
+              <w:rPr>
+                <w:rFonts w:ascii="Cascadia Mono" w:eastAsia="Times New Roman" w:hAnsi="Cascadia Mono" w:cs="Cascadia Mono"/>
+                <w:color w:val="0000FF"/>
+                <w:kern w:val="0"/>
+                <w:sz w:val="18"/>
+                <w:szCs w:val="18"/>
+              </w:rPr>
+              <w:t>set</w:t>
+            </w:r>
+            <w:r>
+              <w:rPr>
+                <w:rFonts w:ascii="Cascadia Mono" w:eastAsia="Times New Roman" w:hAnsi="Cascadia Mono" w:cs="Cascadia Mono"/>
+                <w:color w:val="000000"/>
+                <w:kern w:val="0"/>
+                <w:sz w:val="18"/>
+                <w:szCs w:val="18"/>
+              </w:rPr>
+              <w:t>; }</w:t>
+            </w:r>
+          </w:p>
+          <w:p>
+            <w:pPr>
+              <w:widowControl/>
+              <w:tabs>
+                <w:tab w:val="left" w:pos="916"/>
+                <w:tab w:val="left" w:pos="1832"/>
+                <w:tab w:val="left" w:pos="2748"/>
+                <w:tab w:val="left" w:pos="3664"/>
+                <w:tab w:val="left" w:pos="4580"/>
+                <w:tab w:val="left" w:pos="5496"/>
+                <w:tab w:val="left" w:pos="6412"/>
+                <w:tab w:val="left" w:pos="7328"/>
+                <w:tab w:val="left" w:pos="8244"/>
+                <w:tab w:val="left" w:pos="9160"/>
+                <w:tab w:val="left" w:pos="10076"/>
+                <w:tab w:val="left" w:pos="10992"/>
+                <w:tab w:val="left" w:pos="11908"/>
+                <w:tab w:val="left" w:pos="12824"/>
+                <w:tab w:val="left" w:pos="13740"/>
+                <w:tab w:val="left" w:pos="14656"/>
+              </w:tabs>
+              <w:rPr>
+                <w:rFonts w:ascii="Cascadia Mono" w:eastAsia="Times New Roman" w:hAnsi="Cascadia Mono" w:cs="Cascadia Mono"/>
+                <w:color w:val="000000"/>
+                <w:kern w:val="0"/>
+                <w:sz w:val="18"/>
+                <w:szCs w:val="18"/>
+              </w:rPr>
+            </w:pPr>
+            <w:r>
+              <w:rPr>
+                <w:rFonts w:ascii="Cascadia Mono" w:eastAsia="Times New Roman" w:hAnsi="Cascadia Mono" w:cs="Cascadia Mono"/>
+                <w:color w:val="000000"/>
+                <w:kern w:val="0"/>
+                <w:sz w:val="18"/>
+                <w:szCs w:val="18"/>
+              </w:rPr>
+              <w:t xml:space="preserve">    </w:t>
+            </w:r>
+            <w:r>
+              <w:rPr>
+                <w:rFonts w:ascii="Cascadia Mono" w:eastAsia="Times New Roman" w:hAnsi="Cascadia Mono" w:cs="Cascadia Mono"/>
+                <w:color w:val="0000FF"/>
+                <w:kern w:val="0"/>
+                <w:sz w:val="18"/>
+                <w:szCs w:val="18"/>
+              </w:rPr>
+              <w:t>public</w:t>
+            </w:r>
+            <w:r>
+              <w:rPr>
+                <w:rFonts w:ascii="Cascadia Mono" w:eastAsia="Times New Roman" w:hAnsi="Cascadia Mono" w:cs="Cascadia Mono"/>
+                <w:color w:val="000000"/>
+                <w:kern w:val="0"/>
+                <w:sz w:val="18"/>
+                <w:szCs w:val="18"/>
+              </w:rPr>
+              <w:t xml:space="preserve"> </w:t>
+            </w:r>
+            <w:r>
+              <w:rPr>
+                <w:rFonts w:ascii="Cascadia Mono" w:eastAsia="Times New Roman" w:hAnsi="Cascadia Mono" w:cs="Cascadia Mono"/>
+                <w:color w:val="0000FF"/>
+                <w:kern w:val="0"/>
+                <w:sz w:val="18"/>
+                <w:szCs w:val="18"/>
+              </w:rPr>
+              <w:t>string</w:t>
+            </w:r>
+            <w:r>
+              <w:rPr>
+                <w:rFonts w:ascii="Cascadia Mono" w:eastAsia="Times New Roman" w:hAnsi="Cascadia Mono" w:cs="Cascadia Mono"/>
+                <w:color w:val="000000"/>
+                <w:kern w:val="0"/>
+                <w:sz w:val="18"/>
+                <w:szCs w:val="18"/>
+              </w:rPr>
+              <w:t xml:space="preserve"> </w:t>
+            </w:r>
+            <w:proofErr w:type="spellStart"/>
+            <w:r>
+              <w:rPr>
+                <w:rFonts w:ascii="Cascadia Mono" w:eastAsia="Times New Roman" w:hAnsi="Cascadia Mono" w:cs="Cascadia Mono"/>
+                <w:color w:val="000000"/>
+                <w:kern w:val="0"/>
+                <w:sz w:val="18"/>
+                <w:szCs w:val="18"/>
+              </w:rPr>
+              <w:t>colAccount</w:t>
+            </w:r>
+            <w:proofErr w:type="spellEnd"/>
+            <w:r>
+              <w:rPr>
+                <w:rFonts w:ascii="Cascadia Mono" w:eastAsia="Times New Roman" w:hAnsi="Cascadia Mono" w:cs="Cascadia Mono"/>
+                <w:color w:val="000000"/>
+                <w:kern w:val="0"/>
+                <w:sz w:val="18"/>
+                <w:szCs w:val="18"/>
+              </w:rPr>
+              <w:t xml:space="preserve"> </w:t>
+            </w:r>
+            <w:proofErr w:type="gramStart"/>
+            <w:r>
+              <w:rPr>
+                <w:rFonts w:ascii="Cascadia Mono" w:eastAsia="Times New Roman" w:hAnsi="Cascadia Mono" w:cs="Cascadia Mono"/>
+                <w:color w:val="000000"/>
+                <w:kern w:val="0"/>
+                <w:sz w:val="18"/>
+                <w:szCs w:val="18"/>
+              </w:rPr>
+              <w:t xml:space="preserve">{ </w:t>
+            </w:r>
+            <w:r>
+              <w:rPr>
+                <w:rFonts w:ascii="Cascadia Mono" w:eastAsia="Times New Roman" w:hAnsi="Cascadia Mono" w:cs="Cascadia Mono"/>
+                <w:color w:val="0000FF"/>
+                <w:kern w:val="0"/>
+                <w:sz w:val="18"/>
+                <w:szCs w:val="18"/>
+              </w:rPr>
+              <w:t>get</w:t>
+            </w:r>
+            <w:proofErr w:type="gramEnd"/>
+            <w:r>
+              <w:rPr>
+                <w:rFonts w:ascii="Cascadia Mono" w:eastAsia="Times New Roman" w:hAnsi="Cascadia Mono" w:cs="Cascadia Mono"/>
+                <w:color w:val="000000"/>
+                <w:kern w:val="0"/>
+                <w:sz w:val="18"/>
+                <w:szCs w:val="18"/>
+              </w:rPr>
+              <w:t xml:space="preserve">; </w:t>
+            </w:r>
+            <w:r>
+              <w:rPr>
+                <w:rFonts w:ascii="Cascadia Mono" w:eastAsia="Times New Roman" w:hAnsi="Cascadia Mono" w:cs="Cascadia Mono"/>
+                <w:color w:val="0000FF"/>
+                <w:kern w:val="0"/>
+                <w:sz w:val="18"/>
+                <w:szCs w:val="18"/>
+              </w:rPr>
+              <w:t>set</w:t>
+            </w:r>
+            <w:r>
+              <w:rPr>
+                <w:rFonts w:ascii="Cascadia Mono" w:eastAsia="Times New Roman" w:hAnsi="Cascadia Mono" w:cs="Cascadia Mono"/>
+                <w:color w:val="000000"/>
+                <w:kern w:val="0"/>
+                <w:sz w:val="18"/>
+                <w:szCs w:val="18"/>
+              </w:rPr>
+              <w:t>; }</w:t>
+            </w:r>
+          </w:p>
+          <w:p>
+            <w:pPr>
+              <w:widowControl/>
+              <w:tabs>
+                <w:tab w:val="left" w:pos="916"/>
+                <w:tab w:val="left" w:pos="1832"/>
+                <w:tab w:val="left" w:pos="2748"/>
+                <w:tab w:val="left" w:pos="3664"/>
+                <w:tab w:val="left" w:pos="4580"/>
+                <w:tab w:val="left" w:pos="5496"/>
+                <w:tab w:val="left" w:pos="6412"/>
+                <w:tab w:val="left" w:pos="7328"/>
+                <w:tab w:val="left" w:pos="8244"/>
+                <w:tab w:val="left" w:pos="9160"/>
+                <w:tab w:val="left" w:pos="10076"/>
+                <w:tab w:val="left" w:pos="10992"/>
+                <w:tab w:val="left" w:pos="11908"/>
+                <w:tab w:val="left" w:pos="12824"/>
+                <w:tab w:val="left" w:pos="13740"/>
+                <w:tab w:val="left" w:pos="14656"/>
+              </w:tabs>
+              <w:rPr>
+                <w:rFonts w:ascii="Cascadia Mono" w:eastAsia="Times New Roman" w:hAnsi="Cascadia Mono" w:cs="Cascadia Mono"/>
+                <w:color w:val="000000"/>
+                <w:kern w:val="0"/>
+                <w:sz w:val="18"/>
+                <w:szCs w:val="18"/>
+              </w:rPr>
+            </w:pPr>
+            <w:r>
+              <w:rPr>
+                <w:rFonts w:ascii="Cascadia Mono" w:eastAsia="Times New Roman" w:hAnsi="Cascadia Mono" w:cs="Cascadia Mono"/>
+                <w:color w:val="000000"/>
+                <w:kern w:val="0"/>
+                <w:sz w:val="18"/>
+                <w:szCs w:val="18"/>
+              </w:rPr>
+              <w:t xml:space="preserve">    </w:t>
+            </w:r>
+            <w:r>
+              <w:rPr>
+                <w:rFonts w:ascii="Cascadia Mono" w:eastAsia="Times New Roman" w:hAnsi="Cascadia Mono" w:cs="Cascadia Mono"/>
+                <w:color w:val="0000FF"/>
+                <w:kern w:val="0"/>
+                <w:sz w:val="18"/>
+                <w:szCs w:val="18"/>
+              </w:rPr>
+              <w:t>public</w:t>
+            </w:r>
+            <w:r>
+              <w:rPr>
+                <w:rFonts w:ascii="Cascadia Mono" w:eastAsia="Times New Roman" w:hAnsi="Cascadia Mono" w:cs="Cascadia Mono"/>
+                <w:color w:val="000000"/>
+                <w:kern w:val="0"/>
+                <w:sz w:val="18"/>
+                <w:szCs w:val="18"/>
+              </w:rPr>
+              <w:t xml:space="preserve"> </w:t>
+            </w:r>
+            <w:r>
+              <w:rPr>
+                <w:rFonts w:ascii="Cascadia Mono" w:eastAsia="Times New Roman" w:hAnsi="Cascadia Mono" w:cs="Cascadia Mono"/>
+                <w:color w:val="0000FF"/>
+                <w:kern w:val="0"/>
+                <w:sz w:val="18"/>
+                <w:szCs w:val="18"/>
+              </w:rPr>
+              <w:t>string</w:t>
+            </w:r>
+            <w:r>
+              <w:rPr>
+                <w:rFonts w:ascii="Cascadia Mono" w:eastAsia="Times New Roman" w:hAnsi="Cascadia Mono" w:cs="Cascadia Mono"/>
+                <w:color w:val="000000"/>
+                <w:kern w:val="0"/>
+                <w:sz w:val="18"/>
+                <w:szCs w:val="18"/>
+              </w:rPr>
+              <w:t xml:space="preserve"> </w:t>
+            </w:r>
+            <w:proofErr w:type="spellStart"/>
+            <w:r>
+              <w:rPr>
+                <w:rFonts w:ascii="Cascadia Mono" w:eastAsia="Times New Roman" w:hAnsi="Cascadia Mono" w:cs="Cascadia Mono"/>
+                <w:color w:val="000000"/>
+                <w:kern w:val="0"/>
+                <w:sz w:val="18"/>
+                <w:szCs w:val="18"/>
+              </w:rPr>
+              <w:t>colEmail</w:t>
+            </w:r>
+            <w:proofErr w:type="spellEnd"/>
+            <w:r>
+              <w:rPr>
+                <w:rFonts w:ascii="Cascadia Mono" w:eastAsia="Times New Roman" w:hAnsi="Cascadia Mono" w:cs="Cascadia Mono"/>
+                <w:color w:val="000000"/>
+                <w:kern w:val="0"/>
+                <w:sz w:val="18"/>
+                <w:szCs w:val="18"/>
+              </w:rPr>
+              <w:t xml:space="preserve"> </w:t>
+            </w:r>
+            <w:proofErr w:type="gramStart"/>
+            <w:r>
+              <w:rPr>
+                <w:rFonts w:ascii="Cascadia Mono" w:eastAsia="Times New Roman" w:hAnsi="Cascadia Mono" w:cs="Cascadia Mono"/>
+                <w:color w:val="000000"/>
+                <w:kern w:val="0"/>
+                <w:sz w:val="18"/>
+                <w:szCs w:val="18"/>
+              </w:rPr>
+              <w:t xml:space="preserve">{ </w:t>
+            </w:r>
+            <w:r>
+              <w:rPr>
+                <w:rFonts w:ascii="Cascadia Mono" w:eastAsia="Times New Roman" w:hAnsi="Cascadia Mono" w:cs="Cascadia Mono"/>
+                <w:color w:val="0000FF"/>
+                <w:kern w:val="0"/>
+                <w:sz w:val="18"/>
+                <w:szCs w:val="18"/>
+              </w:rPr>
+              <w:t>get</w:t>
+            </w:r>
+            <w:proofErr w:type="gramEnd"/>
+            <w:r>
+              <w:rPr>
+                <w:rFonts w:ascii="Cascadia Mono" w:eastAsia="Times New Roman" w:hAnsi="Cascadia Mono" w:cs="Cascadia Mono"/>
+                <w:color w:val="000000"/>
+                <w:kern w:val="0"/>
+                <w:sz w:val="18"/>
+                <w:szCs w:val="18"/>
+              </w:rPr>
+              <w:t xml:space="preserve">; </w:t>
+            </w:r>
+            <w:r>
+              <w:rPr>
+                <w:rFonts w:ascii="Cascadia Mono" w:eastAsia="Times New Roman" w:hAnsi="Cascadia Mono" w:cs="Cascadia Mono"/>
+                <w:color w:val="0000FF"/>
+                <w:kern w:val="0"/>
+                <w:sz w:val="18"/>
+                <w:szCs w:val="18"/>
+              </w:rPr>
+              <w:t>set</w:t>
+            </w:r>
+            <w:r>
+              <w:rPr>
+                <w:rFonts w:ascii="Cascadia Mono" w:eastAsia="Times New Roman" w:hAnsi="Cascadia Mono" w:cs="Cascadia Mono"/>
+                <w:color w:val="000000"/>
+                <w:kern w:val="0"/>
+                <w:sz w:val="18"/>
+                <w:szCs w:val="18"/>
+              </w:rPr>
+              <w:t>; }</w:t>
+            </w:r>
+          </w:p>
+          <w:p>
+            <w:pPr>
+              <w:widowControl/>
+              <w:tabs>
+                <w:tab w:val="left" w:pos="916"/>
+                <w:tab w:val="left" w:pos="1832"/>
+                <w:tab w:val="left" w:pos="2748"/>
+                <w:tab w:val="left" w:pos="3664"/>
+                <w:tab w:val="left" w:pos="4580"/>
+                <w:tab w:val="left" w:pos="5496"/>
+                <w:tab w:val="left" w:pos="6412"/>
+                <w:tab w:val="left" w:pos="7328"/>
+                <w:tab w:val="left" w:pos="8244"/>
+                <w:tab w:val="left" w:pos="9160"/>
+                <w:tab w:val="left" w:pos="10076"/>
+                <w:tab w:val="left" w:pos="10992"/>
+                <w:tab w:val="left" w:pos="11908"/>
+                <w:tab w:val="left" w:pos="12824"/>
+                <w:tab w:val="left" w:pos="13740"/>
+                <w:tab w:val="left" w:pos="14656"/>
+              </w:tabs>
+              <w:rPr>
+                <w:rFonts w:ascii="Cascadia Mono" w:eastAsia="Times New Roman" w:hAnsi="Cascadia Mono" w:cs="Cascadia Mono"/>
+                <w:color w:val="000000"/>
+                <w:kern w:val="0"/>
+                <w:sz w:val="18"/>
+                <w:szCs w:val="18"/>
+              </w:rPr>
+            </w:pPr>
+            <w:r>
+              <w:rPr>
+                <w:rFonts w:ascii="Cascadia Mono" w:eastAsia="Times New Roman" w:hAnsi="Cascadia Mono" w:cs="Cascadia Mono"/>
+                <w:color w:val="000000"/>
+                <w:kern w:val="0"/>
+                <w:sz w:val="18"/>
+                <w:szCs w:val="18"/>
+              </w:rPr>
+              <w:t xml:space="preserve">    </w:t>
+            </w:r>
+            <w:r>
+              <w:rPr>
+                <w:rFonts w:ascii="Cascadia Mono" w:eastAsia="Times New Roman" w:hAnsi="Cascadia Mono" w:cs="Cascadia Mono"/>
+                <w:color w:val="0000FF"/>
+                <w:kern w:val="0"/>
+                <w:sz w:val="18"/>
+                <w:szCs w:val="18"/>
+              </w:rPr>
+              <w:t>public</w:t>
+            </w:r>
+            <w:r>
+              <w:rPr>
+                <w:rFonts w:ascii="Cascadia Mono" w:eastAsia="Times New Roman" w:hAnsi="Cascadia Mono" w:cs="Cascadia Mono"/>
+                <w:color w:val="000000"/>
+                <w:kern w:val="0"/>
+                <w:sz w:val="18"/>
+                <w:szCs w:val="18"/>
+              </w:rPr>
+              <w:t xml:space="preserve"> </w:t>
+            </w:r>
+            <w:r>
+              <w:rPr>
+                <w:rFonts w:ascii="Cascadia Mono" w:eastAsia="Times New Roman" w:hAnsi="Cascadia Mono" w:cs="Cascadia Mono"/>
+                <w:color w:val="0000FF"/>
+                <w:kern w:val="0"/>
+                <w:sz w:val="18"/>
+                <w:szCs w:val="18"/>
+              </w:rPr>
+              <w:t>string</w:t>
+            </w:r>
+            <w:r>
+              <w:rPr>
+                <w:rFonts w:ascii="Cascadia Mono" w:eastAsia="Times New Roman" w:hAnsi="Cascadia Mono" w:cs="Cascadia Mono"/>
+                <w:color w:val="000000"/>
+                <w:kern w:val="0"/>
+                <w:sz w:val="18"/>
+                <w:szCs w:val="18"/>
+              </w:rPr>
+              <w:t xml:space="preserve"> </w:t>
+            </w:r>
+            <w:proofErr w:type="spellStart"/>
+            <w:r>
+              <w:rPr>
+                <w:rFonts w:ascii="Cascadia Mono" w:eastAsia="Times New Roman" w:hAnsi="Cascadia Mono" w:cs="Cascadia Mono"/>
+                <w:color w:val="000000"/>
+                <w:kern w:val="0"/>
+                <w:sz w:val="18"/>
+                <w:szCs w:val="18"/>
+              </w:rPr>
+              <w:t>colRole</w:t>
+            </w:r>
+            <w:proofErr w:type="spellEnd"/>
+            <w:r>
+              <w:rPr>
+                <w:rFonts w:ascii="Cascadia Mono" w:eastAsia="Times New Roman" w:hAnsi="Cascadia Mono" w:cs="Cascadia Mono"/>
+                <w:color w:val="000000"/>
+                <w:kern w:val="0"/>
+                <w:sz w:val="18"/>
+                <w:szCs w:val="18"/>
+              </w:rPr>
+              <w:t xml:space="preserve"> </w:t>
+            </w:r>
+            <w:proofErr w:type="gramStart"/>
+            <w:r>
+              <w:rPr>
+                <w:rFonts w:ascii="Cascadia Mono" w:eastAsia="Times New Roman" w:hAnsi="Cascadia Mono" w:cs="Cascadia Mono"/>
+                <w:color w:val="000000"/>
+                <w:kern w:val="0"/>
+                <w:sz w:val="18"/>
+                <w:szCs w:val="18"/>
+              </w:rPr>
+              <w:t xml:space="preserve">{ </w:t>
+            </w:r>
+            <w:r>
+              <w:rPr>
+                <w:rFonts w:ascii="Cascadia Mono" w:eastAsia="Times New Roman" w:hAnsi="Cascadia Mono" w:cs="Cascadia Mono"/>
+                <w:color w:val="0000FF"/>
+                <w:kern w:val="0"/>
+                <w:sz w:val="18"/>
+                <w:szCs w:val="18"/>
+              </w:rPr>
+              <w:t>get</w:t>
+            </w:r>
+            <w:proofErr w:type="gramEnd"/>
+            <w:r>
+              <w:rPr>
+                <w:rFonts w:ascii="Cascadia Mono" w:eastAsia="Times New Roman" w:hAnsi="Cascadia Mono" w:cs="Cascadia Mono"/>
+                <w:color w:val="000000"/>
+                <w:kern w:val="0"/>
+                <w:sz w:val="18"/>
+                <w:szCs w:val="18"/>
+              </w:rPr>
+              <w:t xml:space="preserve">; </w:t>
+            </w:r>
+            <w:r>
+              <w:rPr>
+                <w:rFonts w:ascii="Cascadia Mono" w:eastAsia="Times New Roman" w:hAnsi="Cascadia Mono" w:cs="Cascadia Mono"/>
+                <w:color w:val="0000FF"/>
+                <w:kern w:val="0"/>
+                <w:sz w:val="18"/>
+                <w:szCs w:val="18"/>
+              </w:rPr>
+              <w:t>set</w:t>
+            </w:r>
+            <w:r>
+              <w:rPr>
+                <w:rFonts w:ascii="Cascadia Mono" w:eastAsia="Times New Roman" w:hAnsi="Cascadia Mono" w:cs="Cascadia Mono"/>
+                <w:color w:val="000000"/>
+                <w:kern w:val="0"/>
+                <w:sz w:val="18"/>
+                <w:szCs w:val="18"/>
+              </w:rPr>
+              <w:t>; }</w:t>
+            </w:r>
+          </w:p>
+          <w:p>
+            <w:pPr>
+              <w:widowControl/>
+              <w:tabs>
+                <w:tab w:val="left" w:pos="916"/>
+                <w:tab w:val="left" w:pos="1832"/>
+                <w:tab w:val="left" w:pos="2748"/>
+                <w:tab w:val="left" w:pos="3664"/>
+                <w:tab w:val="left" w:pos="4580"/>
+                <w:tab w:val="left" w:pos="5496"/>
+                <w:tab w:val="left" w:pos="6412"/>
+                <w:tab w:val="left" w:pos="7328"/>
+                <w:tab w:val="left" w:pos="8244"/>
+                <w:tab w:val="left" w:pos="9160"/>
+                <w:tab w:val="left" w:pos="10076"/>
+                <w:tab w:val="left" w:pos="10992"/>
+                <w:tab w:val="left" w:pos="11908"/>
+                <w:tab w:val="left" w:pos="12824"/>
+                <w:tab w:val="left" w:pos="13740"/>
+                <w:tab w:val="left" w:pos="14656"/>
+              </w:tabs>
+              <w:rPr>
+                <w:rFonts w:ascii="Cascadia Mono" w:eastAsia="Times New Roman" w:hAnsi="Cascadia Mono" w:cs="Cascadia Mono"/>
+                <w:color w:val="000000"/>
+                <w:kern w:val="0"/>
+                <w:sz w:val="18"/>
+                <w:szCs w:val="18"/>
+              </w:rPr>
+            </w:pPr>
+            <w:r>
+              <w:rPr>
+                <w:rFonts w:ascii="Cascadia Mono" w:eastAsia="Times New Roman" w:hAnsi="Cascadia Mono" w:cs="Cascadia Mono"/>
+                <w:color w:val="000000"/>
+                <w:kern w:val="0"/>
+                <w:sz w:val="18"/>
+                <w:szCs w:val="18"/>
+              </w:rPr>
+              <w:t xml:space="preserve">    </w:t>
+            </w:r>
+            <w:r>
+              <w:rPr>
+                <w:rFonts w:ascii="Cascadia Mono" w:eastAsia="Times New Roman" w:hAnsi="Cascadia Mono" w:cs="Cascadia Mono"/>
+                <w:color w:val="0000FF"/>
+                <w:kern w:val="0"/>
+                <w:sz w:val="18"/>
+                <w:szCs w:val="18"/>
+              </w:rPr>
+              <w:t>public</w:t>
+            </w:r>
+            <w:r>
+              <w:rPr>
+                <w:rFonts w:ascii="Cascadia Mono" w:eastAsia="Times New Roman" w:hAnsi="Cascadia Mono" w:cs="Cascadia Mono"/>
+                <w:color w:val="000000"/>
+                <w:kern w:val="0"/>
+                <w:sz w:val="18"/>
+                <w:szCs w:val="18"/>
+              </w:rPr>
+              <w:t xml:space="preserve"> </w:t>
+            </w:r>
+            <w:r>
+              <w:rPr>
+                <w:rFonts w:ascii="Cascadia Mono" w:eastAsia="Times New Roman" w:hAnsi="Cascadia Mono" w:cs="Cascadia Mono"/>
+                <w:color w:val="0000FF"/>
+                <w:kern w:val="0"/>
+                <w:sz w:val="18"/>
+                <w:szCs w:val="18"/>
+              </w:rPr>
+              <w:t>string</w:t>
+            </w:r>
+            <w:r>
+              <w:rPr>
+                <w:rFonts w:ascii="Cascadia Mono" w:eastAsia="Times New Roman" w:hAnsi="Cascadia Mono" w:cs="Cascadia Mono"/>
+                <w:color w:val="000000"/>
+                <w:kern w:val="0"/>
+                <w:sz w:val="18"/>
+                <w:szCs w:val="18"/>
+              </w:rPr>
+              <w:t xml:space="preserve"> </w:t>
+            </w:r>
+            <w:proofErr w:type="spellStart"/>
+            <w:r>
+              <w:rPr>
+                <w:rFonts w:ascii="Cascadia Mono" w:eastAsia="Times New Roman" w:hAnsi="Cascadia Mono" w:cs="Cascadia Mono"/>
+                <w:color w:val="000000"/>
+                <w:kern w:val="0"/>
+                <w:sz w:val="18"/>
+                <w:szCs w:val="18"/>
+              </w:rPr>
+              <w:t>colAvailable</w:t>
+            </w:r>
+            <w:proofErr w:type="spellEnd"/>
+            <w:r>
+              <w:rPr>
+                <w:rFonts w:ascii="Cascadia Mono" w:eastAsia="Times New Roman" w:hAnsi="Cascadia Mono" w:cs="Cascadia Mono"/>
+                <w:color w:val="000000"/>
+                <w:kern w:val="0"/>
+                <w:sz w:val="18"/>
+                <w:szCs w:val="18"/>
+              </w:rPr>
+              <w:t xml:space="preserve"> </w:t>
+            </w:r>
+            <w:proofErr w:type="gramStart"/>
+            <w:r>
+              <w:rPr>
+                <w:rFonts w:ascii="Cascadia Mono" w:eastAsia="Times New Roman" w:hAnsi="Cascadia Mono" w:cs="Cascadia Mono"/>
+                <w:color w:val="000000"/>
+                <w:kern w:val="0"/>
+                <w:sz w:val="18"/>
+                <w:szCs w:val="18"/>
+              </w:rPr>
+              <w:t xml:space="preserve">{ </w:t>
+            </w:r>
+            <w:r>
+              <w:rPr>
+                <w:rFonts w:ascii="Cascadia Mono" w:eastAsia="Times New Roman" w:hAnsi="Cascadia Mono" w:cs="Cascadia Mono"/>
+                <w:color w:val="0000FF"/>
+                <w:kern w:val="0"/>
+                <w:sz w:val="18"/>
+                <w:szCs w:val="18"/>
+              </w:rPr>
+              <w:t>get</w:t>
+            </w:r>
+            <w:proofErr w:type="gramEnd"/>
+            <w:r>
+              <w:rPr>
+                <w:rFonts w:ascii="Cascadia Mono" w:eastAsia="Times New Roman" w:hAnsi="Cascadia Mono" w:cs="Cascadia Mono"/>
+                <w:color w:val="000000"/>
+                <w:kern w:val="0"/>
+                <w:sz w:val="18"/>
+                <w:szCs w:val="18"/>
+              </w:rPr>
+              <w:t xml:space="preserve">; </w:t>
+            </w:r>
+            <w:r>
+              <w:rPr>
+                <w:rFonts w:ascii="Cascadia Mono" w:eastAsia="Times New Roman" w:hAnsi="Cascadia Mono" w:cs="Cascadia Mono"/>
+                <w:color w:val="0000FF"/>
+                <w:kern w:val="0"/>
+                <w:sz w:val="18"/>
+                <w:szCs w:val="18"/>
+              </w:rPr>
+              <w:t>set</w:t>
+            </w:r>
+            <w:r>
+              <w:rPr>
+                <w:rFonts w:ascii="Cascadia Mono" w:eastAsia="Times New Roman" w:hAnsi="Cascadia Mono" w:cs="Cascadia Mono"/>
+                <w:color w:val="000000"/>
+                <w:kern w:val="0"/>
+                <w:sz w:val="18"/>
+                <w:szCs w:val="18"/>
+              </w:rPr>
+              <w:t>; }</w:t>
+            </w:r>
+          </w:p>
+          <w:p>
+            <w:pPr>
+              <w:widowControl/>
+              <w:tabs>
+                <w:tab w:val="left" w:pos="916"/>
+                <w:tab w:val="left" w:pos="1832"/>
+                <w:tab w:val="left" w:pos="2748"/>
+                <w:tab w:val="left" w:pos="3664"/>
+                <w:tab w:val="left" w:pos="4580"/>
+                <w:tab w:val="left" w:pos="5496"/>
+                <w:tab w:val="left" w:pos="6412"/>
+                <w:tab w:val="left" w:pos="7328"/>
+                <w:tab w:val="left" w:pos="8244"/>
+                <w:tab w:val="left" w:pos="9160"/>
+                <w:tab w:val="left" w:pos="10076"/>
+                <w:tab w:val="left" w:pos="10992"/>
+                <w:tab w:val="left" w:pos="11908"/>
+                <w:tab w:val="left" w:pos="12824"/>
+                <w:tab w:val="left" w:pos="13740"/>
+                <w:tab w:val="left" w:pos="14656"/>
+              </w:tabs>
+              <w:rPr>
+                <w:rFonts w:ascii="Cascadia Mono" w:eastAsia="Times New Roman" w:hAnsi="Cascadia Mono" w:cs="Cascadia Mono"/>
+                <w:color w:val="000000"/>
+                <w:kern w:val="0"/>
+                <w:sz w:val="18"/>
+                <w:szCs w:val="18"/>
+              </w:rPr>
+            </w:pPr>
+            <w:r>
+              <w:rPr>
+                <w:rFonts w:ascii="Cascadia Mono" w:eastAsia="Times New Roman" w:hAnsi="Cascadia Mono" w:cs="Cascadia Mono"/>
+                <w:color w:val="000000"/>
+                <w:kern w:val="0"/>
+                <w:sz w:val="18"/>
+                <w:szCs w:val="18"/>
+              </w:rPr>
+              <w:t xml:space="preserve">    </w:t>
+            </w:r>
+            <w:r>
+              <w:rPr>
+                <w:rFonts w:ascii="Cascadia Mono" w:eastAsia="Times New Roman" w:hAnsi="Cascadia Mono" w:cs="Cascadia Mono"/>
+                <w:color w:val="0000FF"/>
+                <w:kern w:val="0"/>
+                <w:sz w:val="18"/>
+                <w:szCs w:val="18"/>
+              </w:rPr>
+              <w:t>public</w:t>
+            </w:r>
+            <w:r>
+              <w:rPr>
+                <w:rFonts w:ascii="Cascadia Mono" w:eastAsia="Times New Roman" w:hAnsi="Cascadia Mono" w:cs="Cascadia Mono"/>
+                <w:color w:val="000000"/>
+                <w:kern w:val="0"/>
+                <w:sz w:val="18"/>
+                <w:szCs w:val="18"/>
+              </w:rPr>
+              <w:t xml:space="preserve"> </w:t>
+            </w:r>
+            <w:r>
+              <w:rPr>
+                <w:rFonts w:ascii="Cascadia Mono" w:eastAsia="Times New Roman" w:hAnsi="Cascadia Mono" w:cs="Cascadia Mono"/>
+                <w:color w:val="0000FF"/>
+                <w:kern w:val="0"/>
+                <w:sz w:val="18"/>
+                <w:szCs w:val="18"/>
+              </w:rPr>
+              <w:t>string</w:t>
+            </w:r>
+            <w:r>
+              <w:rPr>
+                <w:rFonts w:ascii="Cascadia Mono" w:eastAsia="Times New Roman" w:hAnsi="Cascadia Mono" w:cs="Cascadia Mono"/>
+                <w:color w:val="000000"/>
+                <w:kern w:val="0"/>
+                <w:sz w:val="18"/>
+                <w:szCs w:val="18"/>
+              </w:rPr>
+              <w:t xml:space="preserve"> </w:t>
+            </w:r>
+            <w:proofErr w:type="spellStart"/>
+            <w:r>
+              <w:rPr>
+                <w:rFonts w:ascii="Cascadia Mono" w:eastAsia="Times New Roman" w:hAnsi="Cascadia Mono" w:cs="Cascadia Mono"/>
+                <w:color w:val="000000"/>
+                <w:kern w:val="0"/>
+                <w:sz w:val="18"/>
+                <w:szCs w:val="18"/>
+              </w:rPr>
+              <w:t>colUpdated</w:t>
+            </w:r>
+            <w:proofErr w:type="spellEnd"/>
+            <w:r>
+              <w:rPr>
+                <w:rFonts w:ascii="Cascadia Mono" w:eastAsia="Times New Roman" w:hAnsi="Cascadia Mono" w:cs="Cascadia Mono"/>
+                <w:color w:val="000000"/>
+                <w:kern w:val="0"/>
+                <w:sz w:val="18"/>
+                <w:szCs w:val="18"/>
+              </w:rPr>
+              <w:t xml:space="preserve"> </w:t>
+            </w:r>
+            <w:proofErr w:type="gramStart"/>
+            <w:r>
+              <w:rPr>
+                <w:rFonts w:ascii="Cascadia Mono" w:eastAsia="Times New Roman" w:hAnsi="Cascadia Mono" w:cs="Cascadia Mono"/>
+                <w:color w:val="000000"/>
+                <w:kern w:val="0"/>
+                <w:sz w:val="18"/>
+                <w:szCs w:val="18"/>
+              </w:rPr>
+              <w:t xml:space="preserve">{ </w:t>
+            </w:r>
+            <w:r>
+              <w:rPr>
+                <w:rFonts w:ascii="Cascadia Mono" w:eastAsia="Times New Roman" w:hAnsi="Cascadia Mono" w:cs="Cascadia Mono"/>
+                <w:color w:val="0000FF"/>
+                <w:kern w:val="0"/>
+                <w:sz w:val="18"/>
+                <w:szCs w:val="18"/>
+              </w:rPr>
+              <w:t>get</w:t>
+            </w:r>
+            <w:proofErr w:type="gramEnd"/>
+            <w:r>
+              <w:rPr>
+                <w:rFonts w:ascii="Cascadia Mono" w:eastAsia="Times New Roman" w:hAnsi="Cascadia Mono" w:cs="Cascadia Mono"/>
+                <w:color w:val="000000"/>
+                <w:kern w:val="0"/>
+                <w:sz w:val="18"/>
+                <w:szCs w:val="18"/>
+              </w:rPr>
+              <w:t xml:space="preserve">; </w:t>
+            </w:r>
+            <w:r>
+              <w:rPr>
+                <w:rFonts w:ascii="Cascadia Mono" w:eastAsia="Times New Roman" w:hAnsi="Cascadia Mono" w:cs="Cascadia Mono"/>
+                <w:color w:val="0000FF"/>
+                <w:kern w:val="0"/>
+                <w:sz w:val="18"/>
+                <w:szCs w:val="18"/>
+              </w:rPr>
+              <w:t>set</w:t>
+            </w:r>
+            <w:r>
+              <w:rPr>
+                <w:rFonts w:ascii="Cascadia Mono" w:eastAsia="Times New Roman" w:hAnsi="Cascadia Mono" w:cs="Cascadia Mono"/>
+                <w:color w:val="000000"/>
+                <w:kern w:val="0"/>
+                <w:sz w:val="18"/>
+                <w:szCs w:val="18"/>
+              </w:rPr>
+              <w:t>; }</w:t>
+            </w:r>
+          </w:p>
+          <w:p>
+            <w:pPr>
+              <w:widowControl/>
+              <w:tabs>
+                <w:tab w:val="left" w:pos="916"/>
+                <w:tab w:val="left" w:pos="1832"/>
+                <w:tab w:val="left" w:pos="2748"/>
+                <w:tab w:val="left" w:pos="3664"/>
+                <w:tab w:val="left" w:pos="4580"/>
+                <w:tab w:val="left" w:pos="5496"/>
+                <w:tab w:val="left" w:pos="6412"/>
+                <w:tab w:val="left" w:pos="7328"/>
+                <w:tab w:val="left" w:pos="8244"/>
+                <w:tab w:val="left" w:pos="9160"/>
+                <w:tab w:val="left" w:pos="10076"/>
+                <w:tab w:val="left" w:pos="10992"/>
+                <w:tab w:val="left" w:pos="11908"/>
+                <w:tab w:val="left" w:pos="12824"/>
+                <w:tab w:val="left" w:pos="13740"/>
+                <w:tab w:val="left" w:pos="14656"/>
+              </w:tabs>
+              <w:rPr>
+                <w:rFonts w:ascii="Cascadia Mono" w:eastAsia="Times New Roman" w:hAnsi="Cascadia Mono" w:cs="Cascadia Mono"/>
+                <w:color w:val="000000"/>
+                <w:kern w:val="0"/>
+                <w:sz w:val="18"/>
+                <w:szCs w:val="18"/>
+              </w:rPr>
+            </w:pPr>
+            <w:r>
+              <w:rPr>
+                <w:rFonts w:ascii="Cascadia Mono" w:eastAsia="Times New Roman" w:hAnsi="Cascadia Mono" w:cs="Cascadia Mono"/>
+                <w:color w:val="000000"/>
+                <w:kern w:val="0"/>
+                <w:sz w:val="18"/>
+                <w:szCs w:val="18"/>
+              </w:rPr>
+              <w:t xml:space="preserve">    </w:t>
+            </w:r>
+            <w:r>
+              <w:rPr>
+                <w:rFonts w:ascii="Cascadia Mono" w:eastAsia="Times New Roman" w:hAnsi="Cascadia Mono" w:cs="Cascadia Mono"/>
+                <w:color w:val="0000FF"/>
+                <w:kern w:val="0"/>
+                <w:sz w:val="18"/>
+                <w:szCs w:val="18"/>
+              </w:rPr>
+              <w:t>public</w:t>
+            </w:r>
+            <w:r>
+              <w:rPr>
+                <w:rFonts w:ascii="Cascadia Mono" w:eastAsia="Times New Roman" w:hAnsi="Cascadia Mono" w:cs="Cascadia Mono"/>
+                <w:color w:val="000000"/>
+                <w:kern w:val="0"/>
+                <w:sz w:val="18"/>
+                <w:szCs w:val="18"/>
+              </w:rPr>
+              <w:t xml:space="preserve"> </w:t>
+            </w:r>
+            <w:r>
+              <w:rPr>
+                <w:rFonts w:ascii="Cascadia Mono" w:eastAsia="Times New Roman" w:hAnsi="Cascadia Mono" w:cs="Cascadia Mono"/>
+                <w:color w:val="0000FF"/>
+                <w:kern w:val="0"/>
+                <w:sz w:val="18"/>
+                <w:szCs w:val="18"/>
+              </w:rPr>
+              <w:t>string</w:t>
+            </w:r>
+            <w:r>
+              <w:rPr>
+                <w:rFonts w:ascii="Cascadia Mono" w:eastAsia="Times New Roman" w:hAnsi="Cascadia Mono" w:cs="Cascadia Mono"/>
+                <w:color w:val="000000"/>
+                <w:kern w:val="0"/>
+                <w:sz w:val="18"/>
+                <w:szCs w:val="18"/>
+              </w:rPr>
+              <w:t xml:space="preserve"> </w:t>
+            </w:r>
+            <w:proofErr w:type="spellStart"/>
+            <w:r>
+              <w:rPr>
+                <w:rFonts w:ascii="Cascadia Mono" w:eastAsia="Times New Roman" w:hAnsi="Cascadia Mono" w:cs="Cascadia Mono"/>
+                <w:color w:val="000000"/>
+                <w:kern w:val="0"/>
+                <w:sz w:val="18"/>
+                <w:szCs w:val="18"/>
+              </w:rPr>
+              <w:t>colDeletion</w:t>
+            </w:r>
+            <w:proofErr w:type="spellEnd"/>
+            <w:r>
+              <w:rPr>
+                <w:rFonts w:ascii="Cascadia Mono" w:eastAsia="Times New Roman" w:hAnsi="Cascadia Mono" w:cs="Cascadia Mono"/>
+                <w:color w:val="000000"/>
+                <w:kern w:val="0"/>
+                <w:sz w:val="18"/>
+                <w:szCs w:val="18"/>
+              </w:rPr>
+              <w:t xml:space="preserve"> </w:t>
+            </w:r>
+            <w:proofErr w:type="gramStart"/>
+            <w:r>
+              <w:rPr>
+                <w:rFonts w:ascii="Cascadia Mono" w:eastAsia="Times New Roman" w:hAnsi="Cascadia Mono" w:cs="Cascadia Mono"/>
+                <w:color w:val="000000"/>
+                <w:kern w:val="0"/>
+                <w:sz w:val="18"/>
+                <w:szCs w:val="18"/>
+              </w:rPr>
+              <w:t xml:space="preserve">{ </w:t>
+            </w:r>
+            <w:r>
+              <w:rPr>
+                <w:rFonts w:ascii="Cascadia Mono" w:eastAsia="Times New Roman" w:hAnsi="Cascadia Mono" w:cs="Cascadia Mono"/>
+                <w:color w:val="0000FF"/>
+                <w:kern w:val="0"/>
+                <w:sz w:val="18"/>
+                <w:szCs w:val="18"/>
+              </w:rPr>
+              <w:t>get</w:t>
+            </w:r>
+            <w:proofErr w:type="gramEnd"/>
+            <w:r>
+              <w:rPr>
+                <w:rFonts w:ascii="Cascadia Mono" w:eastAsia="Times New Roman" w:hAnsi="Cascadia Mono" w:cs="Cascadia Mono"/>
+                <w:color w:val="000000"/>
+                <w:kern w:val="0"/>
+                <w:sz w:val="18"/>
+                <w:szCs w:val="18"/>
+              </w:rPr>
+              <w:t xml:space="preserve">; </w:t>
+            </w:r>
+            <w:r>
+              <w:rPr>
+                <w:rFonts w:ascii="Cascadia Mono" w:eastAsia="Times New Roman" w:hAnsi="Cascadia Mono" w:cs="Cascadia Mono"/>
+                <w:color w:val="0000FF"/>
+                <w:kern w:val="0"/>
+                <w:sz w:val="18"/>
+                <w:szCs w:val="18"/>
+              </w:rPr>
+              <w:t>set</w:t>
+            </w:r>
+            <w:r>
+              <w:rPr>
+                <w:rFonts w:ascii="Cascadia Mono" w:eastAsia="Times New Roman" w:hAnsi="Cascadia Mono" w:cs="Cascadia Mono"/>
+                <w:color w:val="000000"/>
+                <w:kern w:val="0"/>
+                <w:sz w:val="18"/>
+                <w:szCs w:val="18"/>
+              </w:rPr>
+              <w:t>; }</w:t>
+            </w:r>
+          </w:p>
+          <w:p>
+            <w:pPr>
+              <w:widowControl/>
+              <w:tabs>
+                <w:tab w:val="left" w:pos="916"/>
+                <w:tab w:val="left" w:pos="1832"/>
+                <w:tab w:val="left" w:pos="2748"/>
+                <w:tab w:val="left" w:pos="3664"/>
+                <w:tab w:val="left" w:pos="4580"/>
+                <w:tab w:val="left" w:pos="5496"/>
+                <w:tab w:val="left" w:pos="6412"/>
+                <w:tab w:val="left" w:pos="7328"/>
+                <w:tab w:val="left" w:pos="8244"/>
+                <w:tab w:val="left" w:pos="9160"/>
+                <w:tab w:val="left" w:pos="10076"/>
+                <w:tab w:val="left" w:pos="10992"/>
+                <w:tab w:val="left" w:pos="11908"/>
+                <w:tab w:val="left" w:pos="12824"/>
+                <w:tab w:val="left" w:pos="13740"/>
+                <w:tab w:val="left" w:pos="14656"/>
+              </w:tabs>
+              <w:rPr>
+                <w:rFonts w:ascii="Cascadia Mono" w:eastAsia="Times New Roman" w:hAnsi="Cascadia Mono" w:cs="Cascadia Mono" w:hint="eastAsia"/>
+                <w:color w:val="000000"/>
+                <w:kern w:val="0"/>
+                <w:sz w:val="18"/>
+                <w:szCs w:val="18"/>
+              </w:rPr>
+            </w:pPr>
+            <w:r>
+              <w:rPr>
+                <w:rFonts w:ascii="Cascadia Mono" w:eastAsia="Times New Roman" w:hAnsi="Cascadia Mono" w:cs="Cascadia Mono"/>
+                <w:color w:val="000000"/>
+                <w:kern w:val="0"/>
+                <w:sz w:val="18"/>
+                <w:szCs w:val="18"/>
+              </w:rPr>
+              <w:t>}</w:t>
+            </w:r>
+          </w:p>
+        </w:tc>
+      </w:tr>
+    </w:tbl>
+    <w:p>
+      <w:pPr>
+        <w:widowControl/>
+        <w:rPr>
+          <w:rFonts w:ascii="Microsoft JhengHei UI" w:eastAsia="Microsoft JhengHei UI" w:hAnsi="Microsoft JhengHei UI"/>
+          <w:szCs w:val="24"/>
+        </w:rPr>
+      </w:pPr>
+      <w:r>
+        <w:rPr>
+          <w:rFonts w:ascii="Microsoft JhengHei UI" w:eastAsia="Microsoft JhengHei UI" w:hAnsi="Microsoft JhengHei UI" w:hint="eastAsia"/>
+          <w:szCs w:val="24"/>
+        </w:rPr>
+        <w:t>說明：其內容為所需欄位的</w:t>
+      </w:r>
+      <w:proofErr w:type="spellStart"/>
+      <w:r>
+        <w:rPr>
+          <w:rFonts w:ascii="Microsoft JhengHei UI" w:eastAsia="Microsoft JhengHei UI" w:hAnsi="Microsoft JhengHei UI" w:hint="eastAsia"/>
+          <w:szCs w:val="24"/>
+        </w:rPr>
+        <w:t>D</w:t>
+      </w:r>
+      <w:r>
+        <w:rPr>
+          <w:rFonts w:ascii="Microsoft JhengHei UI" w:eastAsia="Microsoft JhengHei UI" w:hAnsi="Microsoft JhengHei UI"/>
+          <w:szCs w:val="24"/>
+        </w:rPr>
+        <w:t>ataPropertyName</w:t>
+      </w:r>
+      <w:proofErr w:type="spellEnd"/>
+      <w:r>
+        <w:rPr>
+          <w:rFonts w:ascii="Microsoft JhengHei UI" w:eastAsia="Microsoft JhengHei UI" w:hAnsi="Microsoft JhengHei UI" w:hint="eastAsia"/>
+          <w:szCs w:val="24"/>
+        </w:rPr>
+        <w:t>。</w:t>
+      </w:r>
+    </w:p>
+    <w:p>
+      <w:pPr>
+        <w:widowControl/>
+        <w:rPr>
+          <w:rFonts w:ascii="Microsoft JhengHei UI" w:eastAsia="Microsoft JhengHei UI" w:hAnsi="Microsoft JhengHei UI"/>
+          <w:szCs w:val="24"/>
+        </w:rPr>
+      </w:pPr>
+    </w:p>
+    <w:tbl>
+      <w:tblPr>
+        <w:tblStyle w:val="TableGrid"/>
+        <w:tblW w:w="0" w:type="auto"/>
+        <w:tblLook w:val="04A0" w:firstRow="1" w:lastRow="0" w:firstColumn="1" w:lastColumn="0" w:noHBand="0" w:noVBand="1"/>
+      </w:tblPr>
+      <w:tblGrid>
+        <w:gridCol w:w="8296"/>
+      </w:tblGrid>
+      <w:tr>
+        <w:tc>
+          <w:tcPr>
+            <w:tcW w:w="8296" w:type="dxa"/>
+          </w:tcPr>
+          <w:p>
+            <w:pPr>
+              <w:widowControl/>
+              <w:tabs>
+                <w:tab w:val="left" w:pos="916"/>
+                <w:tab w:val="left" w:pos="1832"/>
+                <w:tab w:val="left" w:pos="2748"/>
+                <w:tab w:val="left" w:pos="3664"/>
+                <w:tab w:val="left" w:pos="4580"/>
+                <w:tab w:val="left" w:pos="5496"/>
+                <w:tab w:val="left" w:pos="6412"/>
+                <w:tab w:val="left" w:pos="7328"/>
+                <w:tab w:val="left" w:pos="8244"/>
+                <w:tab w:val="left" w:pos="9160"/>
+                <w:tab w:val="left" w:pos="10076"/>
+                <w:tab w:val="left" w:pos="10992"/>
+                <w:tab w:val="left" w:pos="11908"/>
+                <w:tab w:val="left" w:pos="12824"/>
+                <w:tab w:val="left" w:pos="13740"/>
+                <w:tab w:val="left" w:pos="14656"/>
+              </w:tabs>
+              <w:rPr>
+                <w:rFonts w:ascii="Cascadia Mono" w:eastAsia="Times New Roman" w:hAnsi="Cascadia Mono" w:cs="Cascadia Mono" w:hint="eastAsia"/>
+                <w:color w:val="000000"/>
+                <w:kern w:val="0"/>
+                <w:sz w:val="18"/>
+                <w:szCs w:val="18"/>
+              </w:rPr>
+            </w:pPr>
+            <w:proofErr w:type="spellStart"/>
+            <w:r>
+              <w:rPr>
+                <w:rFonts w:ascii="Cascadia Mono" w:eastAsia="Times New Roman" w:hAnsi="Cascadia Mono" w:cs="Cascadia Mono"/>
+                <w:color w:val="2B91AF"/>
+                <w:kern w:val="0"/>
+                <w:sz w:val="18"/>
+                <w:szCs w:val="18"/>
+              </w:rPr>
+              <w:t>BindingList</w:t>
+            </w:r>
+            <w:proofErr w:type="spellEnd"/>
+            <w:r>
+              <w:rPr>
+                <w:rFonts w:ascii="Cascadia Mono" w:eastAsia="Times New Roman" w:hAnsi="Cascadia Mono" w:cs="Cascadia Mono"/>
+                <w:color w:val="000000"/>
+                <w:kern w:val="0"/>
+                <w:sz w:val="18"/>
+                <w:szCs w:val="18"/>
+              </w:rPr>
+              <w:t>&lt;</w:t>
+            </w:r>
+            <w:proofErr w:type="spellStart"/>
+            <w:r>
+              <w:rPr>
+                <w:rFonts w:ascii="Cascadia Mono" w:eastAsia="Times New Roman" w:hAnsi="Cascadia Mono" w:cs="Cascadia Mono"/>
+                <w:color w:val="2B91AF"/>
+                <w:kern w:val="0"/>
+                <w:sz w:val="18"/>
+                <w:szCs w:val="18"/>
+              </w:rPr>
+              <w:t>MemberViewModel</w:t>
+            </w:r>
+            <w:proofErr w:type="spellEnd"/>
+            <w:r>
+              <w:rPr>
+                <w:rFonts w:ascii="Cascadia Mono" w:eastAsia="Times New Roman" w:hAnsi="Cascadia Mono" w:cs="Cascadia Mono"/>
+                <w:color w:val="000000"/>
+                <w:kern w:val="0"/>
+                <w:sz w:val="18"/>
+                <w:szCs w:val="18"/>
+              </w:rPr>
+              <w:t>&gt; _</w:t>
+            </w:r>
+            <w:proofErr w:type="spellStart"/>
+            <w:r>
+              <w:rPr>
+                <w:rFonts w:ascii="Cascadia Mono" w:eastAsia="Times New Roman" w:hAnsi="Cascadia Mono" w:cs="Cascadia Mono"/>
+                <w:color w:val="000000"/>
+                <w:kern w:val="0"/>
+                <w:sz w:val="18"/>
+                <w:szCs w:val="18"/>
+              </w:rPr>
+              <w:t>ExampleBindingList</w:t>
+            </w:r>
+            <w:proofErr w:type="spellEnd"/>
+            <w:r>
+              <w:rPr>
+                <w:rFonts w:ascii="Cascadia Mono" w:eastAsia="Times New Roman" w:hAnsi="Cascadia Mono" w:cs="Cascadia Mono"/>
+                <w:color w:val="000000"/>
+                <w:kern w:val="0"/>
+                <w:sz w:val="18"/>
+                <w:szCs w:val="18"/>
+              </w:rPr>
+              <w:t>;</w:t>
+            </w:r>
+          </w:p>
+        </w:tc>
+      </w:tr>
+    </w:tbl>
+    <w:p>
+      <w:pPr>
+        <w:widowControl/>
+        <w:rPr>
+          <w:rFonts w:ascii="Microsoft JhengHei UI" w:eastAsia="Microsoft JhengHei UI" w:hAnsi="Microsoft JhengHei UI"/>
+          <w:szCs w:val="24"/>
+        </w:rPr>
+      </w:pPr>
+      <w:r>
+        <w:rPr>
+          <w:rFonts w:ascii="Microsoft JhengHei UI" w:eastAsia="Microsoft JhengHei UI" w:hAnsi="Microsoft JhengHei UI" w:hint="eastAsia"/>
+          <w:szCs w:val="24"/>
+        </w:rPr>
+        <w:t>說明：</w:t>
+      </w:r>
+      <w:proofErr w:type="spellStart"/>
+      <w:r>
+        <w:rPr>
+          <w:rFonts w:ascii="Microsoft JhengHei UI" w:eastAsia="Microsoft JhengHei UI" w:hAnsi="Microsoft JhengHei UI" w:hint="eastAsia"/>
+          <w:szCs w:val="24"/>
+        </w:rPr>
+        <w:t>B</w:t>
+      </w:r>
+      <w:r>
+        <w:rPr>
+          <w:rFonts w:ascii="Microsoft JhengHei UI" w:eastAsia="Microsoft JhengHei UI" w:hAnsi="Microsoft JhengHei UI"/>
+          <w:szCs w:val="24"/>
+        </w:rPr>
+        <w:t>indingLi</w:t>
+      </w:r>
+      <w:r>
+        <w:rPr>
+          <w:rFonts w:ascii="Microsoft JhengHei UI" w:eastAsia="Microsoft JhengHei UI" w:hAnsi="Microsoft JhengHei UI" w:hint="eastAsia"/>
+          <w:szCs w:val="24"/>
+        </w:rPr>
+        <w:t>s</w:t>
+      </w:r>
+      <w:r>
+        <w:rPr>
+          <w:rFonts w:ascii="Microsoft JhengHei UI" w:eastAsia="Microsoft JhengHei UI" w:hAnsi="Microsoft JhengHei UI"/>
+          <w:szCs w:val="24"/>
+        </w:rPr>
+        <w:t>t</w:t>
+      </w:r>
+      <w:proofErr w:type="spellEnd"/>
+      <w:r>
+        <w:rPr>
+          <w:rFonts w:ascii="Microsoft JhengHei UI" w:eastAsia="Microsoft JhengHei UI" w:hAnsi="Microsoft JhengHei UI" w:hint="eastAsia"/>
+          <w:szCs w:val="24"/>
+        </w:rPr>
+        <w:t>為適用於綁定物件的情況的List，該類別提供物件更新功能，可以即時更新物件顯示的內容。</w:t>
+      </w:r>
+    </w:p>
+    <w:p>
+      <w:pPr>
+        <w:widowControl/>
+        <w:rPr>
+          <w:rFonts w:ascii="Microsoft JhengHei UI" w:eastAsia="Microsoft JhengHei UI" w:hAnsi="Microsoft JhengHei UI"/>
+          <w:szCs w:val="24"/>
+        </w:rPr>
+      </w:pPr>
+      <w:r>
+        <w:rPr>
+          <w:rFonts w:ascii="Microsoft JhengHei UI" w:eastAsia="Microsoft JhengHei UI" w:hAnsi="Microsoft JhengHei UI"/>
+          <w:szCs w:val="24"/>
+        </w:rPr>
+        <w:br w:type="page"/>
+      </w:r>
+    </w:p>
+    <w:tbl>
+      <w:tblPr>
+        <w:tblStyle w:val="TableGrid"/>
+        <w:tblW w:w="0" w:type="auto"/>
+        <w:tblLook w:val="04A0" w:firstRow="1" w:lastRow="0" w:firstColumn="1" w:lastColumn="0" w:noHBand="0" w:noVBand="1"/>
+      </w:tblPr>
+      <w:tblGrid>
+        <w:gridCol w:w="8296"/>
+      </w:tblGrid>
+      <w:tr>
+        <w:tc>
+          <w:tcPr>
+            <w:tcW w:w="8296" w:type="dxa"/>
+          </w:tcPr>
+          <w:p>
+            <w:pPr>
+              <w:widowControl/>
+              <w:tabs>
+                <w:tab w:val="left" w:pos="916"/>
+                <w:tab w:val="left" w:pos="1832"/>
+                <w:tab w:val="left" w:pos="2748"/>
+                <w:tab w:val="left" w:pos="3664"/>
+                <w:tab w:val="left" w:pos="4580"/>
+                <w:tab w:val="left" w:pos="5496"/>
+                <w:tab w:val="left" w:pos="6412"/>
+                <w:tab w:val="left" w:pos="7328"/>
+                <w:tab w:val="left" w:pos="8244"/>
+                <w:tab w:val="left" w:pos="9160"/>
+                <w:tab w:val="left" w:pos="10076"/>
+                <w:tab w:val="left" w:pos="10992"/>
+                <w:tab w:val="left" w:pos="11908"/>
+                <w:tab w:val="left" w:pos="12824"/>
+                <w:tab w:val="left" w:pos="13740"/>
+                <w:tab w:val="left" w:pos="14656"/>
+              </w:tabs>
+              <w:rPr>
+                <w:rFonts w:ascii="Cascadia Mono" w:eastAsia="Times New Roman" w:hAnsi="Cascadia Mono" w:cs="Cascadia Mono"/>
+                <w:color w:val="000000"/>
+                <w:kern w:val="0"/>
+                <w:sz w:val="18"/>
+                <w:szCs w:val="18"/>
+              </w:rPr>
+            </w:pPr>
+            <w:r>
+              <w:rPr>
+                <w:rFonts w:ascii="Cascadia Mono" w:eastAsia="Times New Roman" w:hAnsi="Cascadia Mono" w:cs="Cascadia Mono"/>
+                <w:color w:val="0000FF"/>
+                <w:kern w:val="0"/>
+                <w:sz w:val="18"/>
+                <w:szCs w:val="18"/>
+              </w:rPr>
+              <w:lastRenderedPageBreak/>
+              <w:t>using</w:t>
+            </w:r>
+            <w:r>
+              <w:rPr>
+                <w:rFonts w:ascii="Cascadia Mono" w:eastAsia="Times New Roman" w:hAnsi="Cascadia Mono" w:cs="Cascadia Mono"/>
+                <w:color w:val="000000"/>
+                <w:kern w:val="0"/>
+                <w:sz w:val="18"/>
+                <w:szCs w:val="18"/>
+              </w:rPr>
+              <w:t xml:space="preserve"> (</w:t>
+            </w:r>
+            <w:r>
+              <w:rPr>
+                <w:rFonts w:ascii="Cascadia Mono" w:eastAsia="Times New Roman" w:hAnsi="Cascadia Mono" w:cs="Cascadia Mono"/>
+                <w:color w:val="0000FF"/>
+                <w:kern w:val="0"/>
+                <w:sz w:val="18"/>
+                <w:szCs w:val="18"/>
+              </w:rPr>
+              <w:t>var</w:t>
+            </w:r>
+            <w:r>
+              <w:rPr>
+                <w:rFonts w:ascii="Cascadia Mono" w:eastAsia="Times New Roman" w:hAnsi="Cascadia Mono" w:cs="Cascadia Mono"/>
+                <w:color w:val="000000"/>
+                <w:kern w:val="0"/>
+                <w:sz w:val="18"/>
+                <w:szCs w:val="18"/>
+              </w:rPr>
+              <w:t xml:space="preserve"> </w:t>
+            </w:r>
+            <w:proofErr w:type="spellStart"/>
+            <w:r>
+              <w:rPr>
+                <w:rFonts w:ascii="Cascadia Mono" w:eastAsia="Times New Roman" w:hAnsi="Cascadia Mono" w:cs="Cascadia Mono"/>
+                <w:color w:val="1F377F"/>
+                <w:kern w:val="0"/>
+                <w:sz w:val="18"/>
+                <w:szCs w:val="18"/>
+              </w:rPr>
+              <w:t>db</w:t>
+            </w:r>
+            <w:proofErr w:type="spellEnd"/>
+            <w:r>
+              <w:rPr>
+                <w:rFonts w:ascii="Cascadia Mono" w:eastAsia="Times New Roman" w:hAnsi="Cascadia Mono" w:cs="Cascadia Mono"/>
+                <w:color w:val="000000"/>
+                <w:kern w:val="0"/>
+                <w:sz w:val="18"/>
+                <w:szCs w:val="18"/>
+              </w:rPr>
+              <w:t xml:space="preserve"> = </w:t>
+            </w:r>
+            <w:r>
+              <w:rPr>
+                <w:rFonts w:ascii="Cascadia Mono" w:eastAsia="Times New Roman" w:hAnsi="Cascadia Mono" w:cs="Cascadia Mono"/>
+                <w:color w:val="0000FF"/>
+                <w:kern w:val="0"/>
+                <w:sz w:val="18"/>
+                <w:szCs w:val="18"/>
+              </w:rPr>
+              <w:t>new</w:t>
+            </w:r>
+            <w:r>
+              <w:rPr>
+                <w:rFonts w:ascii="Cascadia Mono" w:eastAsia="Times New Roman" w:hAnsi="Cascadia Mono" w:cs="Cascadia Mono"/>
+                <w:color w:val="000000"/>
+                <w:kern w:val="0"/>
+                <w:sz w:val="18"/>
+                <w:szCs w:val="18"/>
+              </w:rPr>
+              <w:t xml:space="preserve"> </w:t>
+            </w:r>
+            <w:r>
+              <w:rPr>
+                <w:rFonts w:ascii="Cascadia Mono" w:eastAsia="Times New Roman" w:hAnsi="Cascadia Mono" w:cs="Cascadia Mono"/>
+                <w:color w:val="2B91AF"/>
+                <w:kern w:val="0"/>
+                <w:sz w:val="18"/>
+                <w:szCs w:val="18"/>
+              </w:rPr>
+              <w:t>SHLife_A07</w:t>
+            </w:r>
+            <w:proofErr w:type="gramStart"/>
+            <w:r>
+              <w:rPr>
+                <w:rFonts w:ascii="Cascadia Mono" w:eastAsia="Times New Roman" w:hAnsi="Cascadia Mono" w:cs="Cascadia Mono"/>
+                <w:color w:val="2B91AF"/>
+                <w:kern w:val="0"/>
+                <w:sz w:val="18"/>
+                <w:szCs w:val="18"/>
+              </w:rPr>
+              <w:t>Entities</w:t>
+            </w:r>
+            <w:r>
+              <w:rPr>
+                <w:rFonts w:ascii="Cascadia Mono" w:eastAsia="Times New Roman" w:hAnsi="Cascadia Mono" w:cs="Cascadia Mono"/>
+                <w:color w:val="000000"/>
+                <w:kern w:val="0"/>
+                <w:sz w:val="18"/>
+                <w:szCs w:val="18"/>
+              </w:rPr>
+              <w:t>(</w:t>
+            </w:r>
+            <w:proofErr w:type="gramEnd"/>
+            <w:r>
+              <w:rPr>
+                <w:rFonts w:ascii="Cascadia Mono" w:eastAsia="Times New Roman" w:hAnsi="Cascadia Mono" w:cs="Cascadia Mono"/>
+                <w:color w:val="000000"/>
+                <w:kern w:val="0"/>
+                <w:sz w:val="18"/>
+                <w:szCs w:val="18"/>
+              </w:rPr>
+              <w:t>)) {</w:t>
+            </w:r>
+          </w:p>
+          <w:p>
+            <w:pPr>
+              <w:widowControl/>
+              <w:tabs>
+                <w:tab w:val="left" w:pos="916"/>
+                <w:tab w:val="left" w:pos="1832"/>
+                <w:tab w:val="left" w:pos="2748"/>
+                <w:tab w:val="left" w:pos="3664"/>
+                <w:tab w:val="left" w:pos="4580"/>
+                <w:tab w:val="left" w:pos="5496"/>
+                <w:tab w:val="left" w:pos="6412"/>
+                <w:tab w:val="left" w:pos="7328"/>
+                <w:tab w:val="left" w:pos="8244"/>
+                <w:tab w:val="left" w:pos="9160"/>
+                <w:tab w:val="left" w:pos="10076"/>
+                <w:tab w:val="left" w:pos="10992"/>
+                <w:tab w:val="left" w:pos="11908"/>
+                <w:tab w:val="left" w:pos="12824"/>
+                <w:tab w:val="left" w:pos="13740"/>
+                <w:tab w:val="left" w:pos="14656"/>
+              </w:tabs>
+              <w:rPr>
+                <w:rFonts w:ascii="Cascadia Mono" w:eastAsia="Times New Roman" w:hAnsi="Cascadia Mono" w:cs="Cascadia Mono"/>
+                <w:color w:val="000000"/>
+                <w:kern w:val="0"/>
+                <w:sz w:val="18"/>
+                <w:szCs w:val="18"/>
+              </w:rPr>
+            </w:pPr>
+            <w:r>
+              <w:rPr>
+                <w:rFonts w:ascii="Cascadia Mono" w:eastAsia="Times New Roman" w:hAnsi="Cascadia Mono" w:cs="Cascadia Mono"/>
+                <w:color w:val="000000"/>
+                <w:kern w:val="0"/>
+                <w:sz w:val="18"/>
+                <w:szCs w:val="18"/>
+              </w:rPr>
+              <w:t xml:space="preserve">    </w:t>
+            </w:r>
+            <w:r>
+              <w:rPr>
+                <w:rFonts w:ascii="Cascadia Mono" w:eastAsia="Times New Roman" w:hAnsi="Cascadia Mono" w:cs="Cascadia Mono"/>
+                <w:color w:val="0000FF"/>
+                <w:kern w:val="0"/>
+                <w:sz w:val="18"/>
+                <w:szCs w:val="18"/>
+              </w:rPr>
+              <w:t>var</w:t>
+            </w:r>
+            <w:r>
+              <w:rPr>
+                <w:rFonts w:ascii="Cascadia Mono" w:eastAsia="Times New Roman" w:hAnsi="Cascadia Mono" w:cs="Cascadia Mono"/>
+                <w:color w:val="000000"/>
+                <w:kern w:val="0"/>
+                <w:sz w:val="18"/>
+                <w:szCs w:val="18"/>
+              </w:rPr>
+              <w:t xml:space="preserve"> </w:t>
+            </w:r>
+            <w:r>
+              <w:rPr>
+                <w:rFonts w:ascii="Cascadia Mono" w:eastAsia="Times New Roman" w:hAnsi="Cascadia Mono" w:cs="Cascadia Mono"/>
+                <w:color w:val="1F377F"/>
+                <w:kern w:val="0"/>
+                <w:sz w:val="18"/>
+                <w:szCs w:val="18"/>
+              </w:rPr>
+              <w:t>source</w:t>
+            </w:r>
+            <w:r>
+              <w:rPr>
+                <w:rFonts w:ascii="Cascadia Mono" w:eastAsia="Times New Roman" w:hAnsi="Cascadia Mono" w:cs="Cascadia Mono"/>
+                <w:color w:val="000000"/>
+                <w:kern w:val="0"/>
+                <w:sz w:val="18"/>
+                <w:szCs w:val="18"/>
+              </w:rPr>
+              <w:t xml:space="preserve"> = </w:t>
+            </w:r>
+            <w:r>
+              <w:rPr>
+                <w:rFonts w:ascii="Cascadia Mono" w:eastAsia="Times New Roman" w:hAnsi="Cascadia Mono" w:cs="Cascadia Mono"/>
+                <w:color w:val="8F08C4"/>
+                <w:kern w:val="0"/>
+                <w:sz w:val="18"/>
+                <w:szCs w:val="18"/>
+              </w:rPr>
+              <w:t>await</w:t>
+            </w:r>
+            <w:r>
+              <w:rPr>
+                <w:rFonts w:ascii="Cascadia Mono" w:eastAsia="Times New Roman" w:hAnsi="Cascadia Mono" w:cs="Cascadia Mono"/>
+                <w:color w:val="000000"/>
+                <w:kern w:val="0"/>
+                <w:sz w:val="18"/>
+                <w:szCs w:val="18"/>
+              </w:rPr>
+              <w:t xml:space="preserve"> </w:t>
+            </w:r>
+            <w:proofErr w:type="spellStart"/>
+            <w:proofErr w:type="gramStart"/>
+            <w:r>
+              <w:rPr>
+                <w:rFonts w:ascii="Cascadia Mono" w:eastAsia="Times New Roman" w:hAnsi="Cascadia Mono" w:cs="Cascadia Mono"/>
+                <w:color w:val="1F377F"/>
+                <w:kern w:val="0"/>
+                <w:sz w:val="18"/>
+                <w:szCs w:val="18"/>
+              </w:rPr>
+              <w:t>db</w:t>
+            </w:r>
+            <w:r>
+              <w:rPr>
+                <w:rFonts w:ascii="Cascadia Mono" w:eastAsia="Times New Roman" w:hAnsi="Cascadia Mono" w:cs="Cascadia Mono"/>
+                <w:color w:val="000000"/>
+                <w:kern w:val="0"/>
+                <w:sz w:val="18"/>
+                <w:szCs w:val="18"/>
+              </w:rPr>
+              <w:t>.OfficialMember.</w:t>
+            </w:r>
+            <w:r>
+              <w:rPr>
+                <w:rFonts w:ascii="Cascadia Mono" w:eastAsia="Times New Roman" w:hAnsi="Cascadia Mono" w:cs="Cascadia Mono"/>
+                <w:color w:val="74531F"/>
+                <w:kern w:val="0"/>
+                <w:sz w:val="18"/>
+                <w:szCs w:val="18"/>
+              </w:rPr>
+              <w:t>ToListAsync</w:t>
+            </w:r>
+            <w:proofErr w:type="spellEnd"/>
+            <w:proofErr w:type="gramEnd"/>
+            <w:r>
+              <w:rPr>
+                <w:rFonts w:ascii="Cascadia Mono" w:eastAsia="Times New Roman" w:hAnsi="Cascadia Mono" w:cs="Cascadia Mono"/>
+                <w:color w:val="000000"/>
+                <w:kern w:val="0"/>
+                <w:sz w:val="18"/>
+                <w:szCs w:val="18"/>
+              </w:rPr>
+              <w:t>();</w:t>
+            </w:r>
+          </w:p>
+          <w:p>
+            <w:pPr>
+              <w:widowControl/>
+              <w:tabs>
+                <w:tab w:val="left" w:pos="916"/>
+                <w:tab w:val="left" w:pos="1832"/>
+                <w:tab w:val="left" w:pos="2748"/>
+                <w:tab w:val="left" w:pos="3664"/>
+                <w:tab w:val="left" w:pos="4580"/>
+                <w:tab w:val="left" w:pos="5496"/>
+                <w:tab w:val="left" w:pos="6412"/>
+                <w:tab w:val="left" w:pos="7328"/>
+                <w:tab w:val="left" w:pos="8244"/>
+                <w:tab w:val="left" w:pos="9160"/>
+                <w:tab w:val="left" w:pos="10076"/>
+                <w:tab w:val="left" w:pos="10992"/>
+                <w:tab w:val="left" w:pos="11908"/>
+                <w:tab w:val="left" w:pos="12824"/>
+                <w:tab w:val="left" w:pos="13740"/>
+                <w:tab w:val="left" w:pos="14656"/>
+              </w:tabs>
+              <w:rPr>
+                <w:rFonts w:ascii="Cascadia Mono" w:eastAsia="Times New Roman" w:hAnsi="Cascadia Mono" w:cs="Cascadia Mono"/>
+                <w:color w:val="000000"/>
+                <w:kern w:val="0"/>
+                <w:sz w:val="18"/>
+                <w:szCs w:val="18"/>
+              </w:rPr>
+            </w:pPr>
+            <w:r>
+              <w:rPr>
+                <w:rFonts w:ascii="Cascadia Mono" w:eastAsia="Times New Roman" w:hAnsi="Cascadia Mono" w:cs="Cascadia Mono"/>
+                <w:color w:val="000000"/>
+                <w:kern w:val="0"/>
+                <w:sz w:val="18"/>
+                <w:szCs w:val="18"/>
+              </w:rPr>
+              <w:t xml:space="preserve">    _</w:t>
+            </w:r>
+            <w:proofErr w:type="spellStart"/>
+            <w:r>
+              <w:rPr>
+                <w:rFonts w:ascii="Cascadia Mono" w:eastAsia="Times New Roman" w:hAnsi="Cascadia Mono" w:cs="Cascadia Mono"/>
+                <w:color w:val="000000"/>
+                <w:kern w:val="0"/>
+                <w:sz w:val="18"/>
+                <w:szCs w:val="18"/>
+              </w:rPr>
+              <w:t>ExampleBindingList</w:t>
+            </w:r>
+            <w:proofErr w:type="spellEnd"/>
+            <w:r>
+              <w:rPr>
+                <w:rFonts w:ascii="Cascadia Mono" w:eastAsia="Times New Roman" w:hAnsi="Cascadia Mono" w:cs="Cascadia Mono"/>
+                <w:color w:val="000000"/>
+                <w:kern w:val="0"/>
+                <w:sz w:val="18"/>
+                <w:szCs w:val="18"/>
+              </w:rPr>
+              <w:t xml:space="preserve"> = </w:t>
+            </w:r>
+            <w:r>
+              <w:rPr>
+                <w:rFonts w:ascii="Cascadia Mono" w:eastAsia="Times New Roman" w:hAnsi="Cascadia Mono" w:cs="Cascadia Mono"/>
+                <w:color w:val="0000FF"/>
+                <w:kern w:val="0"/>
+                <w:sz w:val="18"/>
+                <w:szCs w:val="18"/>
+              </w:rPr>
+              <w:t>new</w:t>
+            </w:r>
+            <w:r>
+              <w:rPr>
+                <w:rFonts w:ascii="Cascadia Mono" w:eastAsia="Times New Roman" w:hAnsi="Cascadia Mono" w:cs="Cascadia Mono"/>
+                <w:color w:val="000000"/>
+                <w:kern w:val="0"/>
+                <w:sz w:val="18"/>
+                <w:szCs w:val="18"/>
+              </w:rPr>
+              <w:t xml:space="preserve"> </w:t>
+            </w:r>
+            <w:proofErr w:type="spellStart"/>
+            <w:r>
+              <w:rPr>
+                <w:rFonts w:ascii="Cascadia Mono" w:eastAsia="Times New Roman" w:hAnsi="Cascadia Mono" w:cs="Cascadia Mono"/>
+                <w:color w:val="2B91AF"/>
+                <w:kern w:val="0"/>
+                <w:sz w:val="18"/>
+                <w:szCs w:val="18"/>
+              </w:rPr>
+              <w:t>BindingList</w:t>
+            </w:r>
+            <w:proofErr w:type="spellEnd"/>
+            <w:r>
+              <w:rPr>
+                <w:rFonts w:ascii="Cascadia Mono" w:eastAsia="Times New Roman" w:hAnsi="Cascadia Mono" w:cs="Cascadia Mono"/>
+                <w:color w:val="000000"/>
+                <w:kern w:val="0"/>
+                <w:sz w:val="18"/>
+                <w:szCs w:val="18"/>
+              </w:rPr>
+              <w:t>&lt;</w:t>
+            </w:r>
+            <w:proofErr w:type="spellStart"/>
+            <w:r>
+              <w:rPr>
+                <w:rFonts w:ascii="Cascadia Mono" w:eastAsia="Times New Roman" w:hAnsi="Cascadia Mono" w:cs="Cascadia Mono"/>
+                <w:color w:val="2B91AF"/>
+                <w:kern w:val="0"/>
+                <w:sz w:val="18"/>
+                <w:szCs w:val="18"/>
+              </w:rPr>
+              <w:t>MemberViewModel</w:t>
+            </w:r>
+            <w:proofErr w:type="spellEnd"/>
+            <w:proofErr w:type="gramStart"/>
+            <w:r>
+              <w:rPr>
+                <w:rFonts w:ascii="Cascadia Mono" w:eastAsia="Times New Roman" w:hAnsi="Cascadia Mono" w:cs="Cascadia Mono"/>
+                <w:color w:val="000000"/>
+                <w:kern w:val="0"/>
+                <w:sz w:val="18"/>
+                <w:szCs w:val="18"/>
+              </w:rPr>
+              <w:t>&gt;(</w:t>
+            </w:r>
+            <w:proofErr w:type="gramEnd"/>
+          </w:p>
+          <w:p>
+            <w:pPr>
+              <w:widowControl/>
+              <w:tabs>
+                <w:tab w:val="left" w:pos="916"/>
+                <w:tab w:val="left" w:pos="1832"/>
+                <w:tab w:val="left" w:pos="2748"/>
+                <w:tab w:val="left" w:pos="3664"/>
+                <w:tab w:val="left" w:pos="4580"/>
+                <w:tab w:val="left" w:pos="5496"/>
+                <w:tab w:val="left" w:pos="6412"/>
+                <w:tab w:val="left" w:pos="7328"/>
+                <w:tab w:val="left" w:pos="8244"/>
+                <w:tab w:val="left" w:pos="9160"/>
+                <w:tab w:val="left" w:pos="10076"/>
+                <w:tab w:val="left" w:pos="10992"/>
+                <w:tab w:val="left" w:pos="11908"/>
+                <w:tab w:val="left" w:pos="12824"/>
+                <w:tab w:val="left" w:pos="13740"/>
+                <w:tab w:val="left" w:pos="14656"/>
+              </w:tabs>
+              <w:rPr>
+                <w:rFonts w:ascii="Cascadia Mono" w:eastAsia="Times New Roman" w:hAnsi="Cascadia Mono" w:cs="Cascadia Mono"/>
+                <w:color w:val="000000"/>
+                <w:kern w:val="0"/>
+                <w:sz w:val="18"/>
+                <w:szCs w:val="18"/>
+              </w:rPr>
+            </w:pPr>
+            <w:r>
+              <w:rPr>
+                <w:rFonts w:ascii="Cascadia Mono" w:eastAsia="Times New Roman" w:hAnsi="Cascadia Mono" w:cs="Cascadia Mono"/>
+                <w:color w:val="000000"/>
+                <w:kern w:val="0"/>
+                <w:sz w:val="18"/>
+                <w:szCs w:val="18"/>
+              </w:rPr>
+              <w:t xml:space="preserve">        </w:t>
+            </w:r>
+            <w:proofErr w:type="spellStart"/>
+            <w:proofErr w:type="gramStart"/>
+            <w:r>
+              <w:rPr>
+                <w:rFonts w:ascii="Cascadia Mono" w:eastAsia="Times New Roman" w:hAnsi="Cascadia Mono" w:cs="Cascadia Mono"/>
+                <w:color w:val="1F377F"/>
+                <w:kern w:val="0"/>
+                <w:sz w:val="18"/>
+                <w:szCs w:val="18"/>
+              </w:rPr>
+              <w:t>source</w:t>
+            </w:r>
+            <w:r>
+              <w:rPr>
+                <w:rFonts w:ascii="Cascadia Mono" w:eastAsia="Times New Roman" w:hAnsi="Cascadia Mono" w:cs="Cascadia Mono"/>
+                <w:color w:val="000000"/>
+                <w:kern w:val="0"/>
+                <w:sz w:val="18"/>
+                <w:szCs w:val="18"/>
+              </w:rPr>
+              <w:t>.</w:t>
+            </w:r>
+            <w:r>
+              <w:rPr>
+                <w:rFonts w:ascii="Cascadia Mono" w:eastAsia="Times New Roman" w:hAnsi="Cascadia Mono" w:cs="Cascadia Mono"/>
+                <w:color w:val="74531F"/>
+                <w:kern w:val="0"/>
+                <w:sz w:val="18"/>
+                <w:szCs w:val="18"/>
+              </w:rPr>
+              <w:t>Select</w:t>
+            </w:r>
+            <w:proofErr w:type="spellEnd"/>
+            <w:proofErr w:type="gramEnd"/>
+            <w:r>
+              <w:rPr>
+                <w:rFonts w:ascii="Cascadia Mono" w:eastAsia="Times New Roman" w:hAnsi="Cascadia Mono" w:cs="Cascadia Mono"/>
+                <w:color w:val="000000"/>
+                <w:kern w:val="0"/>
+                <w:sz w:val="18"/>
+                <w:szCs w:val="18"/>
+              </w:rPr>
+              <w:t>(</w:t>
+            </w:r>
+            <w:r>
+              <w:rPr>
+                <w:rFonts w:ascii="Cascadia Mono" w:eastAsia="Times New Roman" w:hAnsi="Cascadia Mono" w:cs="Cascadia Mono"/>
+                <w:color w:val="1F377F"/>
+                <w:kern w:val="0"/>
+                <w:sz w:val="18"/>
+                <w:szCs w:val="18"/>
+              </w:rPr>
+              <w:t>x</w:t>
+            </w:r>
+            <w:r>
+              <w:rPr>
+                <w:rFonts w:ascii="Cascadia Mono" w:eastAsia="Times New Roman" w:hAnsi="Cascadia Mono" w:cs="Cascadia Mono"/>
+                <w:color w:val="000000"/>
+                <w:kern w:val="0"/>
+                <w:sz w:val="18"/>
+                <w:szCs w:val="18"/>
+              </w:rPr>
+              <w:t xml:space="preserve"> =&gt; </w:t>
+            </w:r>
+            <w:r>
+              <w:rPr>
+                <w:rFonts w:ascii="Cascadia Mono" w:eastAsia="Times New Roman" w:hAnsi="Cascadia Mono" w:cs="Cascadia Mono"/>
+                <w:color w:val="0000FF"/>
+                <w:kern w:val="0"/>
+                <w:sz w:val="18"/>
+                <w:szCs w:val="18"/>
+              </w:rPr>
+              <w:t>new</w:t>
+            </w:r>
+            <w:r>
+              <w:rPr>
+                <w:rFonts w:ascii="Cascadia Mono" w:eastAsia="Times New Roman" w:hAnsi="Cascadia Mono" w:cs="Cascadia Mono"/>
+                <w:color w:val="000000"/>
+                <w:kern w:val="0"/>
+                <w:sz w:val="18"/>
+                <w:szCs w:val="18"/>
+              </w:rPr>
+              <w:t xml:space="preserve"> </w:t>
+            </w:r>
+            <w:proofErr w:type="spellStart"/>
+            <w:r>
+              <w:rPr>
+                <w:rFonts w:ascii="Cascadia Mono" w:eastAsia="Times New Roman" w:hAnsi="Cascadia Mono" w:cs="Cascadia Mono"/>
+                <w:color w:val="2B91AF"/>
+                <w:kern w:val="0"/>
+                <w:sz w:val="18"/>
+                <w:szCs w:val="18"/>
+              </w:rPr>
+              <w:t>MemberViewModel</w:t>
+            </w:r>
+            <w:proofErr w:type="spellEnd"/>
+            <w:r>
+              <w:rPr>
+                <w:rFonts w:ascii="Cascadia Mono" w:eastAsia="Times New Roman" w:hAnsi="Cascadia Mono" w:cs="Cascadia Mono"/>
+                <w:color w:val="000000"/>
+                <w:kern w:val="0"/>
+                <w:sz w:val="18"/>
+                <w:szCs w:val="18"/>
+              </w:rPr>
+              <w:t>() {</w:t>
+            </w:r>
+          </w:p>
+          <w:p>
+            <w:pPr>
+              <w:widowControl/>
+              <w:tabs>
+                <w:tab w:val="left" w:pos="916"/>
+                <w:tab w:val="left" w:pos="1832"/>
+                <w:tab w:val="left" w:pos="2748"/>
+                <w:tab w:val="left" w:pos="3664"/>
+                <w:tab w:val="left" w:pos="4580"/>
+                <w:tab w:val="left" w:pos="5496"/>
+                <w:tab w:val="left" w:pos="6412"/>
+                <w:tab w:val="left" w:pos="7328"/>
+                <w:tab w:val="left" w:pos="8244"/>
+                <w:tab w:val="left" w:pos="9160"/>
+                <w:tab w:val="left" w:pos="10076"/>
+                <w:tab w:val="left" w:pos="10992"/>
+                <w:tab w:val="left" w:pos="11908"/>
+                <w:tab w:val="left" w:pos="12824"/>
+                <w:tab w:val="left" w:pos="13740"/>
+                <w:tab w:val="left" w:pos="14656"/>
+              </w:tabs>
+              <w:rPr>
+                <w:rFonts w:ascii="Cascadia Mono" w:eastAsia="Times New Roman" w:hAnsi="Cascadia Mono" w:cs="Cascadia Mono"/>
+                <w:color w:val="000000"/>
+                <w:kern w:val="0"/>
+                <w:sz w:val="18"/>
+                <w:szCs w:val="18"/>
+              </w:rPr>
+            </w:pPr>
+            <w:r>
+              <w:rPr>
+                <w:rFonts w:ascii="Cascadia Mono" w:eastAsia="Times New Roman" w:hAnsi="Cascadia Mono" w:cs="Cascadia Mono"/>
+                <w:color w:val="000000"/>
+                <w:kern w:val="0"/>
+                <w:sz w:val="18"/>
+                <w:szCs w:val="18"/>
+              </w:rPr>
+              <w:t xml:space="preserve">            </w:t>
+            </w:r>
+            <w:proofErr w:type="spellStart"/>
+            <w:r>
+              <w:rPr>
+                <w:rFonts w:ascii="Cascadia Mono" w:eastAsia="Times New Roman" w:hAnsi="Cascadia Mono" w:cs="Cascadia Mono"/>
+                <w:color w:val="000000"/>
+                <w:kern w:val="0"/>
+                <w:sz w:val="18"/>
+                <w:szCs w:val="18"/>
+              </w:rPr>
+              <w:t>colMemberId</w:t>
+            </w:r>
+            <w:proofErr w:type="spellEnd"/>
+            <w:r>
+              <w:rPr>
+                <w:rFonts w:ascii="Cascadia Mono" w:eastAsia="Times New Roman" w:hAnsi="Cascadia Mono" w:cs="Cascadia Mono"/>
+                <w:color w:val="000000"/>
+                <w:kern w:val="0"/>
+                <w:sz w:val="18"/>
+                <w:szCs w:val="18"/>
+              </w:rPr>
+              <w:t xml:space="preserve"> = </w:t>
+            </w:r>
+            <w:proofErr w:type="spellStart"/>
+            <w:proofErr w:type="gramStart"/>
+            <w:r>
+              <w:rPr>
+                <w:rFonts w:ascii="Cascadia Mono" w:eastAsia="Times New Roman" w:hAnsi="Cascadia Mono" w:cs="Cascadia Mono"/>
+                <w:color w:val="1F377F"/>
+                <w:kern w:val="0"/>
+                <w:sz w:val="18"/>
+                <w:szCs w:val="18"/>
+              </w:rPr>
+              <w:t>x</w:t>
+            </w:r>
+            <w:r>
+              <w:rPr>
+                <w:rFonts w:ascii="Cascadia Mono" w:eastAsia="Times New Roman" w:hAnsi="Cascadia Mono" w:cs="Cascadia Mono"/>
+                <w:color w:val="000000"/>
+                <w:kern w:val="0"/>
+                <w:sz w:val="18"/>
+                <w:szCs w:val="18"/>
+              </w:rPr>
+              <w:t>.OfficialMemberId</w:t>
+            </w:r>
+            <w:proofErr w:type="spellEnd"/>
+            <w:proofErr w:type="gramEnd"/>
+            <w:r>
+              <w:rPr>
+                <w:rFonts w:ascii="Cascadia Mono" w:eastAsia="Times New Roman" w:hAnsi="Cascadia Mono" w:cs="Cascadia Mono"/>
+                <w:color w:val="000000"/>
+                <w:kern w:val="0"/>
+                <w:sz w:val="18"/>
+                <w:szCs w:val="18"/>
+              </w:rPr>
+              <w:t>,</w:t>
+            </w:r>
+          </w:p>
+          <w:p>
+            <w:pPr>
+              <w:widowControl/>
+              <w:tabs>
+                <w:tab w:val="left" w:pos="916"/>
+                <w:tab w:val="left" w:pos="1832"/>
+                <w:tab w:val="left" w:pos="2748"/>
+                <w:tab w:val="left" w:pos="3664"/>
+                <w:tab w:val="left" w:pos="4580"/>
+                <w:tab w:val="left" w:pos="5496"/>
+                <w:tab w:val="left" w:pos="6412"/>
+                <w:tab w:val="left" w:pos="7328"/>
+                <w:tab w:val="left" w:pos="8244"/>
+                <w:tab w:val="left" w:pos="9160"/>
+                <w:tab w:val="left" w:pos="10076"/>
+                <w:tab w:val="left" w:pos="10992"/>
+                <w:tab w:val="left" w:pos="11908"/>
+                <w:tab w:val="left" w:pos="12824"/>
+                <w:tab w:val="left" w:pos="13740"/>
+                <w:tab w:val="left" w:pos="14656"/>
+              </w:tabs>
+              <w:rPr>
+                <w:rFonts w:ascii="Cascadia Mono" w:eastAsia="Times New Roman" w:hAnsi="Cascadia Mono" w:cs="Cascadia Mono"/>
+                <w:color w:val="000000"/>
+                <w:kern w:val="0"/>
+                <w:sz w:val="18"/>
+                <w:szCs w:val="18"/>
+              </w:rPr>
+            </w:pPr>
+            <w:r>
+              <w:rPr>
+                <w:rFonts w:ascii="Cascadia Mono" w:eastAsia="Times New Roman" w:hAnsi="Cascadia Mono" w:cs="Cascadia Mono"/>
+                <w:color w:val="000000"/>
+                <w:kern w:val="0"/>
+                <w:sz w:val="18"/>
+                <w:szCs w:val="18"/>
+              </w:rPr>
+              <w:t xml:space="preserve">            </w:t>
+            </w:r>
+            <w:proofErr w:type="spellStart"/>
+            <w:r>
+              <w:rPr>
+                <w:rFonts w:ascii="Cascadia Mono" w:eastAsia="Times New Roman" w:hAnsi="Cascadia Mono" w:cs="Cascadia Mono"/>
+                <w:color w:val="000000"/>
+                <w:kern w:val="0"/>
+                <w:sz w:val="18"/>
+                <w:szCs w:val="18"/>
+              </w:rPr>
+              <w:t>colMemberNo</w:t>
+            </w:r>
+            <w:proofErr w:type="spellEnd"/>
+            <w:r>
+              <w:rPr>
+                <w:rFonts w:ascii="Cascadia Mono" w:eastAsia="Times New Roman" w:hAnsi="Cascadia Mono" w:cs="Cascadia Mono"/>
+                <w:color w:val="000000"/>
+                <w:kern w:val="0"/>
+                <w:sz w:val="18"/>
+                <w:szCs w:val="18"/>
+              </w:rPr>
+              <w:t xml:space="preserve"> = </w:t>
+            </w:r>
+            <w:proofErr w:type="spellStart"/>
+            <w:proofErr w:type="gramStart"/>
+            <w:r>
+              <w:rPr>
+                <w:rFonts w:ascii="Cascadia Mono" w:eastAsia="Times New Roman" w:hAnsi="Cascadia Mono" w:cs="Cascadia Mono"/>
+                <w:color w:val="1F377F"/>
+                <w:kern w:val="0"/>
+                <w:sz w:val="18"/>
+                <w:szCs w:val="18"/>
+              </w:rPr>
+              <w:t>x</w:t>
+            </w:r>
+            <w:r>
+              <w:rPr>
+                <w:rFonts w:ascii="Cascadia Mono" w:eastAsia="Times New Roman" w:hAnsi="Cascadia Mono" w:cs="Cascadia Mono"/>
+                <w:color w:val="000000"/>
+                <w:kern w:val="0"/>
+                <w:sz w:val="18"/>
+                <w:szCs w:val="18"/>
+              </w:rPr>
+              <w:t>.OfficialMemberNo</w:t>
+            </w:r>
+            <w:proofErr w:type="spellEnd"/>
+            <w:proofErr w:type="gramEnd"/>
+            <w:r>
+              <w:rPr>
+                <w:rFonts w:ascii="Cascadia Mono" w:eastAsia="Times New Roman" w:hAnsi="Cascadia Mono" w:cs="Cascadia Mono"/>
+                <w:color w:val="000000"/>
+                <w:kern w:val="0"/>
+                <w:sz w:val="18"/>
+                <w:szCs w:val="18"/>
+              </w:rPr>
+              <w:t>,</w:t>
+            </w:r>
+          </w:p>
+          <w:p>
+            <w:pPr>
+              <w:widowControl/>
+              <w:tabs>
+                <w:tab w:val="left" w:pos="916"/>
+                <w:tab w:val="left" w:pos="1832"/>
+                <w:tab w:val="left" w:pos="2748"/>
+                <w:tab w:val="left" w:pos="3664"/>
+                <w:tab w:val="left" w:pos="4580"/>
+                <w:tab w:val="left" w:pos="5496"/>
+                <w:tab w:val="left" w:pos="6412"/>
+                <w:tab w:val="left" w:pos="7328"/>
+                <w:tab w:val="left" w:pos="8244"/>
+                <w:tab w:val="left" w:pos="9160"/>
+                <w:tab w:val="left" w:pos="10076"/>
+                <w:tab w:val="left" w:pos="10992"/>
+                <w:tab w:val="left" w:pos="11908"/>
+                <w:tab w:val="left" w:pos="12824"/>
+                <w:tab w:val="left" w:pos="13740"/>
+                <w:tab w:val="left" w:pos="14656"/>
+              </w:tabs>
+              <w:rPr>
+                <w:rFonts w:ascii="Cascadia Mono" w:eastAsia="Times New Roman" w:hAnsi="Cascadia Mono" w:cs="Cascadia Mono"/>
+                <w:color w:val="000000"/>
+                <w:kern w:val="0"/>
+                <w:sz w:val="18"/>
+                <w:szCs w:val="18"/>
+              </w:rPr>
+            </w:pPr>
+            <w:r>
+              <w:rPr>
+                <w:rFonts w:ascii="Cascadia Mono" w:eastAsia="Times New Roman" w:hAnsi="Cascadia Mono" w:cs="Cascadia Mono"/>
+                <w:color w:val="000000"/>
+                <w:kern w:val="0"/>
+                <w:sz w:val="18"/>
+                <w:szCs w:val="18"/>
+              </w:rPr>
+              <w:t xml:space="preserve">            </w:t>
+            </w:r>
+            <w:proofErr w:type="spellStart"/>
+            <w:r>
+              <w:rPr>
+                <w:rFonts w:ascii="Cascadia Mono" w:eastAsia="Times New Roman" w:hAnsi="Cascadia Mono" w:cs="Cascadia Mono"/>
+                <w:color w:val="000000"/>
+                <w:kern w:val="0"/>
+                <w:sz w:val="18"/>
+                <w:szCs w:val="18"/>
+              </w:rPr>
+              <w:t>colAccount</w:t>
+            </w:r>
+            <w:proofErr w:type="spellEnd"/>
+            <w:r>
+              <w:rPr>
+                <w:rFonts w:ascii="Cascadia Mono" w:eastAsia="Times New Roman" w:hAnsi="Cascadia Mono" w:cs="Cascadia Mono"/>
+                <w:color w:val="000000"/>
+                <w:kern w:val="0"/>
+                <w:sz w:val="18"/>
+                <w:szCs w:val="18"/>
+              </w:rPr>
+              <w:t xml:space="preserve"> = </w:t>
+            </w:r>
+            <w:proofErr w:type="spellStart"/>
+            <w:proofErr w:type="gramStart"/>
+            <w:r>
+              <w:rPr>
+                <w:rFonts w:ascii="Cascadia Mono" w:eastAsia="Times New Roman" w:hAnsi="Cascadia Mono" w:cs="Cascadia Mono"/>
+                <w:color w:val="1F377F"/>
+                <w:kern w:val="0"/>
+                <w:sz w:val="18"/>
+                <w:szCs w:val="18"/>
+              </w:rPr>
+              <w:t>x</w:t>
+            </w:r>
+            <w:r>
+              <w:rPr>
+                <w:rFonts w:ascii="Cascadia Mono" w:eastAsia="Times New Roman" w:hAnsi="Cascadia Mono" w:cs="Cascadia Mono"/>
+                <w:color w:val="000000"/>
+                <w:kern w:val="0"/>
+                <w:sz w:val="18"/>
+                <w:szCs w:val="18"/>
+              </w:rPr>
+              <w:t>.Account.Nickname</w:t>
+            </w:r>
+            <w:proofErr w:type="spellEnd"/>
+            <w:proofErr w:type="gramEnd"/>
+            <w:r>
+              <w:rPr>
+                <w:rFonts w:ascii="Cascadia Mono" w:eastAsia="Times New Roman" w:hAnsi="Cascadia Mono" w:cs="Cascadia Mono"/>
+                <w:color w:val="000000"/>
+                <w:kern w:val="0"/>
+                <w:sz w:val="18"/>
+                <w:szCs w:val="18"/>
+              </w:rPr>
+              <w:t>,</w:t>
+            </w:r>
+          </w:p>
+          <w:p>
+            <w:pPr>
+              <w:widowControl/>
+              <w:tabs>
+                <w:tab w:val="left" w:pos="916"/>
+                <w:tab w:val="left" w:pos="1832"/>
+                <w:tab w:val="left" w:pos="2748"/>
+                <w:tab w:val="left" w:pos="3664"/>
+                <w:tab w:val="left" w:pos="4580"/>
+                <w:tab w:val="left" w:pos="5496"/>
+                <w:tab w:val="left" w:pos="6412"/>
+                <w:tab w:val="left" w:pos="7328"/>
+                <w:tab w:val="left" w:pos="8244"/>
+                <w:tab w:val="left" w:pos="9160"/>
+                <w:tab w:val="left" w:pos="10076"/>
+                <w:tab w:val="left" w:pos="10992"/>
+                <w:tab w:val="left" w:pos="11908"/>
+                <w:tab w:val="left" w:pos="12824"/>
+                <w:tab w:val="left" w:pos="13740"/>
+                <w:tab w:val="left" w:pos="14656"/>
+              </w:tabs>
+              <w:rPr>
+                <w:rFonts w:ascii="Cascadia Mono" w:eastAsia="Times New Roman" w:hAnsi="Cascadia Mono" w:cs="Cascadia Mono"/>
+                <w:color w:val="000000"/>
+                <w:kern w:val="0"/>
+                <w:sz w:val="18"/>
+                <w:szCs w:val="18"/>
+              </w:rPr>
+            </w:pPr>
+            <w:r>
+              <w:rPr>
+                <w:rFonts w:ascii="Cascadia Mono" w:eastAsia="Times New Roman" w:hAnsi="Cascadia Mono" w:cs="Cascadia Mono"/>
+                <w:color w:val="000000"/>
+                <w:kern w:val="0"/>
+                <w:sz w:val="18"/>
+                <w:szCs w:val="18"/>
+              </w:rPr>
+              <w:t xml:space="preserve">            </w:t>
+            </w:r>
+            <w:proofErr w:type="spellStart"/>
+            <w:r>
+              <w:rPr>
+                <w:rFonts w:ascii="Cascadia Mono" w:eastAsia="Times New Roman" w:hAnsi="Cascadia Mono" w:cs="Cascadia Mono"/>
+                <w:color w:val="000000"/>
+                <w:kern w:val="0"/>
+                <w:sz w:val="18"/>
+                <w:szCs w:val="18"/>
+              </w:rPr>
+              <w:t>colEmail</w:t>
+            </w:r>
+            <w:proofErr w:type="spellEnd"/>
+            <w:r>
+              <w:rPr>
+                <w:rFonts w:ascii="Cascadia Mono" w:eastAsia="Times New Roman" w:hAnsi="Cascadia Mono" w:cs="Cascadia Mono"/>
+                <w:color w:val="000000"/>
+                <w:kern w:val="0"/>
+                <w:sz w:val="18"/>
+                <w:szCs w:val="18"/>
+              </w:rPr>
+              <w:t xml:space="preserve"> = </w:t>
+            </w:r>
+            <w:proofErr w:type="spellStart"/>
+            <w:proofErr w:type="gramStart"/>
+            <w:r>
+              <w:rPr>
+                <w:rFonts w:ascii="Cascadia Mono" w:eastAsia="Times New Roman" w:hAnsi="Cascadia Mono" w:cs="Cascadia Mono"/>
+                <w:color w:val="1F377F"/>
+                <w:kern w:val="0"/>
+                <w:sz w:val="18"/>
+                <w:szCs w:val="18"/>
+              </w:rPr>
+              <w:t>x</w:t>
+            </w:r>
+            <w:r>
+              <w:rPr>
+                <w:rFonts w:ascii="Cascadia Mono" w:eastAsia="Times New Roman" w:hAnsi="Cascadia Mono" w:cs="Cascadia Mono"/>
+                <w:color w:val="000000"/>
+                <w:kern w:val="0"/>
+                <w:sz w:val="18"/>
+                <w:szCs w:val="18"/>
+              </w:rPr>
+              <w:t>.Account.Email</w:t>
+            </w:r>
+            <w:proofErr w:type="spellEnd"/>
+            <w:proofErr w:type="gramEnd"/>
+            <w:r>
+              <w:rPr>
+                <w:rFonts w:ascii="Cascadia Mono" w:eastAsia="Times New Roman" w:hAnsi="Cascadia Mono" w:cs="Cascadia Mono"/>
+                <w:color w:val="000000"/>
+                <w:kern w:val="0"/>
+                <w:sz w:val="18"/>
+                <w:szCs w:val="18"/>
+              </w:rPr>
+              <w:t>,</w:t>
+            </w:r>
+          </w:p>
+          <w:p>
+            <w:pPr>
+              <w:widowControl/>
+              <w:tabs>
+                <w:tab w:val="left" w:pos="916"/>
+                <w:tab w:val="left" w:pos="1832"/>
+                <w:tab w:val="left" w:pos="2748"/>
+                <w:tab w:val="left" w:pos="3664"/>
+                <w:tab w:val="left" w:pos="4580"/>
+                <w:tab w:val="left" w:pos="5496"/>
+                <w:tab w:val="left" w:pos="6412"/>
+                <w:tab w:val="left" w:pos="7328"/>
+                <w:tab w:val="left" w:pos="8244"/>
+                <w:tab w:val="left" w:pos="9160"/>
+                <w:tab w:val="left" w:pos="10076"/>
+                <w:tab w:val="left" w:pos="10992"/>
+                <w:tab w:val="left" w:pos="11908"/>
+                <w:tab w:val="left" w:pos="12824"/>
+                <w:tab w:val="left" w:pos="13740"/>
+                <w:tab w:val="left" w:pos="14656"/>
+              </w:tabs>
+              <w:rPr>
+                <w:rFonts w:ascii="Cascadia Mono" w:eastAsia="Times New Roman" w:hAnsi="Cascadia Mono" w:cs="Cascadia Mono"/>
+                <w:color w:val="000000"/>
+                <w:kern w:val="0"/>
+                <w:sz w:val="18"/>
+                <w:szCs w:val="18"/>
+              </w:rPr>
+            </w:pPr>
+            <w:r>
+              <w:rPr>
+                <w:rFonts w:ascii="Cascadia Mono" w:eastAsia="Times New Roman" w:hAnsi="Cascadia Mono" w:cs="Cascadia Mono"/>
+                <w:color w:val="000000"/>
+                <w:kern w:val="0"/>
+                <w:sz w:val="18"/>
+                <w:szCs w:val="18"/>
+              </w:rPr>
+              <w:t xml:space="preserve">            </w:t>
+            </w:r>
+            <w:proofErr w:type="spellStart"/>
+            <w:r>
+              <w:rPr>
+                <w:rFonts w:ascii="Cascadia Mono" w:eastAsia="Times New Roman" w:hAnsi="Cascadia Mono" w:cs="Cascadia Mono"/>
+                <w:color w:val="000000"/>
+                <w:kern w:val="0"/>
+                <w:sz w:val="18"/>
+                <w:szCs w:val="18"/>
+              </w:rPr>
+              <w:t>colRole</w:t>
+            </w:r>
+            <w:proofErr w:type="spellEnd"/>
+            <w:r>
+              <w:rPr>
+                <w:rFonts w:ascii="Cascadia Mono" w:eastAsia="Times New Roman" w:hAnsi="Cascadia Mono" w:cs="Cascadia Mono"/>
+                <w:color w:val="000000"/>
+                <w:kern w:val="0"/>
+                <w:sz w:val="18"/>
+                <w:szCs w:val="18"/>
+              </w:rPr>
+              <w:t xml:space="preserve"> = </w:t>
+            </w:r>
+            <w:proofErr w:type="spellStart"/>
+            <w:proofErr w:type="gramStart"/>
+            <w:r>
+              <w:rPr>
+                <w:rFonts w:ascii="Cascadia Mono" w:eastAsia="Times New Roman" w:hAnsi="Cascadia Mono" w:cs="Cascadia Mono"/>
+                <w:color w:val="1F377F"/>
+                <w:kern w:val="0"/>
+                <w:sz w:val="18"/>
+                <w:szCs w:val="18"/>
+              </w:rPr>
+              <w:t>x</w:t>
+            </w:r>
+            <w:r>
+              <w:rPr>
+                <w:rFonts w:ascii="Cascadia Mono" w:eastAsia="Times New Roman" w:hAnsi="Cascadia Mono" w:cs="Cascadia Mono"/>
+                <w:color w:val="000000"/>
+                <w:kern w:val="0"/>
+                <w:sz w:val="18"/>
+                <w:szCs w:val="18"/>
+              </w:rPr>
+              <w:t>.MemberRole</w:t>
+            </w:r>
+            <w:proofErr w:type="spellEnd"/>
+            <w:proofErr w:type="gramEnd"/>
+            <w:r>
+              <w:rPr>
+                <w:rFonts w:ascii="Cascadia Mono" w:eastAsia="Times New Roman" w:hAnsi="Cascadia Mono" w:cs="Cascadia Mono"/>
+                <w:color w:val="000000"/>
+                <w:kern w:val="0"/>
+                <w:sz w:val="18"/>
+                <w:szCs w:val="18"/>
+              </w:rPr>
+              <w:t>,</w:t>
+            </w:r>
+          </w:p>
+          <w:p>
+            <w:pPr>
+              <w:widowControl/>
+              <w:tabs>
+                <w:tab w:val="left" w:pos="916"/>
+                <w:tab w:val="left" w:pos="1832"/>
+                <w:tab w:val="left" w:pos="2748"/>
+                <w:tab w:val="left" w:pos="3664"/>
+                <w:tab w:val="left" w:pos="4580"/>
+                <w:tab w:val="left" w:pos="5496"/>
+                <w:tab w:val="left" w:pos="6412"/>
+                <w:tab w:val="left" w:pos="7328"/>
+                <w:tab w:val="left" w:pos="8244"/>
+                <w:tab w:val="left" w:pos="9160"/>
+                <w:tab w:val="left" w:pos="10076"/>
+                <w:tab w:val="left" w:pos="10992"/>
+                <w:tab w:val="left" w:pos="11908"/>
+                <w:tab w:val="left" w:pos="12824"/>
+                <w:tab w:val="left" w:pos="13740"/>
+                <w:tab w:val="left" w:pos="14656"/>
+              </w:tabs>
+              <w:rPr>
+                <w:rFonts w:ascii="Cascadia Mono" w:eastAsia="Times New Roman" w:hAnsi="Cascadia Mono" w:cs="Cascadia Mono"/>
+                <w:color w:val="000000"/>
+                <w:kern w:val="0"/>
+                <w:sz w:val="18"/>
+                <w:szCs w:val="18"/>
+              </w:rPr>
+            </w:pPr>
+            <w:r>
+              <w:rPr>
+                <w:rFonts w:ascii="Cascadia Mono" w:eastAsia="Times New Roman" w:hAnsi="Cascadia Mono" w:cs="Cascadia Mono"/>
+                <w:color w:val="000000"/>
+                <w:kern w:val="0"/>
+                <w:sz w:val="18"/>
+                <w:szCs w:val="18"/>
+              </w:rPr>
+              <w:t xml:space="preserve">            </w:t>
+            </w:r>
+            <w:proofErr w:type="spellStart"/>
+            <w:r>
+              <w:rPr>
+                <w:rFonts w:ascii="Cascadia Mono" w:eastAsia="Times New Roman" w:hAnsi="Cascadia Mono" w:cs="Cascadia Mono"/>
+                <w:color w:val="000000"/>
+                <w:kern w:val="0"/>
+                <w:sz w:val="18"/>
+                <w:szCs w:val="18"/>
+              </w:rPr>
+              <w:t>colAvailable</w:t>
+            </w:r>
+            <w:proofErr w:type="spellEnd"/>
+            <w:r>
+              <w:rPr>
+                <w:rFonts w:ascii="Cascadia Mono" w:eastAsia="Times New Roman" w:hAnsi="Cascadia Mono" w:cs="Cascadia Mono"/>
+                <w:color w:val="000000"/>
+                <w:kern w:val="0"/>
+                <w:sz w:val="18"/>
+                <w:szCs w:val="18"/>
+              </w:rPr>
+              <w:t xml:space="preserve"> = </w:t>
+            </w:r>
+            <w:proofErr w:type="spellStart"/>
+            <w:proofErr w:type="gramStart"/>
+            <w:r>
+              <w:rPr>
+                <w:rFonts w:ascii="Cascadia Mono" w:eastAsia="Times New Roman" w:hAnsi="Cascadia Mono" w:cs="Cascadia Mono"/>
+                <w:color w:val="1F377F"/>
+                <w:kern w:val="0"/>
+                <w:sz w:val="18"/>
+                <w:szCs w:val="18"/>
+              </w:rPr>
+              <w:t>x</w:t>
+            </w:r>
+            <w:r>
+              <w:rPr>
+                <w:rFonts w:ascii="Cascadia Mono" w:eastAsia="Times New Roman" w:hAnsi="Cascadia Mono" w:cs="Cascadia Mono"/>
+                <w:color w:val="000000"/>
+                <w:kern w:val="0"/>
+                <w:sz w:val="18"/>
+                <w:szCs w:val="18"/>
+              </w:rPr>
+              <w:t>.DeletionDateTime</w:t>
+            </w:r>
+            <w:proofErr w:type="spellEnd"/>
+            <w:proofErr w:type="gramEnd"/>
+            <w:r>
+              <w:rPr>
+                <w:rFonts w:ascii="Cascadia Mono" w:eastAsia="Times New Roman" w:hAnsi="Cascadia Mono" w:cs="Cascadia Mono"/>
+                <w:color w:val="000000"/>
+                <w:kern w:val="0"/>
+                <w:sz w:val="18"/>
+                <w:szCs w:val="18"/>
+              </w:rPr>
+              <w:t xml:space="preserve"> </w:t>
+            </w:r>
+            <w:r>
+              <w:rPr>
+                <w:rFonts w:ascii="Cascadia Mono" w:eastAsia="Times New Roman" w:hAnsi="Cascadia Mono" w:cs="Cascadia Mono"/>
+                <w:color w:val="74531F"/>
+                <w:kern w:val="0"/>
+                <w:sz w:val="18"/>
+                <w:szCs w:val="18"/>
+              </w:rPr>
+              <w:t>==</w:t>
+            </w:r>
+            <w:r>
+              <w:rPr>
+                <w:rFonts w:ascii="Cascadia Mono" w:eastAsia="Times New Roman" w:hAnsi="Cascadia Mono" w:cs="Cascadia Mono"/>
+                <w:color w:val="000000"/>
+                <w:kern w:val="0"/>
+                <w:sz w:val="18"/>
+                <w:szCs w:val="18"/>
+              </w:rPr>
+              <w:t xml:space="preserve"> </w:t>
+            </w:r>
+            <w:r>
+              <w:rPr>
+                <w:rFonts w:ascii="Cascadia Mono" w:eastAsia="Times New Roman" w:hAnsi="Cascadia Mono" w:cs="Cascadia Mono"/>
+                <w:color w:val="0000FF"/>
+                <w:kern w:val="0"/>
+                <w:sz w:val="18"/>
+                <w:szCs w:val="18"/>
+              </w:rPr>
+              <w:t>null</w:t>
+            </w:r>
+            <w:r>
+              <w:rPr>
+                <w:rFonts w:ascii="Cascadia Mono" w:eastAsia="Times New Roman" w:hAnsi="Cascadia Mono" w:cs="Cascadia Mono"/>
+                <w:color w:val="000000"/>
+                <w:kern w:val="0"/>
+                <w:sz w:val="18"/>
+                <w:szCs w:val="18"/>
+              </w:rPr>
+              <w:t xml:space="preserve"> ? </w:t>
+            </w:r>
+            <w:r>
+              <w:rPr>
+                <w:rFonts w:ascii="Cascadia Mono" w:eastAsia="Times New Roman" w:hAnsi="Cascadia Mono" w:cs="Cascadia Mono"/>
+                <w:color w:val="A31515"/>
+                <w:kern w:val="0"/>
+                <w:sz w:val="18"/>
+                <w:szCs w:val="18"/>
+              </w:rPr>
+              <w:t>"Yes</w:t>
+            </w:r>
+            <w:proofErr w:type="gramStart"/>
+            <w:r>
+              <w:rPr>
+                <w:rFonts w:ascii="Cascadia Mono" w:eastAsia="Times New Roman" w:hAnsi="Cascadia Mono" w:cs="Cascadia Mono"/>
+                <w:color w:val="A31515"/>
+                <w:kern w:val="0"/>
+                <w:sz w:val="18"/>
+                <w:szCs w:val="18"/>
+              </w:rPr>
+              <w:t>"</w:t>
+            </w:r>
+            <w:r>
+              <w:rPr>
+                <w:rFonts w:ascii="Cascadia Mono" w:eastAsia="Times New Roman" w:hAnsi="Cascadia Mono" w:cs="Cascadia Mono"/>
+                <w:color w:val="000000"/>
+                <w:kern w:val="0"/>
+                <w:sz w:val="18"/>
+                <w:szCs w:val="18"/>
+              </w:rPr>
+              <w:t xml:space="preserve"> :</w:t>
+            </w:r>
+            <w:proofErr w:type="gramEnd"/>
+            <w:r>
+              <w:rPr>
+                <w:rFonts w:ascii="Cascadia Mono" w:eastAsia="Times New Roman" w:hAnsi="Cascadia Mono" w:cs="Cascadia Mono"/>
+                <w:color w:val="000000"/>
+                <w:kern w:val="0"/>
+                <w:sz w:val="18"/>
+                <w:szCs w:val="18"/>
+              </w:rPr>
+              <w:t xml:space="preserve"> </w:t>
+            </w:r>
+            <w:r>
+              <w:rPr>
+                <w:rFonts w:ascii="Cascadia Mono" w:eastAsia="Times New Roman" w:hAnsi="Cascadia Mono" w:cs="Cascadia Mono"/>
+                <w:color w:val="A31515"/>
+                <w:kern w:val="0"/>
+                <w:sz w:val="18"/>
+                <w:szCs w:val="18"/>
+              </w:rPr>
+              <w:t>"No"</w:t>
+            </w:r>
+            <w:r>
+              <w:rPr>
+                <w:rFonts w:ascii="Cascadia Mono" w:eastAsia="Times New Roman" w:hAnsi="Cascadia Mono" w:cs="Cascadia Mono"/>
+                <w:color w:val="000000"/>
+                <w:kern w:val="0"/>
+                <w:sz w:val="18"/>
+                <w:szCs w:val="18"/>
+              </w:rPr>
+              <w:t>,</w:t>
+            </w:r>
+          </w:p>
+          <w:p>
+            <w:pPr>
+              <w:widowControl/>
+              <w:tabs>
+                <w:tab w:val="left" w:pos="916"/>
+                <w:tab w:val="left" w:pos="1832"/>
+                <w:tab w:val="left" w:pos="2748"/>
+                <w:tab w:val="left" w:pos="3664"/>
+                <w:tab w:val="left" w:pos="4580"/>
+                <w:tab w:val="left" w:pos="5496"/>
+                <w:tab w:val="left" w:pos="6412"/>
+                <w:tab w:val="left" w:pos="7328"/>
+                <w:tab w:val="left" w:pos="8244"/>
+                <w:tab w:val="left" w:pos="9160"/>
+                <w:tab w:val="left" w:pos="10076"/>
+                <w:tab w:val="left" w:pos="10992"/>
+                <w:tab w:val="left" w:pos="11908"/>
+                <w:tab w:val="left" w:pos="12824"/>
+                <w:tab w:val="left" w:pos="13740"/>
+                <w:tab w:val="left" w:pos="14656"/>
+              </w:tabs>
+              <w:rPr>
+                <w:rFonts w:ascii="Cascadia Mono" w:eastAsia="Times New Roman" w:hAnsi="Cascadia Mono" w:cs="Cascadia Mono"/>
+                <w:color w:val="000000"/>
+                <w:kern w:val="0"/>
+                <w:sz w:val="18"/>
+                <w:szCs w:val="18"/>
+              </w:rPr>
+            </w:pPr>
+            <w:r>
+              <w:rPr>
+                <w:rFonts w:ascii="Cascadia Mono" w:eastAsia="Times New Roman" w:hAnsi="Cascadia Mono" w:cs="Cascadia Mono"/>
+                <w:color w:val="000000"/>
+                <w:kern w:val="0"/>
+                <w:sz w:val="18"/>
+                <w:szCs w:val="18"/>
+              </w:rPr>
+              <w:t xml:space="preserve">            </w:t>
+            </w:r>
+            <w:proofErr w:type="spellStart"/>
+            <w:r>
+              <w:rPr>
+                <w:rFonts w:ascii="Cascadia Mono" w:eastAsia="Times New Roman" w:hAnsi="Cascadia Mono" w:cs="Cascadia Mono"/>
+                <w:color w:val="000000"/>
+                <w:kern w:val="0"/>
+                <w:sz w:val="18"/>
+                <w:szCs w:val="18"/>
+              </w:rPr>
+              <w:t>colUpdated</w:t>
+            </w:r>
+            <w:proofErr w:type="spellEnd"/>
+            <w:r>
+              <w:rPr>
+                <w:rFonts w:ascii="Cascadia Mono" w:eastAsia="Times New Roman" w:hAnsi="Cascadia Mono" w:cs="Cascadia Mono"/>
+                <w:color w:val="000000"/>
+                <w:kern w:val="0"/>
+                <w:sz w:val="18"/>
+                <w:szCs w:val="18"/>
+              </w:rPr>
+              <w:t xml:space="preserve"> = </w:t>
+            </w:r>
+            <w:proofErr w:type="spellStart"/>
+            <w:proofErr w:type="gramStart"/>
+            <w:r>
+              <w:rPr>
+                <w:rFonts w:ascii="Cascadia Mono" w:eastAsia="Times New Roman" w:hAnsi="Cascadia Mono" w:cs="Cascadia Mono"/>
+                <w:color w:val="1F377F"/>
+                <w:kern w:val="0"/>
+                <w:sz w:val="18"/>
+                <w:szCs w:val="18"/>
+              </w:rPr>
+              <w:t>x</w:t>
+            </w:r>
+            <w:r>
+              <w:rPr>
+                <w:rFonts w:ascii="Cascadia Mono" w:eastAsia="Times New Roman" w:hAnsi="Cascadia Mono" w:cs="Cascadia Mono"/>
+                <w:color w:val="000000"/>
+                <w:kern w:val="0"/>
+                <w:sz w:val="18"/>
+                <w:szCs w:val="18"/>
+              </w:rPr>
+              <w:t>.UpdateDateTime.</w:t>
+            </w:r>
+            <w:r>
+              <w:rPr>
+                <w:rFonts w:ascii="Cascadia Mono" w:eastAsia="Times New Roman" w:hAnsi="Cascadia Mono" w:cs="Cascadia Mono"/>
+                <w:color w:val="74531F"/>
+                <w:kern w:val="0"/>
+                <w:sz w:val="18"/>
+                <w:szCs w:val="18"/>
+              </w:rPr>
+              <w:t>ToString</w:t>
+            </w:r>
+            <w:proofErr w:type="spellEnd"/>
+            <w:proofErr w:type="gramEnd"/>
+            <w:r>
+              <w:rPr>
+                <w:rFonts w:ascii="Cascadia Mono" w:eastAsia="Times New Roman" w:hAnsi="Cascadia Mono" w:cs="Cascadia Mono"/>
+                <w:color w:val="000000"/>
+                <w:kern w:val="0"/>
+                <w:sz w:val="18"/>
+                <w:szCs w:val="18"/>
+              </w:rPr>
+              <w:t>(),</w:t>
+            </w:r>
+          </w:p>
+          <w:p>
+            <w:pPr>
+              <w:widowControl/>
+              <w:tabs>
+                <w:tab w:val="left" w:pos="916"/>
+                <w:tab w:val="left" w:pos="1832"/>
+                <w:tab w:val="left" w:pos="2748"/>
+                <w:tab w:val="left" w:pos="3664"/>
+                <w:tab w:val="left" w:pos="4580"/>
+                <w:tab w:val="left" w:pos="5496"/>
+                <w:tab w:val="left" w:pos="6412"/>
+                <w:tab w:val="left" w:pos="7328"/>
+                <w:tab w:val="left" w:pos="8244"/>
+                <w:tab w:val="left" w:pos="9160"/>
+                <w:tab w:val="left" w:pos="10076"/>
+                <w:tab w:val="left" w:pos="10992"/>
+                <w:tab w:val="left" w:pos="11908"/>
+                <w:tab w:val="left" w:pos="12824"/>
+                <w:tab w:val="left" w:pos="13740"/>
+                <w:tab w:val="left" w:pos="14656"/>
+              </w:tabs>
+              <w:rPr>
+                <w:rFonts w:ascii="Cascadia Mono" w:eastAsia="Times New Roman" w:hAnsi="Cascadia Mono" w:cs="Cascadia Mono"/>
+                <w:color w:val="000000"/>
+                <w:kern w:val="0"/>
+                <w:sz w:val="18"/>
+                <w:szCs w:val="18"/>
+              </w:rPr>
+            </w:pPr>
+            <w:r>
+              <w:rPr>
+                <w:rFonts w:ascii="Cascadia Mono" w:eastAsia="Times New Roman" w:hAnsi="Cascadia Mono" w:cs="Cascadia Mono"/>
+                <w:color w:val="000000"/>
+                <w:kern w:val="0"/>
+                <w:sz w:val="18"/>
+                <w:szCs w:val="18"/>
+              </w:rPr>
+              <w:t xml:space="preserve">            </w:t>
+            </w:r>
+            <w:proofErr w:type="spellStart"/>
+            <w:r>
+              <w:rPr>
+                <w:rFonts w:ascii="Cascadia Mono" w:eastAsia="Times New Roman" w:hAnsi="Cascadia Mono" w:cs="Cascadia Mono"/>
+                <w:color w:val="000000"/>
+                <w:kern w:val="0"/>
+                <w:sz w:val="18"/>
+                <w:szCs w:val="18"/>
+              </w:rPr>
+              <w:t>colDeletion</w:t>
+            </w:r>
+            <w:proofErr w:type="spellEnd"/>
+            <w:r>
+              <w:rPr>
+                <w:rFonts w:ascii="Cascadia Mono" w:eastAsia="Times New Roman" w:hAnsi="Cascadia Mono" w:cs="Cascadia Mono"/>
+                <w:color w:val="000000"/>
+                <w:kern w:val="0"/>
+                <w:sz w:val="18"/>
+                <w:szCs w:val="18"/>
+              </w:rPr>
+              <w:t xml:space="preserve"> = </w:t>
+            </w:r>
+            <w:proofErr w:type="spellStart"/>
+            <w:proofErr w:type="gramStart"/>
+            <w:r>
+              <w:rPr>
+                <w:rFonts w:ascii="Cascadia Mono" w:eastAsia="Times New Roman" w:hAnsi="Cascadia Mono" w:cs="Cascadia Mono"/>
+                <w:color w:val="1F377F"/>
+                <w:kern w:val="0"/>
+                <w:sz w:val="18"/>
+                <w:szCs w:val="18"/>
+              </w:rPr>
+              <w:t>x</w:t>
+            </w:r>
+            <w:r>
+              <w:rPr>
+                <w:rFonts w:ascii="Cascadia Mono" w:eastAsia="Times New Roman" w:hAnsi="Cascadia Mono" w:cs="Cascadia Mono"/>
+                <w:color w:val="000000"/>
+                <w:kern w:val="0"/>
+                <w:sz w:val="18"/>
+                <w:szCs w:val="18"/>
+              </w:rPr>
+              <w:t>.DeletionDateTime.</w:t>
+            </w:r>
+            <w:r>
+              <w:rPr>
+                <w:rFonts w:ascii="Cascadia Mono" w:eastAsia="Times New Roman" w:hAnsi="Cascadia Mono" w:cs="Cascadia Mono"/>
+                <w:color w:val="74531F"/>
+                <w:kern w:val="0"/>
+                <w:sz w:val="18"/>
+                <w:szCs w:val="18"/>
+              </w:rPr>
+              <w:t>ToString</w:t>
+            </w:r>
+            <w:proofErr w:type="spellEnd"/>
+            <w:proofErr w:type="gramEnd"/>
+            <w:r>
+              <w:rPr>
+                <w:rFonts w:ascii="Cascadia Mono" w:eastAsia="Times New Roman" w:hAnsi="Cascadia Mono" w:cs="Cascadia Mono"/>
+                <w:color w:val="000000"/>
+                <w:kern w:val="0"/>
+                <w:sz w:val="18"/>
+                <w:szCs w:val="18"/>
+              </w:rPr>
+              <w:t>()</w:t>
+            </w:r>
+          </w:p>
+          <w:p>
+            <w:pPr>
+              <w:widowControl/>
+              <w:tabs>
+                <w:tab w:val="left" w:pos="916"/>
+                <w:tab w:val="left" w:pos="1832"/>
+                <w:tab w:val="left" w:pos="2748"/>
+                <w:tab w:val="left" w:pos="3664"/>
+                <w:tab w:val="left" w:pos="4580"/>
+                <w:tab w:val="left" w:pos="5496"/>
+                <w:tab w:val="left" w:pos="6412"/>
+                <w:tab w:val="left" w:pos="7328"/>
+                <w:tab w:val="left" w:pos="8244"/>
+                <w:tab w:val="left" w:pos="9160"/>
+                <w:tab w:val="left" w:pos="10076"/>
+                <w:tab w:val="left" w:pos="10992"/>
+                <w:tab w:val="left" w:pos="11908"/>
+                <w:tab w:val="left" w:pos="12824"/>
+                <w:tab w:val="left" w:pos="13740"/>
+                <w:tab w:val="left" w:pos="14656"/>
+              </w:tabs>
+              <w:rPr>
+                <w:rFonts w:ascii="Cascadia Mono" w:eastAsia="Times New Roman" w:hAnsi="Cascadia Mono" w:cs="Cascadia Mono"/>
+                <w:color w:val="000000"/>
+                <w:kern w:val="0"/>
+                <w:sz w:val="18"/>
+                <w:szCs w:val="18"/>
+              </w:rPr>
+            </w:pPr>
+            <w:r>
+              <w:rPr>
+                <w:rFonts w:ascii="Cascadia Mono" w:eastAsia="Times New Roman" w:hAnsi="Cascadia Mono" w:cs="Cascadia Mono"/>
+                <w:color w:val="000000"/>
+                <w:kern w:val="0"/>
+                <w:sz w:val="18"/>
+                <w:szCs w:val="18"/>
+              </w:rPr>
+              <w:t xml:space="preserve">        }</w:t>
+            </w:r>
+            <w:proofErr w:type="gramStart"/>
+            <w:r>
+              <w:rPr>
+                <w:rFonts w:ascii="Cascadia Mono" w:eastAsia="Times New Roman" w:hAnsi="Cascadia Mono" w:cs="Cascadia Mono"/>
+                <w:color w:val="000000"/>
+                <w:kern w:val="0"/>
+                <w:sz w:val="18"/>
+                <w:szCs w:val="18"/>
+              </w:rPr>
+              <w:t>).</w:t>
+            </w:r>
+            <w:proofErr w:type="spellStart"/>
+            <w:r>
+              <w:rPr>
+                <w:rFonts w:ascii="Cascadia Mono" w:eastAsia="Times New Roman" w:hAnsi="Cascadia Mono" w:cs="Cascadia Mono"/>
+                <w:color w:val="74531F"/>
+                <w:kern w:val="0"/>
+                <w:sz w:val="18"/>
+                <w:szCs w:val="18"/>
+              </w:rPr>
+              <w:t>ToList</w:t>
+            </w:r>
+            <w:proofErr w:type="spellEnd"/>
+            <w:proofErr w:type="gramEnd"/>
+            <w:r>
+              <w:rPr>
+                <w:rFonts w:ascii="Cascadia Mono" w:eastAsia="Times New Roman" w:hAnsi="Cascadia Mono" w:cs="Cascadia Mono"/>
+                <w:color w:val="000000"/>
+                <w:kern w:val="0"/>
+                <w:sz w:val="18"/>
+                <w:szCs w:val="18"/>
+              </w:rPr>
+              <w:t>());</w:t>
+            </w:r>
+          </w:p>
+          <w:p>
+            <w:pPr>
+              <w:widowControl/>
+              <w:tabs>
+                <w:tab w:val="left" w:pos="916"/>
+                <w:tab w:val="left" w:pos="1832"/>
+                <w:tab w:val="left" w:pos="2748"/>
+                <w:tab w:val="left" w:pos="3664"/>
+                <w:tab w:val="left" w:pos="4580"/>
+                <w:tab w:val="left" w:pos="5496"/>
+                <w:tab w:val="left" w:pos="6412"/>
+                <w:tab w:val="left" w:pos="7328"/>
+                <w:tab w:val="left" w:pos="8244"/>
+                <w:tab w:val="left" w:pos="9160"/>
+                <w:tab w:val="left" w:pos="10076"/>
+                <w:tab w:val="left" w:pos="10992"/>
+                <w:tab w:val="left" w:pos="11908"/>
+                <w:tab w:val="left" w:pos="12824"/>
+                <w:tab w:val="left" w:pos="13740"/>
+                <w:tab w:val="left" w:pos="14656"/>
+              </w:tabs>
+              <w:rPr>
+                <w:rFonts w:ascii="Cascadia Mono" w:eastAsia="Times New Roman" w:hAnsi="Cascadia Mono" w:cs="Cascadia Mono"/>
+                <w:color w:val="000000"/>
+                <w:kern w:val="0"/>
+                <w:sz w:val="18"/>
+                <w:szCs w:val="18"/>
+              </w:rPr>
+            </w:pPr>
+            <w:r>
+              <w:rPr>
+                <w:rFonts w:ascii="Cascadia Mono" w:eastAsia="Times New Roman" w:hAnsi="Cascadia Mono" w:cs="Cascadia Mono"/>
+                <w:color w:val="000000"/>
+                <w:kern w:val="0"/>
+                <w:sz w:val="18"/>
+                <w:szCs w:val="18"/>
+              </w:rPr>
+              <w:t>}</w:t>
+            </w:r>
+          </w:p>
+          <w:p>
+            <w:pPr>
+              <w:widowControl/>
+              <w:tabs>
+                <w:tab w:val="left" w:pos="916"/>
+                <w:tab w:val="left" w:pos="1832"/>
+                <w:tab w:val="left" w:pos="2748"/>
+                <w:tab w:val="left" w:pos="3664"/>
+                <w:tab w:val="left" w:pos="4580"/>
+                <w:tab w:val="left" w:pos="5496"/>
+                <w:tab w:val="left" w:pos="6412"/>
+                <w:tab w:val="left" w:pos="7328"/>
+                <w:tab w:val="left" w:pos="8244"/>
+                <w:tab w:val="left" w:pos="9160"/>
+                <w:tab w:val="left" w:pos="10076"/>
+                <w:tab w:val="left" w:pos="10992"/>
+                <w:tab w:val="left" w:pos="11908"/>
+                <w:tab w:val="left" w:pos="12824"/>
+                <w:tab w:val="left" w:pos="13740"/>
+                <w:tab w:val="left" w:pos="14656"/>
+              </w:tabs>
+              <w:rPr>
+                <w:rFonts w:ascii="Cascadia Mono" w:eastAsia="Times New Roman" w:hAnsi="Cascadia Mono" w:cs="Cascadia Mono"/>
+                <w:color w:val="000000"/>
+                <w:kern w:val="0"/>
+                <w:sz w:val="18"/>
+                <w:szCs w:val="18"/>
+              </w:rPr>
+            </w:pPr>
+          </w:p>
+          <w:p>
+            <w:pPr>
+              <w:widowControl/>
+              <w:tabs>
+                <w:tab w:val="left" w:pos="916"/>
+                <w:tab w:val="left" w:pos="1832"/>
+                <w:tab w:val="left" w:pos="2748"/>
+                <w:tab w:val="left" w:pos="3664"/>
+                <w:tab w:val="left" w:pos="4580"/>
+                <w:tab w:val="left" w:pos="5496"/>
+                <w:tab w:val="left" w:pos="6412"/>
+                <w:tab w:val="left" w:pos="7328"/>
+                <w:tab w:val="left" w:pos="8244"/>
+                <w:tab w:val="left" w:pos="9160"/>
+                <w:tab w:val="left" w:pos="10076"/>
+                <w:tab w:val="left" w:pos="10992"/>
+                <w:tab w:val="left" w:pos="11908"/>
+                <w:tab w:val="left" w:pos="12824"/>
+                <w:tab w:val="left" w:pos="13740"/>
+                <w:tab w:val="left" w:pos="14656"/>
+              </w:tabs>
+              <w:rPr>
+                <w:rFonts w:ascii="Cascadia Mono" w:eastAsia="Times New Roman" w:hAnsi="Cascadia Mono" w:cs="Cascadia Mono" w:hint="eastAsia"/>
+                <w:color w:val="000000"/>
+                <w:kern w:val="0"/>
+                <w:sz w:val="18"/>
+                <w:szCs w:val="18"/>
+              </w:rPr>
+            </w:pPr>
+            <w:proofErr w:type="spellStart"/>
+            <w:r>
+              <w:rPr>
+                <w:rFonts w:ascii="Cascadia Mono" w:eastAsia="Times New Roman" w:hAnsi="Cascadia Mono" w:cs="Cascadia Mono"/>
+                <w:color w:val="000000"/>
+                <w:kern w:val="0"/>
+                <w:sz w:val="18"/>
+                <w:szCs w:val="18"/>
+              </w:rPr>
+              <w:t>dgvMembers.DataSource</w:t>
+            </w:r>
+            <w:proofErr w:type="spellEnd"/>
+            <w:r>
+              <w:rPr>
+                <w:rFonts w:ascii="Cascadia Mono" w:eastAsia="Times New Roman" w:hAnsi="Cascadia Mono" w:cs="Cascadia Mono"/>
+                <w:color w:val="000000"/>
+                <w:kern w:val="0"/>
+                <w:sz w:val="18"/>
+                <w:szCs w:val="18"/>
+              </w:rPr>
+              <w:t xml:space="preserve"> = _</w:t>
+            </w:r>
+            <w:proofErr w:type="spellStart"/>
+            <w:r>
+              <w:rPr>
+                <w:rFonts w:ascii="Cascadia Mono" w:eastAsia="Times New Roman" w:hAnsi="Cascadia Mono" w:cs="Cascadia Mono"/>
+                <w:color w:val="000000"/>
+                <w:kern w:val="0"/>
+                <w:sz w:val="18"/>
+                <w:szCs w:val="18"/>
+              </w:rPr>
+              <w:t>MemberDataSource</w:t>
+            </w:r>
+            <w:proofErr w:type="spellEnd"/>
+            <w:r>
+              <w:rPr>
+                <w:rFonts w:ascii="Cascadia Mono" w:eastAsia="Times New Roman" w:hAnsi="Cascadia Mono" w:cs="Cascadia Mono"/>
+                <w:color w:val="000000"/>
+                <w:kern w:val="0"/>
+                <w:sz w:val="18"/>
+                <w:szCs w:val="18"/>
+              </w:rPr>
+              <w:t>;</w:t>
+            </w:r>
+          </w:p>
+        </w:tc>
+      </w:tr>
+    </w:tbl>
+    <w:p>
+      <w:pPr>
+        <w:widowControl/>
+        <w:rPr>
+          <w:rFonts w:ascii="Microsoft JhengHei UI" w:eastAsia="Microsoft JhengHei UI" w:hAnsi="Microsoft JhengHei UI"/>
+          <w:szCs w:val="24"/>
+        </w:rPr>
+      </w:pPr>
+      <w:r>
+        <w:rPr>
+          <w:rFonts w:ascii="Microsoft JhengHei UI" w:eastAsia="Microsoft JhengHei UI" w:hAnsi="Microsoft JhengHei UI" w:hint="eastAsia"/>
+          <w:szCs w:val="24"/>
+        </w:rPr>
+        <w:t>說明：搜尋並填入至</w:t>
+      </w:r>
+      <w:proofErr w:type="spellStart"/>
+      <w:r>
+        <w:rPr>
+          <w:rFonts w:ascii="Microsoft JhengHei UI" w:eastAsia="Microsoft JhengHei UI" w:hAnsi="Microsoft JhengHei UI" w:hint="eastAsia"/>
+          <w:szCs w:val="24"/>
+        </w:rPr>
+        <w:t>B</w:t>
+      </w:r>
+      <w:r>
+        <w:rPr>
+          <w:rFonts w:ascii="Microsoft JhengHei UI" w:eastAsia="Microsoft JhengHei UI" w:hAnsi="Microsoft JhengHei UI"/>
+          <w:szCs w:val="24"/>
+        </w:rPr>
+        <w:t>indingList</w:t>
+      </w:r>
+      <w:proofErr w:type="spellEnd"/>
+      <w:r>
+        <w:rPr>
+          <w:rFonts w:ascii="Microsoft JhengHei UI" w:eastAsia="Microsoft JhengHei UI" w:hAnsi="Microsoft JhengHei UI" w:hint="eastAsia"/>
+          <w:szCs w:val="24"/>
+        </w:rPr>
+        <w:t>中，然後套用到</w:t>
+      </w:r>
+      <w:proofErr w:type="spellStart"/>
+      <w:r>
+        <w:rPr>
+          <w:rFonts w:ascii="Microsoft JhengHei UI" w:eastAsia="Microsoft JhengHei UI" w:hAnsi="Microsoft JhengHei UI" w:hint="eastAsia"/>
+          <w:szCs w:val="24"/>
+        </w:rPr>
+        <w:t>Da</w:t>
+      </w:r>
+      <w:r>
+        <w:rPr>
+          <w:rFonts w:ascii="Microsoft JhengHei UI" w:eastAsia="Microsoft JhengHei UI" w:hAnsi="Microsoft JhengHei UI"/>
+          <w:szCs w:val="24"/>
+        </w:rPr>
+        <w:t>taGridView</w:t>
+      </w:r>
+      <w:proofErr w:type="spellEnd"/>
+      <w:r>
+        <w:rPr>
+          <w:rFonts w:ascii="Microsoft JhengHei UI" w:eastAsia="Microsoft JhengHei UI" w:hAnsi="Microsoft JhengHei UI" w:hint="eastAsia"/>
+          <w:szCs w:val="24"/>
+        </w:rPr>
+        <w:t>。</w:t>
+      </w:r>
+    </w:p>
+    <w:p>
+      <w:pPr>
+        <w:widowControl/>
+        <w:rPr>
+          <w:rFonts w:ascii="Microsoft JhengHei UI" w:eastAsia="Microsoft JhengHei UI" w:hAnsi="Microsoft JhengHei UI"/>
+          <w:b/>
+          <w:szCs w:val="24"/>
+        </w:rPr>
+      </w:pPr>
+      <w:r>
+        <w:rPr>
+          <w:rFonts w:ascii="Microsoft JhengHei UI" w:eastAsia="Microsoft JhengHei UI" w:hAnsi="Microsoft JhengHei UI" w:hint="eastAsia"/>
+          <w:b/>
+          <w:szCs w:val="24"/>
+        </w:rPr>
+        <w:t>重點：如何更改</w:t>
+      </w:r>
+      <w:proofErr w:type="spellStart"/>
+      <w:r>
+        <w:rPr>
+          <w:rFonts w:ascii="Microsoft JhengHei UI" w:eastAsia="Microsoft JhengHei UI" w:hAnsi="Microsoft JhengHei UI" w:hint="eastAsia"/>
+          <w:b/>
+          <w:szCs w:val="24"/>
+        </w:rPr>
+        <w:t>Da</w:t>
+      </w:r>
+      <w:r>
+        <w:rPr>
+          <w:rFonts w:ascii="Microsoft JhengHei UI" w:eastAsia="Microsoft JhengHei UI" w:hAnsi="Microsoft JhengHei UI"/>
+          <w:b/>
+          <w:szCs w:val="24"/>
+        </w:rPr>
+        <w:t>taGridView</w:t>
+      </w:r>
+      <w:proofErr w:type="spellEnd"/>
+      <w:r>
+        <w:rPr>
+          <w:rFonts w:ascii="Microsoft JhengHei UI" w:eastAsia="Microsoft JhengHei UI" w:hAnsi="Microsoft JhengHei UI" w:hint="eastAsia"/>
+          <w:b/>
+          <w:szCs w:val="24"/>
+        </w:rPr>
+        <w:t>資料</w:t>
+      </w:r>
+    </w:p>
+    <w:p>
+      <w:pPr>
+        <w:widowControl/>
+        <w:rPr>
+          <w:rFonts w:ascii="Microsoft JhengHei UI" w:eastAsia="Microsoft JhengHei UI" w:hAnsi="Microsoft JhengHei UI"/>
+          <w:szCs w:val="24"/>
+        </w:rPr>
+      </w:pPr>
+      <w:r>
+        <w:rPr>
+          <w:rFonts w:ascii="Microsoft JhengHei UI" w:eastAsia="Microsoft JhengHei UI" w:hAnsi="Microsoft JhengHei UI" w:hint="eastAsia"/>
+          <w:szCs w:val="24"/>
+        </w:rPr>
+        <w:t>如果使用方法一，</w:t>
+      </w:r>
+      <w:r>
+        <w:rPr>
+          <w:rFonts w:ascii="Microsoft JhengHei UI" w:eastAsia="Microsoft JhengHei UI" w:hAnsi="Microsoft JhengHei UI" w:hint="eastAsia"/>
+          <w:szCs w:val="24"/>
+        </w:rPr>
+        <w:t>雖然不是標準作法，但會更快，把整個步驟重新執行一遍即可。如果使用方法二，則是將</w:t>
+      </w:r>
+      <w:proofErr w:type="spellStart"/>
+      <w:r>
+        <w:rPr>
+          <w:rFonts w:ascii="Microsoft JhengHei UI" w:eastAsia="Microsoft JhengHei UI" w:hAnsi="Microsoft JhengHei UI" w:hint="eastAsia"/>
+          <w:szCs w:val="24"/>
+        </w:rPr>
+        <w:t>BindingList</w:t>
+      </w:r>
+      <w:proofErr w:type="spellEnd"/>
+      <w:r>
+        <w:rPr>
+          <w:rFonts w:ascii="Microsoft JhengHei UI" w:eastAsia="Microsoft JhengHei UI" w:hAnsi="Microsoft JhengHei UI" w:hint="eastAsia"/>
+          <w:szCs w:val="24"/>
+        </w:rPr>
+        <w:t>中指定的資料更改後，重新綁定。</w:t>
+      </w:r>
+    </w:p>
+    <w:p>
+      <w:pPr>
+        <w:widowControl/>
+        <w:rPr>
+          <w:rFonts w:ascii="Microsoft JhengHei UI" w:eastAsia="Microsoft JhengHei UI" w:hAnsi="Microsoft JhengHei UI"/>
+          <w:szCs w:val="24"/>
+        </w:rPr>
+      </w:pPr>
+      <w:r>
+        <w:rPr>
+          <w:rFonts w:ascii="Microsoft JhengHei UI" w:eastAsia="Microsoft JhengHei UI" w:hAnsi="Microsoft JhengHei UI" w:hint="eastAsia"/>
+          <w:szCs w:val="24"/>
+        </w:rPr>
+        <w:t>範例：</w:t>
+      </w:r>
+    </w:p>
+    <w:tbl>
+      <w:tblPr>
+        <w:tblStyle w:val="TableGrid"/>
+        <w:tblW w:w="0" w:type="auto"/>
+        <w:tblLook w:val="04A0" w:firstRow="1" w:lastRow="0" w:firstColumn="1" w:lastColumn="0" w:noHBand="0" w:noVBand="1"/>
+      </w:tblPr>
+      <w:tblGrid>
+        <w:gridCol w:w="8296"/>
+      </w:tblGrid>
+      <w:tr>
+        <w:tc>
+          <w:tcPr>
+            <w:tcW w:w="8296" w:type="dxa"/>
+          </w:tcPr>
+          <w:p>
+            <w:pPr>
+              <w:widowControl/>
+              <w:tabs>
+                <w:tab w:val="left" w:pos="916"/>
+                <w:tab w:val="left" w:pos="1832"/>
+                <w:tab w:val="left" w:pos="2748"/>
+                <w:tab w:val="left" w:pos="3664"/>
+                <w:tab w:val="left" w:pos="4580"/>
+                <w:tab w:val="left" w:pos="5496"/>
+                <w:tab w:val="left" w:pos="6412"/>
+                <w:tab w:val="left" w:pos="7328"/>
+                <w:tab w:val="left" w:pos="8244"/>
+                <w:tab w:val="left" w:pos="9160"/>
+                <w:tab w:val="left" w:pos="10076"/>
+                <w:tab w:val="left" w:pos="10992"/>
+                <w:tab w:val="left" w:pos="11908"/>
+                <w:tab w:val="left" w:pos="12824"/>
+                <w:tab w:val="left" w:pos="13740"/>
+                <w:tab w:val="left" w:pos="14656"/>
+              </w:tabs>
+              <w:rPr>
+                <w:rFonts w:ascii="Cascadia Mono" w:eastAsia="Times New Roman" w:hAnsi="Cascadia Mono" w:cs="Cascadia Mono"/>
+                <w:color w:val="000000"/>
+                <w:kern w:val="0"/>
+                <w:sz w:val="18"/>
+                <w:szCs w:val="18"/>
+              </w:rPr>
+            </w:pPr>
+            <w:proofErr w:type="spellStart"/>
+            <w:r>
+              <w:rPr>
+                <w:rFonts w:ascii="Cascadia Mono" w:eastAsia="Times New Roman" w:hAnsi="Cascadia Mono" w:cs="Cascadia Mono"/>
+                <w:color w:val="1F377F"/>
+                <w:kern w:val="0"/>
+                <w:sz w:val="18"/>
+                <w:szCs w:val="18"/>
+              </w:rPr>
+              <w:t>targetDetail</w:t>
+            </w:r>
+            <w:r>
+              <w:rPr>
+                <w:rFonts w:ascii="Cascadia Mono" w:eastAsia="Times New Roman" w:hAnsi="Cascadia Mono" w:cs="Cascadia Mono"/>
+                <w:color w:val="000000"/>
+                <w:kern w:val="0"/>
+                <w:sz w:val="18"/>
+                <w:szCs w:val="18"/>
+              </w:rPr>
+              <w:t>.colDStatus</w:t>
+            </w:r>
+            <w:proofErr w:type="spellEnd"/>
+            <w:r>
+              <w:rPr>
+                <w:rFonts w:ascii="Cascadia Mono" w:eastAsia="Times New Roman" w:hAnsi="Cascadia Mono" w:cs="Cascadia Mono"/>
+                <w:color w:val="000000"/>
+                <w:kern w:val="0"/>
+                <w:sz w:val="18"/>
+                <w:szCs w:val="18"/>
+              </w:rPr>
+              <w:t xml:space="preserve"> = _</w:t>
+            </w:r>
+            <w:proofErr w:type="spellStart"/>
+            <w:proofErr w:type="gramStart"/>
+            <w:r>
+              <w:rPr>
+                <w:rFonts w:ascii="Cascadia Mono" w:eastAsia="Times New Roman" w:hAnsi="Cascadia Mono" w:cs="Cascadia Mono"/>
+                <w:color w:val="000000"/>
+                <w:kern w:val="0"/>
+                <w:sz w:val="18"/>
+                <w:szCs w:val="18"/>
+              </w:rPr>
+              <w:t>DetailStatus</w:t>
+            </w:r>
+            <w:proofErr w:type="spellEnd"/>
+            <w:r>
+              <w:rPr>
+                <w:rFonts w:ascii="Cascadia Mono" w:eastAsia="Times New Roman" w:hAnsi="Cascadia Mono" w:cs="Cascadia Mono"/>
+                <w:color w:val="000000"/>
+                <w:kern w:val="0"/>
+                <w:sz w:val="18"/>
+                <w:szCs w:val="18"/>
+              </w:rPr>
+              <w:t>[</w:t>
+            </w:r>
+            <w:proofErr w:type="spellStart"/>
+            <w:proofErr w:type="gramEnd"/>
+            <w:r>
+              <w:rPr>
+                <w:rFonts w:ascii="Cascadia Mono" w:eastAsia="Times New Roman" w:hAnsi="Cascadia Mono" w:cs="Cascadia Mono"/>
+                <w:color w:val="1F377F"/>
+                <w:kern w:val="0"/>
+                <w:sz w:val="18"/>
+                <w:szCs w:val="18"/>
+              </w:rPr>
+              <w:t>newStatus</w:t>
+            </w:r>
+            <w:proofErr w:type="spellEnd"/>
+            <w:r>
+              <w:rPr>
+                <w:rFonts w:ascii="Cascadia Mono" w:eastAsia="Times New Roman" w:hAnsi="Cascadia Mono" w:cs="Cascadia Mono"/>
+                <w:color w:val="000000"/>
+                <w:kern w:val="0"/>
+                <w:sz w:val="18"/>
+                <w:szCs w:val="18"/>
+              </w:rPr>
+              <w:t xml:space="preserve"> - 1];</w:t>
+            </w:r>
+          </w:p>
+          <w:p>
+            <w:pPr>
+              <w:widowControl/>
+              <w:tabs>
+                <w:tab w:val="left" w:pos="916"/>
+                <w:tab w:val="left" w:pos="1832"/>
+                <w:tab w:val="left" w:pos="2748"/>
+                <w:tab w:val="left" w:pos="3664"/>
+                <w:tab w:val="left" w:pos="4580"/>
+                <w:tab w:val="left" w:pos="5496"/>
+                <w:tab w:val="left" w:pos="6412"/>
+                <w:tab w:val="left" w:pos="7328"/>
+                <w:tab w:val="left" w:pos="8244"/>
+                <w:tab w:val="left" w:pos="9160"/>
+                <w:tab w:val="left" w:pos="10076"/>
+                <w:tab w:val="left" w:pos="10992"/>
+                <w:tab w:val="left" w:pos="11908"/>
+                <w:tab w:val="left" w:pos="12824"/>
+                <w:tab w:val="left" w:pos="13740"/>
+                <w:tab w:val="left" w:pos="14656"/>
+              </w:tabs>
+              <w:rPr>
+                <w:rFonts w:ascii="Cascadia Mono" w:eastAsia="Times New Roman" w:hAnsi="Cascadia Mono" w:cs="Cascadia Mono"/>
+                <w:color w:val="000000"/>
+                <w:kern w:val="0"/>
+                <w:sz w:val="18"/>
+                <w:szCs w:val="18"/>
+              </w:rPr>
+            </w:pPr>
+            <w:proofErr w:type="spellStart"/>
+            <w:r>
+              <w:rPr>
+                <w:rFonts w:ascii="Cascadia Mono" w:eastAsia="Times New Roman" w:hAnsi="Cascadia Mono" w:cs="Cascadia Mono"/>
+                <w:color w:val="1F377F"/>
+                <w:kern w:val="0"/>
+                <w:sz w:val="18"/>
+                <w:szCs w:val="18"/>
+              </w:rPr>
+              <w:t>targetDetail</w:t>
+            </w:r>
+            <w:r>
+              <w:rPr>
+                <w:rFonts w:ascii="Cascadia Mono" w:eastAsia="Times New Roman" w:hAnsi="Cascadia Mono" w:cs="Cascadia Mono"/>
+                <w:color w:val="000000"/>
+                <w:kern w:val="0"/>
+                <w:sz w:val="18"/>
+                <w:szCs w:val="18"/>
+              </w:rPr>
+              <w:t>.colComment</w:t>
+            </w:r>
+            <w:proofErr w:type="spellEnd"/>
+            <w:r>
+              <w:rPr>
+                <w:rFonts w:ascii="Cascadia Mono" w:eastAsia="Times New Roman" w:hAnsi="Cascadia Mono" w:cs="Cascadia Mono"/>
+                <w:color w:val="000000"/>
+                <w:kern w:val="0"/>
+                <w:sz w:val="18"/>
+                <w:szCs w:val="18"/>
+              </w:rPr>
+              <w:t xml:space="preserve"> = </w:t>
+            </w:r>
+            <w:proofErr w:type="spellStart"/>
+            <w:r>
+              <w:rPr>
+                <w:rFonts w:ascii="Cascadia Mono" w:eastAsia="Times New Roman" w:hAnsi="Cascadia Mono" w:cs="Cascadia Mono"/>
+                <w:color w:val="1F377F"/>
+                <w:kern w:val="0"/>
+                <w:sz w:val="18"/>
+                <w:szCs w:val="18"/>
+              </w:rPr>
+              <w:t>newComment</w:t>
+            </w:r>
+            <w:proofErr w:type="spellEnd"/>
+            <w:r>
+              <w:rPr>
+                <w:rFonts w:ascii="Cascadia Mono" w:eastAsia="Times New Roman" w:hAnsi="Cascadia Mono" w:cs="Cascadia Mono"/>
+                <w:color w:val="000000"/>
+                <w:kern w:val="0"/>
+                <w:sz w:val="18"/>
+                <w:szCs w:val="18"/>
+              </w:rPr>
+              <w:t>;</w:t>
+            </w:r>
+          </w:p>
+          <w:p>
+            <w:pPr>
+              <w:widowControl/>
+              <w:tabs>
+                <w:tab w:val="left" w:pos="916"/>
+                <w:tab w:val="left" w:pos="1832"/>
+                <w:tab w:val="left" w:pos="2748"/>
+                <w:tab w:val="left" w:pos="3664"/>
+                <w:tab w:val="left" w:pos="4580"/>
+                <w:tab w:val="left" w:pos="5496"/>
+                <w:tab w:val="left" w:pos="6412"/>
+                <w:tab w:val="left" w:pos="7328"/>
+                <w:tab w:val="left" w:pos="8244"/>
+                <w:tab w:val="left" w:pos="9160"/>
+                <w:tab w:val="left" w:pos="10076"/>
+                <w:tab w:val="left" w:pos="10992"/>
+                <w:tab w:val="left" w:pos="11908"/>
+                <w:tab w:val="left" w:pos="12824"/>
+                <w:tab w:val="left" w:pos="13740"/>
+                <w:tab w:val="left" w:pos="14656"/>
+              </w:tabs>
+              <w:rPr>
+                <w:rFonts w:ascii="Cascadia Mono" w:eastAsia="Times New Roman" w:hAnsi="Cascadia Mono" w:cs="Cascadia Mono" w:hint="eastAsia"/>
+                <w:color w:val="000000"/>
+                <w:kern w:val="0"/>
+                <w:sz w:val="18"/>
+                <w:szCs w:val="18"/>
+              </w:rPr>
+            </w:pPr>
+            <w:r>
+              <w:rPr>
+                <w:rFonts w:ascii="Cascadia Mono" w:eastAsia="Times New Roman" w:hAnsi="Cascadia Mono" w:cs="Cascadia Mono"/>
+                <w:color w:val="000000"/>
+                <w:kern w:val="0"/>
+                <w:sz w:val="18"/>
+                <w:szCs w:val="18"/>
+              </w:rPr>
+              <w:t>_DetailDataSource.</w:t>
+            </w:r>
+            <w:r>
+              <w:rPr>
+                <w:rFonts w:ascii="Cascadia Mono" w:eastAsia="Times New Roman" w:hAnsi="Cascadia Mono" w:cs="Cascadia Mono"/>
+                <w:color w:val="74531F"/>
+                <w:kern w:val="0"/>
+                <w:sz w:val="18"/>
+                <w:szCs w:val="18"/>
+              </w:rPr>
+              <w:t>ResetItem</w:t>
+            </w:r>
+            <w:r>
+              <w:rPr>
+                <w:rFonts w:ascii="Cascadia Mono" w:eastAsia="Times New Roman" w:hAnsi="Cascadia Mono" w:cs="Cascadia Mono"/>
+                <w:color w:val="000000"/>
+                <w:kern w:val="0"/>
+                <w:sz w:val="18"/>
+                <w:szCs w:val="18"/>
+              </w:rPr>
+              <w:t>(_DetailDataSource.</w:t>
+            </w:r>
+            <w:r>
+              <w:rPr>
+                <w:rFonts w:ascii="Cascadia Mono" w:eastAsia="Times New Roman" w:hAnsi="Cascadia Mono" w:cs="Cascadia Mono"/>
+                <w:color w:val="74531F"/>
+                <w:kern w:val="0"/>
+                <w:sz w:val="18"/>
+                <w:szCs w:val="18"/>
+              </w:rPr>
+              <w:t>IndexOf</w:t>
+            </w:r>
+            <w:r>
+              <w:rPr>
+                <w:rFonts w:ascii="Cascadia Mono" w:eastAsia="Times New Roman" w:hAnsi="Cascadia Mono" w:cs="Cascadia Mono"/>
+                <w:color w:val="000000"/>
+                <w:kern w:val="0"/>
+                <w:sz w:val="18"/>
+                <w:szCs w:val="18"/>
+              </w:rPr>
+              <w:t>(</w:t>
+            </w:r>
+            <w:r>
+              <w:rPr>
+                <w:rFonts w:ascii="Cascadia Mono" w:eastAsia="Times New Roman" w:hAnsi="Cascadia Mono" w:cs="Cascadia Mono"/>
+                <w:color w:val="1F377F"/>
+                <w:kern w:val="0"/>
+                <w:sz w:val="18"/>
+                <w:szCs w:val="18"/>
+              </w:rPr>
+              <w:t>targetDetail</w:t>
+            </w:r>
+            <w:r>
+              <w:rPr>
+                <w:rFonts w:ascii="Cascadia Mono" w:eastAsia="Times New Roman" w:hAnsi="Cascadia Mono" w:cs="Cascadia Mono"/>
+                <w:color w:val="000000"/>
+                <w:kern w:val="0"/>
+                <w:sz w:val="18"/>
+                <w:szCs w:val="18"/>
+              </w:rPr>
+              <w:t>));</w:t>
+            </w:r>
+          </w:p>
+        </w:tc>
+      </w:tr>
+    </w:tbl>
+    <w:p>
+      <w:pPr>
+        <w:widowControl/>
+        <w:rPr>
+          <w:rFonts w:ascii="Microsoft JhengHei UI" w:eastAsia="Microsoft JhengHei UI" w:hAnsi="Microsoft JhengHei UI"/>
+          <w:szCs w:val="24"/>
+        </w:rPr>
+      </w:pPr>
+      <w:r>
+        <w:rPr>
+          <w:rFonts w:ascii="Microsoft JhengHei UI" w:eastAsia="Microsoft JhengHei UI" w:hAnsi="Microsoft JhengHei UI" w:hint="eastAsia"/>
+          <w:szCs w:val="24"/>
+        </w:rPr>
+        <w:t>說明：把指定資料抓出來後，更改內容，並執行</w:t>
+      </w:r>
+      <w:proofErr w:type="spellStart"/>
+      <w:r>
+        <w:rPr>
+          <w:rFonts w:ascii="Microsoft JhengHei UI" w:eastAsia="Microsoft JhengHei UI" w:hAnsi="Microsoft JhengHei UI" w:hint="eastAsia"/>
+          <w:szCs w:val="24"/>
+        </w:rPr>
+        <w:t>R</w:t>
+      </w:r>
+      <w:r>
+        <w:rPr>
+          <w:rFonts w:ascii="Microsoft JhengHei UI" w:eastAsia="Microsoft JhengHei UI" w:hAnsi="Microsoft JhengHei UI"/>
+          <w:szCs w:val="24"/>
+        </w:rPr>
+        <w:t>esetItem</w:t>
+      </w:r>
+      <w:proofErr w:type="spellEnd"/>
+      <w:r>
+        <w:rPr>
+          <w:rFonts w:ascii="Microsoft JhengHei UI" w:eastAsia="Microsoft JhengHei UI" w:hAnsi="Microsoft JhengHei UI" w:hint="eastAsia"/>
+          <w:szCs w:val="24"/>
+        </w:rPr>
+        <w:t>方法。</w:t>
+      </w:r>
+    </w:p>
+    <w:p>
+      <w:pPr>
+        <w:widowControl/>
+        <w:rPr>
+          <w:rFonts w:ascii="Microsoft JhengHei UI" w:eastAsia="Microsoft JhengHei UI" w:hAnsi="Microsoft JhengHei UI"/>
+          <w:b/>
+          <w:szCs w:val="24"/>
+        </w:rPr>
+      </w:pPr>
+      <w:r>
+        <w:rPr>
+          <w:rFonts w:ascii="Microsoft JhengHei UI" w:eastAsia="Microsoft JhengHei UI" w:hAnsi="Microsoft JhengHei UI" w:hint="eastAsia"/>
+          <w:b/>
+          <w:szCs w:val="24"/>
+        </w:rPr>
+        <w:t>重點：清空</w:t>
+      </w:r>
+      <w:proofErr w:type="spellStart"/>
+      <w:r>
+        <w:rPr>
+          <w:rFonts w:ascii="Microsoft JhengHei UI" w:eastAsia="Microsoft JhengHei UI" w:hAnsi="Microsoft JhengHei UI" w:hint="eastAsia"/>
+          <w:b/>
+          <w:szCs w:val="24"/>
+        </w:rPr>
+        <w:t>DataGridView</w:t>
+      </w:r>
+      <w:proofErr w:type="spellEnd"/>
+      <w:r>
+        <w:rPr>
+          <w:rFonts w:ascii="Microsoft JhengHei UI" w:eastAsia="Microsoft JhengHei UI" w:hAnsi="Microsoft JhengHei UI" w:hint="eastAsia"/>
+          <w:b/>
+          <w:szCs w:val="24"/>
+        </w:rPr>
+        <w:t>資料</w:t>
+      </w:r>
+    </w:p>
+    <w:p>
+      <w:pPr>
+        <w:widowControl/>
+        <w:rPr>
+          <w:rFonts w:ascii="Microsoft JhengHei UI" w:eastAsia="Microsoft JhengHei UI" w:hAnsi="Microsoft JhengHei UI"/>
+          <w:szCs w:val="24"/>
+        </w:rPr>
+      </w:pPr>
+      <w:r>
+        <w:rPr>
+          <w:rFonts w:ascii="Microsoft JhengHei UI" w:eastAsia="Microsoft JhengHei UI" w:hAnsi="Microsoft JhengHei UI" w:hint="eastAsia"/>
+          <w:szCs w:val="24"/>
+        </w:rPr>
+        <w:t>如果使用方法一，直接設定其</w:t>
+      </w:r>
+      <w:proofErr w:type="spellStart"/>
+      <w:r>
+        <w:rPr>
+          <w:rFonts w:ascii="Microsoft JhengHei UI" w:eastAsia="Microsoft JhengHei UI" w:hAnsi="Microsoft JhengHei UI" w:hint="eastAsia"/>
+          <w:szCs w:val="24"/>
+        </w:rPr>
+        <w:t>DataSource</w:t>
+      </w:r>
+      <w:proofErr w:type="spellEnd"/>
+      <w:r>
+        <w:rPr>
+          <w:rFonts w:ascii="Microsoft JhengHei UI" w:eastAsia="Microsoft JhengHei UI" w:hAnsi="Microsoft JhengHei UI" w:hint="eastAsia"/>
+          <w:szCs w:val="24"/>
+        </w:rPr>
+        <w:t>為null即可，若使用方法二：</w:t>
+      </w:r>
+    </w:p>
+    <w:tbl>
+      <w:tblPr>
+        <w:tblStyle w:val="TableGrid"/>
+        <w:tblW w:w="0" w:type="auto"/>
+        <w:tblLook w:val="04A0" w:firstRow="1" w:lastRow="0" w:firstColumn="1" w:lastColumn="0" w:noHBand="0" w:noVBand="1"/>
+      </w:tblPr>
+      <w:tblGrid>
+        <w:gridCol w:w="8296"/>
+      </w:tblGrid>
+      <w:tr>
+        <w:tc>
+          <w:tcPr>
+            <w:tcW w:w="8296" w:type="dxa"/>
+          </w:tcPr>
+          <w:p>
+            <w:pPr>
+              <w:widowControl/>
+              <w:tabs>
+                <w:tab w:val="left" w:pos="916"/>
+                <w:tab w:val="left" w:pos="1832"/>
+                <w:tab w:val="left" w:pos="2748"/>
+                <w:tab w:val="left" w:pos="3664"/>
+                <w:tab w:val="left" w:pos="4580"/>
+                <w:tab w:val="left" w:pos="5496"/>
+                <w:tab w:val="left" w:pos="6412"/>
+                <w:tab w:val="left" w:pos="7328"/>
+                <w:tab w:val="left" w:pos="8244"/>
+                <w:tab w:val="left" w:pos="9160"/>
+                <w:tab w:val="left" w:pos="10076"/>
+                <w:tab w:val="left" w:pos="10992"/>
+                <w:tab w:val="left" w:pos="11908"/>
+                <w:tab w:val="left" w:pos="12824"/>
+                <w:tab w:val="left" w:pos="13740"/>
+                <w:tab w:val="left" w:pos="14656"/>
+              </w:tabs>
+              <w:rPr>
+                <w:rFonts w:ascii="Cascadia Mono" w:eastAsia="Times New Roman" w:hAnsi="Cascadia Mono" w:cs="Cascadia Mono"/>
+                <w:color w:val="000000"/>
+                <w:kern w:val="0"/>
+                <w:sz w:val="18"/>
+                <w:szCs w:val="18"/>
+              </w:rPr>
+            </w:pPr>
+            <w:r>
+              <w:rPr>
+                <w:rFonts w:ascii="Cascadia Mono" w:eastAsia="Times New Roman" w:hAnsi="Cascadia Mono" w:cs="Cascadia Mono"/>
+                <w:color w:val="000000"/>
+                <w:kern w:val="0"/>
+                <w:sz w:val="18"/>
+                <w:szCs w:val="18"/>
+              </w:rPr>
+              <w:t>_</w:t>
+            </w:r>
+            <w:proofErr w:type="spellStart"/>
+            <w:proofErr w:type="gramStart"/>
+            <w:r>
+              <w:rPr>
+                <w:rFonts w:ascii="Cascadia Mono" w:eastAsia="Times New Roman" w:hAnsi="Cascadia Mono" w:cs="Cascadia Mono"/>
+                <w:color w:val="000000"/>
+                <w:kern w:val="0"/>
+                <w:sz w:val="18"/>
+                <w:szCs w:val="18"/>
+              </w:rPr>
+              <w:t>MemberDataSource</w:t>
+            </w:r>
+            <w:proofErr w:type="spellEnd"/>
+            <w:r>
+              <w:rPr>
+                <w:rFonts w:ascii="Cascadia Mono" w:eastAsia="Times New Roman" w:hAnsi="Cascadia Mono" w:cs="Cascadia Mono"/>
+                <w:color w:val="000000"/>
+                <w:kern w:val="0"/>
+                <w:sz w:val="18"/>
+                <w:szCs w:val="18"/>
+              </w:rPr>
+              <w:t>?.</w:t>
+            </w:r>
+            <w:proofErr w:type="gramEnd"/>
+            <w:r>
+              <w:rPr>
+                <w:rFonts w:ascii="Cascadia Mono" w:eastAsia="Times New Roman" w:hAnsi="Cascadia Mono" w:cs="Cascadia Mono"/>
+                <w:color w:val="74531F"/>
+                <w:kern w:val="0"/>
+                <w:sz w:val="18"/>
+                <w:szCs w:val="18"/>
+              </w:rPr>
+              <w:t>Clear</w:t>
+            </w:r>
+            <w:r>
+              <w:rPr>
+                <w:rFonts w:ascii="Cascadia Mono" w:eastAsia="Times New Roman" w:hAnsi="Cascadia Mono" w:cs="Cascadia Mono"/>
+                <w:color w:val="000000"/>
+                <w:kern w:val="0"/>
+                <w:sz w:val="18"/>
+                <w:szCs w:val="18"/>
+              </w:rPr>
+              <w:t>();</w:t>
+            </w:r>
+          </w:p>
+          <w:p>
+            <w:pPr>
+              <w:widowControl/>
+              <w:tabs>
+                <w:tab w:val="left" w:pos="916"/>
+                <w:tab w:val="left" w:pos="1832"/>
+                <w:tab w:val="left" w:pos="2748"/>
+                <w:tab w:val="left" w:pos="3664"/>
+                <w:tab w:val="left" w:pos="4580"/>
+                <w:tab w:val="left" w:pos="5496"/>
+                <w:tab w:val="left" w:pos="6412"/>
+                <w:tab w:val="left" w:pos="7328"/>
+                <w:tab w:val="left" w:pos="8244"/>
+                <w:tab w:val="left" w:pos="9160"/>
+                <w:tab w:val="left" w:pos="10076"/>
+                <w:tab w:val="left" w:pos="10992"/>
+                <w:tab w:val="left" w:pos="11908"/>
+                <w:tab w:val="left" w:pos="12824"/>
+                <w:tab w:val="left" w:pos="13740"/>
+                <w:tab w:val="left" w:pos="14656"/>
+              </w:tabs>
+              <w:rPr>
+                <w:rFonts w:ascii="Cascadia Mono" w:eastAsia="Times New Roman" w:hAnsi="Cascadia Mono" w:cs="Cascadia Mono" w:hint="eastAsia"/>
+                <w:color w:val="000000"/>
+                <w:kern w:val="0"/>
+                <w:sz w:val="18"/>
+                <w:szCs w:val="18"/>
+              </w:rPr>
+            </w:pPr>
+            <w:r>
+              <w:rPr>
+                <w:rFonts w:ascii="Cascadia Mono" w:eastAsia="Times New Roman" w:hAnsi="Cascadia Mono" w:cs="Cascadia Mono"/>
+                <w:color w:val="000000"/>
+                <w:kern w:val="0"/>
+                <w:sz w:val="18"/>
+                <w:szCs w:val="18"/>
+              </w:rPr>
+              <w:t>_</w:t>
+            </w:r>
+            <w:proofErr w:type="spellStart"/>
+            <w:proofErr w:type="gramStart"/>
+            <w:r>
+              <w:rPr>
+                <w:rFonts w:ascii="Cascadia Mono" w:eastAsia="Times New Roman" w:hAnsi="Cascadia Mono" w:cs="Cascadia Mono"/>
+                <w:color w:val="000000"/>
+                <w:kern w:val="0"/>
+                <w:sz w:val="18"/>
+                <w:szCs w:val="18"/>
+              </w:rPr>
+              <w:t>MemberDataSource</w:t>
+            </w:r>
+            <w:proofErr w:type="spellEnd"/>
+            <w:r>
+              <w:rPr>
+                <w:rFonts w:ascii="Cascadia Mono" w:eastAsia="Times New Roman" w:hAnsi="Cascadia Mono" w:cs="Cascadia Mono"/>
+                <w:color w:val="000000"/>
+                <w:kern w:val="0"/>
+                <w:sz w:val="18"/>
+                <w:szCs w:val="18"/>
+              </w:rPr>
+              <w:t>?.</w:t>
+            </w:r>
+            <w:proofErr w:type="spellStart"/>
+            <w:proofErr w:type="gramEnd"/>
+            <w:r>
+              <w:rPr>
+                <w:rFonts w:ascii="Cascadia Mono" w:eastAsia="Times New Roman" w:hAnsi="Cascadia Mono" w:cs="Cascadia Mono"/>
+                <w:color w:val="74531F"/>
+                <w:kern w:val="0"/>
+                <w:sz w:val="18"/>
+                <w:szCs w:val="18"/>
+              </w:rPr>
+              <w:t>ResetBindings</w:t>
+            </w:r>
+            <w:proofErr w:type="spellEnd"/>
+            <w:r>
+              <w:rPr>
+                <w:rFonts w:ascii="Cascadia Mono" w:eastAsia="Times New Roman" w:hAnsi="Cascadia Mono" w:cs="Cascadia Mono"/>
+                <w:color w:val="000000"/>
+                <w:kern w:val="0"/>
+                <w:sz w:val="18"/>
+                <w:szCs w:val="18"/>
+              </w:rPr>
+              <w:t>();</w:t>
+            </w:r>
+          </w:p>
+        </w:tc>
+      </w:tr>
+    </w:tbl>
+    <w:p>
+      <w:pPr>
+        <w:widowControl/>
+        <w:rPr>
+          <w:rFonts w:ascii="Microsoft JhengHei UI" w:eastAsia="Microsoft JhengHei UI" w:hAnsi="Microsoft JhengHei UI"/>
+          <w:szCs w:val="24"/>
+        </w:rPr>
+      </w:pPr>
+      <w:r>
+        <w:rPr>
+          <w:rFonts w:ascii="Microsoft JhengHei UI" w:eastAsia="Microsoft JhengHei UI" w:hAnsi="Microsoft JhengHei UI" w:hint="eastAsia"/>
+          <w:szCs w:val="24"/>
+        </w:rPr>
+        <w:t>說明：對其</w:t>
+      </w:r>
+      <w:proofErr w:type="spellStart"/>
+      <w:r>
+        <w:rPr>
+          <w:rFonts w:ascii="Microsoft JhengHei UI" w:eastAsia="Microsoft JhengHei UI" w:hAnsi="Microsoft JhengHei UI" w:hint="eastAsia"/>
+          <w:szCs w:val="24"/>
+        </w:rPr>
+        <w:t>B</w:t>
+      </w:r>
+      <w:r>
+        <w:rPr>
+          <w:rFonts w:ascii="Microsoft JhengHei UI" w:eastAsia="Microsoft JhengHei UI" w:hAnsi="Microsoft JhengHei UI"/>
+          <w:szCs w:val="24"/>
+        </w:rPr>
+        <w:t>indingList</w:t>
+      </w:r>
+      <w:proofErr w:type="spellEnd"/>
+      <w:r>
+        <w:rPr>
+          <w:rFonts w:ascii="Microsoft JhengHei UI" w:eastAsia="Microsoft JhengHei UI" w:hAnsi="Microsoft JhengHei UI" w:hint="eastAsia"/>
+          <w:szCs w:val="24"/>
+        </w:rPr>
+        <w:t>進行操作，先執行</w:t>
+      </w:r>
+      <w:r>
+        <w:rPr>
+          <w:rFonts w:ascii="Microsoft JhengHei UI" w:eastAsia="Microsoft JhengHei UI" w:hAnsi="Microsoft JhengHei UI" w:hint="eastAsia"/>
+          <w:szCs w:val="24"/>
+        </w:rPr>
+        <w:t>清除</w:t>
+      </w:r>
+      <w:r>
+        <w:rPr>
+          <w:rFonts w:ascii="Microsoft JhengHei UI" w:eastAsia="Microsoft JhengHei UI" w:hAnsi="Microsoft JhengHei UI" w:hint="eastAsia"/>
+          <w:szCs w:val="24"/>
+        </w:rPr>
+        <w:t>，再</w:t>
+      </w:r>
+      <w:r>
+        <w:rPr>
+          <w:rFonts w:ascii="Microsoft JhengHei UI" w:eastAsia="Microsoft JhengHei UI" w:hAnsi="Microsoft JhengHei UI" w:hint="eastAsia"/>
+          <w:szCs w:val="24"/>
+        </w:rPr>
+        <w:t>重新綁定</w:t>
+      </w:r>
+      <w:r>
+        <w:rPr>
+          <w:rFonts w:ascii="Microsoft JhengHei UI" w:eastAsia="Microsoft JhengHei UI" w:hAnsi="Microsoft JhengHei UI" w:hint="eastAsia"/>
+          <w:szCs w:val="24"/>
+        </w:rPr>
+        <w:t>。</w:t>
+      </w:r>
+    </w:p>
+    <w:p>
+      <w:pPr>
+        <w:widowControl/>
+        <w:rPr>
+          <w:rFonts w:ascii="Microsoft JhengHei UI" w:eastAsia="Microsoft JhengHei UI" w:hAnsi="Microsoft JhengHei UI"/>
+          <w:sz w:val="28"/>
+          <w:szCs w:val="28"/>
+        </w:rPr>
+      </w:pPr>
+      <w:r>
+        <w:rPr>
+          <w:rFonts w:ascii="Microsoft JhengHei UI" w:eastAsia="Microsoft JhengHei UI" w:hAnsi="Microsoft JhengHei UI"/>
+          <w:sz w:val="28"/>
+          <w:szCs w:val="28"/>
+        </w:rPr>
+        <w:lastRenderedPageBreak/>
+        <w:t>4. ASP.NET Web API</w:t>
+      </w:r>
+      <w:r>
+        <w:rPr>
+          <w:rFonts w:ascii="Microsoft JhengHei UI" w:eastAsia="Microsoft JhengHei UI" w:hAnsi="Microsoft JhengHei UI" w:hint="eastAsia"/>
+          <w:sz w:val="28"/>
+          <w:szCs w:val="28"/>
+        </w:rPr>
+        <w:t>開發</w:t>
+      </w:r>
+    </w:p>
+    <w:p>
+      <w:pPr>
+        <w:widowControl/>
+        <w:rPr>
+          <w:rFonts w:ascii="Microsoft JhengHei UI" w:eastAsia="Microsoft JhengHei UI" w:hAnsi="Microsoft JhengHei UI"/>
+          <w:sz w:val="26"/>
+          <w:szCs w:val="26"/>
+        </w:rPr>
+      </w:pPr>
+      <w:r>
+        <w:rPr>
+          <w:rFonts w:ascii="Microsoft JhengHei UI" w:eastAsia="Microsoft JhengHei UI" w:hAnsi="Microsoft JhengHei UI" w:hint="eastAsia"/>
+          <w:sz w:val="26"/>
+          <w:szCs w:val="26"/>
+        </w:rPr>
+        <w:t>(</w:t>
+      </w:r>
+      <w:r>
+        <w:rPr>
+          <w:rFonts w:ascii="Microsoft JhengHei UI" w:eastAsia="Microsoft JhengHei UI" w:hAnsi="Microsoft JhengHei UI"/>
+          <w:sz w:val="26"/>
+          <w:szCs w:val="26"/>
+        </w:rPr>
+        <w:t>1</w:t>
+      </w:r>
+      <w:r>
+        <w:rPr>
+          <w:rFonts w:ascii="Microsoft JhengHei UI" w:eastAsia="Microsoft JhengHei UI" w:hAnsi="Microsoft JhengHei UI" w:hint="eastAsia"/>
+          <w:sz w:val="26"/>
+          <w:szCs w:val="26"/>
+        </w:rPr>
+        <w:t>) 建立專案</w:t>
+      </w:r>
+    </w:p>
+    <w:p>
+      <w:pPr>
+        <w:widowControl/>
+        <w:rPr>
+          <w:rFonts w:ascii="Microsoft JhengHei UI" w:eastAsia="Microsoft JhengHei UI" w:hAnsi="Microsoft JhengHei UI"/>
+          <w:szCs w:val="24"/>
+        </w:rPr>
+      </w:pPr>
+      <w:r>
+        <w:rPr>
+          <w:rFonts w:ascii="Microsoft JhengHei UI" w:eastAsia="Microsoft JhengHei UI" w:hAnsi="Microsoft JhengHei UI"/>
+          <w:sz w:val="26"/>
+          <w:szCs w:val="26"/>
+        </w:rPr>
+        <w:t xml:space="preserve">Step 1. </w:t>
+      </w:r>
+      <w:r>
+        <w:rPr>
+          <w:rFonts w:ascii="Microsoft JhengHei UI" w:eastAsia="Microsoft JhengHei UI" w:hAnsi="Microsoft JhengHei UI" w:hint="eastAsia"/>
+          <w:szCs w:val="24"/>
+        </w:rPr>
+        <w:t>選擇ASP.</w:t>
+      </w:r>
+      <w:r>
+        <w:rPr>
+          <w:rFonts w:ascii="Microsoft JhengHei UI" w:eastAsia="Microsoft JhengHei UI" w:hAnsi="Microsoft JhengHei UI"/>
+          <w:szCs w:val="24"/>
+        </w:rPr>
+        <w:t>NET Core Web API</w:t>
+      </w:r>
+    </w:p>
+    <w:p>
+      <w:pPr>
+        <w:widowControl/>
+        <w:rPr>
+          <w:rFonts w:ascii="Microsoft JhengHei UI" w:eastAsia="Microsoft JhengHei UI" w:hAnsi="Microsoft JhengHei UI"/>
+          <w:sz w:val="26"/>
+          <w:szCs w:val="26"/>
+        </w:rPr>
+      </w:pPr>
+      <w:r>
+        <w:rPr>
+          <w:rFonts w:ascii="Microsoft JhengHei UI" w:eastAsia="Microsoft JhengHei UI" w:hAnsi="Microsoft JhengHei UI"/>
+          <w:sz w:val="26"/>
+          <w:szCs w:val="26"/>
+        </w:rPr>
+        <w:drawing>
+          <wp:inline distT="0" distB="0" distL="0" distR="0" wp14:anchorId="3CD42504" wp14:editId="2AD4F41D">
+            <wp:extent cx="4934639" cy="1095528"/>
+            <wp:effectExtent l="0" t="0" r="0" b="9525"/>
+            <wp:docPr id="24" name="Picture 24"/>
+            <wp:cNvGraphicFramePr>
+              <a:graphicFrameLocks xmlns:a="http://schemas.openxmlformats.org/drawingml/2006/main" noChangeAspect="1"/>
+            </wp:cNvGraphicFramePr>
+            <a:graphic xmlns:a="http://schemas.openxmlformats.org/drawingml/2006/main">
+              <a:graphicData uri="http://schemas.openxmlformats.org/drawingml/2006/picture">
+                <pic:pic xmlns:pic="http://schemas.openxmlformats.org/drawingml/2006/picture">
+                  <pic:nvPicPr>
+                    <pic:cNvPr id="1" name=""/>
+                    <pic:cNvPicPr/>
+                  </pic:nvPicPr>
+                  <pic:blipFill>
+                    <a:blip r:embed="rId28"/>
+                    <a:stretch>
+                      <a:fillRect/>
+                    </a:stretch>
+                  </pic:blipFill>
+                  <pic:spPr>
+                    <a:xfrm>
+                      <a:off x="0" y="0"/>
+                      <a:ext cx="4934639" cy="1095528"/>
+                    </a:xfrm>
+                    <a:prstGeom prst="rect">
+                      <a:avLst/>
+                    </a:prstGeom>
+                  </pic:spPr>
+                </pic:pic>
+              </a:graphicData>
+            </a:graphic>
+          </wp:inline>
+        </w:drawing>
+      </w:r>
+    </w:p>
+    <w:p>
+      <w:pPr>
+        <w:widowControl/>
+        <w:rPr>
+          <w:rFonts w:ascii="Microsoft JhengHei UI" w:eastAsia="Microsoft JhengHei UI" w:hAnsi="Microsoft JhengHei UI"/>
+          <w:sz w:val="26"/>
+          <w:szCs w:val="26"/>
+        </w:rPr>
+      </w:pPr>
+      <w:r>
+        <w:rPr>
+          <w:rFonts w:ascii="Microsoft JhengHei UI" w:eastAsia="Microsoft JhengHei UI" w:hAnsi="Microsoft JhengHei UI"/>
+          <w:sz w:val="26"/>
+          <w:szCs w:val="26"/>
+        </w:rPr>
+        <w:t xml:space="preserve">Step 2. </w:t>
+      </w:r>
+      <w:r>
+        <w:rPr>
+          <w:rFonts w:ascii="Microsoft JhengHei UI" w:eastAsia="Microsoft JhengHei UI" w:hAnsi="Microsoft JhengHei UI" w:hint="eastAsia"/>
+          <w:sz w:val="26"/>
+          <w:szCs w:val="26"/>
+        </w:rPr>
+        <w:t>專案設定</w:t>
+      </w:r>
+    </w:p>
+    <w:p>
+      <w:pPr>
+        <w:widowControl/>
+        <w:rPr>
+          <w:rFonts w:ascii="Microsoft JhengHei UI" w:eastAsia="Microsoft JhengHei UI" w:hAnsi="Microsoft JhengHei UI"/>
+          <w:szCs w:val="26"/>
+        </w:rPr>
+      </w:pPr>
+      <w:r>
+        <w:rPr>
+          <w:rFonts w:ascii="Microsoft JhengHei UI" w:eastAsia="Microsoft JhengHei UI" w:hAnsi="Microsoft JhengHei UI" w:hint="eastAsia"/>
+          <w:szCs w:val="26"/>
+        </w:rPr>
+        <w:t>1</w:t>
+      </w:r>
+      <w:r>
+        <w:rPr>
+          <w:rFonts w:ascii="Microsoft JhengHei UI" w:eastAsia="Microsoft JhengHei UI" w:hAnsi="Microsoft JhengHei UI"/>
+          <w:szCs w:val="26"/>
+        </w:rPr>
+        <w:t xml:space="preserve">. </w:t>
+      </w:r>
+      <w:r>
+        <w:rPr>
+          <w:rFonts w:ascii="Microsoft JhengHei UI" w:eastAsia="Microsoft JhengHei UI" w:hAnsi="Microsoft JhengHei UI" w:hint="eastAsia"/>
+          <w:szCs w:val="26"/>
+        </w:rPr>
+        <w:t>F</w:t>
+      </w:r>
+      <w:r>
+        <w:rPr>
+          <w:rFonts w:ascii="Microsoft JhengHei UI" w:eastAsia="Microsoft JhengHei UI" w:hAnsi="Microsoft JhengHei UI"/>
+          <w:szCs w:val="26"/>
+        </w:rPr>
+        <w:t>ramework</w:t>
+      </w:r>
+      <w:r>
+        <w:rPr>
+          <w:rFonts w:ascii="Microsoft JhengHei UI" w:eastAsia="Microsoft JhengHei UI" w:hAnsi="Microsoft JhengHei UI" w:hint="eastAsia"/>
+          <w:szCs w:val="26"/>
+        </w:rPr>
+        <w:t>選擇可用的.</w:t>
+      </w:r>
+      <w:r>
+        <w:rPr>
+          <w:rFonts w:ascii="Microsoft JhengHei UI" w:eastAsia="Microsoft JhengHei UI" w:hAnsi="Microsoft JhengHei UI"/>
+          <w:szCs w:val="26"/>
+        </w:rPr>
+        <w:t>NET</w:t>
+      </w:r>
+      <w:r>
+        <w:rPr>
+          <w:rFonts w:ascii="Microsoft JhengHei UI" w:eastAsia="Microsoft JhengHei UI" w:hAnsi="Microsoft JhengHei UI" w:hint="eastAsia"/>
+          <w:szCs w:val="26"/>
+        </w:rPr>
+        <w:t>版本</w:t>
+      </w:r>
+    </w:p>
+    <w:p>
+      <w:pPr>
+        <w:widowControl/>
+        <w:rPr>
+          <w:rFonts w:ascii="Microsoft JhengHei UI" w:eastAsia="Microsoft JhengHei UI" w:hAnsi="Microsoft JhengHei UI"/>
+          <w:szCs w:val="26"/>
+        </w:rPr>
+      </w:pPr>
+      <w:r>
+        <w:rPr>
+          <w:rFonts w:ascii="Microsoft JhengHei UI" w:eastAsia="Microsoft JhengHei UI" w:hAnsi="Microsoft JhengHei UI"/>
+          <w:szCs w:val="26"/>
+        </w:rPr>
+        <w:t>2</w:t>
+      </w:r>
+      <w:r>
+        <w:rPr>
+          <w:rFonts w:ascii="Microsoft JhengHei UI" w:eastAsia="Microsoft JhengHei UI" w:hAnsi="Microsoft JhengHei UI" w:hint="eastAsia"/>
+          <w:szCs w:val="26"/>
+        </w:rPr>
+        <w:t xml:space="preserve">. </w:t>
+      </w:r>
+      <w:r>
+        <w:rPr>
+          <w:rFonts w:ascii="Microsoft JhengHei UI" w:eastAsia="Microsoft JhengHei UI" w:hAnsi="Microsoft JhengHei UI"/>
+          <w:szCs w:val="26"/>
+        </w:rPr>
+        <w:t>Configure for HTTPS</w:t>
+      </w:r>
+      <w:r>
+        <w:rPr>
+          <w:rFonts w:ascii="Microsoft JhengHei UI" w:eastAsia="Microsoft JhengHei UI" w:hAnsi="Microsoft JhengHei UI" w:hint="eastAsia"/>
+          <w:szCs w:val="26"/>
+        </w:rPr>
+        <w:t>關閉</w:t>
+      </w:r>
+    </w:p>
+    <w:p>
+      <w:pPr>
+        <w:widowControl/>
+        <w:rPr>
+          <w:rFonts w:ascii="Microsoft JhengHei UI" w:eastAsia="Microsoft JhengHei UI" w:hAnsi="Microsoft JhengHei UI"/>
+          <w:szCs w:val="26"/>
+        </w:rPr>
+      </w:pPr>
+      <w:r>
+        <w:rPr>
+          <w:rFonts w:ascii="Microsoft JhengHei UI" w:eastAsia="Microsoft JhengHei UI" w:hAnsi="Microsoft JhengHei UI"/>
+          <w:szCs w:val="26"/>
+        </w:rPr>
+        <w:t>3. E</w:t>
+      </w:r>
+      <w:r>
+        <w:rPr>
+          <w:rFonts w:ascii="Microsoft JhengHei UI" w:eastAsia="Microsoft JhengHei UI" w:hAnsi="Microsoft JhengHei UI" w:hint="eastAsia"/>
+          <w:szCs w:val="26"/>
+        </w:rPr>
+        <w:t>n</w:t>
+      </w:r>
+      <w:r>
+        <w:rPr>
+          <w:rFonts w:ascii="Microsoft JhengHei UI" w:eastAsia="Microsoft JhengHei UI" w:hAnsi="Microsoft JhengHei UI"/>
+          <w:szCs w:val="26"/>
+        </w:rPr>
+        <w:t>able container support</w:t>
+      </w:r>
+      <w:r>
+        <w:rPr>
+          <w:rFonts w:ascii="Microsoft JhengHei UI" w:eastAsia="Microsoft JhengHei UI" w:hAnsi="Microsoft JhengHei UI" w:hint="eastAsia"/>
+          <w:szCs w:val="26"/>
+        </w:rPr>
+        <w:t>關閉</w:t>
+      </w:r>
+    </w:p>
+    <w:p>
+      <w:pPr>
+        <w:widowControl/>
+        <w:rPr>
+          <w:rFonts w:ascii="Microsoft JhengHei UI" w:eastAsia="Microsoft JhengHei UI" w:hAnsi="Microsoft JhengHei UI"/>
+          <w:szCs w:val="26"/>
+        </w:rPr>
+      </w:pPr>
+      <w:r>
+        <w:rPr>
+          <w:rFonts w:ascii="Microsoft JhengHei UI" w:eastAsia="Microsoft JhengHei UI" w:hAnsi="Microsoft JhengHei UI"/>
+          <w:szCs w:val="26"/>
+        </w:rPr>
+        <w:t xml:space="preserve">4. Enable </w:t>
+      </w:r>
+      <w:proofErr w:type="spellStart"/>
+      <w:r>
+        <w:rPr>
+          <w:rFonts w:ascii="Microsoft JhengHei UI" w:eastAsia="Microsoft JhengHei UI" w:hAnsi="Microsoft JhengHei UI"/>
+          <w:szCs w:val="26"/>
+        </w:rPr>
+        <w:t>OpenAPI</w:t>
+      </w:r>
+      <w:proofErr w:type="spellEnd"/>
+      <w:r>
+        <w:rPr>
+          <w:rFonts w:ascii="Microsoft JhengHei UI" w:eastAsia="Microsoft JhengHei UI" w:hAnsi="Microsoft JhengHei UI"/>
+          <w:szCs w:val="26"/>
+        </w:rPr>
+        <w:t xml:space="preserve"> support</w:t>
+      </w:r>
+      <w:r>
+        <w:rPr>
+          <w:rFonts w:ascii="Microsoft JhengHei UI" w:eastAsia="Microsoft JhengHei UI" w:hAnsi="Microsoft JhengHei UI" w:hint="eastAsia"/>
+          <w:szCs w:val="26"/>
+        </w:rPr>
+        <w:t>關閉</w:t>
+      </w:r>
+    </w:p>
+    <w:p>
+      <w:pPr>
+        <w:widowControl/>
+        <w:rPr>
+          <w:rFonts w:ascii="Microsoft JhengHei UI" w:eastAsia="Microsoft JhengHei UI" w:hAnsi="Microsoft JhengHei UI"/>
+          <w:szCs w:val="26"/>
+        </w:rPr>
+      </w:pPr>
+      <w:r>
+        <w:rPr>
+          <w:rFonts w:ascii="Microsoft JhengHei UI" w:eastAsia="Microsoft JhengHei UI" w:hAnsi="Microsoft JhengHei UI"/>
+          <w:szCs w:val="26"/>
+        </w:rPr>
+        <w:t>5.</w:t>
+      </w:r>
+      <w:r>
+        <w:rPr>
+          <w:rFonts w:ascii="Microsoft JhengHei UI" w:eastAsia="Microsoft JhengHei UI" w:hAnsi="Microsoft JhengHei UI" w:hint="eastAsia"/>
+          <w:szCs w:val="26"/>
+        </w:rPr>
+        <w:t xml:space="preserve"> Us</w:t>
+      </w:r>
+      <w:r>
+        <w:rPr>
+          <w:rFonts w:ascii="Microsoft JhengHei UI" w:eastAsia="Microsoft JhengHei UI" w:hAnsi="Microsoft JhengHei UI"/>
+          <w:szCs w:val="26"/>
+        </w:rPr>
+        <w:t>e controllers</w:t>
+      </w:r>
+      <w:r>
+        <w:rPr>
+          <w:rFonts w:ascii="Microsoft JhengHei UI" w:eastAsia="Microsoft JhengHei UI" w:hAnsi="Microsoft JhengHei UI" w:hint="eastAsia"/>
+          <w:szCs w:val="26"/>
+        </w:rPr>
+        <w:t>開啟</w:t>
+      </w:r>
+    </w:p>
+    <w:p>
+      <w:pPr>
+        <w:widowControl/>
+        <w:rPr>
+          <w:rFonts w:ascii="Microsoft JhengHei UI" w:eastAsia="Microsoft JhengHei UI" w:hAnsi="Microsoft JhengHei UI"/>
+          <w:sz w:val="26"/>
+          <w:szCs w:val="26"/>
+        </w:rPr>
+      </w:pPr>
+      <w:r>
+        <w:rPr>
+          <w:rFonts w:ascii="Microsoft JhengHei UI" w:eastAsia="Microsoft JhengHei UI" w:hAnsi="Microsoft JhengHei UI" w:hint="eastAsia"/>
+          <w:sz w:val="26"/>
+          <w:szCs w:val="26"/>
+        </w:rPr>
+        <w:t>(</w:t>
+      </w:r>
+      <w:r>
+        <w:rPr>
+          <w:rFonts w:ascii="Microsoft JhengHei UI" w:eastAsia="Microsoft JhengHei UI" w:hAnsi="Microsoft JhengHei UI"/>
+          <w:sz w:val="26"/>
+          <w:szCs w:val="26"/>
+        </w:rPr>
+        <w:t>2</w:t>
+      </w:r>
+      <w:r>
+        <w:rPr>
+          <w:rFonts w:ascii="Microsoft JhengHei UI" w:eastAsia="Microsoft JhengHei UI" w:hAnsi="Microsoft JhengHei UI" w:hint="eastAsia"/>
+          <w:sz w:val="26"/>
+          <w:szCs w:val="26"/>
+        </w:rPr>
+        <w:t>) 安裝套件</w:t>
+      </w:r>
+    </w:p>
+    <w:p>
+      <w:pPr>
+        <w:widowControl/>
+        <w:rPr>
+          <w:rFonts w:ascii="Microsoft JhengHei UI" w:eastAsia="Microsoft JhengHei UI" w:hAnsi="Microsoft JhengHei UI"/>
+          <w:szCs w:val="24"/>
+        </w:rPr>
+      </w:pPr>
+      <w:r>
+        <w:rPr>
+          <w:rFonts w:ascii="Microsoft JhengHei UI" w:eastAsia="Microsoft JhengHei UI" w:hAnsi="Microsoft JhengHei UI" w:hint="eastAsia"/>
+          <w:szCs w:val="24"/>
+        </w:rPr>
+        <w:t>依照前面重要套件所述安裝相關套件</w:t>
+      </w:r>
+      <w:r>
+        <w:rPr>
+          <w:rFonts w:ascii="Microsoft JhengHei UI" w:eastAsia="Microsoft JhengHei UI" w:hAnsi="Microsoft JhengHei UI" w:hint="eastAsia"/>
+          <w:szCs w:val="24"/>
+        </w:rPr>
+        <w:t>。</w:t>
+      </w:r>
+    </w:p>
+    <w:p>
+      <w:pPr>
+        <w:widowControl/>
+        <w:rPr>
+          <w:rFonts w:ascii="Microsoft JhengHei UI" w:eastAsia="Microsoft JhengHei UI" w:hAnsi="Microsoft JhengHei UI"/>
+          <w:szCs w:val="24"/>
+        </w:rPr>
+      </w:pPr>
+      <w:r>
+        <w:rPr>
+          <w:rFonts w:ascii="Microsoft JhengHei UI" w:eastAsia="Microsoft JhengHei UI" w:hAnsi="Microsoft JhengHei UI" w:hint="eastAsia"/>
+          <w:szCs w:val="24"/>
+        </w:rPr>
+        <w:t>(3) 設定資料庫連線</w:t>
+      </w:r>
+    </w:p>
+    <w:p>
+      <w:pPr>
+        <w:widowControl/>
+        <w:rPr>
+          <w:rFonts w:ascii="Microsoft JhengHei UI" w:eastAsia="Microsoft JhengHei UI" w:hAnsi="Microsoft JhengHei UI" w:hint="eastAsia"/>
+          <w:szCs w:val="24"/>
+        </w:rPr>
+      </w:pPr>
     </w:p>
     <w:sectPr>
       <w:pgSz w:w="11906" w:h="16838"/>
@@ -25850,7 +34501,7 @@
       <w:lvlText w:val="%1."/>
       <w:lvlJc w:val="left"/>
       <w:pPr>
-        <w:ind w:left="840" w:hanging="360"/>
+        <w:ind w:left="360" w:hanging="360"/>
       </w:pPr>
       <w:rPr>
         <w:rFonts w:hint="default"/>
@@ -25862,7 +34513,7 @@
       <w:lvlText w:val="%2、"/>
       <w:lvlJc w:val="left"/>
       <w:pPr>
-        <w:ind w:left="1440" w:hanging="480"/>
+        <w:ind w:left="960" w:hanging="480"/>
       </w:pPr>
     </w:lvl>
     <w:lvl w:ilvl="2" w:tplc="0409001B" w:tentative="1">
@@ -25871,7 +34522,7 @@
       <w:lvlText w:val="%3."/>
       <w:lvlJc w:val="right"/>
       <w:pPr>
-        <w:ind w:left="1920" w:hanging="480"/>
+        <w:ind w:left="1440" w:hanging="480"/>
       </w:pPr>
     </w:lvl>
     <w:lvl w:ilvl="3" w:tplc="0409000F" w:tentative="1">
@@ -25880,7 +34531,7 @@
       <w:lvlText w:val="%4."/>
       <w:lvlJc w:val="left"/>
       <w:pPr>
-        <w:ind w:left="2400" w:hanging="480"/>
+        <w:ind w:left="1920" w:hanging="480"/>
       </w:pPr>
     </w:lvl>
     <w:lvl w:ilvl="4" w:tplc="04090019" w:tentative="1">
@@ -25889,7 +34540,7 @@
       <w:lvlText w:val="%5、"/>
       <w:lvlJc w:val="left"/>
       <w:pPr>
-        <w:ind w:left="2880" w:hanging="480"/>
+        <w:ind w:left="2400" w:hanging="480"/>
       </w:pPr>
     </w:lvl>
     <w:lvl w:ilvl="5" w:tplc="0409001B" w:tentative="1">
@@ -25898,7 +34549,7 @@
       <w:lvlText w:val="%6."/>
       <w:lvlJc w:val="right"/>
       <w:pPr>
-        <w:ind w:left="3360" w:hanging="480"/>
+        <w:ind w:left="2880" w:hanging="480"/>
       </w:pPr>
     </w:lvl>
     <w:lvl w:ilvl="6" w:tplc="0409000F" w:tentative="1">
@@ -25907,7 +34558,7 @@
       <w:lvlText w:val="%7."/>
       <w:lvlJc w:val="left"/>
       <w:pPr>
-        <w:ind w:left="3840" w:hanging="480"/>
+        <w:ind w:left="3360" w:hanging="480"/>
       </w:pPr>
     </w:lvl>
     <w:lvl w:ilvl="7" w:tplc="04090019" w:tentative="1">
@@ -25916,7 +34567,7 @@
       <w:lvlText w:val="%8、"/>
       <w:lvlJc w:val="left"/>
       <w:pPr>
-        <w:ind w:left="4320" w:hanging="480"/>
+        <w:ind w:left="3840" w:hanging="480"/>
       </w:pPr>
     </w:lvl>
     <w:lvl w:ilvl="8" w:tplc="0409001B" w:tentative="1">
@@ -25925,7 +34576,7 @@
       <w:lvlText w:val="%9."/>
       <w:lvlJc w:val="right"/>
       <w:pPr>
-        <w:ind w:left="4800" w:hanging="480"/>
+        <w:ind w:left="4320" w:hanging="480"/>
       </w:pPr>
     </w:lvl>
   </w:abstractNum>
@@ -26435,7 +35086,6 @@
   <w:style w:type="character" w:default="1" w:styleId="DefaultParagraphFont">
     <w:name w:val="Default Paragraph Font"/>
     <w:uiPriority w:val="1"/>
-    <w:semiHidden/>
     <w:unhideWhenUsed/>
   </w:style>
   <w:style w:type="table" w:default="1" w:styleId="TableNormal">
@@ -26834,7 +35484,7 @@
 </file>
 
 <file path=customXml/itemProps1.xml><?xml version="1.0" encoding="utf-8"?>
-<ds:datastoreItem xmlns:ds="http://schemas.openxmlformats.org/officeDocument/2006/customXml" ds:itemID="{A81A1959-5DA1-49D9-98C4-624810027CEC}">
+<ds:datastoreItem xmlns:ds="http://schemas.openxmlformats.org/officeDocument/2006/customXml" ds:itemID="{64D014C1-EC06-4A24-B1E5-DF4BF7A70F62}">
   <ds:schemaRefs>
     <ds:schemaRef ds:uri="http://schemas.openxmlformats.org/officeDocument/2006/bibliography"/>
   </ds:schemaRefs>
